--- a/downloads/teacher/ai-4-week-29.docx
+++ b/downloads/teacher/ai-4-week-29.docx
@@ -3425,6 +3425,396 @@
         <w:t>For your Responsible Plant Classifier, save the input, procedure, observed result and limitation of this check. Label this worked example as practice; use a different, previously unreviewed case when checking independent understanding.</w:t>
       </w:r>
     </w:p>
+    <w:p>
+      <w:pPr>
+        <w:pStyle w:val="Heading1"/>
+      </w:pPr>
+      <w:r>
+        <w:t>07. Prepare, teach and assess</w:t>
+      </w:r>
+    </w:p>
+    <w:p>
+      <w:r>
+        <w:t>Teaching target: Create features available at prediction time</w:t>
+      </w:r>
+    </w:p>
+    <w:p>
+      <w:r>
+        <w:t>Prepare the labelled worked-case picture, the matching workbook, fictional input cards and a place for individual responses. Check a local Python 3 environment before class; have a paper-trace version ready.</w:t>
+      </w:r>
+    </w:p>
+    <w:tbl>
+      <w:tblPr>
+        <w:tblStyle w:val="LightShading-Accent1"/>
+        <w:tblW w:type="auto" w:w="0"/>
+        <w:tblLook w:firstColumn="1" w:firstRow="1" w:lastColumn="0" w:lastRow="0" w:noHBand="0" w:noVBand="1" w:val="04A0"/>
+      </w:tblPr>
+      <w:tblGrid>
+        <w:gridCol w:w="3408"/>
+        <w:gridCol w:w="3408"/>
+        <w:gridCol w:w="3408"/>
+      </w:tblGrid>
+      <w:tr>
+        <w:trPr>
+          <w:tblHeader/>
+        </w:trPr>
+        <w:tc>
+          <w:tcPr>
+            <w:tcW w:type="dxa" w:w="3408"/>
+          </w:tcPr>
+          <w:p>
+            <w:r>
+              <w:t>Session</w:t>
+            </w:r>
+          </w:p>
+        </w:tc>
+        <w:tc>
+          <w:tcPr>
+            <w:tcW w:type="dxa" w:w="3408"/>
+          </w:tcPr>
+          <w:p>
+            <w:r>
+              <w:t>Plan</w:t>
+            </w:r>
+          </w:p>
+        </w:tc>
+        <w:tc>
+          <w:tcPr>
+            <w:tcW w:type="dxa" w:w="3408"/>
+          </w:tcPr>
+          <w:p>
+            <w:r>
+              <w:t>Resources</w:t>
+            </w:r>
+          </w:p>
+        </w:tc>
+      </w:tr>
+      <w:tr>
+        <w:tc>
+          <w:tcPr>
+            <w:tcW w:type="dxa" w:w="3408"/>
+          </w:tcPr>
+          <w:p>
+            <w:r>
+              <w:t>Session 1 · Understand · 45 min</w:t>
+            </w:r>
+          </w:p>
+        </w:tc>
+        <w:tc>
+          <w:tcPr>
+            <w:tcW w:type="dxa" w:w="3408"/>
+          </w:tcPr>
+          <w:p>
+            <w:r>
+              <w:t>0–7: recall and prerequisite; 7–15: inspect the concrete case and predict; 15–30: teacher models the worked trace; 30–40: learners explain a step using the text and visual; 40–45: check the core idea.</w:t>
+            </w:r>
+          </w:p>
+        </w:tc>
+        <w:tc>
+          <w:tcPr>
+            <w:tcW w:type="dxa" w:w="3408"/>
+          </w:tcPr>
+          <w:p>
+            <w:r>
+              <w:t>Sections 1–6; record the brief recall in the workbook.</w:t>
+            </w:r>
+          </w:p>
+        </w:tc>
+      </w:tr>
+      <w:tr>
+        <w:tc>
+          <w:tcPr>
+            <w:tcW w:type="dxa" w:w="3408"/>
+          </w:tcPr>
+          <w:p>
+            <w:r>
+              <w:t>Session 2 · Practise · 45 min</w:t>
+            </w:r>
+          </w:p>
+        </w:tc>
+        <w:tc>
+          <w:tcPr>
+            <w:tcW w:type="dxa" w:w="3408"/>
+          </w:tcPr>
+          <w:p>
+            <w:r>
+              <w:t>0–5: retrieve the procedure; 5–15: W2 completion practice; 15–23: explain and check with a partner; 23–30: each learner answers the misconception check; 30–40: targeted reteaching or a harder variation; 40–45: prepare the investigation.</w:t>
+            </w:r>
+          </w:p>
+        </w:tc>
+        <w:tc>
+          <w:tcPr>
+            <w:tcW w:type="dxa" w:w="3408"/>
+          </w:tcPr>
+          <w:p>
+            <w:r>
+              <w:t>Sections 7–10; use the matching workbook W2 and misconception check.</w:t>
+            </w:r>
+          </w:p>
+        </w:tc>
+      </w:tr>
+      <w:tr>
+        <w:tc>
+          <w:tcPr>
+            <w:tcW w:type="dxa" w:w="3408"/>
+          </w:tcPr>
+          <w:p>
+            <w:r>
+              <w:t>Session 3 · Investigate and transfer · 45 min</w:t>
+            </w:r>
+          </w:p>
+        </w:tc>
+        <w:tc>
+          <w:tcPr>
+            <w:tcW w:type="dxa" w:w="3408"/>
+          </w:tcPr>
+          <w:p>
+            <w:r>
+              <w:t>0–5: retrieve the decision rule; 5–20: investigate or trace; 20–30: start the independent case; 30–38: connect the project; 38–43: act on feedback; 43–45: plan the return check.</w:t>
+            </w:r>
+          </w:p>
+        </w:tc>
+        <w:tc>
+          <w:tcPr>
+            <w:tcW w:type="dxa" w:w="3408"/>
+          </w:tcPr>
+          <w:p>
+            <w:r>
+              <w:t>Sections 9 and 11–14. Give extra time to finish the full task set; use Section 15 when the week includes a coding lab.</w:t>
+            </w:r>
+          </w:p>
+        </w:tc>
+      </w:tr>
+    </w:tbl>
+    <w:p>
+      <w:r>
+        <w:t>Before class, solve the supported practice: Center the validation area using the frozen training mean.</w:t>
+      </w:r>
+    </w:p>
+    <w:p>
+      <w:r>
+        <w:t>Reasoned practice answer: Teacher explanation: Area 10; centered 10-20/3=10/3 square cm. Validation does not change the fitted mean.</w:t>
+      </w:r>
+    </w:p>
+    <w:p>
+      <w:r>
+        <w:t>Check every learner before discussion: Use the worked case for Feature engineering. Proposed explanation: “A final answer is enough”. Decide whether this explanation is supported. Point to the step or supplied fact that decides; explain your repair if needed.</w:t>
+      </w:r>
+    </w:p>
+    <w:p>
+      <w:r>
+        <w:t>Misconception repair: Ask for the relevant counts, units, procedure or saved record. For this week: Areas 6, 8, 6 square cm; training mean 20/3 square cm.</w:t>
+      </w:r>
+    </w:p>
+    <w:p>
+      <w:r>
+        <w:t>Support: read the exact case aloud, enlarge the labelled picture, supply input cards and model only the first deciding step. Accept a spoken explanation or drawing; retain the reasoning goal.</w:t>
+      </w:r>
+    </w:p>
+    <w:p>
+      <w:r>
+        <w:t>Extension: Include the query in the centering mean. Require a prediction and a reason before comparing. Expected result: Mean becomes26/4=6.5 cm² and query feature1.5 cm²; this changes the fitted transformation. Reason: A held-out input should not silently redefine a training-fitted preprocessing step.</w:t>
+      </w:r>
+    </w:p>
+    <w:p>
+      <w:r>
+        <w:t>Independent assessment: withhold the reserved answer until the learner has attempted the new case. Record support separately from correctness.</w:t>
+      </w:r>
+    </w:p>
+    <w:tbl>
+      <w:tblPr>
+        <w:tblStyle w:val="LightShading-Accent1"/>
+        <w:tblW w:type="auto" w:w="0"/>
+        <w:tblLook w:firstColumn="1" w:firstRow="1" w:lastColumn="0" w:lastRow="0" w:noHBand="0" w:noVBand="1" w:val="04A0"/>
+      </w:tblPr>
+      <w:tblGrid>
+        <w:gridCol w:w="2556"/>
+        <w:gridCol w:w="2556"/>
+        <w:gridCol w:w="2556"/>
+        <w:gridCol w:w="2556"/>
+      </w:tblGrid>
+      <w:tr>
+        <w:trPr>
+          <w:tblHeader/>
+        </w:trPr>
+        <w:tc>
+          <w:tcPr>
+            <w:tcW w:type="dxa" w:w="2556"/>
+          </w:tcPr>
+          <w:p>
+            <w:r>
+              <w:t>Criterion</w:t>
+            </w:r>
+          </w:p>
+        </w:tc>
+        <w:tc>
+          <w:tcPr>
+            <w:tcW w:type="dxa" w:w="2556"/>
+          </w:tcPr>
+          <w:p>
+            <w:r>
+              <w:t>Not yet</w:t>
+            </w:r>
+          </w:p>
+        </w:tc>
+        <w:tc>
+          <w:tcPr>
+            <w:tcW w:type="dxa" w:w="2556"/>
+          </w:tcPr>
+          <w:p>
+            <w:r>
+              <w:t>With support</w:t>
+            </w:r>
+          </w:p>
+        </w:tc>
+        <w:tc>
+          <w:tcPr>
+            <w:tcW w:type="dxa" w:w="2556"/>
+          </w:tcPr>
+          <w:p>
+            <w:r>
+              <w:t>Independent</w:t>
+            </w:r>
+          </w:p>
+        </w:tc>
+      </w:tr>
+      <w:tr>
+        <w:tc>
+          <w:tcPr>
+            <w:tcW w:type="dxa" w:w="2556"/>
+          </w:tcPr>
+          <w:p>
+            <w:r>
+              <w:t>Explanation</w:t>
+            </w:r>
+          </w:p>
+        </w:tc>
+        <w:tc>
+          <w:tcPr>
+            <w:tcW w:type="dxa" w:w="2556"/>
+          </w:tcPr>
+          <w:p>
+            <w:r>
+              <w:t>Names an answer without a deciding fact</w:t>
+            </w:r>
+          </w:p>
+        </w:tc>
+        <w:tc>
+          <w:tcPr>
+            <w:tcW w:type="dxa" w:w="2556"/>
+          </w:tcPr>
+          <w:p>
+            <w:r>
+              <w:t>Uses a hint to link fact and decision</w:t>
+            </w:r>
+          </w:p>
+        </w:tc>
+        <w:tc>
+          <w:tcPr>
+            <w:tcW w:type="dxa" w:w="2556"/>
+          </w:tcPr>
+          <w:p>
+            <w:r>
+              <w:t>Explains the deciding fact in own words</w:t>
+            </w:r>
+          </w:p>
+        </w:tc>
+      </w:tr>
+      <w:tr>
+        <w:tc>
+          <w:tcPr>
+            <w:tcW w:type="dxa" w:w="2556"/>
+          </w:tcPr>
+          <w:p>
+            <w:r>
+              <w:t>Trace or test</w:t>
+            </w:r>
+          </w:p>
+        </w:tc>
+        <w:tc>
+          <w:tcPr>
+            <w:tcW w:type="dxa" w:w="2556"/>
+          </w:tcPr>
+          <w:p>
+            <w:r>
+              <w:t>Cannot connect input and result</w:t>
+            </w:r>
+          </w:p>
+        </w:tc>
+        <w:tc>
+          <w:tcPr>
+            <w:tcW w:type="dxa" w:w="2556"/>
+          </w:tcPr>
+          <w:p>
+            <w:r>
+              <w:t>Completes steps with prompts</w:t>
+            </w:r>
+          </w:p>
+        </w:tc>
+        <w:tc>
+          <w:tcPr>
+            <w:tcW w:type="dxa" w:w="2556"/>
+          </w:tcPr>
+          <w:p>
+            <w:r>
+              <w:t>Traces or tests a changed case accurately</w:t>
+            </w:r>
+          </w:p>
+        </w:tc>
+      </w:tr>
+      <w:tr>
+        <w:tc>
+          <w:tcPr>
+            <w:tcW w:type="dxa" w:w="2556"/>
+          </w:tcPr>
+          <w:p>
+            <w:r>
+              <w:t>Limits and revision</w:t>
+            </w:r>
+          </w:p>
+        </w:tc>
+        <w:tc>
+          <w:tcPr>
+            <w:tcW w:type="dxa" w:w="2556"/>
+          </w:tcPr>
+          <w:p>
+            <w:r>
+              <w:t>Claims more than evidence supports</w:t>
+            </w:r>
+          </w:p>
+        </w:tc>
+        <w:tc>
+          <w:tcPr>
+            <w:tcW w:type="dxa" w:w="2556"/>
+          </w:tcPr>
+          <w:p>
+            <w:r>
+              <w:t>Names a limit after a prompt</w:t>
+            </w:r>
+          </w:p>
+        </w:tc>
+        <w:tc>
+          <w:tcPr>
+            <w:tcW w:type="dxa" w:w="2556"/>
+          </w:tcPr>
+          <w:p>
+            <w:r>
+              <w:t>States a defensible limit and useful next test</w:t>
+            </w:r>
+          </w:p>
+        </w:tc>
+      </w:tr>
+    </w:tbl>
+    <w:p>
+      <w:r>
+        <w:t>Project checkpoint: Prepare the demonstration. Gather reproducible instructions, evidence, access checks and remaining limitations.</w:t>
+      </w:r>
+    </w:p>
+    <w:p>
+      <w:r>
+        <w:t>Use the weekly teacher answer for topic-specific reasoning. A saved progress tick is an activity record; judge mastery from the learner’s explanation and evidence.</w:t>
+      </w:r>
+    </w:p>
     <w:sectPr>
       <w:pgSz w:w="12240" w:h="15840"/>
       <w:pgMar w:top="936" w:right="1008" w:bottom="936" w:left="1008" w:header="720" w:footer="720" w:gutter="0"/>

--- a/downloads/teacher/ai-4-week-29.docx
+++ b/downloads/teacher/ai-4-week-29.docx
@@ -3815,6 +3815,39 @@
         <w:t>Use the weekly teacher answer for topic-specific reasoning. A saved progress tick is an activity record; judge mastery from the learner’s explanation and evidence.</w:t>
       </w:r>
     </w:p>
+    <w:p>
+      <w:pPr>
+        <w:pStyle w:val="Heading1"/>
+      </w:pPr>
+      <w:r>
+        <w:t>08. Use feedback, labs and repair paths</w:t>
+      </w:r>
+    </w:p>
+    <w:p>
+      <w:r>
+        <w:t>Use the two formative questions as supported practice, not as independent mastery scores. Discuss the deciding evidence rather than accepting a guessed selection.</w:t>
+      </w:r>
+    </w:p>
+    <w:p>
+      <w:r>
+        <w:t>The feedback comes from the reviewed public worked case. Do not reveal the separately reserved independent teacher answer until the learner has attempted that case.</w:t>
+      </w:r>
+    </w:p>
+    <w:p>
+      <w:r>
+        <w:t>Ask students to predict before running code. Preserve errors and actual outputs; collect a changed test and an explanation. The branch-boundary and indexing lessons deliberately include failure cases.</w:t>
+      </w:r>
+    </w:p>
+    <w:p>
+      <w:r>
+        <w:t>Use the earlier worked-explanation links to address a specific missing building block, then return to the current question. Adapt this suggestion after observing the learner; it is not an automatic diagnosis.</w:t>
+      </w:r>
+    </w:p>
+    <w:p>
+      <w:r>
+        <w:t>Collect the completed-work portfolio as evidence. Record support separately from correctness, and assess explanation, trace/test and limitations. Progress ticks and quiz selections alone do not establish mastery.</w:t>
+      </w:r>
+    </w:p>
     <w:sectPr>
       <w:pgSz w:w="12240" w:h="15840"/>
       <w:pgMar w:top="936" w:right="1008" w:bottom="936" w:left="1008" w:header="720" w:footer="720" w:gutter="0"/>

--- a/downloads/teacher/ai-4-week-29.docx
+++ b/downloads/teacher/ai-4-week-29.docx
@@ -29,6 +29,11 @@
       </w:r>
     </w:p>
     <w:p>
+      <w:r>
+        <w:t>Prepare Feature Engineering: check the target, prerequisites, resources and adaptable teaching schedule.</w:t>
+      </w:r>
+    </w:p>
+    <w:p>
       <w:pPr>
         <w:pStyle w:val="Heading3"/>
       </w:pPr>
@@ -37,8 +42,26 @@
       </w:r>
     </w:p>
     <w:p>
-      <w:r>
-        <w:t>Primary target: Create features available at prediction time</w:t>
+      <w:pPr>
+        <w:spacing w:line="336" w:lineRule="auto" w:after="180"/>
+      </w:pPr>
+      <w:r>
+        <w:rPr>
+          <w:b w:val="0"/>
+        </w:rPr>
+        <w:t xml:space="preserve">Primary target: Create features available at </w:t>
+      </w:r>
+      <w:r>
+        <w:rPr>
+          <w:b/>
+        </w:rPr>
+        <w:t>prediction</w:t>
+      </w:r>
+      <w:r>
+        <w:rPr>
+          <w:b w:val="0"/>
+        </w:rPr>
+        <w:t xml:space="preserve"> time</w:t>
       </w:r>
     </w:p>
     <w:tbl>
@@ -185,8 +208,37 @@
       </w:tr>
     </w:tbl>
     <w:p>
-      <w:r>
-        <w:t>This is a starting allocation of 135 minutes, not a validated duration. Preserve all named topics. Schedule extra time for connected examples, the full investigation, independent cases and project building. Repeated copies of a case share one recorded attempt; they are not new evidence.</w:t>
+      <w:pPr>
+        <w:spacing w:line="336" w:lineRule="auto" w:after="180"/>
+      </w:pPr>
+      <w:r>
+        <w:rPr>
+          <w:b w:val="0"/>
+        </w:rPr>
+        <w:t>This is a starting allocation of 135 minutes, not a validated duration. Preserve all named topics. Schedule extra time for connected examples, the full investigation, independent cases and project building.</w:t>
+      </w:r>
+    </w:p>
+    <w:p>
+      <w:pPr>
+        <w:spacing w:line="336" w:lineRule="auto" w:after="180"/>
+      </w:pPr>
+      <w:r>
+        <w:rPr>
+          <w:b w:val="0"/>
+        </w:rPr>
+        <w:t xml:space="preserve">Repeated copies of a case share one recorded attempt; they are not new </w:t>
+      </w:r>
+      <w:r>
+        <w:rPr>
+          <w:b/>
+        </w:rPr>
+        <w:t>evidence</w:t>
+      </w:r>
+      <w:r>
+        <w:rPr>
+          <w:b w:val="0"/>
+        </w:rPr>
+        <w:t>.</w:t>
       </w:r>
     </w:p>
     <w:p>
@@ -206,17 +258,47 @@
       </w:r>
     </w:p>
     <w:p>
-      <w:r>
+      <w:pPr>
+        <w:spacing w:line="336" w:lineRule="auto" w:after="180"/>
+      </w:pPr>
+      <w:r>
+        <w:rPr>
+          <w:b w:val="0"/>
+        </w:rPr>
         <w:t>Without opening the old lesson, explain one key idea from Learning Curves. Give an example and a mistake that the idea helps you avoid.</w:t>
       </w:r>
     </w:p>
     <w:p>
-      <w:r>
-        <w:t>Look for: Read training-size learning curves</w:t>
-      </w:r>
-    </w:p>
-    <w:p>
-      <w:r>
+      <w:pPr>
+        <w:spacing w:line="336" w:lineRule="auto" w:after="180"/>
+      </w:pPr>
+      <w:r>
+        <w:rPr>
+          <w:b w:val="0"/>
+        </w:rPr>
+        <w:t xml:space="preserve">Look for: Read </w:t>
+      </w:r>
+      <w:r>
+        <w:rPr>
+          <w:b/>
+        </w:rPr>
+        <w:t>training</w:t>
+      </w:r>
+      <w:r>
+        <w:rPr>
+          <w:b w:val="0"/>
+        </w:rPr>
+        <w:t>-size learning curves</w:t>
+      </w:r>
+    </w:p>
+    <w:p>
+      <w:pPr>
+        <w:spacing w:line="336" w:lineRule="auto" w:after="180"/>
+      </w:pPr>
+      <w:r>
+        <w:rPr>
+          <w:b w:val="0"/>
+        </w:rPr>
         <w:t>Reference example, not the only acceptable wording: Teacher explanation: Mean(5+7+6)/3=6; range 7-5=2.</w:t>
       </w:r>
     </w:p>
@@ -229,17 +311,35 @@
       </w:r>
     </w:p>
     <w:p>
-      <w:r>
+      <w:pPr>
+        <w:spacing w:line="336" w:lineRule="auto" w:after="180"/>
+      </w:pPr>
+      <w:r>
+        <w:rPr>
+          <w:b w:val="0"/>
+        </w:rPr>
         <w:t>Without opening the old lesson, explain one key idea from Reproducible Experiments. Give an example and a mistake that the idea helps you avoid.</w:t>
       </w:r>
     </w:p>
     <w:p>
-      <w:r>
+      <w:pPr>
+        <w:spacing w:line="336" w:lineRule="auto" w:after="180"/>
+      </w:pPr>
+      <w:r>
+        <w:rPr>
+          <w:b w:val="0"/>
+        </w:rPr>
         <w:t>Look for: Record enough detail to reproduce a run</w:t>
       </w:r>
     </w:p>
     <w:p>
-      <w:r>
+      <w:pPr>
+        <w:spacing w:line="336" w:lineRule="auto" w:after="180"/>
+      </w:pPr>
+      <w:r>
+        <w:rPr>
+          <w:b w:val="0"/>
+        </w:rPr>
         <w:t>Reference example, not the only acceptable wording: Teacher explanation: Mean 70 percent; range 80-60=20 percentage points, across the three declared runs.</w:t>
       </w:r>
     </w:p>
@@ -252,22 +352,46 @@
       </w:r>
     </w:p>
     <w:p>
-      <w:r>
+      <w:pPr>
+        <w:spacing w:line="336" w:lineRule="auto" w:after="180"/>
+      </w:pPr>
+      <w:r>
+        <w:rPr>
+          <w:b w:val="0"/>
+        </w:rPr>
         <w:t>Without opening the old lesson, explain one key idea from Hold Out Test Data. Give an example and a mistake that the idea helps you avoid.</w:t>
       </w:r>
     </w:p>
     <w:p>
-      <w:r>
+      <w:pPr>
+        <w:spacing w:line="336" w:lineRule="auto" w:after="180"/>
+      </w:pPr>
+      <w:r>
+        <w:rPr>
+          <w:b w:val="0"/>
+        </w:rPr>
         <w:t>Look for: Freeze the full evaluation procedure before testing</w:t>
       </w:r>
     </w:p>
     <w:p>
-      <w:r>
+      <w:pPr>
+        <w:spacing w:line="336" w:lineRule="auto" w:after="180"/>
+      </w:pPr>
+      <w:r>
+        <w:rPr>
+          <w:b w:val="0"/>
+        </w:rPr>
         <w:t>Reference example, not the only acceptable wording: Teacher explanation: Accuracy 15/20, precision 3/5, recall 3/6. Report TN 12 FP 2 FN 3 TP 3 and blocked positive.</w:t>
       </w:r>
     </w:p>
     <w:p>
-      <w:r>
+      <w:pPr>
+        <w:spacing w:line="336" w:lineRule="auto" w:after="180"/>
+      </w:pPr>
+      <w:r>
+        <w:rPr>
+          <w:b w:val="0"/>
+        </w:rPr>
         <w:t>Use the student module and workbook section with this exact week title. The worked case, independent question and answers below form one aligned lesson sequence.</w:t>
       </w:r>
     </w:p>
@@ -280,7 +404,13 @@
       </w:r>
     </w:p>
     <w:p>
-      <w:r>
+      <w:pPr>
+        <w:spacing w:line="336" w:lineRule="auto" w:after="180"/>
+      </w:pPr>
+      <w:r>
+        <w:rPr>
+          <w:b w:val="0"/>
+        </w:rPr>
         <w:t>Length=12 cm, width=30 mm. Compute length/width using matching units. Explain handling for zero or missing width and where learned scaling is fitted.</w:t>
       </w:r>
     </w:p>
@@ -293,8 +423,68 @@
       </w:r>
     </w:p>
     <w:p>
-      <w:r>
-        <w:t>Feature engineering transforms raw inputs into useful structure while preserving prediction-time availability and avoiding leakage.</w:t>
+      <w:pPr>
+        <w:spacing w:line="336" w:lineRule="auto" w:after="180"/>
+      </w:pPr>
+      <w:r>
+        <w:rPr>
+          <w:b/>
+        </w:rPr>
+        <w:t>Feature engineering</w:t>
+      </w:r>
+      <w:r>
+        <w:rPr>
+          <w:b w:val="0"/>
+        </w:rPr>
+        <w:t xml:space="preserve"> transforms raw </w:t>
+      </w:r>
+      <w:r>
+        <w:rPr>
+          <w:b/>
+        </w:rPr>
+        <w:t>input</w:t>
+      </w:r>
+      <w:r>
+        <w:rPr>
+          <w:b w:val="0"/>
+        </w:rPr>
+        <w:t xml:space="preserve">s into useful structure while preserving </w:t>
+      </w:r>
+      <w:r>
+        <w:rPr>
+          <w:b/>
+        </w:rPr>
+        <w:t>prediction</w:t>
+      </w:r>
+      <w:r>
+        <w:rPr>
+          <w:b w:val="0"/>
+        </w:rPr>
+        <w:t xml:space="preserve">-time </w:t>
+      </w:r>
+      <w:r>
+        <w:rPr>
+          <w:b/>
+        </w:rPr>
+        <w:t>availability</w:t>
+      </w:r>
+      <w:r>
+        <w:rPr>
+          <w:b w:val="0"/>
+        </w:rPr>
+        <w:t xml:space="preserve"> and avoiding </w:t>
+      </w:r>
+      <w:r>
+        <w:rPr>
+          <w:b/>
+        </w:rPr>
+        <w:t>leakage</w:t>
+      </w:r>
+      <w:r>
+        <w:rPr>
+          <w:b w:val="0"/>
+        </w:rPr>
+        <w:t>.</w:t>
       </w:r>
     </w:p>
     <w:tbl>
@@ -430,12 +620,38 @@
       </w:r>
     </w:p>
     <w:p>
-      <w:r>
+      <w:pPr>
+        <w:spacing w:line="336" w:lineRule="auto" w:after="180"/>
+      </w:pPr>
+      <w:r>
+        <w:rPr>
+          <w:b w:val="0"/>
+        </w:rPr>
         <w:t>Use the supplied scenario, student illustrations and blank paper. For numeric work, offer counters or a calculator after learners show the setup. Fictional records are supplied; personal data and paid accounts are unnecessary.</w:t>
       </w:r>
     </w:p>
     <w:p>
-      <w:r>
+      <w:pPr>
+        <w:pStyle w:val="Heading3"/>
+      </w:pPr>
+      <w:r>
+        <w:t>Alternative compact allocation</w:t>
+      </w:r>
+    </w:p>
+    <w:p>
+      <w:r>
+        <w:t>This compact option is not the full-week schedule. Use the main teaching cycle and allow extra sessions for the investigation, independent work and project.</w:t>
+      </w:r>
+    </w:p>
+    <w:p>
+      <w:pPr>
+        <w:spacing w:line="336" w:lineRule="auto" w:after="180"/>
+        <w:shd w:fill="F1F6F8"/>
+      </w:pPr>
+      <w:r>
+        <w:rPr>
+          <w:b w:val="0"/>
+        </w:rPr>
         <w:t>Allow 80 minutes: recall 8; explanation 12; worked demonstration 15; guided practice 20; independent assessment 15; project and reflection 10. Extend the lab into a second session when needed.</w:t>
       </w:r>
     </w:p>
@@ -448,8 +664,37 @@
       </w:r>
     </w:p>
     <w:p>
-      <w:r>
-        <w:t>Teach two 45-minute sessions. This week focuses on feature engineering. Model the worked example first, collect the new W 4 case independently before feedback, and use the fresh retry to check transfer. Award credit for traceable reasoning and bounded claims, including justified uncertainty.</w:t>
+      <w:pPr>
+        <w:spacing w:line="336" w:lineRule="auto" w:after="180"/>
+      </w:pPr>
+      <w:r>
+        <w:rPr>
+          <w:b w:val="0"/>
+        </w:rPr>
+        <w:t xml:space="preserve">Teach two 45-minute sessions. This week focuses on </w:t>
+      </w:r>
+      <w:r>
+        <w:rPr>
+          <w:b/>
+        </w:rPr>
+        <w:t>feature engineering</w:t>
+      </w:r>
+      <w:r>
+        <w:rPr>
+          <w:b w:val="0"/>
+        </w:rPr>
+        <w:t>. Model the worked example first, collect the new W 4 case independently before feedback, and use the fresh retry to check transfer.</w:t>
+      </w:r>
+    </w:p>
+    <w:p>
+      <w:pPr>
+        <w:spacing w:line="336" w:lineRule="auto" w:after="180"/>
+      </w:pPr>
+      <w:r>
+        <w:rPr>
+          <w:b w:val="0"/>
+        </w:rPr>
+        <w:t>Award credit for traceable reasoning and bounded claims, including justified uncertainty.</w:t>
       </w:r>
     </w:p>
     <w:p>
@@ -461,27 +706,81 @@
       </w:r>
     </w:p>
     <w:p>
-      <w:r>
-        <w:t>Evaluation values must not influence the learned transformation.</w:t>
-      </w:r>
-    </w:p>
-    <w:p>
-      <w:r>
+      <w:pPr>
+        <w:spacing w:line="336" w:lineRule="auto" w:after="180"/>
+      </w:pPr>
+      <w:r>
+        <w:rPr>
+          <w:b w:val="0"/>
+        </w:rPr>
+        <w:t xml:space="preserve">Evaluation values must not influence the learned </w:t>
+      </w:r>
+      <w:r>
+        <w:rPr>
+          <w:b/>
+        </w:rPr>
+        <w:t>transformation</w:t>
+      </w:r>
+      <w:r>
+        <w:rPr>
+          <w:b w:val="0"/>
+        </w:rPr>
+        <w:t>.</w:t>
+      </w:r>
+    </w:p>
+    <w:p>
+      <w:pPr>
+        <w:spacing w:line="336" w:lineRule="auto" w:after="180"/>
+      </w:pPr>
+      <w:r>
+        <w:rPr>
+          <w:b w:val="0"/>
+        </w:rPr>
         <w:t>Printed student lesson and workbook</w:t>
       </w:r>
     </w:p>
     <w:p>
-      <w:r>
+      <w:pPr>
+        <w:spacing w:line="336" w:lineRule="auto" w:after="180"/>
+      </w:pPr>
+      <w:r>
+        <w:rPr>
+          <w:b w:val="0"/>
+        </w:rPr>
         <w:t>Paper, pencils and a calculator for fractions</w:t>
       </w:r>
     </w:p>
     <w:p>
-      <w:r>
-        <w:t>The fictional examples and a blank evidence table</w:t>
-      </w:r>
-    </w:p>
-    <w:p>
-      <w:r>
+      <w:pPr>
+        <w:spacing w:line="336" w:lineRule="auto" w:after="180"/>
+      </w:pPr>
+      <w:r>
+        <w:rPr>
+          <w:b w:val="0"/>
+        </w:rPr>
+        <w:t xml:space="preserve">The fictional examples and a blank </w:t>
+      </w:r>
+      <w:r>
+        <w:rPr>
+          <w:b/>
+        </w:rPr>
+        <w:t>evidence</w:t>
+      </w:r>
+      <w:r>
+        <w:rPr>
+          <w:b w:val="0"/>
+        </w:rPr>
+        <w:t xml:space="preserve"> table</w:t>
+      </w:r>
+    </w:p>
+    <w:p>
+      <w:pPr>
+        <w:spacing w:line="336" w:lineRule="auto" w:after="180"/>
+      </w:pPr>
+      <w:r>
+        <w:rPr>
+          <w:b w:val="0"/>
+        </w:rPr>
         <w:t>Saved classroom project records for critique; no personal student dataset required</w:t>
       </w:r>
     </w:p>
@@ -494,8 +793,48 @@
       </w:r>
     </w:p>
     <w:p>
-      <w:r>
-        <w:t>Teach Week 21 as a two-session investigation using fictional data. In a fictional log, groups that practiced longer also scored higher: 1 hour with 4 points, 2 hours with 6 and 3 hours with 8. This pattern is an association. Prior experience could affect both practice choices and scores. The table alone cannot establish the effect of adding practice time. Assess the three stated outcomes through the independent task, not by copying the worked result.</w:t>
+      <w:pPr>
+        <w:spacing w:line="336" w:lineRule="auto" w:after="180"/>
+      </w:pPr>
+      <w:r>
+        <w:rPr>
+          <w:b w:val="0"/>
+        </w:rPr>
+        <w:t xml:space="preserve">Teach Week 21 as a two-session investigation using fictional data. In a fictional log, groups that practiced longer also scored higher: 1 hour with 4 points, 2 hours with 6 and 3 hours with 8. This pattern is an </w:t>
+      </w:r>
+      <w:r>
+        <w:rPr>
+          <w:b/>
+        </w:rPr>
+        <w:t>association</w:t>
+      </w:r>
+      <w:r>
+        <w:rPr>
+          <w:b w:val="0"/>
+        </w:rPr>
+        <w:t>.</w:t>
+      </w:r>
+    </w:p>
+    <w:p>
+      <w:pPr>
+        <w:spacing w:line="336" w:lineRule="auto" w:after="180"/>
+      </w:pPr>
+      <w:r>
+        <w:rPr>
+          <w:b w:val="0"/>
+        </w:rPr>
+        <w:t>Prior experience could affect both practice choices and scores. The table alone cannot establish the effect of adding practice time.</w:t>
+      </w:r>
+    </w:p>
+    <w:p>
+      <w:pPr>
+        <w:spacing w:line="336" w:lineRule="auto" w:after="180"/>
+      </w:pPr>
+      <w:r>
+        <w:rPr>
+          <w:b w:val="0"/>
+        </w:rPr>
+        <w:t>Assess the three stated outcomes through the independent task, not by copying the worked result.</w:t>
       </w:r>
     </w:p>
     <w:p>
@@ -507,23 +846,59 @@
       </w:r>
     </w:p>
     <w:p>
-      <w:r>
+      <w:pPr>
+        <w:spacing w:line="336" w:lineRule="auto" w:after="180"/>
+      </w:pPr>
+      <w:r>
+        <w:rPr>
+          <w:b w:val="0"/>
+        </w:rPr>
         <w:t>No; selection and coverage limit the claim.</w:t>
       </w:r>
     </w:p>
     <w:p>
-      <w:r>
+      <w:pPr>
+        <w:spacing w:line="336" w:lineRule="auto" w:after="180"/>
+      </w:pPr>
+      <w:r>
+        <w:rPr>
+          <w:b w:val="0"/>
+        </w:rPr>
         <w:t>Python 3 editor with a fresh local practice file</w:t>
       </w:r>
     </w:p>
     <w:p>
-      <w:r>
+      <w:pPr>
+        <w:spacing w:line="336" w:lineRule="auto" w:after="180"/>
+      </w:pPr>
+      <w:r>
+        <w:rPr>
+          <w:b w:val="0"/>
+        </w:rPr>
         <w:t>Paper trace table and the student workbook</w:t>
       </w:r>
     </w:p>
     <w:p>
-      <w:r>
-        <w:t>Fictional input records from this lesson; no real student identifiers</w:t>
+      <w:pPr>
+        <w:spacing w:line="336" w:lineRule="auto" w:after="180"/>
+      </w:pPr>
+      <w:r>
+        <w:rPr>
+          <w:b w:val="0"/>
+        </w:rPr>
+        <w:t xml:space="preserve">Fictional </w:t>
+      </w:r>
+      <w:r>
+        <w:rPr>
+          <w:b/>
+        </w:rPr>
+        <w:t>input</w:t>
+      </w:r>
+      <w:r>
+        <w:rPr>
+          <w:b w:val="0"/>
+        </w:rPr>
+        <w:t xml:space="preserve"> records from this lesson; no real student identifiers</w:t>
       </w:r>
     </w:p>
     <w:p>
@@ -535,12 +910,36 @@
       </w:r>
     </w:p>
     <w:p>
-      <w:r>
-        <w:t>By the end, I can explain feature engineering using a traced example and a stated limitation.</w:t>
-      </w:r>
-    </w:p>
-    <w:p>
-      <w:r>
+      <w:pPr>
+        <w:spacing w:line="336" w:lineRule="auto" w:after="180"/>
+      </w:pPr>
+      <w:r>
+        <w:rPr>
+          <w:b w:val="0"/>
+        </w:rPr>
+        <w:t xml:space="preserve">By the end, I can explain </w:t>
+      </w:r>
+      <w:r>
+        <w:rPr>
+          <w:b/>
+        </w:rPr>
+        <w:t>feature engineering</w:t>
+      </w:r>
+      <w:r>
+        <w:rPr>
+          <w:b w:val="0"/>
+        </w:rPr>
+        <w:t xml:space="preserve"> using a traced example and a stated limitation.</w:t>
+      </w:r>
+    </w:p>
+    <w:p>
+      <w:pPr>
+        <w:spacing w:line="336" w:lineRule="auto" w:after="180"/>
+      </w:pPr>
+      <w:r>
+        <w:rPr>
+          <w:b w:val="0"/>
+        </w:rPr>
         <w:t>This added worked case illustrates the week’s main idea. Retain all original and connected topics; schedule its practice within the teaching cycle.</w:t>
       </w:r>
     </w:p>
@@ -553,76 +952,349 @@
       </w:r>
     </w:p>
     <w:p>
+      <w:r>
+        <w:t>Model Feature Engineering using the supplied case, labelled mechanism and reasoning. Make the scope of each conclusion explicit.</w:t>
+      </w:r>
+    </w:p>
+    <w:p>
+      <w:pPr>
+        <w:spacing w:line="336" w:lineRule="auto" w:after="180"/>
+      </w:pPr>
+      <w:r>
+        <w:rPr>
+          <w:b w:val="0"/>
+        </w:rPr>
+        <w:t>Trace the information, fitted behavior, and evaluation proof separately.</w:t>
+      </w:r>
+    </w:p>
+    <w:p>
       <w:pPr>
         <w:pStyle w:val="Heading3"/>
       </w:pPr>
       <w:r>
-        <w:t>Explain the mechanism</w:t>
-      </w:r>
-    </w:p>
-    <w:p>
-      <w:r>
-        <w:t>Trace the information, fitted behavior, and evaluation proof separately.</w:t>
-      </w:r>
-    </w:p>
-    <w:p>
-      <w:r>
+        <w:t>Question to explain</w:t>
+      </w:r>
+    </w:p>
+    <w:p>
+      <w:pPr>
+        <w:spacing w:line="336" w:lineRule="auto" w:after="180"/>
+        <w:shd w:fill="F5F1FB"/>
+      </w:pPr>
+      <w:r>
+        <w:rPr>
+          <w:b w:val="0"/>
+        </w:rPr>
         <w:t>QUESTION Create and justify two plant measurement features.</w:t>
       </w:r>
     </w:p>
     <w:p>
-      <w:r>
-        <w:t>MODEL IDEA Feature engineering transforms raw inputs into useful structure while preserving prediction-time availability and avoiding leakage.</w:t>
-      </w:r>
-    </w:p>
-    <w:p>
-      <w:r>
+      <w:pPr>
+        <w:spacing w:line="336" w:lineRule="auto" w:after="180"/>
+      </w:pPr>
+      <w:r>
+        <w:rPr>
+          <w:b w:val="0"/>
+        </w:rPr>
+        <w:t xml:space="preserve">MODEL IDEA </w:t>
+      </w:r>
+      <w:r>
+        <w:rPr>
+          <w:b/>
+        </w:rPr>
+        <w:t>Feature engineering</w:t>
+      </w:r>
+      <w:r>
+        <w:rPr>
+          <w:b w:val="0"/>
+        </w:rPr>
+        <w:t xml:space="preserve"> transforms raw </w:t>
+      </w:r>
+      <w:r>
+        <w:rPr>
+          <w:b/>
+        </w:rPr>
+        <w:t>input</w:t>
+      </w:r>
+      <w:r>
+        <w:rPr>
+          <w:b w:val="0"/>
+        </w:rPr>
+        <w:t xml:space="preserve">s into useful structure while preserving </w:t>
+      </w:r>
+      <w:r>
+        <w:rPr>
+          <w:b/>
+        </w:rPr>
+        <w:t>prediction</w:t>
+      </w:r>
+      <w:r>
+        <w:rPr>
+          <w:b w:val="0"/>
+        </w:rPr>
+        <w:t xml:space="preserve">-time </w:t>
+      </w:r>
+      <w:r>
+        <w:rPr>
+          <w:b/>
+        </w:rPr>
+        <w:t>availability</w:t>
+      </w:r>
+      <w:r>
+        <w:rPr>
+          <w:b w:val="0"/>
+        </w:rPr>
+        <w:t xml:space="preserve"> and avoiding </w:t>
+      </w:r>
+      <w:r>
+        <w:rPr>
+          <w:b/>
+        </w:rPr>
+        <w:t>leakage</w:t>
+      </w:r>
+      <w:r>
+        <w:rPr>
+          <w:b w:val="0"/>
+        </w:rPr>
+        <w:t>.</w:t>
+      </w:r>
+    </w:p>
+    <w:p>
+      <w:pPr>
+        <w:spacing w:line="336" w:lineRule="auto" w:after="180"/>
+      </w:pPr>
+      <w:r>
+        <w:rPr>
+          <w:b w:val="0"/>
+        </w:rPr>
         <w:t>PROOF NEEDED Use an unseen case, visible calculation, error analysis, and a stated limitation.</w:t>
       </w:r>
     </w:p>
     <w:p>
-      <w:r>
+      <w:pPr>
+        <w:pStyle w:val="Heading3"/>
+      </w:pPr>
+      <w:r>
+        <w:t>How the mechanism works</w:t>
+      </w:r>
+    </w:p>
+    <w:p>
+      <w:pPr>
+        <w:spacing w:line="336" w:lineRule="auto" w:after="180"/>
+        <w:shd w:fill="F1F6F8"/>
+      </w:pPr>
+      <w:r>
+        <w:rPr>
+          <w:b w:val="0"/>
+        </w:rPr>
         <w:t>UNDER THE HOOD Raw leaf length=8 cm and width=4 cm. Derived aspect_ratio = 4 ÷ 8 = 0.5.</w:t>
       </w:r>
     </w:p>
     <w:p>
-      <w:r>
-        <w:t>Draw a fresh data → model → prediction → evaluation trace:</w:t>
-      </w:r>
-    </w:p>
-    <w:p>
-      <w:r>
-        <w:t>Predict first. Then check each step. A correct answer without visible evidence cannot be audited.</w:t>
-      </w:r>
-    </w:p>
-    <w:p>
-      <w:r>
+      <w:pPr>
+        <w:spacing w:line="336" w:lineRule="auto" w:after="180"/>
+      </w:pPr>
+      <w:r>
+        <w:rPr>
+          <w:b w:val="0"/>
+        </w:rPr>
+        <w:t xml:space="preserve">Draw a fresh data → model → </w:t>
+      </w:r>
+      <w:r>
+        <w:rPr>
+          <w:b/>
+        </w:rPr>
+        <w:t>prediction</w:t>
+      </w:r>
+      <w:r>
+        <w:rPr>
+          <w:b w:val="0"/>
+        </w:rPr>
+        <w:t xml:space="preserve"> → evaluation trace:</w:t>
+      </w:r>
+    </w:p>
+    <w:p>
+      <w:pPr>
+        <w:spacing w:line="336" w:lineRule="auto" w:after="180"/>
+      </w:pPr>
+      <w:r>
+        <w:rPr>
+          <w:b w:val="0"/>
+        </w:rPr>
+        <w:t xml:space="preserve">Predict first. Then check each step. A correct answer without visible </w:t>
+      </w:r>
+      <w:r>
+        <w:rPr>
+          <w:b/>
+        </w:rPr>
+        <w:t>evidence</w:t>
+      </w:r>
+      <w:r>
+        <w:rPr>
+          <w:b w:val="0"/>
+        </w:rPr>
+        <w:t xml:space="preserve"> cannot be audited.</w:t>
+      </w:r>
+    </w:p>
+    <w:p>
+      <w:pPr>
+        <w:pStyle w:val="Heading3"/>
+      </w:pPr>
+      <w:r>
+        <w:t>Step 1</w:t>
+      </w:r>
+    </w:p>
+    <w:p>
+      <w:pPr>
+        <w:spacing w:line="336" w:lineRule="auto" w:after="180"/>
+        <w:shd w:fill="F4F9FC"/>
+      </w:pPr>
+      <w:r>
+        <w:rPr>
+          <w:b w:val="0"/>
+        </w:rPr>
         <w:t>STEP 1 Raw leaf length=8 cm and width=4 cm.</w:t>
       </w:r>
     </w:p>
     <w:p>
-      <w:r>
+      <w:pPr>
+        <w:pStyle w:val="Heading3"/>
+      </w:pPr>
+      <w:r>
+        <w:t>Step 2</w:t>
+      </w:r>
+    </w:p>
+    <w:p>
+      <w:pPr>
+        <w:spacing w:line="336" w:lineRule="auto" w:after="180"/>
+        <w:shd w:fill="F4F9FC"/>
+      </w:pPr>
+      <w:r>
+        <w:rPr>
+          <w:b w:val="0"/>
+        </w:rPr>
         <w:t>STEP 2 Derived aspect_ratio = 4 ÷ 8 = 0.5.</w:t>
       </w:r>
     </w:p>
     <w:p>
-      <w:r>
+      <w:pPr>
+        <w:pStyle w:val="Heading3"/>
+      </w:pPr>
+      <w:r>
+        <w:t>Step 3</w:t>
+      </w:r>
+    </w:p>
+    <w:p>
+      <w:pPr>
+        <w:spacing w:line="336" w:lineRule="auto" w:after="180"/>
+        <w:shd w:fill="F4F9FC"/>
+      </w:pPr>
+      <w:r>
+        <w:rPr>
+          <w:b w:val="0"/>
+        </w:rPr>
         <w:t>STEP 3 Color histogram summarizes pixel ranges without using the target label.</w:t>
       </w:r>
     </w:p>
     <w:p>
-      <w:r>
-        <w:t>STEP 4 Fit transformation settings on training data only; document unit, purpose, availability, and leakage check.</w:t>
-      </w:r>
-    </w:p>
-    <w:p>
-      <w:r>
+      <w:pPr>
+        <w:pStyle w:val="Heading3"/>
+      </w:pPr>
+      <w:r>
+        <w:t>Step 4</w:t>
+      </w:r>
+    </w:p>
+    <w:p>
+      <w:pPr>
+        <w:spacing w:line="336" w:lineRule="auto" w:after="180"/>
+        <w:shd w:fill="F4F9FC"/>
+      </w:pPr>
+      <w:r>
+        <w:rPr>
+          <w:b w:val="0"/>
+        </w:rPr>
+        <w:t xml:space="preserve">STEP 4 Fit </w:t>
+      </w:r>
+      <w:r>
+        <w:rPr>
+          <w:b/>
+        </w:rPr>
+        <w:t>transformation</w:t>
+      </w:r>
+      <w:r>
+        <w:rPr>
+          <w:b w:val="0"/>
+        </w:rPr>
+        <w:t xml:space="preserve"> settings on </w:t>
+      </w:r>
+      <w:r>
+        <w:rPr>
+          <w:b/>
+        </w:rPr>
+        <w:t>training</w:t>
+      </w:r>
+      <w:r>
+        <w:rPr>
+          <w:b w:val="0"/>
+        </w:rPr>
+        <w:t xml:space="preserve"> data only; document unit, purpose, </w:t>
+      </w:r>
+      <w:r>
+        <w:rPr>
+          <w:b/>
+        </w:rPr>
+        <w:t>availability</w:t>
+      </w:r>
+      <w:r>
+        <w:rPr>
+          <w:b w:val="0"/>
+        </w:rPr>
+        <w:t xml:space="preserve">, and </w:t>
+      </w:r>
+      <w:r>
+        <w:rPr>
+          <w:b/>
+        </w:rPr>
+        <w:t>leakage</w:t>
+      </w:r>
+      <w:r>
+        <w:rPr>
+          <w:b w:val="0"/>
+        </w:rPr>
+        <w:t xml:space="preserve"> check.</w:t>
+      </w:r>
+    </w:p>
+    <w:p>
+      <w:pPr>
+        <w:spacing w:line="336" w:lineRule="auto" w:after="180"/>
+      </w:pPr>
+      <w:r>
+        <w:rPr>
+          <w:b w:val="0"/>
+        </w:rPr>
         <w:t>CHECK Verify the denominator, unit, split, class definition, and data version before interpreting a score.</w:t>
       </w:r>
     </w:p>
     <w:p>
-      <w:r>
-        <w:t>Recalculate, retrace, or restate the evidence independently:</w:t>
+      <w:pPr>
+        <w:spacing w:line="336" w:lineRule="auto" w:after="180"/>
+      </w:pPr>
+      <w:r>
+        <w:rPr>
+          <w:b w:val="0"/>
+        </w:rPr>
+        <w:t xml:space="preserve">Recalculate, retrace, or restate the </w:t>
+      </w:r>
+      <w:r>
+        <w:rPr>
+          <w:b/>
+        </w:rPr>
+        <w:t>evidence</w:t>
+      </w:r>
+      <w:r>
+        <w:rPr>
+          <w:b w:val="0"/>
+        </w:rPr>
+        <w:t xml:space="preserve"> independently:</w:t>
       </w:r>
     </w:p>
     <w:p>
@@ -634,12 +1306,42 @@
       </w:r>
     </w:p>
     <w:p>
-      <w:r>
+      <w:pPr>
+        <w:pStyle w:val="Heading3"/>
+      </w:pPr>
+      <w:r>
+        <w:t>The teaching case</w:t>
+      </w:r>
+    </w:p>
+    <w:p>
+      <w:pPr>
+        <w:spacing w:line="336" w:lineRule="auto" w:after="180"/>
+        <w:shd w:fill="F1F6FC"/>
+      </w:pPr>
+      <w:r>
+        <w:rPr>
+          <w:b w:val="0"/>
+        </w:rPr>
         <w:t>Features are leaf length and width in cm; add length/width.</w:t>
       </w:r>
     </w:p>
     <w:p>
-      <w:r>
+      <w:pPr>
+        <w:pStyle w:val="Heading3"/>
+      </w:pPr>
+      <w:r>
+        <w:t>The teaching case</w:t>
+      </w:r>
+    </w:p>
+    <w:p>
+      <w:pPr>
+        <w:spacing w:line="336" w:lineRule="auto" w:after="180"/>
+        <w:shd w:fill="F1F6FC"/>
+      </w:pPr>
+      <w:r>
+        <w:rPr>
+          <w:b w:val="0"/>
+        </w:rPr>
         <w:t>Compute for8 and2; state boundary checks.</w:t>
       </w:r>
     </w:p>
@@ -652,36 +1354,217 @@
       </w:r>
     </w:p>
     <w:p>
-      <w:r>
-        <w:t>Ratio=4, unitless with matching units. Guard zero/missing width; fit learned transforms on training only.</w:t>
-      </w:r>
-    </w:p>
-    <w:p>
       <w:pPr>
         <w:pStyle w:val="Heading3"/>
       </w:pPr>
       <w:r>
+        <w:t>Why the result follows</w:t>
+      </w:r>
+    </w:p>
+    <w:p>
+      <w:pPr>
+        <w:spacing w:line="336" w:lineRule="auto" w:after="180"/>
+        <w:shd w:fill="F1F6FC"/>
+      </w:pPr>
+      <w:r>
+        <w:rPr>
+          <w:b w:val="0"/>
+        </w:rPr>
+        <w:t xml:space="preserve">Ratio=4, unitless with matching units. Guard zero/missing width; fit learned transforms on </w:t>
+      </w:r>
+      <w:r>
+        <w:rPr>
+          <w:b/>
+        </w:rPr>
+        <w:t>training</w:t>
+      </w:r>
+      <w:r>
+        <w:rPr>
+          <w:b w:val="0"/>
+        </w:rPr>
+        <w:t xml:space="preserve"> only.</w:t>
+      </w:r>
+    </w:p>
+    <w:p>
+      <w:pPr>
+        <w:pStyle w:val="Heading3"/>
+      </w:pPr>
+      <w:r>
         <w:t>Explain the added worked example</w:t>
       </w:r>
     </w:p>
     <w:p>
-      <w:r>
-        <w:t>A useful feature represents information available when the prediction is made. In a fictional parcel task, length and width are measured before packing, so area=length*width is available. The final delivery delay is not available when predicting dispatch time. A strong correlation cannot make a future value legitimate.</w:t>
-      </w:r>
-    </w:p>
-    <w:p>
-      <w:r>
-        <w:t>Use fictional classroom data throughout this investigation. Keep the task, units, reference labels and data split visible as you reason. Earlier weeks supplied the model-building process; this week examines feature engineering.</w:t>
-      </w:r>
-    </w:p>
-    <w:p>
-      <w:r>
-        <w:t>Training rectangles have lengths [2, 4, 6] and widths [3, 2, 1], so areas are[6, 8, 6] square cm. Training mean area is 20/3. A validation rectangle length 5 width 2 has area 10 and centered area 10-20/3=10/3. Freeze the training mean; do not recompute it with validation.</w:t>
-      </w:r>
-    </w:p>
-    <w:p>
-      <w:r>
-        <w:t>Before continuing, underline the decision rule and circle the evidence that supports the conclusion. Explain the example to a partner without replacing the counts or conditions with a stronger claim. Keep the distinction between an observed result and a proposed next step.</w:t>
+      <w:pPr>
+        <w:pStyle w:val="Heading3"/>
+      </w:pPr>
+      <w:r>
+        <w:t>Explain the added worked example · 1</w:t>
+      </w:r>
+    </w:p>
+    <w:p>
+      <w:pPr>
+        <w:spacing w:line="336" w:lineRule="auto" w:after="180"/>
+      </w:pPr>
+      <w:r>
+        <w:rPr>
+          <w:b w:val="0"/>
+        </w:rPr>
+        <w:t xml:space="preserve">A useful feature represents information available when the </w:t>
+      </w:r>
+      <w:r>
+        <w:rPr>
+          <w:b/>
+        </w:rPr>
+        <w:t>prediction</w:t>
+      </w:r>
+      <w:r>
+        <w:rPr>
+          <w:b w:val="0"/>
+        </w:rPr>
+        <w:t xml:space="preserve"> is made. In a fictional parcel task, length and width are measured before packing, so area=length*width is available.</w:t>
+      </w:r>
+    </w:p>
+    <w:p>
+      <w:pPr>
+        <w:spacing w:line="336" w:lineRule="auto" w:after="180"/>
+      </w:pPr>
+      <w:r>
+        <w:rPr>
+          <w:b w:val="0"/>
+        </w:rPr>
+        <w:t>The final delivery delay is not available when predicting dispatch time. A strong correlation cannot make a future value legitimate.</w:t>
+      </w:r>
+    </w:p>
+    <w:p>
+      <w:pPr>
+        <w:spacing w:line="336" w:lineRule="auto" w:after="180"/>
+      </w:pPr>
+      <w:r>
+        <w:rPr>
+          <w:b w:val="0"/>
+        </w:rPr>
+        <w:t>Use fictional classroom data throughout this investigation. Keep the task, units, reference labels and data split visible as you reason.</w:t>
+      </w:r>
+    </w:p>
+    <w:p>
+      <w:pPr>
+        <w:spacing w:line="336" w:lineRule="auto" w:after="180"/>
+      </w:pPr>
+      <w:r>
+        <w:rPr>
+          <w:b w:val="0"/>
+        </w:rPr>
+        <w:t xml:space="preserve">Earlier weeks supplied the model-building </w:t>
+      </w:r>
+      <w:r>
+        <w:rPr>
+          <w:b/>
+        </w:rPr>
+        <w:t>process</w:t>
+      </w:r>
+      <w:r>
+        <w:rPr>
+          <w:b w:val="0"/>
+        </w:rPr>
+        <w:t xml:space="preserve">; this week examines </w:t>
+      </w:r>
+      <w:r>
+        <w:rPr>
+          <w:b/>
+        </w:rPr>
+        <w:t>feature engineering</w:t>
+      </w:r>
+      <w:r>
+        <w:rPr>
+          <w:b w:val="0"/>
+        </w:rPr>
+        <w:t>.</w:t>
+      </w:r>
+    </w:p>
+    <w:p>
+      <w:pPr>
+        <w:spacing w:line="336" w:lineRule="auto" w:after="180"/>
+      </w:pPr>
+      <w:r>
+        <w:rPr>
+          <w:b/>
+        </w:rPr>
+        <w:t>Training</w:t>
+      </w:r>
+      <w:r>
+        <w:rPr>
+          <w:b w:val="0"/>
+        </w:rPr>
+        <w:t xml:space="preserve"> rectangles have lengths [2, 4, 6] and widths [3, 2, 1], so areas are[6, 8, 6] square cm. </w:t>
+      </w:r>
+      <w:r>
+        <w:rPr>
+          <w:b/>
+        </w:rPr>
+        <w:t>Training</w:t>
+      </w:r>
+      <w:r>
+        <w:rPr>
+          <w:b w:val="0"/>
+        </w:rPr>
+        <w:t xml:space="preserve"> mean area is 20/3. A validation rectangle length 5 width 2 has area 10 and centered area 10-20/3=10/3.</w:t>
+      </w:r>
+    </w:p>
+    <w:p>
+      <w:pPr>
+        <w:spacing w:line="336" w:lineRule="auto" w:after="180"/>
+      </w:pPr>
+      <w:r>
+        <w:rPr>
+          <w:b w:val="0"/>
+        </w:rPr>
+        <w:t xml:space="preserve">Freeze the </w:t>
+      </w:r>
+      <w:r>
+        <w:rPr>
+          <w:b/>
+        </w:rPr>
+        <w:t>training</w:t>
+      </w:r>
+      <w:r>
+        <w:rPr>
+          <w:b w:val="0"/>
+        </w:rPr>
+        <w:t xml:space="preserve"> mean; do not recompute it with validation.</w:t>
+      </w:r>
+    </w:p>
+    <w:p>
+      <w:pPr>
+        <w:spacing w:line="336" w:lineRule="auto" w:after="180"/>
+      </w:pPr>
+      <w:r>
+        <w:rPr>
+          <w:b w:val="0"/>
+        </w:rPr>
+        <w:t xml:space="preserve">Before continuing, underline the decision rule and circle the </w:t>
+      </w:r>
+      <w:r>
+        <w:rPr>
+          <w:b/>
+        </w:rPr>
+        <w:t>evidence</w:t>
+      </w:r>
+      <w:r>
+        <w:rPr>
+          <w:b w:val="0"/>
+        </w:rPr>
+        <w:t xml:space="preserve"> that supports the conclusion. Explain the example to a partner without replacing the counts or conditions with a stronger claim.</w:t>
+      </w:r>
+    </w:p>
+    <w:p>
+      <w:pPr>
+        <w:spacing w:line="336" w:lineRule="auto" w:after="180"/>
+      </w:pPr>
+      <w:r>
+        <w:rPr>
+          <w:b w:val="0"/>
+        </w:rPr>
+        <w:t>Keep the distinction between an observed result and a proposed next step.</w:t>
       </w:r>
     </w:p>
     <w:p>
@@ -825,31 +1708,151 @@
       </w:r>
     </w:p>
     <w:p>
-      <w:r>
-        <w:t>In a fictional log, groups that practiced longer also scored higher: 1 hour with 4 points, 2 hours with 6 and 3 hours with 8. This pattern is an association. Prior experience could affect both practice choices and scores. The table alone cannot establish the effect of adding practice time.</w:t>
-      </w:r>
-    </w:p>
-    <w:p>
-      <w:r>
-        <w:t>The numbers rise together in these three invented records. A description such as higher practice hours went with higher scores is supported. A claim that one extra hour guarantees two more points goes beyond the observations. No statistical calculation is required to see this limit.</w:t>
-      </w:r>
-    </w:p>
-    <w:p>
-      <w:r>
-        <w:t>Prior experience, motivation or available support could plausibly affect both. Explain the connection to each. Exit: Small size, constructed data, conditions and measured outcome; do not generalize broadly or claim classroom effectiveness.</w:t>
-      </w:r>
-    </w:p>
-    <w:p>
       <w:pPr>
         <w:pStyle w:val="Heading3"/>
       </w:pPr>
       <w:r>
+        <w:t>Apply the connected idea: Relationships and confounding · 2</w:t>
+      </w:r>
+    </w:p>
+    <w:p>
+      <w:pPr>
+        <w:spacing w:line="336" w:lineRule="auto" w:after="180"/>
+      </w:pPr>
+      <w:r>
+        <w:rPr>
+          <w:b w:val="0"/>
+        </w:rPr>
+        <w:t xml:space="preserve">In a fictional log, groups that practiced longer also scored higher: 1 hour with 4 points, 2 hours with 6 and 3 hours with 8. This pattern is an </w:t>
+      </w:r>
+      <w:r>
+        <w:rPr>
+          <w:b/>
+        </w:rPr>
+        <w:t>association</w:t>
+      </w:r>
+      <w:r>
+        <w:rPr>
+          <w:b w:val="0"/>
+        </w:rPr>
+        <w:t>. Prior experience could affect both practice choices and scores.</w:t>
+      </w:r>
+    </w:p>
+    <w:p>
+      <w:pPr>
+        <w:spacing w:line="336" w:lineRule="auto" w:after="180"/>
+      </w:pPr>
+      <w:r>
+        <w:rPr>
+          <w:b w:val="0"/>
+        </w:rPr>
+        <w:t>The table alone cannot establish the effect of adding practice time.</w:t>
+      </w:r>
+    </w:p>
+    <w:p>
+      <w:pPr>
+        <w:pStyle w:val="Heading3"/>
+      </w:pPr>
+      <w:r>
+        <w:t>Apply the connected idea: Relationships and confounding · 3</w:t>
+      </w:r>
+    </w:p>
+    <w:p>
+      <w:pPr>
+        <w:spacing w:line="336" w:lineRule="auto" w:after="180"/>
+      </w:pPr>
+      <w:r>
+        <w:rPr>
+          <w:b w:val="0"/>
+        </w:rPr>
+        <w:t xml:space="preserve">The numbers rise together in these three invented records. A description such as higher practice hours went with higher scores is supported. A claim that one extra hour guarantees two more points goes beyond the </w:t>
+      </w:r>
+      <w:r>
+        <w:rPr>
+          <w:b/>
+        </w:rPr>
+        <w:t>observation</w:t>
+      </w:r>
+      <w:r>
+        <w:rPr>
+          <w:b w:val="0"/>
+        </w:rPr>
+        <w:t>s.</w:t>
+      </w:r>
+    </w:p>
+    <w:p>
+      <w:pPr>
+        <w:spacing w:line="336" w:lineRule="auto" w:after="180"/>
+      </w:pPr>
+      <w:r>
+        <w:rPr>
+          <w:b w:val="0"/>
+        </w:rPr>
+        <w:t>No statistical calculation is required to see this limit.</w:t>
+      </w:r>
+    </w:p>
+    <w:p>
+      <w:pPr>
+        <w:spacing w:line="336" w:lineRule="auto" w:after="180"/>
+      </w:pPr>
+      <w:r>
+        <w:rPr>
+          <w:b w:val="0"/>
+        </w:rPr>
+        <w:t>Prior experience, motivation or available support could plausibly affect both. Explain the connection to each.</w:t>
+      </w:r>
+    </w:p>
+    <w:p>
+      <w:pPr>
+        <w:spacing w:line="336" w:lineRule="auto" w:after="180"/>
+      </w:pPr>
+      <w:r>
+        <w:rPr>
+          <w:b w:val="0"/>
+        </w:rPr>
+        <w:t>Exit: Small size, constructed data, conditions and measured outcome; do not generalize broadly or claim classroom effectiveness.</w:t>
+      </w:r>
+    </w:p>
+    <w:p>
+      <w:pPr>
+        <w:pStyle w:val="Heading3"/>
+      </w:pPr>
+      <w:r>
         <w:t>Model the reasoning aloud</w:t>
       </w:r>
     </w:p>
     <w:p>
-      <w:r>
-        <w:t>Use the complete worked example below before asking learners to complete W2. Reveal a small part, invite a prediction, then explain the deciding step. These teacher notes contain solutions; do not reveal the independent case answer during modelling.</w:t>
+      <w:pPr>
+        <w:spacing w:line="336" w:lineRule="auto" w:after="180"/>
+      </w:pPr>
+      <w:r>
+        <w:rPr>
+          <w:b w:val="0"/>
+        </w:rPr>
+        <w:t xml:space="preserve">Use the complete worked example below before asking learners to complete W2. Reveal a small part, invite a </w:t>
+      </w:r>
+      <w:r>
+        <w:rPr>
+          <w:b/>
+        </w:rPr>
+        <w:t>prediction</w:t>
+      </w:r>
+      <w:r>
+        <w:rPr>
+          <w:b w:val="0"/>
+        </w:rPr>
+        <w:t>, then explain the deciding step.</w:t>
+      </w:r>
+    </w:p>
+    <w:p>
+      <w:pPr>
+        <w:spacing w:line="336" w:lineRule="auto" w:after="180"/>
+      </w:pPr>
+      <w:r>
+        <w:rPr>
+          <w:b w:val="0"/>
+        </w:rPr>
+        <w:t>These teacher notes contain solutions; do not reveal the independent case answer during modelling.</w:t>
       </w:r>
     </w:p>
     <w:p>
@@ -1139,7 +2142,13 @@
       </w:tr>
     </w:tbl>
     <w:p>
-      <w:r>
+      <w:pPr>
+        <w:spacing w:line="336" w:lineRule="auto" w:after="180"/>
+      </w:pPr>
+      <w:r>
+        <w:rPr>
+          <w:b w:val="0"/>
+        </w:rPr>
         <w:t>Use the diagram and verbal explanation together. Ask learners to match a sentence to a specific visual step; do not assign learners fixed visual or auditory learning styles.</w:t>
       </w:r>
     </w:p>
@@ -1152,8 +2161,26 @@
       </w:r>
     </w:p>
     <w:p>
-      <w:r>
-        <w:t>Engineer a feature with a transformation defined before evaluating a new leaf.</w:t>
+      <w:pPr>
+        <w:spacing w:line="336" w:lineRule="auto" w:after="180"/>
+      </w:pPr>
+      <w:r>
+        <w:rPr>
+          <w:b w:val="0"/>
+        </w:rPr>
+        <w:t xml:space="preserve">Engineer a feature with a </w:t>
+      </w:r>
+      <w:r>
+        <w:rPr>
+          <w:b/>
+        </w:rPr>
+        <w:t>transformation</w:t>
+      </w:r>
+      <w:r>
+        <w:rPr>
+          <w:b w:val="0"/>
+        </w:rPr>
+        <w:t xml:space="preserve"> defined before evaluating a new leaf.</w:t>
       </w:r>
     </w:p>
     <w:p>
@@ -1165,13 +2192,73 @@
       </w:r>
     </w:p>
     <w:p>
-      <w:r>
-        <w:t>Training rectangular leaf cards have areas [2, 6, 10] cm². Area=length×width; center by training mean. Query length 2, width 4 cm.</w:t>
-      </w:r>
-    </w:p>
-    <w:p>
-      <w:r>
-        <w:t>All inputs and outcomes in this worked example are invented classroom data; no real model run is claimed.</w:t>
+      <w:pPr>
+        <w:pStyle w:val="Heading3"/>
+      </w:pPr>
+      <w:r>
+        <w:t>Supplied facts</w:t>
+      </w:r>
+    </w:p>
+    <w:p>
+      <w:pPr>
+        <w:spacing w:line="336" w:lineRule="auto" w:after="180"/>
+        <w:shd w:fill="F1F6FC"/>
+      </w:pPr>
+      <w:r>
+        <w:rPr>
+          <w:b/>
+        </w:rPr>
+        <w:t>Training</w:t>
+      </w:r>
+      <w:r>
+        <w:rPr>
+          <w:b w:val="0"/>
+        </w:rPr>
+        <w:t xml:space="preserve"> rectangular leaf cards have areas [2, 6, 10] cm². Area=length×width; center by </w:t>
+      </w:r>
+      <w:r>
+        <w:rPr>
+          <w:b/>
+        </w:rPr>
+        <w:t>training</w:t>
+      </w:r>
+      <w:r>
+        <w:rPr>
+          <w:b w:val="0"/>
+        </w:rPr>
+        <w:t xml:space="preserve"> mean. Query length 2, width 4 cm.</w:t>
+      </w:r>
+    </w:p>
+    <w:p>
+      <w:pPr>
+        <w:pStyle w:val="Heading3"/>
+      </w:pPr>
+      <w:r>
+        <w:t>Supplied facts</w:t>
+      </w:r>
+    </w:p>
+    <w:p>
+      <w:pPr>
+        <w:spacing w:line="336" w:lineRule="auto" w:after="180"/>
+        <w:shd w:fill="F1F6FC"/>
+      </w:pPr>
+      <w:r>
+        <w:rPr>
+          <w:b w:val="0"/>
+        </w:rPr>
+        <w:t xml:space="preserve">All </w:t>
+      </w:r>
+      <w:r>
+        <w:rPr>
+          <w:b/>
+        </w:rPr>
+        <w:t>input</w:t>
+      </w:r>
+      <w:r>
+        <w:rPr>
+          <w:b w:val="0"/>
+        </w:rPr>
+        <w:t>s and outcomes in this worked example are invented classroom data; no real model run is claimed.</w:t>
       </w:r>
     </w:p>
     <w:p>
@@ -1334,20 +2421,74 @@
       </w:r>
     </w:p>
     <w:p>
-      <w:r>
-        <w:t>Read the picture in order. Centered query feature=8-6=2 cm². The arrows show which recorded input or intermediate result each decision uses. Explain the deciding step aloud before checking the changed case; pointing to the final answer alone does not show how it follows.</w:t>
-      </w:r>
-    </w:p>
-    <w:p>
       <w:pPr>
         <w:pStyle w:val="Heading3"/>
       </w:pPr>
       <w:r>
+        <w:t>Why the result follows</w:t>
+      </w:r>
+    </w:p>
+    <w:p>
+      <w:pPr>
+        <w:spacing w:line="336" w:lineRule="auto" w:after="180"/>
+        <w:shd w:fill="F1F6FC"/>
+      </w:pPr>
+      <w:r>
+        <w:rPr>
+          <w:b w:val="0"/>
+        </w:rPr>
+        <w:t xml:space="preserve">Read the picture in order. Centered query feature=8-6=2 cm². The arrows show which recorded </w:t>
+      </w:r>
+      <w:r>
+        <w:rPr>
+          <w:b/>
+        </w:rPr>
+        <w:t>input</w:t>
+      </w:r>
+      <w:r>
+        <w:rPr>
+          <w:b w:val="0"/>
+        </w:rPr>
+        <w:t xml:space="preserve"> or intermediate result each decision uses.</w:t>
+      </w:r>
+    </w:p>
+    <w:p>
+      <w:pPr>
+        <w:spacing w:line="336" w:lineRule="auto" w:after="180"/>
+        <w:shd w:fill="F1F6FC"/>
+      </w:pPr>
+      <w:r>
+        <w:rPr>
+          <w:b w:val="0"/>
+        </w:rPr>
+        <w:t>Explain the deciding step aloud before checking the changed case; pointing to the final answer alone does not show how it follows.</w:t>
+      </w:r>
+    </w:p>
+    <w:p>
+      <w:pPr>
+        <w:pStyle w:val="Heading3"/>
+      </w:pPr>
+      <w:r>
         <w:t>What this example does not establish</w:t>
       </w:r>
     </w:p>
     <w:p>
-      <w:r>
+      <w:pPr>
+        <w:pStyle w:val="Heading3"/>
+      </w:pPr>
+      <w:r>
+        <w:t>Keep the stated limit</w:t>
+      </w:r>
+    </w:p>
+    <w:p>
+      <w:pPr>
+        <w:spacing w:line="336" w:lineRule="auto" w:after="180"/>
+        <w:shd w:fill="FFF5E6"/>
+      </w:pPr>
+      <w:r>
+        <w:rPr>
+          <w:b w:val="0"/>
+        </w:rPr>
         <w:t>Area is a geometric toy feature. Useful predictive relationships need separate evaluation, and real leaves need a suitable measurement definition.</w:t>
       </w:r>
     </w:p>
@@ -1360,31 +2501,179 @@
       </w:r>
     </w:p>
     <w:p>
-      <w:r>
+      <w:pPr>
+        <w:pStyle w:val="Heading3"/>
+      </w:pPr>
+      <w:r>
+        <w:t>Change one thing</w:t>
+      </w:r>
+    </w:p>
+    <w:p>
+      <w:pPr>
+        <w:spacing w:line="336" w:lineRule="auto" w:after="180"/>
+        <w:shd w:fill="F5F1FB"/>
+      </w:pPr>
+      <w:r>
+        <w:rPr>
+          <w:b w:val="0"/>
+        </w:rPr>
         <w:t>Change: Include the query in the centering mean.</w:t>
       </w:r>
     </w:p>
     <w:p>
-      <w:r>
-        <w:t>Prediction: Mean becomes26/4=6.5 cm² and query feature1.5 cm²; this changes the fitted transformation.</w:t>
-      </w:r>
-    </w:p>
-    <w:p>
-      <w:r>
-        <w:t>Reason: A held-out input should not silently redefine a training-fitted preprocessing step.</w:t>
-      </w:r>
-    </w:p>
-    <w:p>
       <w:pPr>
         <w:pStyle w:val="Heading3"/>
       </w:pPr>
       <w:r>
+        <w:t>Predicted result</w:t>
+      </w:r>
+    </w:p>
+    <w:p>
+      <w:pPr>
+        <w:spacing w:line="336" w:lineRule="auto" w:after="180"/>
+        <w:shd w:fill="F1F6FC"/>
+      </w:pPr>
+      <w:r>
+        <w:rPr>
+          <w:b/>
+        </w:rPr>
+        <w:t>Prediction</w:t>
+      </w:r>
+      <w:r>
+        <w:rPr>
+          <w:b w:val="0"/>
+        </w:rPr>
+        <w:t xml:space="preserve">: Mean becomes26/4=6.5 cm² and query feature1.5 cm²; this changes the fitted </w:t>
+      </w:r>
+      <w:r>
+        <w:rPr>
+          <w:b/>
+        </w:rPr>
+        <w:t>transformation</w:t>
+      </w:r>
+      <w:r>
+        <w:rPr>
+          <w:b w:val="0"/>
+        </w:rPr>
+        <w:t>.</w:t>
+      </w:r>
+    </w:p>
+    <w:p>
+      <w:pPr>
+        <w:pStyle w:val="Heading3"/>
+      </w:pPr>
+      <w:r>
+        <w:t>Why the result follows</w:t>
+      </w:r>
+    </w:p>
+    <w:p>
+      <w:pPr>
+        <w:spacing w:line="336" w:lineRule="auto" w:after="180"/>
+        <w:shd w:fill="F1F6FC"/>
+      </w:pPr>
+      <w:r>
+        <w:rPr>
+          <w:b w:val="0"/>
+        </w:rPr>
+        <w:t xml:space="preserve">Reason: A held-out </w:t>
+      </w:r>
+      <w:r>
+        <w:rPr>
+          <w:b/>
+        </w:rPr>
+        <w:t>input</w:t>
+      </w:r>
+      <w:r>
+        <w:rPr>
+          <w:b w:val="0"/>
+        </w:rPr>
+        <w:t xml:space="preserve"> should not silently redefine a </w:t>
+      </w:r>
+      <w:r>
+        <w:rPr>
+          <w:b/>
+        </w:rPr>
+        <w:t>training</w:t>
+      </w:r>
+      <w:r>
+        <w:rPr>
+          <w:b w:val="0"/>
+        </w:rPr>
+        <w:t>-fitted pre</w:t>
+      </w:r>
+      <w:r>
+        <w:rPr>
+          <w:b/>
+        </w:rPr>
+        <w:t>process</w:t>
+      </w:r>
+      <w:r>
+        <w:rPr>
+          <w:b w:val="0"/>
+        </w:rPr>
+        <w:t>ing step.</w:t>
+      </w:r>
+    </w:p>
+    <w:p>
+      <w:pPr>
+        <w:pStyle w:val="Heading3"/>
+      </w:pPr>
+      <w:r>
         <w:t>Ask while showing the picture</w:t>
       </w:r>
     </w:p>
     <w:p>
-      <w:r>
-        <w:t>Cover the result. Ask learners to name the inputs and predict the next step. Uncover one step, connect the icon to the actual procedure, and explain its evidence. Then change the supplied condition and compare. The picture is a representation; it does not document execution of a real AI model.</w:t>
+      <w:pPr>
+        <w:pStyle w:val="Heading3"/>
+      </w:pPr>
+      <w:r>
+        <w:t>Ask while showing the picture · 4</w:t>
+      </w:r>
+    </w:p>
+    <w:p>
+      <w:pPr>
+        <w:spacing w:line="336" w:lineRule="auto" w:after="180"/>
+      </w:pPr>
+      <w:r>
+        <w:rPr>
+          <w:b w:val="0"/>
+        </w:rPr>
+        <w:t xml:space="preserve">Cover the result. Ask learners to name the </w:t>
+      </w:r>
+      <w:r>
+        <w:rPr>
+          <w:b/>
+        </w:rPr>
+        <w:t>input</w:t>
+      </w:r>
+      <w:r>
+        <w:rPr>
+          <w:b w:val="0"/>
+        </w:rPr>
+        <w:t xml:space="preserve">s and predict the next step. Uncover one step, connect the icon to the actual procedure, and explain its </w:t>
+      </w:r>
+      <w:r>
+        <w:rPr>
+          <w:b/>
+        </w:rPr>
+        <w:t>evidence</w:t>
+      </w:r>
+      <w:r>
+        <w:rPr>
+          <w:b w:val="0"/>
+        </w:rPr>
+        <w:t>. Then change the supplied condition and compare.</w:t>
+      </w:r>
+    </w:p>
+    <w:p>
+      <w:pPr>
+        <w:spacing w:line="336" w:lineRule="auto" w:after="180"/>
+      </w:pPr>
+      <w:r>
+        <w:rPr>
+          <w:b w:val="0"/>
+        </w:rPr>
+        <w:t>The picture is a representation; it does not document execution of a real AI model.</w:t>
       </w:r>
     </w:p>
     <w:p>
@@ -1396,11 +2685,16 @@
       </w:r>
     </w:p>
     <w:p>
+      <w:r>
+        <w:t>Demonstrate Feature Engineering, reduce support deliberately and check individual reasoning before discussing answers.</w:t>
+      </w:r>
+    </w:p>
+    <w:p>
       <w:pPr>
         <w:pStyle w:val="Heading3"/>
       </w:pPr>
       <w:r>
-        <w:t>Demonstrate and guide practice</w:t>
+        <w:t>Board sequence</w:t>
       </w:r>
     </w:p>
     <w:p>
@@ -1408,55 +2702,197 @@
         <w:pStyle w:val="Heading3"/>
       </w:pPr>
       <w:r>
-        <w:t>Board sequence</w:t>
-      </w:r>
-    </w:p>
-    <w:p>
-      <w:r>
+        <w:t>1. Put the facts on the board</w:t>
+      </w:r>
+    </w:p>
+    <w:p>
+      <w:pPr>
+        <w:spacing w:line="336" w:lineRule="auto" w:after="180"/>
+        <w:shd w:fill="F4F9FC"/>
+      </w:pPr>
+      <w:r>
+        <w:rPr>
+          <w:b w:val="0"/>
+        </w:rPr>
         <w:t>Write the given facts: Features are leaf length and width in cm; add length/width.</w:t>
       </w:r>
     </w:p>
     <w:p>
-      <w:r>
+      <w:pPr>
+        <w:pStyle w:val="Heading3"/>
+      </w:pPr>
+      <w:r>
+        <w:t>2. State the decision to explain</w:t>
+      </w:r>
+    </w:p>
+    <w:p>
+      <w:pPr>
+        <w:spacing w:line="336" w:lineRule="auto" w:after="180"/>
+        <w:shd w:fill="F4F9FC"/>
+      </w:pPr>
+      <w:r>
+        <w:rPr>
+          <w:b w:val="0"/>
+        </w:rPr>
         <w:t>Write the question to explain: Compute for8 and2; state boundary checks.</w:t>
       </w:r>
     </w:p>
     <w:p>
-      <w:r>
-        <w:t>Reveal after predictions: Ratio=4, unitless with matching units. Guard zero/missing width; fit learned transforms on training only.</w:t>
-      </w:r>
-    </w:p>
-    <w:p>
-      <w:r>
-        <w:t>Keep for an independent attempt: A feature is leaf_length divided by leaf_width. A row has width zero. What should the preprocessing rule do before division?</w:t>
-      </w:r>
-    </w:p>
-    <w:p>
       <w:pPr>
         <w:pStyle w:val="Heading3"/>
       </w:pPr>
       <w:r>
+        <w:t>3. Reveal the worked reasoning</w:t>
+      </w:r>
+    </w:p>
+    <w:p>
+      <w:pPr>
+        <w:spacing w:line="336" w:lineRule="auto" w:after="180"/>
+        <w:shd w:fill="F1F6FC"/>
+      </w:pPr>
+      <w:r>
+        <w:rPr>
+          <w:b w:val="0"/>
+        </w:rPr>
+        <w:t xml:space="preserve">Reveal after </w:t>
+      </w:r>
+      <w:r>
+        <w:rPr>
+          <w:b/>
+        </w:rPr>
+        <w:t>prediction</w:t>
+      </w:r>
+      <w:r>
+        <w:rPr>
+          <w:b w:val="0"/>
+        </w:rPr>
+        <w:t xml:space="preserve">s: Ratio=4, unitless with matching units. Guard zero/missing width; fit learned transforms on </w:t>
+      </w:r>
+      <w:r>
+        <w:rPr>
+          <w:b/>
+        </w:rPr>
+        <w:t>training</w:t>
+      </w:r>
+      <w:r>
+        <w:rPr>
+          <w:b w:val="0"/>
+        </w:rPr>
+        <w:t xml:space="preserve"> only.</w:t>
+      </w:r>
+    </w:p>
+    <w:p>
+      <w:pPr>
+        <w:pStyle w:val="Heading3"/>
+      </w:pPr>
+      <w:r>
+        <w:t>Hold back the independent task</w:t>
+      </w:r>
+    </w:p>
+    <w:p>
+      <w:pPr>
+        <w:spacing w:line="336" w:lineRule="auto" w:after="180"/>
+        <w:shd w:fill="F5F1FB"/>
+      </w:pPr>
+      <w:r>
+        <w:rPr>
+          <w:b w:val="0"/>
+        </w:rPr>
+        <w:t>Keep for an independent attempt: A feature is leaf_length divided by leaf_width. A row has width zero. What should the pre</w:t>
+      </w:r>
+      <w:r>
+        <w:rPr>
+          <w:b/>
+        </w:rPr>
+        <w:t>process</w:t>
+      </w:r>
+      <w:r>
+        <w:rPr>
+          <w:b w:val="0"/>
+        </w:rPr>
+        <w:t>ing rule do before division?</w:t>
+      </w:r>
+    </w:p>
+    <w:p>
+      <w:pPr>
+        <w:pStyle w:val="Heading3"/>
+      </w:pPr>
+      <w:r>
         <w:t>Classroom dialogue</w:t>
       </w:r>
     </w:p>
     <w:p>
-      <w:r>
+      <w:pPr>
+        <w:pStyle w:val="Heading3"/>
+      </w:pPr>
+      <w:r>
+        <w:t>Ask the class</w:t>
+      </w:r>
+    </w:p>
+    <w:p>
+      <w:pPr>
+        <w:spacing w:line="336" w:lineRule="auto" w:after="180"/>
+        <w:shd w:fill="F5F1FB"/>
+      </w:pPr>
+      <w:r>
+        <w:rPr>
+          <w:b w:val="0"/>
+        </w:rPr>
         <w:t>Ask: Which facts are given, and which would we have to assume? Learners mark relevant details before discussing answers.</w:t>
       </w:r>
     </w:p>
     <w:p>
-      <w:r>
+      <w:pPr>
+        <w:pStyle w:val="Heading3"/>
+      </w:pPr>
+      <w:r>
+        <w:t>Language to model</w:t>
+      </w:r>
+    </w:p>
+    <w:p>
+      <w:pPr>
+        <w:spacing w:line="336" w:lineRule="auto" w:after="180"/>
+        <w:shd w:fill="F1F6F8"/>
+      </w:pPr>
+      <w:r>
+        <w:rPr>
+          <w:b w:val="0"/>
+        </w:rPr>
         <w:t>Say: Predict first. Show the rule, information path or calculation that would produce the result. A correct guess is not yet an explanation.</w:t>
       </w:r>
     </w:p>
     <w:p>
-      <w:r>
+      <w:pPr>
+        <w:spacing w:line="336" w:lineRule="auto" w:after="180"/>
+      </w:pPr>
+      <w:r>
+        <w:rPr>
+          <w:b w:val="0"/>
+        </w:rPr>
         <w:t>Reveal reasoning one step at a time. Explain why a tempting alternative fails. Write units and denominators for arithmetic, trace conditions for decisions, and identify supporting sources for claims.</w:t>
       </w:r>
     </w:p>
     <w:p>
-      <w:r>
-        <w:t>In pairs, one learner solves while the other checks evidence; exchange roles. Remove the worked answer before independent assessment.</w:t>
+      <w:pPr>
+        <w:spacing w:line="336" w:lineRule="auto" w:after="180"/>
+      </w:pPr>
+      <w:r>
+        <w:rPr>
+          <w:b w:val="0"/>
+        </w:rPr>
+        <w:t xml:space="preserve">In pairs, one learner solves while the other checks </w:t>
+      </w:r>
+      <w:r>
+        <w:rPr>
+          <w:b/>
+        </w:rPr>
+        <w:t>evidence</w:t>
+      </w:r>
+      <w:r>
+        <w:rPr>
+          <w:b w:val="0"/>
+        </w:rPr>
+        <w:t>; exchange roles. Remove the worked answer before independent assessment.</w:t>
       </w:r>
     </w:p>
     <w:p>
@@ -1468,8 +2904,73 @@
       </w:r>
     </w:p>
     <w:p>
-      <w:r>
-        <w:t>Guided response: Area 10; centered 10-20/3=10/3 square cm. Validation does not change the fitted mean. Exit response: Compare with and without area on the same validation records, fitting all transformations on training and reporting the declared metric and feature availability.</w:t>
+      <w:pPr>
+        <w:spacing w:line="336" w:lineRule="auto" w:after="180"/>
+      </w:pPr>
+      <w:r>
+        <w:rPr>
+          <w:b w:val="0"/>
+        </w:rPr>
+        <w:t>Guided response: Area 10; centered 10-20/3=10/3 square cm. Validation does not change the fitted mean.</w:t>
+      </w:r>
+    </w:p>
+    <w:p>
+      <w:pPr>
+        <w:spacing w:line="336" w:lineRule="auto" w:after="180"/>
+      </w:pPr>
+      <w:r>
+        <w:rPr>
+          <w:b w:val="0"/>
+        </w:rPr>
+        <w:t xml:space="preserve">Exit response: Compare with and without area on the same validation records, </w:t>
+      </w:r>
+      <w:r>
+        <w:rPr>
+          <w:b/>
+        </w:rPr>
+        <w:t>fitting</w:t>
+      </w:r>
+      <w:r>
+        <w:rPr>
+          <w:b w:val="0"/>
+        </w:rPr>
+        <w:t xml:space="preserve"> all </w:t>
+      </w:r>
+      <w:r>
+        <w:rPr>
+          <w:b/>
+        </w:rPr>
+        <w:t>transformation</w:t>
+      </w:r>
+      <w:r>
+        <w:rPr>
+          <w:b w:val="0"/>
+        </w:rPr>
+        <w:t xml:space="preserve">s on </w:t>
+      </w:r>
+      <w:r>
+        <w:rPr>
+          <w:b/>
+        </w:rPr>
+        <w:t>training</w:t>
+      </w:r>
+      <w:r>
+        <w:rPr>
+          <w:b w:val="0"/>
+        </w:rPr>
+        <w:t xml:space="preserve"> and reporting the declared metric and feature </w:t>
+      </w:r>
+      <w:r>
+        <w:rPr>
+          <w:b/>
+        </w:rPr>
+        <w:t>availability</w:t>
+      </w:r>
+      <w:r>
+        <w:rPr>
+          <w:b w:val="0"/>
+        </w:rPr>
+        <w:t>.</w:t>
       </w:r>
     </w:p>
     <w:p>
@@ -1921,18 +3422,89 @@
       </w:r>
     </w:p>
     <w:p>
-      <w:r>
-        <w:t>Completion task: Center the validation area using the frozen training mean.</w:t>
-      </w:r>
-    </w:p>
-    <w:p>
-      <w:r>
+      <w:pPr>
+        <w:pStyle w:val="Heading3"/>
+      </w:pPr>
+      <w:r>
+        <w:t>Completion practice</w:t>
+      </w:r>
+    </w:p>
+    <w:p>
+      <w:pPr>
+        <w:spacing w:line="336" w:lineRule="auto" w:after="180"/>
+        <w:shd w:fill="F5F1FB"/>
+      </w:pPr>
+      <w:r>
+        <w:rPr>
+          <w:b w:val="0"/>
+        </w:rPr>
+        <w:t xml:space="preserve">Completion task: Center the validation area using the frozen </w:t>
+      </w:r>
+      <w:r>
+        <w:rPr>
+          <w:b/>
+        </w:rPr>
+        <w:t>training</w:t>
+      </w:r>
+      <w:r>
+        <w:rPr>
+          <w:b w:val="0"/>
+        </w:rPr>
+        <w:t xml:space="preserve"> mean.</w:t>
+      </w:r>
+    </w:p>
+    <w:p>
+      <w:pPr>
+        <w:pStyle w:val="Heading3"/>
+      </w:pPr>
+      <w:r>
+        <w:t>Reasoning to listen for</w:t>
+      </w:r>
+    </w:p>
+    <w:p>
+      <w:pPr>
+        <w:spacing w:line="336" w:lineRule="auto" w:after="180"/>
+        <w:shd w:fill="F1F6FC"/>
+      </w:pPr>
+      <w:r>
+        <w:rPr>
+          <w:b w:val="0"/>
+        </w:rPr>
         <w:t>Teacher check: Teacher explanation: Area 10; centered 10-20/3=10/3 square cm. Validation does not change the fitted mean.</w:t>
       </w:r>
     </w:p>
     <w:p>
-      <w:r>
-        <w:t>Start by identifying the given inputs together. Leave the intermediate steps blank. If needed, model one step, then withdraw that help on the next step. Move to a full trace only when the partial trace is understood. For partners, alternate explainer and checker; collect a response from every learner before discussion.</w:t>
+      <w:pPr>
+        <w:spacing w:line="336" w:lineRule="auto" w:after="180"/>
+      </w:pPr>
+      <w:r>
+        <w:rPr>
+          <w:b w:val="0"/>
+        </w:rPr>
+        <w:t xml:space="preserve">Start by identifying the given </w:t>
+      </w:r>
+      <w:r>
+        <w:rPr>
+          <w:b/>
+        </w:rPr>
+        <w:t>input</w:t>
+      </w:r>
+      <w:r>
+        <w:rPr>
+          <w:b w:val="0"/>
+        </w:rPr>
+        <w:t>s together. Leave the intermediate steps blank. If needed, model one step, then withdraw that help on the next step. Move to a full trace only when the partial trace is understood.</w:t>
+      </w:r>
+    </w:p>
+    <w:p>
+      <w:pPr>
+        <w:spacing w:line="336" w:lineRule="auto" w:after="180"/>
+      </w:pPr>
+      <w:r>
+        <w:rPr>
+          <w:b w:val="0"/>
+        </w:rPr>
+        <w:t>For partners, alternate explainer and checker; collect a response from every learner before discussion.</w:t>
       </w:r>
     </w:p>
     <w:p>
@@ -1944,18 +3516,26 @@
       </w:r>
     </w:p>
     <w:p>
-      <w:r>
-        <w:t>Use the worked case for Feature engineering. Proposed explanation: “A final answer is enough”. Decide whether this explanation is supported. Point to the step or supplied fact that decides; explain your repair if needed.</w:t>
-      </w:r>
-    </w:p>
-    <w:p>
-      <w:r>
-        <w:t>Expected correction: Ask for the relevant counts, units, procedure or saved record. For this week: Areas 6, 8, 6 square cm; training mean 20/3 square cm.</w:t>
-      </w:r>
-    </w:p>
-    <w:p>
-      <w:r>
-        <w:t>Collect explanations, not only yes/no votes. If a misunderstanding is common, re-model the relevant step for the class. If it affects a few learners, give a short targeted group explanation while others solve a more demanding variation.</w:t>
+      <w:pPr>
+        <w:spacing w:line="336" w:lineRule="auto" w:after="180"/>
+      </w:pPr>
+      <w:r>
+        <w:rPr>
+          <w:b w:val="0"/>
+        </w:rPr>
+        <w:t xml:space="preserve">Use the worked case for </w:t>
+      </w:r>
+      <w:r>
+        <w:rPr>
+          <w:b/>
+        </w:rPr>
+        <w:t>Feature engineering</w:t>
+      </w:r>
+      <w:r>
+        <w:rPr>
+          <w:b w:val="0"/>
+        </w:rPr>
+        <w:t>. Proposed explanation: “A final answer is enough”. Decide whether this explanation is supported. Point to the step or supplied fact that decides; explain your repair if needed.</w:t>
       </w:r>
     </w:p>
     <w:p>
@@ -1963,41 +3543,197 @@
         <w:pStyle w:val="Heading3"/>
       </w:pPr>
       <w:r>
+        <w:t>Expected repair</w:t>
+      </w:r>
+    </w:p>
+    <w:p>
+      <w:pPr>
+        <w:spacing w:line="336" w:lineRule="auto" w:after="180"/>
+        <w:shd w:fill="F1F6FC"/>
+      </w:pPr>
+      <w:r>
+        <w:rPr>
+          <w:b w:val="0"/>
+        </w:rPr>
+        <w:t xml:space="preserve">Expected correction: Ask for the relevant counts, units, procedure or saved record. For this week: Areas 6, 8, 6 square cm; </w:t>
+      </w:r>
+      <w:r>
+        <w:rPr>
+          <w:b/>
+        </w:rPr>
+        <w:t>training</w:t>
+      </w:r>
+      <w:r>
+        <w:rPr>
+          <w:b w:val="0"/>
+        </w:rPr>
+        <w:t xml:space="preserve"> mean 20/3 square cm.</w:t>
+      </w:r>
+    </w:p>
+    <w:p>
+      <w:pPr>
+        <w:spacing w:line="336" w:lineRule="auto" w:after="180"/>
+      </w:pPr>
+      <w:r>
+        <w:rPr>
+          <w:b w:val="0"/>
+        </w:rPr>
+        <w:t>Collect explanations, not only yes/no votes. If a misunderstanding is common, re-model the relevant step for the class.</w:t>
+      </w:r>
+    </w:p>
+    <w:p>
+      <w:pPr>
+        <w:spacing w:line="336" w:lineRule="auto" w:after="180"/>
+      </w:pPr>
+      <w:r>
+        <w:rPr>
+          <w:b w:val="0"/>
+        </w:rPr>
+        <w:t>If it affects a few learners, give a short targeted group explanation while others solve a more demanding variation.</w:t>
+      </w:r>
+    </w:p>
+    <w:p>
+      <w:pPr>
+        <w:pStyle w:val="Heading3"/>
+      </w:pPr>
+      <w:r>
         <w:t>Connected teaching cycle: Relationships and confounding</w:t>
       </w:r>
     </w:p>
     <w:p>
-      <w:r>
-        <w:t>Target: Describe associations without claiming cause</w:t>
-      </w:r>
-    </w:p>
-    <w:p>
-      <w:r>
+      <w:pPr>
+        <w:spacing w:line="336" w:lineRule="auto" w:after="180"/>
+      </w:pPr>
+      <w:r>
+        <w:rPr>
+          <w:b w:val="0"/>
+        </w:rPr>
+        <w:t xml:space="preserve">Target: Describe </w:t>
+      </w:r>
+      <w:r>
+        <w:rPr>
+          <w:b/>
+        </w:rPr>
+        <w:t>association</w:t>
+      </w:r>
+      <w:r>
+        <w:rPr>
+          <w:b w:val="0"/>
+        </w:rPr>
+        <w:t xml:space="preserve">s without claiming </w:t>
+      </w:r>
+      <w:r>
+        <w:rPr>
+          <w:b/>
+        </w:rPr>
+        <w:t>cause</w:t>
+      </w:r>
+    </w:p>
+    <w:p>
+      <w:pPr>
+        <w:spacing w:line="336" w:lineRule="auto" w:after="180"/>
+      </w:pPr>
+      <w:r>
+        <w:rPr>
+          <w:b w:val="0"/>
+        </w:rPr>
         <w:t>Reserve further sessions for this topic; the 135-minute primary plan does not absorb all added content.</w:t>
       </w:r>
     </w:p>
     <w:p>
-      <w:r>
+      <w:pPr>
+        <w:spacing w:line="336" w:lineRule="auto" w:after="180"/>
+      </w:pPr>
+      <w:r>
+        <w:rPr>
+          <w:b w:val="0"/>
+        </w:rPr>
         <w:t>Completion practice: Explain how prior experience could relate to both practice time and score.</w:t>
       </w:r>
     </w:p>
     <w:p>
-      <w:r>
+      <w:pPr>
+        <w:pStyle w:val="Heading3"/>
+      </w:pPr>
+      <w:r>
+        <w:t>Reasoning to listen for</w:t>
+      </w:r>
+    </w:p>
+    <w:p>
+      <w:pPr>
+        <w:spacing w:line="336" w:lineRule="auto" w:after="180"/>
+        <w:shd w:fill="F1F6FC"/>
+      </w:pPr>
+      <w:r>
+        <w:rPr>
+          <w:b w:val="0"/>
+        </w:rPr>
         <w:t>Teacher check: Experienced learners may choose different practice amounts and also score higher even without additional practice.</w:t>
       </w:r>
     </w:p>
     <w:p>
-      <w:r>
+      <w:pPr>
+        <w:spacing w:line="336" w:lineRule="auto" w:after="180"/>
+      </w:pPr>
+      <w:r>
+        <w:rPr>
+          <w:b w:val="0"/>
+        </w:rPr>
         <w:t>Individual check: For Relationships and confounding, use its worked case to evaluate this proposed explanation: “A successful run proves the conclusion”. Explain the deciding step.</w:t>
       </w:r>
     </w:p>
     <w:p>
-      <w:r>
-        <w:t>Expected correction: A fairer comparison could offer the same task, instructions and assessment and randomly assign fictional groups to practice conditions. In real classrooms, a teacher must approve any activity and protect equal learning opportunities; this lesson uses a paper plan.</w:t>
-      </w:r>
-    </w:p>
-    <w:p>
-      <w:r>
+      <w:pPr>
+        <w:pStyle w:val="Heading3"/>
+      </w:pPr>
+      <w:r>
+        <w:t>Expected repair</w:t>
+      </w:r>
+    </w:p>
+    <w:p>
+      <w:pPr>
+        <w:spacing w:line="336" w:lineRule="auto" w:after="180"/>
+        <w:shd w:fill="F1F6FC"/>
+      </w:pPr>
+      <w:r>
+        <w:rPr>
+          <w:b w:val="0"/>
+        </w:rPr>
+        <w:t xml:space="preserve">Expected correction: A fairer </w:t>
+      </w:r>
+      <w:r>
+        <w:rPr>
+          <w:b/>
+        </w:rPr>
+        <w:t>comparison</w:t>
+      </w:r>
+      <w:r>
+        <w:rPr>
+          <w:b w:val="0"/>
+        </w:rPr>
+        <w:t xml:space="preserve"> could offer the same task, instructions and assessment and randomly assign fictional groups to practice conditions.</w:t>
+      </w:r>
+    </w:p>
+    <w:p>
+      <w:pPr>
+        <w:spacing w:line="336" w:lineRule="auto" w:after="180"/>
+        <w:shd w:fill="F1F6FC"/>
+      </w:pPr>
+      <w:r>
+        <w:rPr>
+          <w:b w:val="0"/>
+        </w:rPr>
+        <w:t>In real classrooms, a teacher must approve any activity and protect equal learning opportunities; this lesson uses a paper plan.</w:t>
+      </w:r>
+    </w:p>
+    <w:p>
+      <w:pPr>
+        <w:spacing w:line="336" w:lineRule="auto" w:after="180"/>
+      </w:pPr>
+      <w:r>
+        <w:rPr>
+          <w:b w:val="0"/>
+        </w:rPr>
         <w:t>Apply the same support, independent transfer and delayed-review decisions to the named connected-topic workbook tasks.</w:t>
       </w:r>
     </w:p>
@@ -2010,8 +3746,26 @@
       </w:r>
     </w:p>
     <w:p>
-      <w:r>
-        <w:t>What should be saved so another group transforms the query identically? Point to the relevant step in the picture, then write the changed result and the rule or evidence that supports it.</w:t>
+      <w:pPr>
+        <w:spacing w:line="336" w:lineRule="auto" w:after="180"/>
+      </w:pPr>
+      <w:r>
+        <w:rPr>
+          <w:b w:val="0"/>
+        </w:rPr>
+        <w:t xml:space="preserve">What should be saved so another group transforms the query identically? Point to the relevant step in the picture, then write the changed result and the rule or </w:t>
+      </w:r>
+      <w:r>
+        <w:rPr>
+          <w:b/>
+        </w:rPr>
+        <w:t>evidence</w:t>
+      </w:r>
+      <w:r>
+        <w:rPr>
+          <w:b w:val="0"/>
+        </w:rPr>
+        <w:t xml:space="preserve"> that supports it.</w:t>
       </w:r>
     </w:p>
     <w:p>
@@ -2023,18 +3777,179 @@
       </w:r>
     </w:p>
     <w:p>
-      <w:r>
-        <w:t>The area definition, cm² units and training mean 6; the correct declared centered feature is 2 cm². Changed-case check: Mean becomes26/4=6.5 cm² and query feature1.5 cm²; this changes the fitted transformation. A held-out input should not silently redefine a training-fitted preprocessing step.</w:t>
-      </w:r>
-    </w:p>
-    <w:p>
-      <w:r>
-        <w:t>Changed-case reasoning: Mean becomes26/4=6.5 cm² and query feature1.5 cm²; this changes the fitted transformation. A held-out input should not silently redefine a training-fitted preprocessing step.</w:t>
-      </w:r>
-    </w:p>
-    <w:p>
-      <w:r>
-        <w:t>Collect each learner’s explanation before discussion. Use the first missing connection between input, deciding step and result to choose support. This question is worked-case practice, not fresh mastery evidence.</w:t>
+      <w:pPr>
+        <w:spacing w:line="336" w:lineRule="auto" w:after="180"/>
+      </w:pPr>
+      <w:r>
+        <w:rPr>
+          <w:b w:val="0"/>
+        </w:rPr>
+        <w:t xml:space="preserve">The area definition, cm² units and </w:t>
+      </w:r>
+      <w:r>
+        <w:rPr>
+          <w:b/>
+        </w:rPr>
+        <w:t>training</w:t>
+      </w:r>
+      <w:r>
+        <w:rPr>
+          <w:b w:val="0"/>
+        </w:rPr>
+        <w:t xml:space="preserve"> mean 6; the correct declared centered feature is 2 cm². Changed-case check: Mean becomes26/4=6.5 cm² and query feature1.5 cm²; this changes the fitted </w:t>
+      </w:r>
+      <w:r>
+        <w:rPr>
+          <w:b/>
+        </w:rPr>
+        <w:t>transformation</w:t>
+      </w:r>
+      <w:r>
+        <w:rPr>
+          <w:b w:val="0"/>
+        </w:rPr>
+        <w:t>.</w:t>
+      </w:r>
+    </w:p>
+    <w:p>
+      <w:pPr>
+        <w:spacing w:line="336" w:lineRule="auto" w:after="180"/>
+      </w:pPr>
+      <w:r>
+        <w:rPr>
+          <w:b w:val="0"/>
+        </w:rPr>
+        <w:t xml:space="preserve">A held-out </w:t>
+      </w:r>
+      <w:r>
+        <w:rPr>
+          <w:b/>
+        </w:rPr>
+        <w:t>input</w:t>
+      </w:r>
+      <w:r>
+        <w:rPr>
+          <w:b w:val="0"/>
+        </w:rPr>
+        <w:t xml:space="preserve"> should not silently redefine a </w:t>
+      </w:r>
+      <w:r>
+        <w:rPr>
+          <w:b/>
+        </w:rPr>
+        <w:t>training</w:t>
+      </w:r>
+      <w:r>
+        <w:rPr>
+          <w:b w:val="0"/>
+        </w:rPr>
+        <w:t>-fitted pre</w:t>
+      </w:r>
+      <w:r>
+        <w:rPr>
+          <w:b/>
+        </w:rPr>
+        <w:t>process</w:t>
+      </w:r>
+      <w:r>
+        <w:rPr>
+          <w:b w:val="0"/>
+        </w:rPr>
+        <w:t>ing step.</w:t>
+      </w:r>
+    </w:p>
+    <w:p>
+      <w:pPr>
+        <w:spacing w:line="336" w:lineRule="auto" w:after="180"/>
+      </w:pPr>
+      <w:r>
+        <w:rPr>
+          <w:b w:val="0"/>
+        </w:rPr>
+        <w:t xml:space="preserve">Changed-case reasoning: Mean becomes26/4=6.5 cm² and query feature1.5 cm²; this changes the fitted </w:t>
+      </w:r>
+      <w:r>
+        <w:rPr>
+          <w:b/>
+        </w:rPr>
+        <w:t>transformation</w:t>
+      </w:r>
+      <w:r>
+        <w:rPr>
+          <w:b w:val="0"/>
+        </w:rPr>
+        <w:t xml:space="preserve">. A held-out </w:t>
+      </w:r>
+      <w:r>
+        <w:rPr>
+          <w:b/>
+        </w:rPr>
+        <w:t>input</w:t>
+      </w:r>
+      <w:r>
+        <w:rPr>
+          <w:b w:val="0"/>
+        </w:rPr>
+        <w:t xml:space="preserve"> should not silently redefine a </w:t>
+      </w:r>
+      <w:r>
+        <w:rPr>
+          <w:b/>
+        </w:rPr>
+        <w:t>training</w:t>
+      </w:r>
+      <w:r>
+        <w:rPr>
+          <w:b w:val="0"/>
+        </w:rPr>
+        <w:t>-fitted pre</w:t>
+      </w:r>
+      <w:r>
+        <w:rPr>
+          <w:b/>
+        </w:rPr>
+        <w:t>process</w:t>
+      </w:r>
+      <w:r>
+        <w:rPr>
+          <w:b w:val="0"/>
+        </w:rPr>
+        <w:t>ing step.</w:t>
+      </w:r>
+    </w:p>
+    <w:p>
+      <w:pPr>
+        <w:spacing w:line="336" w:lineRule="auto" w:after="180"/>
+      </w:pPr>
+      <w:r>
+        <w:rPr>
+          <w:b w:val="0"/>
+        </w:rPr>
+        <w:t xml:space="preserve">Collect each learner’s explanation before discussion. Use the first missing connection between </w:t>
+      </w:r>
+      <w:r>
+        <w:rPr>
+          <w:b/>
+        </w:rPr>
+        <w:t>input</w:t>
+      </w:r>
+      <w:r>
+        <w:rPr>
+          <w:b w:val="0"/>
+        </w:rPr>
+        <w:t xml:space="preserve">, deciding step and result to choose support. This question is worked-case practice, not fresh mastery </w:t>
+      </w:r>
+      <w:r>
+        <w:rPr>
+          <w:b/>
+        </w:rPr>
+        <w:t>evidence</w:t>
+      </w:r>
+      <w:r>
+        <w:rPr>
+          <w:b w:val="0"/>
+        </w:rPr>
+        <w:t>.</w:t>
       </w:r>
     </w:p>
     <w:p>
@@ -2046,54 +3961,145 @@
       </w:r>
     </w:p>
     <w:p>
+      <w:r>
+        <w:t>Run the Feature Engineering investigation and use the first unsupported step to choose a teaching response.</w:t>
+      </w:r>
+    </w:p>
+    <w:p>
+      <w:pPr>
+        <w:spacing w:line="336" w:lineRule="auto" w:after="180"/>
+      </w:pPr>
+      <w:r>
+        <w:rPr>
+          <w:b w:val="0"/>
+        </w:rPr>
+        <w:t>Keep the test conditions fixed, record every result, and change only one planned factor.</w:t>
+      </w:r>
+    </w:p>
+    <w:p>
+      <w:pPr>
+        <w:spacing w:line="336" w:lineRule="auto" w:after="180"/>
+        <w:shd w:fill="F4F9FC"/>
+      </w:pPr>
+      <w:r>
+        <w:rPr>
+          <w:b w:val="0"/>
+        </w:rPr>
+        <w:t xml:space="preserve">1. Write the hypothesis and expected </w:t>
+      </w:r>
+      <w:r>
+        <w:rPr>
+          <w:b/>
+        </w:rPr>
+        <w:t>evidence</w:t>
+      </w:r>
+      <w:r>
+        <w:rPr>
+          <w:b w:val="0"/>
+        </w:rPr>
+        <w:t xml:space="preserve"> before running.</w:t>
+      </w:r>
+    </w:p>
+    <w:p>
+      <w:pPr>
+        <w:spacing w:line="336" w:lineRule="auto" w:after="180"/>
+        <w:shd w:fill="F4F9FC"/>
+      </w:pPr>
+      <w:r>
+        <w:rPr>
+          <w:b w:val="0"/>
+        </w:rPr>
+        <w:t xml:space="preserve">2. Feature Workshop: design two </w:t>
+      </w:r>
+      <w:r>
+        <w:rPr>
+          <w:b/>
+        </w:rPr>
+        <w:t>transformation</w:t>
+      </w:r>
+      <w:r>
+        <w:rPr>
+          <w:b w:val="0"/>
+        </w:rPr>
+        <w:t xml:space="preserve">s, compute examples, audit </w:t>
+      </w:r>
+      <w:r>
+        <w:rPr>
+          <w:b/>
+        </w:rPr>
+        <w:t>leakage</w:t>
+      </w:r>
+      <w:r>
+        <w:rPr>
+          <w:b w:val="0"/>
+        </w:rPr>
+        <w:t>, and compare one controlled validation result.</w:t>
+      </w:r>
+    </w:p>
+    <w:p>
+      <w:pPr>
+        <w:spacing w:line="336" w:lineRule="auto" w:after="180"/>
+        <w:shd w:fill="F4F9FC"/>
+      </w:pPr>
+      <w:r>
+        <w:rPr>
+          <w:b w:val="0"/>
+        </w:rPr>
+        <w:t>3. Run one normal, one boundary, one missing, and one shifted case.</w:t>
+      </w:r>
+    </w:p>
+    <w:p>
+      <w:pPr>
+        <w:spacing w:line="336" w:lineRule="auto" w:after="180"/>
+        <w:shd w:fill="F4F9FC"/>
+      </w:pPr>
+      <w:r>
+        <w:rPr>
+          <w:b w:val="0"/>
+        </w:rPr>
+        <w:t>4. Calculate the metric from raw counts or row-level errors.</w:t>
+      </w:r>
+    </w:p>
+    <w:p>
+      <w:pPr>
+        <w:spacing w:line="336" w:lineRule="auto" w:after="180"/>
+        <w:shd w:fill="F4F9FC"/>
+      </w:pPr>
+      <w:r>
+        <w:rPr>
+          <w:b w:val="0"/>
+        </w:rPr>
+        <w:t>5. Interpret what changed, what did not, and what remains unsafe or unknown.</w:t>
+      </w:r>
+    </w:p>
+    <w:p>
       <w:pPr>
         <w:pStyle w:val="Heading3"/>
       </w:pPr>
       <w:r>
-        <w:t>Run the weekly evidence lab</w:t>
-      </w:r>
-    </w:p>
-    <w:p>
-      <w:r>
-        <w:t>Keep the test conditions fixed, record every result, and change only one planned factor.</w:t>
-      </w:r>
-    </w:p>
-    <w:p>
-      <w:r>
-        <w:t>1. Write the hypothesis and expected evidence before running.</w:t>
-      </w:r>
-    </w:p>
-    <w:p>
-      <w:r>
-        <w:t>2. Feature Workshop: design two transformations, compute examples, audit leakage, and compare one controlled validation result.</w:t>
-      </w:r>
-    </w:p>
-    <w:p>
-      <w:r>
-        <w:t>3. Run one normal, one boundary, one missing, and one shifted case.</w:t>
-      </w:r>
-    </w:p>
-    <w:p>
-      <w:r>
-        <w:t>4. Calculate the metric from raw counts or row-level errors.</w:t>
-      </w:r>
-    </w:p>
-    <w:p>
-      <w:r>
-        <w:t>5. Interpret what changed, what did not, and what remains unsafe or unknown.</w:t>
-      </w:r>
-    </w:p>
-    <w:p>
-      <w:pPr>
-        <w:pStyle w:val="Heading3"/>
-      </w:pPr>
-      <w:r>
         <w:t>Make the lab runnable</w:t>
       </w:r>
     </w:p>
     <w:p>
-      <w:r>
-        <w:t>Use the concrete case as the shared normal case and the independent question as a second case. Each pair creates a boundary or missing-information case and predicts its result before testing. Keep the expected result separate from an observed mistake.</w:t>
+      <w:pPr>
+        <w:spacing w:line="336" w:lineRule="auto" w:after="180"/>
+      </w:pPr>
+      <w:r>
+        <w:rPr>
+          <w:b w:val="0"/>
+        </w:rPr>
+        <w:t>Use the concrete case as the shared normal case and the independent question as a second case. Each pair creates a boundary or missing-information case and predicts its result before testing.</w:t>
+      </w:r>
+    </w:p>
+    <w:p>
+      <w:pPr>
+        <w:spacing w:line="336" w:lineRule="auto" w:after="180"/>
+      </w:pPr>
+      <w:r>
+        <w:rPr>
+          <w:b w:val="0"/>
+        </w:rPr>
+        <w:t>Keep the expected result separate from an observed mistake.</w:t>
       </w:r>
     </w:p>
     <w:tbl>
@@ -2251,13 +4257,36 @@
       </w:r>
     </w:p>
     <w:p>
-      <w:r>
+      <w:pPr>
+        <w:spacing w:line="336" w:lineRule="auto" w:after="180"/>
+      </w:pPr>
+      <w:r>
+        <w:rPr>
+          <w:b w:val="0"/>
+        </w:rPr>
         <w:t>MISCONCEPTION TO REPAIR Creating many features automatically gives the model more useful information.</w:t>
       </w:r>
     </w:p>
     <w:p>
-      <w:r>
-        <w:t>For guessing, return to given facts and request a trace. For vocabulary without application, use one example and one non-example. For arithmetic errors, check the setup before the calculation. Finish with a different uncoached case before recording mastery.</w:t>
+      <w:pPr>
+        <w:spacing w:line="336" w:lineRule="auto" w:after="180"/>
+      </w:pPr>
+      <w:r>
+        <w:rPr>
+          <w:b w:val="0"/>
+        </w:rPr>
+        <w:t>For guessing, return to given facts and request a trace. For vocabulary without application, use one example and one non-example. For arithmetic errors, check the setup before the calculation.</w:t>
+      </w:r>
+    </w:p>
+    <w:p>
+      <w:pPr>
+        <w:spacing w:line="336" w:lineRule="auto" w:after="180"/>
+      </w:pPr>
+      <w:r>
+        <w:rPr>
+          <w:b w:val="0"/>
+        </w:rPr>
+        <w:t>Finish with a different uncoached case before recording mastery.</w:t>
       </w:r>
     </w:p>
     <w:p>
@@ -2269,18 +4298,120 @@
       </w:r>
     </w:p>
     <w:p>
-      <w:r>
-        <w:t>A final answer is enough: Ask for the relevant counts, units, procedure or saved record. For this week: Areas 6, 8, 6 square cm; training mean 20/3 square cm.</w:t>
-      </w:r>
-    </w:p>
-    <w:p>
-      <w:r>
-        <w:t>A stronger claim makes a stronger project: Compare with and without area on the same validation records, fitting all transformations on training and reporting the declared metric and feature availability.</w:t>
-      </w:r>
-    </w:p>
-    <w:p>
-      <w:r>
-        <w:t>The new case can be copied from the example: The independent task changes the evidence. Require a fresh explanation: Training mean 8 square cm; new area 12 square cm; centered feature 4 square cm.</w:t>
+      <w:pPr>
+        <w:spacing w:line="336" w:lineRule="auto" w:after="180"/>
+      </w:pPr>
+      <w:r>
+        <w:rPr>
+          <w:b w:val="0"/>
+        </w:rPr>
+        <w:t xml:space="preserve">A final answer is enough: Ask for the relevant counts, units, procedure or saved record. For this week: Areas 6, 8, 6 square cm; </w:t>
+      </w:r>
+      <w:r>
+        <w:rPr>
+          <w:b/>
+        </w:rPr>
+        <w:t>training</w:t>
+      </w:r>
+      <w:r>
+        <w:rPr>
+          <w:b w:val="0"/>
+        </w:rPr>
+        <w:t xml:space="preserve"> mean 20/3 square cm.</w:t>
+      </w:r>
+    </w:p>
+    <w:p>
+      <w:pPr>
+        <w:spacing w:line="336" w:lineRule="auto" w:after="180"/>
+      </w:pPr>
+      <w:r>
+        <w:rPr>
+          <w:b w:val="0"/>
+        </w:rPr>
+        <w:t xml:space="preserve">A stronger claim makes a stronger project: Compare with and without area on the same validation records, </w:t>
+      </w:r>
+      <w:r>
+        <w:rPr>
+          <w:b/>
+        </w:rPr>
+        <w:t>fitting</w:t>
+      </w:r>
+      <w:r>
+        <w:rPr>
+          <w:b w:val="0"/>
+        </w:rPr>
+        <w:t xml:space="preserve"> all </w:t>
+      </w:r>
+      <w:r>
+        <w:rPr>
+          <w:b/>
+        </w:rPr>
+        <w:t>transformation</w:t>
+      </w:r>
+      <w:r>
+        <w:rPr>
+          <w:b w:val="0"/>
+        </w:rPr>
+        <w:t xml:space="preserve">s on </w:t>
+      </w:r>
+      <w:r>
+        <w:rPr>
+          <w:b/>
+        </w:rPr>
+        <w:t>training</w:t>
+      </w:r>
+      <w:r>
+        <w:rPr>
+          <w:b w:val="0"/>
+        </w:rPr>
+        <w:t xml:space="preserve"> and reporting the declared metric and feature </w:t>
+      </w:r>
+      <w:r>
+        <w:rPr>
+          <w:b/>
+        </w:rPr>
+        <w:t>availability</w:t>
+      </w:r>
+      <w:r>
+        <w:rPr>
+          <w:b w:val="0"/>
+        </w:rPr>
+        <w:t>.</w:t>
+      </w:r>
+    </w:p>
+    <w:p>
+      <w:pPr>
+        <w:spacing w:line="336" w:lineRule="auto" w:after="180"/>
+      </w:pPr>
+      <w:r>
+        <w:rPr>
+          <w:b w:val="0"/>
+        </w:rPr>
+        <w:t xml:space="preserve">The new case can be copied from the example: The independent task changes the </w:t>
+      </w:r>
+      <w:r>
+        <w:rPr>
+          <w:b/>
+        </w:rPr>
+        <w:t>evidence</w:t>
+      </w:r>
+      <w:r>
+        <w:rPr>
+          <w:b w:val="0"/>
+        </w:rPr>
+        <w:t xml:space="preserve">. Require a fresh explanation: </w:t>
+      </w:r>
+      <w:r>
+        <w:rPr>
+          <w:b/>
+        </w:rPr>
+        <w:t>Training</w:t>
+      </w:r>
+      <w:r>
+        <w:rPr>
+          <w:b w:val="0"/>
+        </w:rPr>
+        <w:t xml:space="preserve"> mean 8 square cm; new area 12 square cm; centered feature 4 square cm.</w:t>
       </w:r>
     </w:p>
     <w:p>
@@ -2292,18 +4423,153 @@
       </w:r>
     </w:p>
     <w:p>
-      <w:r>
-        <w:t>A successful run proves the conclusion: A fairer comparison could offer the same task, instructions and assessment and randomly assign fictional groups to practice conditions. In real classrooms, a teacher must approve any activity and protect equal learning opportunities; this lesson uses a paper plan.</w:t>
-      </w:r>
-    </w:p>
-    <w:p>
-      <w:r>
-        <w:t>Matching the example is enough: Require the new W4 case, explicit predictions and an explanation. Fresh retry: a log links more library visits with higher reading scores. Reading interest may influence both. Require a supported association statement and a fairer comparison plan.</w:t>
-      </w:r>
-    </w:p>
-    <w:p>
-      <w:r>
-        <w:t>A convenient shortcut preserves meaning: A chart title Practice causes success overstates the evidence. Replace it with Practice time and scores in three fictional records, and describe the possible confounder. Better wording does not repair the study, but it makes the report honest.</w:t>
+      <w:pPr>
+        <w:spacing w:line="336" w:lineRule="auto" w:after="180"/>
+      </w:pPr>
+      <w:r>
+        <w:rPr>
+          <w:b w:val="0"/>
+        </w:rPr>
+        <w:t xml:space="preserve">A successful run proves the conclusion: A fairer </w:t>
+      </w:r>
+      <w:r>
+        <w:rPr>
+          <w:b/>
+        </w:rPr>
+        <w:t>comparison</w:t>
+      </w:r>
+      <w:r>
+        <w:rPr>
+          <w:b w:val="0"/>
+        </w:rPr>
+        <w:t xml:space="preserve"> could offer the same task, instructions and assessment and randomly assign fictional groups to practice conditions.</w:t>
+      </w:r>
+    </w:p>
+    <w:p>
+      <w:pPr>
+        <w:spacing w:line="336" w:lineRule="auto" w:after="180"/>
+      </w:pPr>
+      <w:r>
+        <w:rPr>
+          <w:b w:val="0"/>
+        </w:rPr>
+        <w:t>In real classrooms, a teacher must approve any activity and protect equal learning opportunities; this lesson uses a paper plan.</w:t>
+      </w:r>
+    </w:p>
+    <w:p>
+      <w:pPr>
+        <w:spacing w:line="336" w:lineRule="auto" w:after="180"/>
+      </w:pPr>
+      <w:r>
+        <w:rPr>
+          <w:b w:val="0"/>
+        </w:rPr>
+        <w:t xml:space="preserve">Matching the example is enough: Require the new W4 case, explicit </w:t>
+      </w:r>
+      <w:r>
+        <w:rPr>
+          <w:b/>
+        </w:rPr>
+        <w:t>prediction</w:t>
+      </w:r>
+      <w:r>
+        <w:rPr>
+          <w:b w:val="0"/>
+        </w:rPr>
+        <w:t>s and an explanation. Fresh retry: a log links more library visits with higher reading scores. Reading interest may influence both.</w:t>
+      </w:r>
+    </w:p>
+    <w:p>
+      <w:pPr>
+        <w:spacing w:line="336" w:lineRule="auto" w:after="180"/>
+      </w:pPr>
+      <w:r>
+        <w:rPr>
+          <w:b w:val="0"/>
+        </w:rPr>
+        <w:t xml:space="preserve">Require a supported </w:t>
+      </w:r>
+      <w:r>
+        <w:rPr>
+          <w:b/>
+        </w:rPr>
+        <w:t>association</w:t>
+      </w:r>
+      <w:r>
+        <w:rPr>
+          <w:b w:val="0"/>
+        </w:rPr>
+        <w:t xml:space="preserve"> statement and a fairer </w:t>
+      </w:r>
+      <w:r>
+        <w:rPr>
+          <w:b/>
+        </w:rPr>
+        <w:t>comparison</w:t>
+      </w:r>
+      <w:r>
+        <w:rPr>
+          <w:b w:val="0"/>
+        </w:rPr>
+        <w:t xml:space="preserve"> plan.</w:t>
+      </w:r>
+    </w:p>
+    <w:p>
+      <w:pPr>
+        <w:spacing w:line="336" w:lineRule="auto" w:after="180"/>
+      </w:pPr>
+      <w:r>
+        <w:rPr>
+          <w:b w:val="0"/>
+        </w:rPr>
+        <w:t xml:space="preserve">A convenient shortcut preserves meaning: A chart title Practice </w:t>
+      </w:r>
+      <w:r>
+        <w:rPr>
+          <w:b/>
+        </w:rPr>
+        <w:t>cause</w:t>
+      </w:r>
+      <w:r>
+        <w:rPr>
+          <w:b w:val="0"/>
+        </w:rPr>
+        <w:t xml:space="preserve">s success overstates the </w:t>
+      </w:r>
+      <w:r>
+        <w:rPr>
+          <w:b/>
+        </w:rPr>
+        <w:t>evidence</w:t>
+      </w:r>
+      <w:r>
+        <w:rPr>
+          <w:b w:val="0"/>
+        </w:rPr>
+        <w:t xml:space="preserve">. Replace it with Practice time and scores in three fictional records, and describe the possible </w:t>
+      </w:r>
+      <w:r>
+        <w:rPr>
+          <w:b/>
+        </w:rPr>
+        <w:t>confounder</w:t>
+      </w:r>
+      <w:r>
+        <w:rPr>
+          <w:b w:val="0"/>
+        </w:rPr>
+        <w:t>.</w:t>
+      </w:r>
+    </w:p>
+    <w:p>
+      <w:pPr>
+        <w:spacing w:line="336" w:lineRule="auto" w:after="180"/>
+      </w:pPr>
+      <w:r>
+        <w:rPr>
+          <w:b w:val="0"/>
+        </w:rPr>
+        <w:t>Better wording does not repair the study, but it makes the report honest.</w:t>
       </w:r>
     </w:p>
     <w:p>
@@ -2461,8 +4727,25 @@
       </w:tr>
     </w:tbl>
     <w:p>
-      <w:r>
-        <w:t>Offer an oral explanation, drawing, enlarged visual or fewer examples when that removes a reading/writing barrier. Keep the same reasoning goal. Stretch secure learners by changing a boundary or assumption and asking them to defend the effect, not simply by assigning more of the same questions.</w:t>
+      <w:pPr>
+        <w:spacing w:line="336" w:lineRule="auto" w:after="180"/>
+      </w:pPr>
+      <w:r>
+        <w:rPr>
+          <w:b w:val="0"/>
+        </w:rPr>
+        <w:t>Offer an oral explanation, drawing, enlarged visual or fewer examples when that removes a reading/writing barrier. Keep the same reasoning goal.</w:t>
+      </w:r>
+    </w:p>
+    <w:p>
+      <w:pPr>
+        <w:spacing w:line="336" w:lineRule="auto" w:after="180"/>
+      </w:pPr>
+      <w:r>
+        <w:rPr>
+          <w:b w:val="0"/>
+        </w:rPr>
+        <w:t>Stretch secure learners by changing a boundary or assumption and asking them to defend the effect, not simply by assigning more of the same questions.</w:t>
       </w:r>
     </w:p>
     <w:p>
@@ -2474,11 +4757,16 @@
       </w:r>
     </w:p>
     <w:p>
+      <w:r>
+        <w:t>Use the Feature Engineering questions, teacher keys and criteria after the relevant attempts. Previously discussed cases are practice; protect the separately selected independent task.</w:t>
+      </w:r>
+    </w:p>
+    <w:p>
       <w:pPr>
         <w:pStyle w:val="Heading3"/>
       </w:pPr>
       <w:r>
-        <w:t>Assess and explain the answers</w:t>
+        <w:t>Worked case answer</w:t>
       </w:r>
     </w:p>
     <w:p>
@@ -2486,12 +4774,31 @@
         <w:pStyle w:val="Heading3"/>
       </w:pPr>
       <w:r>
-        <w:t>Worked case answer</w:t>
-      </w:r>
-    </w:p>
-    <w:p>
-      <w:r>
-        <w:t>Ratio=4, unitless with matching units. Guard zero/missing width; fit learned transforms on training only.</w:t>
+        <w:t>Teacher key · Worked case answer</w:t>
+      </w:r>
+    </w:p>
+    <w:p>
+      <w:pPr>
+        <w:spacing w:line="336" w:lineRule="auto" w:after="180"/>
+        <w:shd w:fill="F1F6FC"/>
+      </w:pPr>
+      <w:r>
+        <w:rPr>
+          <w:b w:val="0"/>
+        </w:rPr>
+        <w:t xml:space="preserve">Ratio=4, unitless with matching units. Guard zero/missing width; fit learned transforms on </w:t>
+      </w:r>
+      <w:r>
+        <w:rPr>
+          <w:b/>
+        </w:rPr>
+        <w:t>training</w:t>
+      </w:r>
+      <w:r>
+        <w:rPr>
+          <w:b w:val="0"/>
+        </w:rPr>
+        <w:t xml:space="preserve"> only.</w:t>
       </w:r>
     </w:p>
     <w:p>
@@ -2503,21 +4810,75 @@
       </w:r>
     </w:p>
     <w:p>
-      <w:r>
-        <w:t>A feature is leaf_length divided by leaf_width. A row has width zero. What should the preprocessing rule do before division?</w:t>
-      </w:r>
-    </w:p>
-    <w:p>
       <w:pPr>
         <w:pStyle w:val="Heading3"/>
       </w:pPr>
       <w:r>
+        <w:t>Independent question · withhold the key</w:t>
+      </w:r>
+    </w:p>
+    <w:p>
+      <w:pPr>
+        <w:spacing w:line="336" w:lineRule="auto" w:after="180"/>
+        <w:shd w:fill="F5F1FB"/>
+      </w:pPr>
+      <w:r>
+        <w:rPr>
+          <w:b w:val="0"/>
+        </w:rPr>
+        <w:t>A feature is leaf_length divided by leaf_width. A row has width zero. What should the pre</w:t>
+      </w:r>
+      <w:r>
+        <w:rPr>
+          <w:b/>
+        </w:rPr>
+        <w:t>process</w:t>
+      </w:r>
+      <w:r>
+        <w:rPr>
+          <w:b w:val="0"/>
+        </w:rPr>
+        <w:t>ing rule do before division?</w:t>
+      </w:r>
+    </w:p>
+    <w:p>
+      <w:pPr>
+        <w:pStyle w:val="Heading3"/>
+      </w:pPr>
+      <w:r>
         <w:t>Expected independent answer</w:t>
       </w:r>
     </w:p>
     <w:p>
-      <w:r>
-        <w:t>Detect zero or invalid width, investigate or handle it using a documented rule, and avoid division by zero. Apply preprocessing consistently without learning from test data.</w:t>
+      <w:pPr>
+        <w:pStyle w:val="Heading3"/>
+      </w:pPr>
+      <w:r>
+        <w:t>Teacher key · Expected independent answer</w:t>
+      </w:r>
+    </w:p>
+    <w:p>
+      <w:pPr>
+        <w:spacing w:line="336" w:lineRule="auto" w:after="180"/>
+        <w:shd w:fill="F1F6FC"/>
+      </w:pPr>
+      <w:r>
+        <w:rPr>
+          <w:b w:val="0"/>
+        </w:rPr>
+        <w:t>Detect zero or invalid width, investigate or handle it using a documented rule, and avoid division by zero. Apply pre</w:t>
+      </w:r>
+      <w:r>
+        <w:rPr>
+          <w:b/>
+        </w:rPr>
+        <w:t>process</w:t>
+      </w:r>
+      <w:r>
+        <w:rPr>
+          <w:b w:val="0"/>
+        </w:rPr>
+        <w:t>ing consistently without learning from test data.</w:t>
       </w:r>
     </w:p>
     <w:p>
@@ -2755,8 +5116,25 @@
       </w:tr>
     </w:tbl>
     <w:p>
-      <w:r>
-        <w:t>Use 6/8 as a classroom checkpoint, with 2 required for both Result and Reasoning. This is a proposed teaching rule, not a validated certification threshold. Do not count a coached answer as independent mastery; correct unsafe or unsupported claims regardless of total.</w:t>
+      <w:pPr>
+        <w:spacing w:line="336" w:lineRule="auto" w:after="180"/>
+      </w:pPr>
+      <w:r>
+        <w:rPr>
+          <w:b w:val="0"/>
+        </w:rPr>
+        <w:t>Use 6/8 as a classroom checkpoint, with 2 required for both Result and Reasoning. This is a proposed teaching rule, not a validated certification threshold.</w:t>
+      </w:r>
+    </w:p>
+    <w:p>
+      <w:pPr>
+        <w:spacing w:line="336" w:lineRule="auto" w:after="180"/>
+      </w:pPr>
+      <w:r>
+        <w:rPr>
+          <w:b w:val="0"/>
+        </w:rPr>
+        <w:t>Do not count a coached answer as independent mastery; correct unsafe or unsupported claims regardless of total.</w:t>
       </w:r>
     </w:p>
     <w:p>
@@ -2768,8 +5146,38 @@
       </w:r>
     </w:p>
     <w:p>
-      <w:r>
-        <w:t>Ask the learner to find the evidence that challenges this claim: “A feature formula is safe for every row just because it works on typical examples.” Keep the first attempt and an uncoached retry separate.</w:t>
+      <w:pPr>
+        <w:spacing w:line="336" w:lineRule="auto" w:after="180"/>
+      </w:pPr>
+      <w:r>
+        <w:rPr>
+          <w:b w:val="0"/>
+        </w:rPr>
+        <w:t xml:space="preserve">Ask the learner to find the </w:t>
+      </w:r>
+      <w:r>
+        <w:rPr>
+          <w:b/>
+        </w:rPr>
+        <w:t>evidence</w:t>
+      </w:r>
+      <w:r>
+        <w:rPr>
+          <w:b w:val="0"/>
+        </w:rPr>
+        <w:t xml:space="preserve"> that challenges this claim: “A feature formula is safe for every row just be</w:t>
+      </w:r>
+      <w:r>
+        <w:rPr>
+          <w:b/>
+        </w:rPr>
+        <w:t>cause</w:t>
+      </w:r>
+      <w:r>
+        <w:rPr>
+          <w:b w:val="0"/>
+        </w:rPr>
+        <w:t xml:space="preserve"> it works on typical examples.” Keep the first attempt and an uncoached retry separate.</w:t>
       </w:r>
     </w:p>
     <w:p>
@@ -2781,15 +5189,54 @@
       </w:r>
     </w:p>
     <w:p>
-      <w:r>
-        <w:t>Width=3 cm, ratio=4 and unitless. Zero width makes division undefined; missing width is not zero. Use a documented validation/fallback policy. Fit learned scaling only on training data and apply it unchanged to other partitions.</w:t>
-      </w:r>
-    </w:p>
-    <w:p>
       <w:pPr>
         <w:pStyle w:val="Heading3"/>
       </w:pPr>
       <w:r>
+        <w:t>Teacher key · Original transfer answer</w:t>
+      </w:r>
+    </w:p>
+    <w:p>
+      <w:pPr>
+        <w:spacing w:line="336" w:lineRule="auto" w:after="180"/>
+        <w:shd w:fill="F1F6FC"/>
+      </w:pPr>
+      <w:r>
+        <w:rPr>
+          <w:b w:val="0"/>
+        </w:rPr>
+        <w:t>Width=3 cm, ratio=4 and unitless. Zero width makes division undefined; missing width is not zero. Use a documented validation/fallback policy.</w:t>
+      </w:r>
+    </w:p>
+    <w:p>
+      <w:pPr>
+        <w:spacing w:line="336" w:lineRule="auto" w:after="180"/>
+        <w:shd w:fill="F1F6FC"/>
+      </w:pPr>
+      <w:r>
+        <w:rPr>
+          <w:b w:val="0"/>
+        </w:rPr>
+        <w:t xml:space="preserve">Fit learned scaling only on </w:t>
+      </w:r>
+      <w:r>
+        <w:rPr>
+          <w:b/>
+        </w:rPr>
+        <w:t>training</w:t>
+      </w:r>
+      <w:r>
+        <w:rPr>
+          <w:b w:val="0"/>
+        </w:rPr>
+        <w:t xml:space="preserve"> data and apply it unchanged to other partitions.</w:t>
+      </w:r>
+    </w:p>
+    <w:p>
+      <w:pPr>
+        <w:pStyle w:val="Heading3"/>
+      </w:pPr>
+      <w:r>
         <w:t>Explanations for the additional workbook examples</w:t>
       </w:r>
     </w:p>
@@ -2802,30 +5249,126 @@
       </w:r>
     </w:p>
     <w:p>
-      <w:r>
-        <w:t>Compute the worked areas and their training mean.</w:t>
-      </w:r>
-    </w:p>
-    <w:p>
-      <w:r>
-        <w:t>Teacher explanation: Areas 6, 8, 6 square cm; training mean 20/3 square cm.</w:t>
-      </w:r>
-    </w:p>
-    <w:p>
       <w:pPr>
         <w:pStyle w:val="Heading3"/>
       </w:pPr>
       <w:r>
+        <w:t>Workbook question · W1</w:t>
+      </w:r>
+    </w:p>
+    <w:p>
+      <w:pPr>
+        <w:spacing w:line="336" w:lineRule="auto" w:after="180"/>
+        <w:shd w:fill="F5F1FB"/>
+      </w:pPr>
+      <w:r>
+        <w:rPr>
+          <w:b w:val="0"/>
+        </w:rPr>
+        <w:t xml:space="preserve">Compute the worked areas and their </w:t>
+      </w:r>
+      <w:r>
+        <w:rPr>
+          <w:b/>
+        </w:rPr>
+        <w:t>training</w:t>
+      </w:r>
+      <w:r>
+        <w:rPr>
+          <w:b w:val="0"/>
+        </w:rPr>
+        <w:t xml:space="preserve"> mean.</w:t>
+      </w:r>
+    </w:p>
+    <w:p>
+      <w:pPr>
+        <w:pStyle w:val="Heading3"/>
+      </w:pPr>
+      <w:r>
+        <w:t>Teacher reasoning · W1</w:t>
+      </w:r>
+    </w:p>
+    <w:p>
+      <w:pPr>
+        <w:spacing w:line="336" w:lineRule="auto" w:after="180"/>
+        <w:shd w:fill="F1F6FC"/>
+      </w:pPr>
+      <w:r>
+        <w:rPr>
+          <w:b w:val="0"/>
+        </w:rPr>
+        <w:t xml:space="preserve">Teacher explanation: Areas 6, 8, 6 square cm; </w:t>
+      </w:r>
+      <w:r>
+        <w:rPr>
+          <w:b/>
+        </w:rPr>
+        <w:t>training</w:t>
+      </w:r>
+      <w:r>
+        <w:rPr>
+          <w:b w:val="0"/>
+        </w:rPr>
+        <w:t xml:space="preserve"> mean 20/3 square cm.</w:t>
+      </w:r>
+    </w:p>
+    <w:p>
+      <w:pPr>
+        <w:pStyle w:val="Heading3"/>
+      </w:pPr>
+      <w:r>
         <w:t>W2 Transform validation</w:t>
       </w:r>
     </w:p>
     <w:p>
-      <w:r>
-        <w:t>Center the validation area using the frozen training mean.</w:t>
-      </w:r>
-    </w:p>
-    <w:p>
-      <w:r>
+      <w:pPr>
+        <w:pStyle w:val="Heading3"/>
+      </w:pPr>
+      <w:r>
+        <w:t>Workbook question · W2</w:t>
+      </w:r>
+    </w:p>
+    <w:p>
+      <w:pPr>
+        <w:spacing w:line="336" w:lineRule="auto" w:after="180"/>
+        <w:shd w:fill="F5F1FB"/>
+      </w:pPr>
+      <w:r>
+        <w:rPr>
+          <w:b w:val="0"/>
+        </w:rPr>
+        <w:t xml:space="preserve">Center the validation area using the frozen </w:t>
+      </w:r>
+      <w:r>
+        <w:rPr>
+          <w:b/>
+        </w:rPr>
+        <w:t>training</w:t>
+      </w:r>
+      <w:r>
+        <w:rPr>
+          <w:b w:val="0"/>
+        </w:rPr>
+        <w:t xml:space="preserve"> mean.</w:t>
+      </w:r>
+    </w:p>
+    <w:p>
+      <w:pPr>
+        <w:pStyle w:val="Heading3"/>
+      </w:pPr>
+      <w:r>
+        <w:t>Teacher reasoning · W2</w:t>
+      </w:r>
+    </w:p>
+    <w:p>
+      <w:pPr>
+        <w:spacing w:line="336" w:lineRule="auto" w:after="180"/>
+        <w:shd w:fill="F1F6FC"/>
+      </w:pPr>
+      <w:r>
+        <w:rPr>
+          <w:b w:val="0"/>
+        </w:rPr>
         <w:t>Teacher explanation: Area 10; centered 10-20/3=10/3 square cm. Validation does not change the fitted mean.</w:t>
       </w:r>
     </w:p>
@@ -2838,66 +5381,282 @@
       </w:r>
     </w:p>
     <w:p>
-      <w:r>
-        <w:t>Why is delivery delay invalid for a prediction made before dispatch?</w:t>
-      </w:r>
-    </w:p>
-    <w:p>
-      <w:r>
-        <w:t>Teacher explanation: The value is only known later, so using it would not match the information available at prediction time.</w:t>
-      </w:r>
-    </w:p>
-    <w:p>
       <w:pPr>
         <w:pStyle w:val="Heading3"/>
       </w:pPr>
       <w:r>
+        <w:t>Workbook question · W3</w:t>
+      </w:r>
+    </w:p>
+    <w:p>
+      <w:pPr>
+        <w:spacing w:line="336" w:lineRule="auto" w:after="180"/>
+        <w:shd w:fill="F5F1FB"/>
+      </w:pPr>
+      <w:r>
+        <w:rPr>
+          <w:b w:val="0"/>
+        </w:rPr>
+        <w:t xml:space="preserve">Why is delivery delay invalid for a </w:t>
+      </w:r>
+      <w:r>
+        <w:rPr>
+          <w:b/>
+        </w:rPr>
+        <w:t>prediction</w:t>
+      </w:r>
+      <w:r>
+        <w:rPr>
+          <w:b w:val="0"/>
+        </w:rPr>
+        <w:t xml:space="preserve"> made before dispatch?</w:t>
+      </w:r>
+    </w:p>
+    <w:p>
+      <w:pPr>
+        <w:pStyle w:val="Heading3"/>
+      </w:pPr>
+      <w:r>
+        <w:t>Teacher reasoning · W3</w:t>
+      </w:r>
+    </w:p>
+    <w:p>
+      <w:pPr>
+        <w:spacing w:line="336" w:lineRule="auto" w:after="180"/>
+        <w:shd w:fill="F1F6FC"/>
+      </w:pPr>
+      <w:r>
+        <w:rPr>
+          <w:b w:val="0"/>
+        </w:rPr>
+        <w:t xml:space="preserve">Teacher explanation: The value is only known later, so using it would not match the information available at </w:t>
+      </w:r>
+      <w:r>
+        <w:rPr>
+          <w:b/>
+        </w:rPr>
+        <w:t>prediction</w:t>
+      </w:r>
+      <w:r>
+        <w:rPr>
+          <w:b w:val="0"/>
+        </w:rPr>
+        <w:t xml:space="preserve"> time.</w:t>
+      </w:r>
+    </w:p>
+    <w:p>
+      <w:pPr>
+        <w:pStyle w:val="Heading3"/>
+      </w:pPr>
+      <w:r>
         <w:t>W4 Apply independently</w:t>
       </w:r>
     </w:p>
     <w:p>
-      <w:r>
-        <w:t>Training areas [4, 8, 12]. A new rectangle has length 3 width 4. Compute the training mean and centered new feature; state units.</w:t>
-      </w:r>
-    </w:p>
-    <w:p>
-      <w:r>
-        <w:t>Teacher explanation: Training mean 8 square cm; new area 12 square cm; centered feature 4 square cm.</w:t>
-      </w:r>
-    </w:p>
-    <w:p>
       <w:pPr>
         <w:pStyle w:val="Heading3"/>
       </w:pPr>
       <w:r>
+        <w:t>Workbook question · W4</w:t>
+      </w:r>
+    </w:p>
+    <w:p>
+      <w:pPr>
+        <w:spacing w:line="336" w:lineRule="auto" w:after="180"/>
+        <w:shd w:fill="F5F1FB"/>
+      </w:pPr>
+      <w:r>
+        <w:rPr>
+          <w:b/>
+        </w:rPr>
+        <w:t>Training</w:t>
+      </w:r>
+      <w:r>
+        <w:rPr>
+          <w:b w:val="0"/>
+        </w:rPr>
+        <w:t xml:space="preserve"> areas [4, 8, 12]. A new rectangle has length 3 width 4. Compute the </w:t>
+      </w:r>
+      <w:r>
+        <w:rPr>
+          <w:b/>
+        </w:rPr>
+        <w:t>training</w:t>
+      </w:r>
+      <w:r>
+        <w:rPr>
+          <w:b w:val="0"/>
+        </w:rPr>
+        <w:t xml:space="preserve"> mean and centered new feature; state units.</w:t>
+      </w:r>
+    </w:p>
+    <w:p>
+      <w:pPr>
+        <w:pStyle w:val="Heading3"/>
+      </w:pPr>
+      <w:r>
+        <w:t>Teacher reasoning · W4</w:t>
+      </w:r>
+    </w:p>
+    <w:p>
+      <w:pPr>
+        <w:spacing w:line="336" w:lineRule="auto" w:after="180"/>
+        <w:shd w:fill="F1F6FC"/>
+      </w:pPr>
+      <w:r>
+        <w:rPr>
+          <w:b w:val="0"/>
+        </w:rPr>
+        <w:t xml:space="preserve">Teacher explanation: </w:t>
+      </w:r>
+      <w:r>
+        <w:rPr>
+          <w:b/>
+        </w:rPr>
+        <w:t>Training</w:t>
+      </w:r>
+      <w:r>
+        <w:rPr>
+          <w:b w:val="0"/>
+        </w:rPr>
+        <w:t xml:space="preserve"> mean 8 square cm; new area 12 square cm; centered feature 4 square cm.</w:t>
+      </w:r>
+    </w:p>
+    <w:p>
+      <w:pPr>
+        <w:pStyle w:val="Heading3"/>
+      </w:pPr>
+      <w:r>
         <w:t>W5 Plan a fair comparison</w:t>
       </w:r>
     </w:p>
     <w:p>
-      <w:r>
+      <w:pPr>
+        <w:pStyle w:val="Heading3"/>
+      </w:pPr>
+      <w:r>
+        <w:t>Workbook question · W5</w:t>
+      </w:r>
+    </w:p>
+    <w:p>
+      <w:pPr>
+        <w:spacing w:line="336" w:lineRule="auto" w:after="180"/>
+        <w:shd w:fill="F5F1FB"/>
+      </w:pPr>
+      <w:r>
+        <w:rPr>
+          <w:b w:val="0"/>
+        </w:rPr>
         <w:t>How would you test adding area without claiming it must help?</w:t>
       </w:r>
     </w:p>
     <w:p>
-      <w:r>
-        <w:t>Teacher explanation: Compare with and without area on the same validation records, fitting all transformations on training and reporting the declared metric and feature availability.</w:t>
-      </w:r>
-    </w:p>
-    <w:p>
       <w:pPr>
         <w:pStyle w:val="Heading3"/>
       </w:pPr>
       <w:r>
+        <w:t>Teacher reasoning · W5</w:t>
+      </w:r>
+    </w:p>
+    <w:p>
+      <w:pPr>
+        <w:spacing w:line="336" w:lineRule="auto" w:after="180"/>
+        <w:shd w:fill="F1F6FC"/>
+      </w:pPr>
+      <w:r>
+        <w:rPr>
+          <w:b w:val="0"/>
+        </w:rPr>
+        <w:t xml:space="preserve">Teacher explanation: Compare with and without area on the same validation records, </w:t>
+      </w:r>
+      <w:r>
+        <w:rPr>
+          <w:b/>
+        </w:rPr>
+        <w:t>fitting</w:t>
+      </w:r>
+      <w:r>
+        <w:rPr>
+          <w:b w:val="0"/>
+        </w:rPr>
+        <w:t xml:space="preserve"> all </w:t>
+      </w:r>
+      <w:r>
+        <w:rPr>
+          <w:b/>
+        </w:rPr>
+        <w:t>transformation</w:t>
+      </w:r>
+      <w:r>
+        <w:rPr>
+          <w:b w:val="0"/>
+        </w:rPr>
+        <w:t xml:space="preserve">s on </w:t>
+      </w:r>
+      <w:r>
+        <w:rPr>
+          <w:b/>
+        </w:rPr>
+        <w:t>training</w:t>
+      </w:r>
+      <w:r>
+        <w:rPr>
+          <w:b w:val="0"/>
+        </w:rPr>
+        <w:t xml:space="preserve"> and reporting the declared metric and feature </w:t>
+      </w:r>
+      <w:r>
+        <w:rPr>
+          <w:b/>
+        </w:rPr>
+        <w:t>availability</w:t>
+      </w:r>
+      <w:r>
+        <w:rPr>
+          <w:b w:val="0"/>
+        </w:rPr>
+        <w:t>.</w:t>
+      </w:r>
+    </w:p>
+    <w:p>
+      <w:pPr>
+        <w:pStyle w:val="Heading3"/>
+      </w:pPr>
+      <w:r>
         <w:t>Relationships and confounding — W1 Describe the evidence</w:t>
       </w:r>
     </w:p>
     <w:p>
-      <w:r>
-        <w:t>State the pattern in the three worked records without using caused or guaranteed.</w:t>
-      </w:r>
-    </w:p>
-    <w:p>
-      <w:r>
+      <w:pPr>
+        <w:spacing w:line="336" w:lineRule="auto" w:after="180"/>
+      </w:pPr>
+      <w:r>
+        <w:rPr>
+          <w:b w:val="0"/>
+        </w:rPr>
+        <w:t xml:space="preserve">State the pattern in the three worked records without using </w:t>
+      </w:r>
+      <w:r>
+        <w:rPr>
+          <w:b/>
+        </w:rPr>
+        <w:t>cause</w:t>
+      </w:r>
+      <w:r>
+        <w:rPr>
+          <w:b w:val="0"/>
+        </w:rPr>
+        <w:t>d or guaranteed.</w:t>
+      </w:r>
+    </w:p>
+    <w:p>
+      <w:pPr>
+        <w:spacing w:line="336" w:lineRule="auto" w:after="180"/>
+      </w:pPr>
+      <w:r>
+        <w:rPr>
+          <w:b w:val="0"/>
+        </w:rPr>
         <w:t>Higher recorded practice hours are associated with higher scores in these three records.</w:t>
       </w:r>
     </w:p>
@@ -2910,12 +5669,24 @@
       </w:r>
     </w:p>
     <w:p>
-      <w:r>
+      <w:pPr>
+        <w:spacing w:line="336" w:lineRule="auto" w:after="180"/>
+      </w:pPr>
+      <w:r>
+        <w:rPr>
+          <w:b w:val="0"/>
+        </w:rPr>
         <w:t>Explain how prior experience could relate to both practice time and score.</w:t>
       </w:r>
     </w:p>
     <w:p>
-      <w:r>
+      <w:pPr>
+        <w:spacing w:line="336" w:lineRule="auto" w:after="180"/>
+      </w:pPr>
+      <w:r>
+        <w:rPr>
+          <w:b w:val="0"/>
+        </w:rPr>
         <w:t>Experienced learners may choose different practice amounts and also score higher even without additional practice.</w:t>
       </w:r>
     </w:p>
@@ -2928,13 +5699,37 @@
       </w:r>
     </w:p>
     <w:p>
-      <w:r>
+      <w:pPr>
+        <w:spacing w:line="336" w:lineRule="auto" w:after="180"/>
+      </w:pPr>
+      <w:r>
+        <w:rPr>
+          <w:b w:val="0"/>
+        </w:rPr>
         <w:t>A learner predicts every student gains 2 points per extra hour. Explain why that is unsupported.</w:t>
       </w:r>
     </w:p>
     <w:p>
-      <w:r>
-        <w:t>The three observations do not establish a universal causal rule or predict every individual; other factors and variation are unmeasured.</w:t>
+      <w:pPr>
+        <w:spacing w:line="336" w:lineRule="auto" w:after="180"/>
+      </w:pPr>
+      <w:r>
+        <w:rPr>
+          <w:b w:val="0"/>
+        </w:rPr>
+        <w:t xml:space="preserve">The three </w:t>
+      </w:r>
+      <w:r>
+        <w:rPr>
+          <w:b/>
+        </w:rPr>
+        <w:t>observation</w:t>
+      </w:r>
+      <w:r>
+        <w:rPr>
+          <w:b w:val="0"/>
+        </w:rPr>
+        <w:t>s do not establish a universal causal rule or predict every individual; other factors and variation are unmeasured.</w:t>
       </w:r>
     </w:p>
     <w:p>
@@ -2946,13 +5741,48 @@
       </w:r>
     </w:p>
     <w:p>
-      <w:r>
-        <w:t>A fictional dataset links more hints used with lower scores. Give a noncausal explanation and plan a fairer comparison of whether hints help.</w:t>
-      </w:r>
-    </w:p>
-    <w:p>
-      <w:r>
-        <w:t>Learners finding tasks harder may use more hints and score lower. Use comparable tasks and starting skill, a teacher-approved or paper random-assignment plan, same outcome measure and report uncertainty; do not deny needed support.</w:t>
+      <w:pPr>
+        <w:spacing w:line="336" w:lineRule="auto" w:after="180"/>
+      </w:pPr>
+      <w:r>
+        <w:rPr>
+          <w:b w:val="0"/>
+        </w:rPr>
+        <w:t xml:space="preserve">A fictional dataset links more hints used with lower scores. Give a noncausal explanation and plan a fairer </w:t>
+      </w:r>
+      <w:r>
+        <w:rPr>
+          <w:b/>
+        </w:rPr>
+        <w:t>comparison</w:t>
+      </w:r>
+      <w:r>
+        <w:rPr>
+          <w:b w:val="0"/>
+        </w:rPr>
+        <w:t xml:space="preserve"> of whether hints help.</w:t>
+      </w:r>
+    </w:p>
+    <w:p>
+      <w:pPr>
+        <w:spacing w:line="336" w:lineRule="auto" w:after="180"/>
+      </w:pPr>
+      <w:r>
+        <w:rPr>
+          <w:b w:val="0"/>
+        </w:rPr>
+        <w:t>Learners finding tasks harder may use more hints and score lower.</w:t>
+      </w:r>
+    </w:p>
+    <w:p>
+      <w:pPr>
+        <w:spacing w:line="336" w:lineRule="auto" w:after="180"/>
+      </w:pPr>
+      <w:r>
+        <w:rPr>
+          <w:b w:val="0"/>
+        </w:rPr>
+        <w:t>Use comparable tasks and starting skill, a teacher-approved or paper random-assignment plan, same outcome measure and report uncertainty; do not deny needed support.</w:t>
       </w:r>
     </w:p>
     <w:p>
@@ -2964,12 +5794,37 @@
       </w:r>
     </w:p>
     <w:p>
-      <w:r>
-        <w:t>Even a better comparison has only four fictional groups. What should be reported?</w:t>
-      </w:r>
-    </w:p>
-    <w:p>
-      <w:r>
+      <w:pPr>
+        <w:spacing w:line="336" w:lineRule="auto" w:after="180"/>
+        <w:shd w:fill="F5F1FB"/>
+      </w:pPr>
+      <w:r>
+        <w:rPr>
+          <w:b w:val="0"/>
+        </w:rPr>
+        <w:t xml:space="preserve">Even a better </w:t>
+      </w:r>
+      <w:r>
+        <w:rPr>
+          <w:b/>
+        </w:rPr>
+        <w:t>comparison</w:t>
+      </w:r>
+      <w:r>
+        <w:rPr>
+          <w:b w:val="0"/>
+        </w:rPr>
+        <w:t xml:space="preserve"> has only four fictional groups. What should be reported?</w:t>
+      </w:r>
+    </w:p>
+    <w:p>
+      <w:pPr>
+        <w:spacing w:line="336" w:lineRule="auto" w:after="180"/>
+      </w:pPr>
+      <w:r>
+        <w:rPr>
+          <w:b w:val="0"/>
+        </w:rPr>
         <w:t>Small size, constructed data, conditions and measured outcome; do not generalize broadly or claim classroom effectiveness.</w:t>
       </w:r>
     </w:p>
@@ -2982,21 +5837,87 @@
       </w:r>
     </w:p>
     <w:p>
-      <w:r>
-        <w:t>Selected case: Training areas [4, 8, 12]. A new rectangle has length 3 width 4. Compute the training mean and centered new feature; state units.</w:t>
-      </w:r>
-    </w:p>
-    <w:p>
       <w:pPr>
         <w:pStyle w:val="Heading3"/>
       </w:pPr>
       <w:r>
+        <w:t>Independent question · withhold the key</w:t>
+      </w:r>
+    </w:p>
+    <w:p>
+      <w:pPr>
+        <w:spacing w:line="336" w:lineRule="auto" w:after="180"/>
+        <w:shd w:fill="F5F1FB"/>
+      </w:pPr>
+      <w:r>
+        <w:rPr>
+          <w:b w:val="0"/>
+        </w:rPr>
+        <w:t xml:space="preserve">Selected case: </w:t>
+      </w:r>
+      <w:r>
+        <w:rPr>
+          <w:b/>
+        </w:rPr>
+        <w:t>Training</w:t>
+      </w:r>
+      <w:r>
+        <w:rPr>
+          <w:b w:val="0"/>
+        </w:rPr>
+        <w:t xml:space="preserve"> areas [4, 8, 12]. A new rectangle has length 3 width 4. Compute the </w:t>
+      </w:r>
+      <w:r>
+        <w:rPr>
+          <w:b/>
+        </w:rPr>
+        <w:t>training</w:t>
+      </w:r>
+      <w:r>
+        <w:rPr>
+          <w:b w:val="0"/>
+        </w:rPr>
+        <w:t xml:space="preserve"> mean and centered new feature; state units.</w:t>
+      </w:r>
+    </w:p>
+    <w:p>
+      <w:pPr>
+        <w:pStyle w:val="Heading3"/>
+      </w:pPr>
+      <w:r>
         <w:t>Selected case answer</w:t>
       </w:r>
     </w:p>
     <w:p>
-      <w:r>
-        <w:t>Teacher explanation: Training mean 8 square cm; new area 12 square cm; centered feature 4 square cm.</w:t>
+      <w:pPr>
+        <w:pStyle w:val="Heading3"/>
+      </w:pPr>
+      <w:r>
+        <w:t>Teacher key · Selected case answer</w:t>
+      </w:r>
+    </w:p>
+    <w:p>
+      <w:pPr>
+        <w:spacing w:line="336" w:lineRule="auto" w:after="180"/>
+        <w:shd w:fill="F1F6FC"/>
+      </w:pPr>
+      <w:r>
+        <w:rPr>
+          <w:b w:val="0"/>
+        </w:rPr>
+        <w:t xml:space="preserve">Teacher explanation: </w:t>
+      </w:r>
+      <w:r>
+        <w:rPr>
+          <w:b/>
+        </w:rPr>
+        <w:t>Training</w:t>
+      </w:r>
+      <w:r>
+        <w:rPr>
+          <w:b w:val="0"/>
+        </w:rPr>
+        <w:t xml:space="preserve"> mean 8 square cm; new area 12 square cm; centered feature 4 square cm.</w:t>
       </w:r>
     </w:p>
     <w:tbl>
@@ -3102,21 +6023,77 @@
       </w:tr>
     </w:tbl>
     <w:p>
-      <w:r>
-        <w:t>Record each dimension as not yet, with support, or independent. Accept a valid alternative procedure with a defensible trace. Do not penalise an honestly recorded model failure if the learner correctly explains its evidence and limits.</w:t>
-      </w:r>
-    </w:p>
-    <w:p>
       <w:pPr>
         <w:pStyle w:val="Heading3"/>
       </w:pPr>
       <w:r>
+        <w:t>Teacher key · Selected case answer</w:t>
+      </w:r>
+    </w:p>
+    <w:p>
+      <w:pPr>
+        <w:spacing w:line="336" w:lineRule="auto" w:after="180"/>
+        <w:shd w:fill="F1F6FC"/>
+      </w:pPr>
+      <w:r>
+        <w:rPr>
+          <w:b w:val="0"/>
+        </w:rPr>
+        <w:t>Record each dimension as not yet, with support, or independent. Accept a valid alternative procedure with a defensible trace.</w:t>
+      </w:r>
+    </w:p>
+    <w:p>
+      <w:pPr>
+        <w:spacing w:line="336" w:lineRule="auto" w:after="180"/>
+        <w:shd w:fill="F1F6FC"/>
+      </w:pPr>
+      <w:r>
+        <w:rPr>
+          <w:b w:val="0"/>
+        </w:rPr>
+        <w:t xml:space="preserve">Do not penalise an honestly recorded model failure if the learner correctly explains its </w:t>
+      </w:r>
+      <w:r>
+        <w:rPr>
+          <w:b/>
+        </w:rPr>
+        <w:t>evidence</w:t>
+      </w:r>
+      <w:r>
+        <w:rPr>
+          <w:b w:val="0"/>
+        </w:rPr>
+        <w:t xml:space="preserve"> and limits.</w:t>
+      </w:r>
+    </w:p>
+    <w:p>
+      <w:pPr>
+        <w:pStyle w:val="Heading3"/>
+      </w:pPr>
+      <w:r>
         <w:t>Feedback that the learner uses</w:t>
       </w:r>
     </w:p>
     <w:p>
-      <w:r>
-        <w:t>Name the earliest unsupported step and give one action to repair it. Have the learner make that repair now and explain why. Then assess the relevant skill on a fresh, fully specified case. Confirm it was not previously practised with feedback; solve and check the new case before assigning it. A follow-up design prompt is a starting brief, not automatically an equivalent test.</w:t>
+      <w:pPr>
+        <w:spacing w:line="336" w:lineRule="auto" w:after="180"/>
+      </w:pPr>
+      <w:r>
+        <w:rPr>
+          <w:b w:val="0"/>
+        </w:rPr>
+        <w:t>Name the earliest unsupported step and give one action to repair it. Have the learner make that repair now and explain why. Then assess the relevant skill on a fresh, fully specified case.</w:t>
+      </w:r>
+    </w:p>
+    <w:p>
+      <w:pPr>
+        <w:spacing w:line="336" w:lineRule="auto" w:after="180"/>
+      </w:pPr>
+      <w:r>
+        <w:rPr>
+          <w:b w:val="0"/>
+        </w:rPr>
+        <w:t>Confirm it was not previously practised with feedback; solve and check the new case before assigning it. A follow-up design prompt is a starting brief, not automatically an equivalent test.</w:t>
       </w:r>
     </w:p>
     <w:p>
@@ -3128,11 +6105,74 @@
       </w:r>
     </w:p>
     <w:p>
+      <w:r>
+        <w:t>Connect Feature Engineering to Responsible Plant Classifier, adapt support and plan a later changed-case check.</w:t>
+      </w:r>
+    </w:p>
+    <w:p>
       <w:pPr>
         <w:pStyle w:val="Heading3"/>
       </w:pPr>
       <w:r>
-        <w:t>Connect and extend learning</w:t>
+        <w:t>Responsible Plant Classifier</w:t>
+      </w:r>
+    </w:p>
+    <w:p>
+      <w:pPr>
+        <w:spacing w:line="336" w:lineRule="auto" w:after="180"/>
+      </w:pPr>
+      <w:r>
+        <w:rPr>
+          <w:b w:val="0"/>
+        </w:rPr>
+        <w:t xml:space="preserve">Add only justified Plant Classifier features, with formula, source fields, expected benefit, and </w:t>
+      </w:r>
+      <w:r>
+        <w:rPr>
+          <w:b/>
+        </w:rPr>
+        <w:t>leakage</w:t>
+      </w:r>
+      <w:r>
+        <w:rPr>
+          <w:b w:val="0"/>
+        </w:rPr>
+        <w:t xml:space="preserve"> test.</w:t>
+      </w:r>
+    </w:p>
+    <w:p>
+      <w:pPr>
+        <w:spacing w:line="336" w:lineRule="auto" w:after="180"/>
+      </w:pPr>
+      <w:r>
+        <w:rPr>
+          <w:b w:val="0"/>
+        </w:rPr>
+        <w:t xml:space="preserve">Keep the decision, </w:t>
+      </w:r>
+      <w:r>
+        <w:rPr>
+          <w:b/>
+        </w:rPr>
+        <w:t>input</w:t>
+      </w:r>
+      <w:r>
+        <w:rPr>
+          <w:b w:val="0"/>
+        </w:rPr>
+        <w:t xml:space="preserve">, result, explanation and remaining limitation in the project </w:t>
+      </w:r>
+      <w:r>
+        <w:rPr>
+          <w:b/>
+        </w:rPr>
+        <w:t>evidence</w:t>
+      </w:r>
+      <w:r>
+        <w:rPr>
+          <w:b w:val="0"/>
+        </w:rPr>
+        <w:t xml:space="preserve"> record. Retrieve this record next week rather than restarting the project.</w:t>
       </w:r>
     </w:p>
     <w:p>
@@ -3140,17 +6180,18 @@
         <w:pStyle w:val="Heading3"/>
       </w:pPr>
       <w:r>
-        <w:t>Responsible Plant Classifier</w:t>
-      </w:r>
-    </w:p>
-    <w:p>
-      <w:r>
-        <w:t>Add only justified Plant Classifier features, with formula, source fields, expected benefit, and leakage test.</w:t>
-      </w:r>
-    </w:p>
-    <w:p>
-      <w:r>
-        <w:t>Keep the decision, input, result, explanation and remaining limitation in the project evidence record. Retrieve this record next week rather than restarting the project.</w:t>
+        <w:t>Support and stretch</w:t>
+      </w:r>
+    </w:p>
+    <w:p>
+      <w:pPr>
+        <w:spacing w:line="336" w:lineRule="auto" w:after="180"/>
+      </w:pPr>
+      <w:r>
+        <w:rPr>
+          <w:b w:val="0"/>
+        </w:rPr>
+        <w:t>Use a tiny labelled dataset, explicit units and a named positive class. Stretch: require a baseline, held-out evaluation and subgroup or shifted-condition analysis with denominators.</w:t>
       </w:r>
     </w:p>
     <w:p>
@@ -3158,12 +6199,30 @@
         <w:pStyle w:val="Heading3"/>
       </w:pPr>
       <w:r>
-        <w:t>Support and stretch</w:t>
-      </w:r>
-    </w:p>
-    <w:p>
-      <w:r>
-        <w:t>Use a tiny labelled dataset, explicit units and a named positive class. Stretch: require a baseline, held-out evaluation and subgroup or shifted-condition analysis with denominators.</w:t>
+        <w:t>Exit reflection</w:t>
+      </w:r>
+    </w:p>
+    <w:p>
+      <w:pPr>
+        <w:spacing w:line="336" w:lineRule="auto" w:after="180"/>
+      </w:pPr>
+      <w:r>
+        <w:rPr>
+          <w:b w:val="0"/>
+        </w:rPr>
+        <w:t xml:space="preserve">Ask for one decision the learner can now justify and one situation requiring more </w:t>
+      </w:r>
+      <w:r>
+        <w:rPr>
+          <w:b/>
+        </w:rPr>
+        <w:t>evidence</w:t>
+      </w:r>
+      <w:r>
+        <w:rPr>
+          <w:b w:val="0"/>
+        </w:rPr>
+        <w:t xml:space="preserve"> or human review. Confidence ratings are separate from correct independent performance.</w:t>
       </w:r>
     </w:p>
     <w:p>
@@ -3171,12 +6230,30 @@
         <w:pStyle w:val="Heading3"/>
       </w:pPr>
       <w:r>
-        <w:t>Exit reflection</w:t>
-      </w:r>
-    </w:p>
-    <w:p>
-      <w:r>
-        <w:t>Ask for one decision the learner can now justify and one situation requiring more evidence or human review. Confidence ratings are separate from correct independent performance.</w:t>
+        <w:t>Bridge to the next week</w:t>
+      </w:r>
+    </w:p>
+    <w:p>
+      <w:pPr>
+        <w:spacing w:line="336" w:lineRule="auto" w:after="180"/>
+      </w:pPr>
+      <w:r>
+        <w:rPr>
+          <w:b w:val="0"/>
+        </w:rPr>
+        <w:t xml:space="preserve">Next: Week 30: Improve Generalization. Retrieve today’s </w:t>
+      </w:r>
+      <w:r>
+        <w:rPr>
+          <w:b/>
+        </w:rPr>
+        <w:t>evidence</w:t>
+      </w:r>
+      <w:r>
+        <w:rPr>
+          <w:b w:val="0"/>
+        </w:rPr>
+        <w:t xml:space="preserve"> and identify what carries forward and what is new.</w:t>
       </w:r>
     </w:p>
     <w:p>
@@ -3184,12 +6261,170 @@
         <w:pStyle w:val="Heading3"/>
       </w:pPr>
       <w:r>
-        <w:t>Bridge to the next week</w:t>
-      </w:r>
-    </w:p>
-    <w:p>
-      <w:r>
-        <w:t>Next: Week 30: Improve Generalization. Retrieve today’s evidence and identify what carries forward and what is new.</w:t>
+        <w:t>Support and fresh reassessment</w:t>
+      </w:r>
+    </w:p>
+    <w:p>
+      <w:pPr>
+        <w:spacing w:line="336" w:lineRule="auto" w:after="180"/>
+      </w:pPr>
+      <w:r>
+        <w:rPr>
+          <w:b w:val="0"/>
+        </w:rPr>
+        <w:t xml:space="preserve">Provide a blank </w:t>
+      </w:r>
+      <w:r>
+        <w:rPr>
+          <w:b/>
+        </w:rPr>
+        <w:t>evidence</w:t>
+      </w:r>
+      <w:r>
+        <w:rPr>
+          <w:b w:val="0"/>
+        </w:rPr>
+        <w:t xml:space="preserve"> table and allow a verbal explanation before writing. Highlight the given conditions without supplying the W 4 conclusion. Use </w:t>
+      </w:r>
+      <w:r>
+        <w:rPr>
+          <w:b/>
+        </w:rPr>
+        <w:t>feature engineering</w:t>
+      </w:r>
+      <w:r>
+        <w:rPr>
+          <w:b w:val="0"/>
+        </w:rPr>
+        <w:t xml:space="preserve"> and </w:t>
+      </w:r>
+      <w:r>
+        <w:rPr>
+          <w:b/>
+        </w:rPr>
+        <w:t>derived feature</w:t>
+      </w:r>
+      <w:r>
+        <w:rPr>
+          <w:b w:val="0"/>
+        </w:rPr>
+        <w:t xml:space="preserve"> in full sentences.</w:t>
+      </w:r>
+    </w:p>
+    <w:p>
+      <w:pPr>
+        <w:spacing w:line="336" w:lineRule="auto" w:after="180"/>
+      </w:pPr>
+      <w:r>
+        <w:rPr>
+          <w:b w:val="0"/>
+        </w:rPr>
+        <w:t>Extension: alter one condition in the worked example and explain which conclusion changes and which remains supported.</w:t>
+      </w:r>
+    </w:p>
+    <w:p>
+      <w:pPr>
+        <w:spacing w:line="336" w:lineRule="auto" w:after="180"/>
+      </w:pPr>
+      <w:r>
+        <w:rPr>
+          <w:b w:val="0"/>
+        </w:rPr>
+        <w:t xml:space="preserve">For independent W 4, require: </w:t>
+      </w:r>
+      <w:r>
+        <w:rPr>
+          <w:b/>
+        </w:rPr>
+        <w:t>Training</w:t>
+      </w:r>
+      <w:r>
+        <w:rPr>
+          <w:b w:val="0"/>
+        </w:rPr>
+        <w:t xml:space="preserve"> mean 8 square cm; new area 12 square cm; centered feature 4 square cm. Fresh retry </w:t>
+      </w:r>
+      <w:r>
+        <w:rPr>
+          <w:b/>
+        </w:rPr>
+        <w:t>training</w:t>
+      </w:r>
+      <w:r>
+        <w:rPr>
+          <w:b w:val="0"/>
+        </w:rPr>
+        <w:t xml:space="preserve"> areas [3, 6, 9], new rectangle 2 by 5: </w:t>
+      </w:r>
+      <w:r>
+        <w:rPr>
+          <w:b/>
+        </w:rPr>
+        <w:t>training</w:t>
+      </w:r>
+      <w:r>
+        <w:rPr>
+          <w:b w:val="0"/>
+        </w:rPr>
+        <w:t xml:space="preserve"> mean 6, new area 10, centered 4 square units.</w:t>
+      </w:r>
+    </w:p>
+    <w:p>
+      <w:pPr>
+        <w:spacing w:line="336" w:lineRule="auto" w:after="180"/>
+      </w:pPr>
+      <w:r>
+        <w:rPr>
+          <w:b w:val="0"/>
+        </w:rPr>
+        <w:t xml:space="preserve">Require </w:t>
+      </w:r>
+      <w:r>
+        <w:rPr>
+          <w:b/>
+        </w:rPr>
+        <w:t>training</w:t>
+      </w:r>
+      <w:r>
+        <w:rPr>
+          <w:b w:val="0"/>
+        </w:rPr>
+        <w:t xml:space="preserve">-only </w:t>
+      </w:r>
+      <w:r>
+        <w:rPr>
+          <w:b/>
+        </w:rPr>
+        <w:t>fitting</w:t>
+      </w:r>
+      <w:r>
+        <w:rPr>
+          <w:b w:val="0"/>
+        </w:rPr>
+        <w:t>. Mark each criterion as independent, supported or not yet demonstrated. Reassess the reasoning after feedback; do not replace the first attempt silently.</w:t>
+      </w:r>
+    </w:p>
+    <w:p>
+      <w:pPr>
+        <w:spacing w:line="336" w:lineRule="auto" w:after="180"/>
+      </w:pPr>
+      <w:r>
+        <w:rPr>
+          <w:b w:val="0"/>
+        </w:rPr>
+        <w:t xml:space="preserve">Next week: Experimental records and seeds. Carry forward the saved </w:t>
+      </w:r>
+      <w:r>
+        <w:rPr>
+          <w:b/>
+        </w:rPr>
+        <w:t>evidence</w:t>
+      </w:r>
+      <w:r>
+        <w:rPr>
+          <w:b w:val="0"/>
+        </w:rPr>
+        <w:t xml:space="preserve"> and the distinction between development choices and justified claims.</w:t>
       </w:r>
     </w:p>
     <w:p>
@@ -3197,22 +6432,134 @@
         <w:pStyle w:val="Heading3"/>
       </w:pPr>
       <w:r>
-        <w:t>Support and fresh reassessment</w:t>
-      </w:r>
-    </w:p>
-    <w:p>
-      <w:r>
-        <w:t>Provide a blank evidence table and allow a verbal explanation before writing. Highlight the given conditions without supplying the W 4 conclusion. Use feature engineering and derived feature in full sentences. Extension: alter one condition in the worked example and explain which conclusion changes and which remains supported.</w:t>
-      </w:r>
-    </w:p>
-    <w:p>
-      <w:r>
-        <w:t>For independent W 4, require: Training mean 8 square cm; new area 12 square cm; centered feature 4 square cm. Fresh retry training areas [3, 6, 9], new rectangle 2 by 5: training mean 6, new area 10, centered 4 square units. Require training-only fitting. Mark each criterion as independent, supported or not yet demonstrated. Reassess the reasoning after feedback; do not replace the first attempt silently.</w:t>
-      </w:r>
-    </w:p>
-    <w:p>
-      <w:r>
-        <w:t>Next week: Experimental records and seeds. Carry forward the saved evidence and the distinction between development choices and justified claims.</w:t>
+        <w:t>Readiness and reassessment for Relationships and confounding</w:t>
+      </w:r>
+    </w:p>
+    <w:p>
+      <w:pPr>
+        <w:spacing w:line="336" w:lineRule="auto" w:after="180"/>
+      </w:pPr>
+      <w:r>
+        <w:rPr>
+          <w:b w:val="0"/>
+        </w:rPr>
+        <w:t xml:space="preserve">Draw arrows from the proposed </w:t>
+      </w:r>
+      <w:r>
+        <w:rPr>
+          <w:b/>
+        </w:rPr>
+        <w:t>confounder</w:t>
+      </w:r>
+      <w:r>
+        <w:rPr>
+          <w:b w:val="0"/>
+        </w:rPr>
+        <w:t xml:space="preserve"> to both observed variables. Extension: explain why reversing </w:t>
+      </w:r>
+      <w:r>
+        <w:rPr>
+          <w:b/>
+        </w:rPr>
+        <w:t>cause</w:t>
+      </w:r>
+      <w:r>
+        <w:rPr>
+          <w:b w:val="0"/>
+        </w:rPr>
+        <w:t xml:space="preserve"> and effect can also fit some </w:t>
+      </w:r>
+      <w:r>
+        <w:rPr>
+          <w:b/>
+        </w:rPr>
+        <w:t>observation</w:t>
+      </w:r>
+      <w:r>
+        <w:rPr>
+          <w:b w:val="0"/>
+        </w:rPr>
+        <w:t>al patterns.</w:t>
+      </w:r>
+    </w:p>
+    <w:p>
+      <w:pPr>
+        <w:spacing w:line="336" w:lineRule="auto" w:after="180"/>
+      </w:pPr>
+      <w:r>
+        <w:rPr>
+          <w:b w:val="0"/>
+        </w:rPr>
+        <w:t xml:space="preserve">Independent W4 </w:t>
+      </w:r>
+      <w:r>
+        <w:rPr>
+          <w:b/>
+        </w:rPr>
+        <w:t>evidence</w:t>
+      </w:r>
+      <w:r>
+        <w:rPr>
+          <w:b w:val="0"/>
+        </w:rPr>
+        <w:t>: Learners finding tasks harder may use more hints and score lower.</w:t>
+      </w:r>
+    </w:p>
+    <w:p>
+      <w:pPr>
+        <w:spacing w:line="336" w:lineRule="auto" w:after="180"/>
+      </w:pPr>
+      <w:r>
+        <w:rPr>
+          <w:b w:val="0"/>
+        </w:rPr>
+        <w:t>Use comparable tasks and starting skill, a teacher-approved or paper random-assignment plan, same outcome measure and report uncertainty; do not deny needed support.</w:t>
+      </w:r>
+    </w:p>
+    <w:p>
+      <w:pPr>
+        <w:spacing w:line="336" w:lineRule="auto" w:after="180"/>
+      </w:pPr>
+      <w:r>
+        <w:rPr>
+          <w:b w:val="0"/>
+        </w:rPr>
+        <w:t>Record whether the learner needed no help, a hint or explanation. Fresh retry: a log links more library visits with higher reading scores. Reading interest may influence both.</w:t>
+      </w:r>
+    </w:p>
+    <w:p>
+      <w:pPr>
+        <w:spacing w:line="336" w:lineRule="auto" w:after="180"/>
+      </w:pPr>
+      <w:r>
+        <w:rPr>
+          <w:b w:val="0"/>
+        </w:rPr>
+        <w:t xml:space="preserve">Require a supported </w:t>
+      </w:r>
+      <w:r>
+        <w:rPr>
+          <w:b/>
+        </w:rPr>
+        <w:t>association</w:t>
+      </w:r>
+      <w:r>
+        <w:rPr>
+          <w:b w:val="0"/>
+        </w:rPr>
+        <w:t xml:space="preserve"> statement and a fairer </w:t>
+      </w:r>
+      <w:r>
+        <w:rPr>
+          <w:b/>
+        </w:rPr>
+        <w:t>comparison</w:t>
+      </w:r>
+      <w:r>
+        <w:rPr>
+          <w:b w:val="0"/>
+        </w:rPr>
+        <w:t xml:space="preserve"> plan.</w:t>
       </w:r>
     </w:p>
     <w:p>
@@ -3220,35 +6567,40 @@
         <w:pStyle w:val="Heading3"/>
       </w:pPr>
       <w:r>
-        <w:t>Readiness and reassessment for Relationships and confounding</w:t>
-      </w:r>
-    </w:p>
-    <w:p>
-      <w:r>
-        <w:t>Draw arrows from the proposed confounder to both observed variables. Extension: explain why reversing cause and effect can also fit some observational patterns.</w:t>
-      </w:r>
-    </w:p>
-    <w:p>
-      <w:r>
-        <w:t>Independent W4 evidence: Learners finding tasks harder may use more hints and score lower. Use comparable tasks and starting skill, a teacher-approved or paper random-assignment plan, same outcome measure and report uncertainty; do not deny needed support. Record whether the learner needed no help, a hint or explanation. Fresh retry: a log links more library visits with higher reading scores. Reading interest may influence both. Require a supported association statement and a fairer comparison plan.</w:t>
-      </w:r>
-    </w:p>
-    <w:p>
-      <w:pPr>
-        <w:pStyle w:val="Heading3"/>
-      </w:pPr>
-      <w:r>
         <w:t>Plan the delayed return</w:t>
       </w:r>
     </w:p>
     <w:p>
-      <w:r>
+      <w:pPr>
+        <w:spacing w:line="336" w:lineRule="auto" w:after="180"/>
+      </w:pPr>
+      <w:r>
+        <w:rPr>
+          <w:b w:val="0"/>
+        </w:rPr>
         <w:t>Suggested return points in this level: ai-4/30, ai-4/32, ai-4/35. Use actual classroom dates, adjusting for holidays and gaps. One, three and six teaching weeks are scheduling choices, not a claimed optimal spacing.</w:t>
       </w:r>
     </w:p>
     <w:p>
-      <w:r>
-        <w:t>At a delayed check, ask for the idea from memory and a changed application. Compare with the earlier independent response and record support used. For a new level, revisit the previous capstone before checking the new prerequisites.</w:t>
+      <w:pPr>
+        <w:spacing w:line="336" w:lineRule="auto" w:after="180"/>
+      </w:pPr>
+      <w:r>
+        <w:rPr>
+          <w:b w:val="0"/>
+        </w:rPr>
+        <w:t>At a delayed check, ask for the idea from memory and a changed application. Compare with the earlier independent response and record support used.</w:t>
+      </w:r>
+    </w:p>
+    <w:p>
+      <w:pPr>
+        <w:spacing w:line="336" w:lineRule="auto" w:after="180"/>
+      </w:pPr>
+      <w:r>
+        <w:rPr>
+          <w:b w:val="0"/>
+        </w:rPr>
+        <w:t>For a new level, revisit the previous capstone before checking the new prerequisites.</w:t>
       </w:r>
     </w:p>
     <w:tbl>
@@ -3408,8 +6760,26 @@
       </w:tr>
     </w:tbl>
     <w:p>
-      <w:r>
-        <w:t>Use the evidence to choose reteaching or the next step. A completed page, confidence rating or attractive project does not by itself demonstrate understanding.</w:t>
+      <w:pPr>
+        <w:spacing w:line="336" w:lineRule="auto" w:after="180"/>
+      </w:pPr>
+      <w:r>
+        <w:rPr>
+          <w:b w:val="0"/>
+        </w:rPr>
+        <w:t xml:space="preserve">Use the </w:t>
+      </w:r>
+      <w:r>
+        <w:rPr>
+          <w:b/>
+        </w:rPr>
+        <w:t>evidence</w:t>
+      </w:r>
+      <w:r>
+        <w:rPr>
+          <w:b w:val="0"/>
+        </w:rPr>
+        <w:t xml:space="preserve"> to choose reteaching or the next step. A completed page, confidence rating or attractive project does not by itself demonstrate understanding.</w:t>
       </w:r>
     </w:p>
     <w:p>
@@ -3421,8 +6791,37 @@
       </w:r>
     </w:p>
     <w:p>
-      <w:r>
-        <w:t>For your Responsible Plant Classifier, save the input, procedure, observed result and limitation of this check. Label this worked example as practice; use a different, previously unreviewed case when checking independent understanding.</w:t>
+      <w:pPr>
+        <w:spacing w:line="336" w:lineRule="auto" w:after="180"/>
+      </w:pPr>
+      <w:r>
+        <w:rPr>
+          <w:b w:val="0"/>
+        </w:rPr>
+        <w:t xml:space="preserve">For your Responsible Plant Classifier, save the </w:t>
+      </w:r>
+      <w:r>
+        <w:rPr>
+          <w:b/>
+        </w:rPr>
+        <w:t>input</w:t>
+      </w:r>
+      <w:r>
+        <w:rPr>
+          <w:b w:val="0"/>
+        </w:rPr>
+        <w:t>, procedure, observed result and limitation of this check.</w:t>
+      </w:r>
+    </w:p>
+    <w:p>
+      <w:pPr>
+        <w:spacing w:line="336" w:lineRule="auto" w:after="180"/>
+      </w:pPr>
+      <w:r>
+        <w:rPr>
+          <w:b w:val="0"/>
+        </w:rPr>
+        <w:t>Label this worked example as practice; use a different, previously unreviewed case when checking independent understanding.</w:t>
       </w:r>
     </w:p>
     <w:p>
@@ -3435,12 +6834,62 @@
     </w:p>
     <w:p>
       <w:r>
-        <w:t>Teaching target: Create features available at prediction time</w:t>
-      </w:r>
-    </w:p>
-    <w:p>
-      <w:r>
-        <w:t>Prepare the labelled worked-case picture, the matching workbook, fictional input cards and a place for individual responses. Check a local Python 3 environment before class; have a paper-trace version ready.</w:t>
+        <w:t>Use this preparation summary alongside the detailed Feature Engineering lesson; it is a checklist rather than a replacement for the full sequence.</w:t>
+      </w:r>
+    </w:p>
+    <w:p>
+      <w:pPr>
+        <w:pStyle w:val="Heading3"/>
+      </w:pPr>
+      <w:r>
+        <w:t>Teaching target</w:t>
+      </w:r>
+    </w:p>
+    <w:p>
+      <w:pPr>
+        <w:spacing w:line="336" w:lineRule="auto" w:after="180"/>
+        <w:shd w:fill="EDF7F3"/>
+      </w:pPr>
+      <w:r>
+        <w:rPr>
+          <w:b w:val="0"/>
+        </w:rPr>
+        <w:t xml:space="preserve">Teaching target: Create features available at </w:t>
+      </w:r>
+      <w:r>
+        <w:rPr>
+          <w:b/>
+        </w:rPr>
+        <w:t>prediction</w:t>
+      </w:r>
+      <w:r>
+        <w:rPr>
+          <w:b w:val="0"/>
+        </w:rPr>
+        <w:t xml:space="preserve"> time</w:t>
+      </w:r>
+    </w:p>
+    <w:p>
+      <w:pPr>
+        <w:spacing w:line="336" w:lineRule="auto" w:after="180"/>
+      </w:pPr>
+      <w:r>
+        <w:rPr>
+          <w:b w:val="0"/>
+        </w:rPr>
+        <w:t xml:space="preserve">Prepare the labelled worked-case picture, the matching workbook, fictional </w:t>
+      </w:r>
+      <w:r>
+        <w:rPr>
+          <w:b/>
+        </w:rPr>
+        <w:t>input</w:t>
+      </w:r>
+      <w:r>
+        <w:rPr>
+          <w:b w:val="0"/>
+        </w:rPr>
+        <w:t xml:space="preserve"> cards and a place for individual responses. Check a local Python 3 environment before class; have a paper-trace version ready.</w:t>
       </w:r>
     </w:p>
     <w:tbl>
@@ -3587,37 +7036,255 @@
       </w:tr>
     </w:tbl>
     <w:p>
-      <w:r>
-        <w:t>Before class, solve the supported practice: Center the validation area using the frozen training mean.</w:t>
-      </w:r>
-    </w:p>
-    <w:p>
-      <w:r>
+      <w:pPr>
+        <w:spacing w:line="336" w:lineRule="auto" w:after="180"/>
+      </w:pPr>
+      <w:r>
+        <w:rPr>
+          <w:b w:val="0"/>
+        </w:rPr>
+        <w:t xml:space="preserve">Before class, solve the supported practice: Center the validation area using the frozen </w:t>
+      </w:r>
+      <w:r>
+        <w:rPr>
+          <w:b/>
+        </w:rPr>
+        <w:t>training</w:t>
+      </w:r>
+      <w:r>
+        <w:rPr>
+          <w:b w:val="0"/>
+        </w:rPr>
+        <w:t xml:space="preserve"> mean.</w:t>
+      </w:r>
+    </w:p>
+    <w:p>
+      <w:pPr>
+        <w:pStyle w:val="Heading3"/>
+      </w:pPr>
+      <w:r>
+        <w:t>Supported practice answer</w:t>
+      </w:r>
+    </w:p>
+    <w:p>
+      <w:pPr>
+        <w:spacing w:line="336" w:lineRule="auto" w:after="180"/>
+        <w:shd w:fill="F1F6FC"/>
+      </w:pPr>
+      <w:r>
+        <w:rPr>
+          <w:b w:val="0"/>
+        </w:rPr>
         <w:t>Reasoned practice answer: Teacher explanation: Area 10; centered 10-20/3=10/3 square cm. Validation does not change the fitted mean.</w:t>
       </w:r>
     </w:p>
     <w:p>
-      <w:r>
-        <w:t>Check every learner before discussion: Use the worked case for Feature engineering. Proposed explanation: “A final answer is enough”. Decide whether this explanation is supported. Point to the step or supplied fact that decides; explain your repair if needed.</w:t>
-      </w:r>
-    </w:p>
-    <w:p>
-      <w:r>
-        <w:t>Misconception repair: Ask for the relevant counts, units, procedure or saved record. For this week: Areas 6, 8, 6 square cm; training mean 20/3 square cm.</w:t>
-      </w:r>
-    </w:p>
-    <w:p>
-      <w:r>
-        <w:t>Support: read the exact case aloud, enlarge the labelled picture, supply input cards and model only the first deciding step. Accept a spoken explanation or drawing; retain the reasoning goal.</w:t>
-      </w:r>
-    </w:p>
-    <w:p>
-      <w:r>
-        <w:t>Extension: Include the query in the centering mean. Require a prediction and a reason before comparing. Expected result: Mean becomes26/4=6.5 cm² and query feature1.5 cm²; this changes the fitted transformation. Reason: A held-out input should not silently redefine a training-fitted preprocessing step.</w:t>
-      </w:r>
-    </w:p>
-    <w:p>
-      <w:r>
+      <w:pPr>
+        <w:spacing w:line="336" w:lineRule="auto" w:after="180"/>
+      </w:pPr>
+      <w:r>
+        <w:rPr>
+          <w:b w:val="0"/>
+        </w:rPr>
+        <w:t xml:space="preserve">Check every learner before discussion: Use the worked case for </w:t>
+      </w:r>
+      <w:r>
+        <w:rPr>
+          <w:b/>
+        </w:rPr>
+        <w:t>Feature engineering</w:t>
+      </w:r>
+      <w:r>
+        <w:rPr>
+          <w:b w:val="0"/>
+        </w:rPr>
+        <w:t>. Proposed explanation: “A final answer is enough”. Decide whether this explanation is supported.</w:t>
+      </w:r>
+    </w:p>
+    <w:p>
+      <w:pPr>
+        <w:spacing w:line="336" w:lineRule="auto" w:after="180"/>
+      </w:pPr>
+      <w:r>
+        <w:rPr>
+          <w:b w:val="0"/>
+        </w:rPr>
+        <w:t>Point to the step or supplied fact that decides; explain your repair if needed.</w:t>
+      </w:r>
+    </w:p>
+    <w:p>
+      <w:pPr>
+        <w:pStyle w:val="Heading3"/>
+      </w:pPr>
+      <w:r>
+        <w:t>Repair the misconception</w:t>
+      </w:r>
+    </w:p>
+    <w:p>
+      <w:pPr>
+        <w:spacing w:line="336" w:lineRule="auto" w:after="180"/>
+        <w:shd w:fill="FFF5E6"/>
+      </w:pPr>
+      <w:r>
+        <w:rPr>
+          <w:b w:val="0"/>
+        </w:rPr>
+        <w:t xml:space="preserve">Misconception repair: Ask for the relevant counts, units, procedure or saved record. For this week: Areas 6, 8, 6 square cm; </w:t>
+      </w:r>
+      <w:r>
+        <w:rPr>
+          <w:b/>
+        </w:rPr>
+        <w:t>training</w:t>
+      </w:r>
+      <w:r>
+        <w:rPr>
+          <w:b w:val="0"/>
+        </w:rPr>
+        <w:t xml:space="preserve"> mean 20/3 square cm.</w:t>
+      </w:r>
+    </w:p>
+    <w:p>
+      <w:pPr>
+        <w:pStyle w:val="Heading3"/>
+      </w:pPr>
+      <w:r>
+        <w:t>Support without giving away the answer</w:t>
+      </w:r>
+    </w:p>
+    <w:p>
+      <w:pPr>
+        <w:spacing w:line="336" w:lineRule="auto" w:after="180"/>
+        <w:shd w:fill="F1F6F8"/>
+      </w:pPr>
+      <w:r>
+        <w:rPr>
+          <w:b w:val="0"/>
+        </w:rPr>
+        <w:t xml:space="preserve">Support: read the exact case aloud, enlarge the labelled picture, supply </w:t>
+      </w:r>
+      <w:r>
+        <w:rPr>
+          <w:b/>
+        </w:rPr>
+        <w:t>input</w:t>
+      </w:r>
+      <w:r>
+        <w:rPr>
+          <w:b w:val="0"/>
+        </w:rPr>
+        <w:t xml:space="preserve"> cards and model only the first deciding step. Accept a spoken explanation or drawing; retain the reasoning goal.</w:t>
+      </w:r>
+    </w:p>
+    <w:p>
+      <w:pPr>
+        <w:pStyle w:val="Heading3"/>
+      </w:pPr>
+      <w:r>
+        <w:t>Extend the reasoning</w:t>
+      </w:r>
+    </w:p>
+    <w:p>
+      <w:pPr>
+        <w:spacing w:line="336" w:lineRule="auto" w:after="180"/>
+        <w:shd w:fill="F5F1FB"/>
+      </w:pPr>
+      <w:r>
+        <w:rPr>
+          <w:b w:val="0"/>
+        </w:rPr>
+        <w:t xml:space="preserve">Extension: Include the query in the centering mean. Require a </w:t>
+      </w:r>
+      <w:r>
+        <w:rPr>
+          <w:b/>
+        </w:rPr>
+        <w:t>prediction</w:t>
+      </w:r>
+      <w:r>
+        <w:rPr>
+          <w:b w:val="0"/>
+        </w:rPr>
+        <w:t xml:space="preserve"> and a reason before comparing. Expected result: Mean becomes26/4=6.5 cm² and query feature1.5 cm²; this changes the fitted </w:t>
+      </w:r>
+      <w:r>
+        <w:rPr>
+          <w:b/>
+        </w:rPr>
+        <w:t>transformation</w:t>
+      </w:r>
+      <w:r>
+        <w:rPr>
+          <w:b w:val="0"/>
+        </w:rPr>
+        <w:t>.</w:t>
+      </w:r>
+    </w:p>
+    <w:p>
+      <w:pPr>
+        <w:spacing w:line="336" w:lineRule="auto" w:after="180"/>
+        <w:shd w:fill="F5F1FB"/>
+      </w:pPr>
+      <w:r>
+        <w:rPr>
+          <w:b w:val="0"/>
+        </w:rPr>
+        <w:t xml:space="preserve">Reason: A held-out </w:t>
+      </w:r>
+      <w:r>
+        <w:rPr>
+          <w:b/>
+        </w:rPr>
+        <w:t>input</w:t>
+      </w:r>
+      <w:r>
+        <w:rPr>
+          <w:b w:val="0"/>
+        </w:rPr>
+        <w:t xml:space="preserve"> should not silently redefine a </w:t>
+      </w:r>
+      <w:r>
+        <w:rPr>
+          <w:b/>
+        </w:rPr>
+        <w:t>training</w:t>
+      </w:r>
+      <w:r>
+        <w:rPr>
+          <w:b w:val="0"/>
+        </w:rPr>
+        <w:t>-fitted pre</w:t>
+      </w:r>
+      <w:r>
+        <w:rPr>
+          <w:b/>
+        </w:rPr>
+        <w:t>process</w:t>
+      </w:r>
+      <w:r>
+        <w:rPr>
+          <w:b w:val="0"/>
+        </w:rPr>
+        <w:t>ing step.</w:t>
+      </w:r>
+    </w:p>
+    <w:p>
+      <w:pPr>
+        <w:pStyle w:val="Heading3"/>
+      </w:pPr>
+      <w:r>
+        <w:t>Protect the independent attempt</w:t>
+      </w:r>
+    </w:p>
+    <w:p>
+      <w:pPr>
+        <w:spacing w:line="336" w:lineRule="auto" w:after="180"/>
+        <w:shd w:fill="FFF5E6"/>
+      </w:pPr>
+      <w:r>
+        <w:rPr>
+          <w:b w:val="0"/>
+        </w:rPr>
         <w:t>Independent assessment: withhold the reserved answer until the learner has attempted the new case. Record support separately from correctness.</w:t>
       </w:r>
     </w:p>
@@ -3806,13 +7473,58 @@
       </w:tr>
     </w:tbl>
     <w:p>
-      <w:r>
-        <w:t>Project checkpoint: Prepare the demonstration. Gather reproducible instructions, evidence, access checks and remaining limitations.</w:t>
-      </w:r>
-    </w:p>
-    <w:p>
-      <w:r>
-        <w:t>Use the weekly teacher answer for topic-specific reasoning. A saved progress tick is an activity record; judge mastery from the learner’s explanation and evidence.</w:t>
+      <w:pPr>
+        <w:pStyle w:val="Heading3"/>
+      </w:pPr>
+      <w:r>
+        <w:t>Project checkpoint</w:t>
+      </w:r>
+    </w:p>
+    <w:p>
+      <w:pPr>
+        <w:spacing w:line="336" w:lineRule="auto" w:after="180"/>
+        <w:shd w:fill="EDF7F3"/>
+      </w:pPr>
+      <w:r>
+        <w:rPr>
+          <w:b w:val="0"/>
+        </w:rPr>
+        <w:t xml:space="preserve">Project checkpoint: Prepare the demonstration. Gather reproducible instructions, </w:t>
+      </w:r>
+      <w:r>
+        <w:rPr>
+          <w:b/>
+        </w:rPr>
+        <w:t>evidence</w:t>
+      </w:r>
+      <w:r>
+        <w:rPr>
+          <w:b w:val="0"/>
+        </w:rPr>
+        <w:t>, access checks and remaining limitations.</w:t>
+      </w:r>
+    </w:p>
+    <w:p>
+      <w:pPr>
+        <w:spacing w:line="336" w:lineRule="auto" w:after="180"/>
+      </w:pPr>
+      <w:r>
+        <w:rPr>
+          <w:b w:val="0"/>
+        </w:rPr>
+        <w:t xml:space="preserve">Use the weekly teacher answer for topic-specific reasoning. A saved progress tick is an activity record; judge mastery from the learner’s explanation and </w:t>
+      </w:r>
+      <w:r>
+        <w:rPr>
+          <w:b/>
+        </w:rPr>
+        <w:t>evidence</w:t>
+      </w:r>
+      <w:r>
+        <w:rPr>
+          <w:b w:val="0"/>
+        </w:rPr>
+        <w:t>.</w:t>
       </w:r>
     </w:p>
     <w:p>
@@ -3825,27 +7537,1106 @@
     </w:p>
     <w:p>
       <w:r>
-        <w:t>Use the two formative questions as supported practice, not as independent mastery scores. Discuss the deciding evidence rather than accepting a guessed selection.</w:t>
-      </w:r>
-    </w:p>
-    <w:p>
-      <w:r>
+        <w:t>Use feedback, earlier review and portfolios purposefully. Apply the coding routine only when this lesson has an executable lab.</w:t>
+      </w:r>
+    </w:p>
+    <w:p>
+      <w:pPr>
+        <w:spacing w:line="336" w:lineRule="auto" w:after="180"/>
+      </w:pPr>
+      <w:r>
+        <w:rPr>
+          <w:b w:val="0"/>
+        </w:rPr>
+        <w:t xml:space="preserve">Use the two formative questions as supported practice, not as independent mastery scores. Discuss the deciding </w:t>
+      </w:r>
+      <w:r>
+        <w:rPr>
+          <w:b/>
+        </w:rPr>
+        <w:t>evidence</w:t>
+      </w:r>
+      <w:r>
+        <w:rPr>
+          <w:b w:val="0"/>
+        </w:rPr>
+        <w:t xml:space="preserve"> rather than accepting a guessed selection.</w:t>
+      </w:r>
+    </w:p>
+    <w:p>
+      <w:pPr>
+        <w:spacing w:line="336" w:lineRule="auto" w:after="180"/>
+      </w:pPr>
+      <w:r>
+        <w:rPr>
+          <w:b w:val="0"/>
+        </w:rPr>
         <w:t>The feedback comes from the reviewed public worked case. Do not reveal the separately reserved independent teacher answer until the learner has attempted that case.</w:t>
       </w:r>
     </w:p>
     <w:p>
-      <w:r>
-        <w:t>Ask students to predict before running code. Preserve errors and actual outputs; collect a changed test and an explanation. The branch-boundary and indexing lessons deliberately include failure cases.</w:t>
-      </w:r>
-    </w:p>
-    <w:p>
-      <w:r>
+      <w:pPr>
+        <w:spacing w:line="336" w:lineRule="auto" w:after="180"/>
+      </w:pPr>
+      <w:r>
+        <w:rPr>
+          <w:b w:val="0"/>
+        </w:rPr>
+        <w:t xml:space="preserve">Ask students to predict before running code. Preserve errors and actual </w:t>
+      </w:r>
+      <w:r>
+        <w:rPr>
+          <w:b/>
+        </w:rPr>
+        <w:t>output</w:t>
+      </w:r>
+      <w:r>
+        <w:rPr>
+          <w:b w:val="0"/>
+        </w:rPr>
+        <w:t>s; collect a changed test and an explanation. The branch-boundary and indexing lessons deliberately include failure cases.</w:t>
+      </w:r>
+    </w:p>
+    <w:p>
+      <w:pPr>
+        <w:spacing w:line="336" w:lineRule="auto" w:after="180"/>
+      </w:pPr>
+      <w:r>
+        <w:rPr>
+          <w:b w:val="0"/>
+        </w:rPr>
         <w:t>Use the earlier worked-explanation links to address a specific missing building block, then return to the current question. Adapt this suggestion after observing the learner; it is not an automatic diagnosis.</w:t>
       </w:r>
     </w:p>
     <w:p>
-      <w:r>
-        <w:t>Collect the completed-work portfolio as evidence. Record support separately from correctness, and assess explanation, trace/test and limitations. Progress ticks and quiz selections alone do not establish mastery.</w:t>
+      <w:pPr>
+        <w:spacing w:line="336" w:lineRule="auto" w:after="180"/>
+      </w:pPr>
+      <w:r>
+        <w:rPr>
+          <w:b w:val="0"/>
+        </w:rPr>
+        <w:t xml:space="preserve">Collect the completed-work portfolio as </w:t>
+      </w:r>
+      <w:r>
+        <w:rPr>
+          <w:b/>
+        </w:rPr>
+        <w:t>evidence</w:t>
+      </w:r>
+      <w:r>
+        <w:rPr>
+          <w:b w:val="0"/>
+        </w:rPr>
+        <w:t>. Record support separately from correctness, and assess explanation, trace/test and limitations. Progress ticks and quiz selections alone do not establish mastery.</w:t>
+      </w:r>
+    </w:p>
+    <w:p>
+      <w:pPr>
+        <w:pStyle w:val="Heading1"/>
+      </w:pPr>
+      <w:r>
+        <w:t>09. Visual concept journey</w:t>
+      </w:r>
+    </w:p>
+    <w:p>
+      <w:r>
+        <w:t>Show one Feature Engineering graphic at a time, request a prediction and discuss its trace before the independent assessment.</w:t>
+      </w:r>
+    </w:p>
+    <w:p>
+      <w:pPr>
+        <w:spacing w:line="336" w:lineRule="auto" w:after="180"/>
+      </w:pPr>
+      <w:r>
+        <w:rPr>
+          <w:b w:val="0"/>
+        </w:rPr>
+        <w:t xml:space="preserve">Use one picture at a time. Hide a worked result before asking for a </w:t>
+      </w:r>
+      <w:r>
+        <w:rPr>
+          <w:b/>
+        </w:rPr>
+        <w:t>prediction</w:t>
+      </w:r>
+      <w:r>
+        <w:rPr>
+          <w:b w:val="0"/>
+        </w:rPr>
+        <w:t>, then reveal it for feedback. These are supported teaching cases; retain the separate independent assessment for a fresh first attempt.</w:t>
+      </w:r>
+    </w:p>
+    <w:p>
+      <w:pPr>
+        <w:pStyle w:val="Heading3"/>
+      </w:pPr>
+      <w:r>
+        <w:t>01. Feature Engineering: the case</w:t>
+      </w:r>
+    </w:p>
+    <w:p>
+      <w:r>
+        <w:drawing>
+          <wp:inline xmlns:a="http://schemas.openxmlformats.org/drawingml/2006/main" xmlns:pic="http://schemas.openxmlformats.org/drawingml/2006/picture">
+            <wp:extent cx="5486400" cy="2990088"/>
+            <wp:docPr id="2" name="Picture 2" descr="Engineer a feature with a transformation defined before evaluating a new leaf. Supplied facts: Training rectangular leaf cards have areas [2, 6, 10] cm². Area=length×width; center by training mean. Query length 2, width 4 cm. All inputs and outcomes in this worked example are invented classroom data; no real model run is claimed."/>
+            <wp:cNvGraphicFramePr>
+              <a:graphicFrameLocks noChangeAspect="1"/>
+            </wp:cNvGraphicFramePr>
+            <a:graphic>
+              <a:graphicData uri="http://schemas.openxmlformats.org/drawingml/2006/picture">
+                <pic:pic>
+                  <pic:nvPicPr>
+                    <pic:cNvPr id="0" name="academy-story-ai-4-29-01.png"/>
+                    <pic:cNvPicPr/>
+                  </pic:nvPicPr>
+                  <pic:blipFill>
+                    <a:blip r:embed="rId10"/>
+                    <a:stretch>
+                      <a:fillRect/>
+                    </a:stretch>
+                  </pic:blipFill>
+                  <pic:spPr>
+                    <a:xfrm>
+                      <a:off x="0" y="0"/>
+                      <a:ext cx="5486400" cy="2990088"/>
+                    </a:xfrm>
+                    <a:prstGeom prst="rect"/>
+                  </pic:spPr>
+                </pic:pic>
+              </a:graphicData>
+            </a:graphic>
+          </wp:inline>
+        </w:drawing>
+      </w:r>
+    </w:p>
+    <w:p>
+      <w:pPr>
+        <w:spacing w:line="336" w:lineRule="auto" w:after="180"/>
+      </w:pPr>
+      <w:r>
+        <w:rPr>
+          <w:b w:val="0"/>
+        </w:rPr>
+        <w:t xml:space="preserve">Engineer a feature with a </w:t>
+      </w:r>
+      <w:r>
+        <w:rPr>
+          <w:b/>
+        </w:rPr>
+        <w:t>transformation</w:t>
+      </w:r>
+      <w:r>
+        <w:rPr>
+          <w:b w:val="0"/>
+        </w:rPr>
+        <w:t xml:space="preserve"> defined before evaluating a new leaf. Supplied facts: </w:t>
+      </w:r>
+      <w:r>
+        <w:rPr>
+          <w:b/>
+        </w:rPr>
+        <w:t>Training</w:t>
+      </w:r>
+      <w:r>
+        <w:rPr>
+          <w:b w:val="0"/>
+        </w:rPr>
+        <w:t xml:space="preserve"> rectangular leaf cards have areas [2, 6, 10] cm². Area=length×width; center by </w:t>
+      </w:r>
+      <w:r>
+        <w:rPr>
+          <w:b/>
+        </w:rPr>
+        <w:t>training</w:t>
+      </w:r>
+      <w:r>
+        <w:rPr>
+          <w:b w:val="0"/>
+        </w:rPr>
+        <w:t xml:space="preserve"> mean. Query length 2, width 4 cm.</w:t>
+      </w:r>
+    </w:p>
+    <w:p>
+      <w:pPr>
+        <w:spacing w:line="336" w:lineRule="auto" w:after="180"/>
+      </w:pPr>
+      <w:r>
+        <w:rPr>
+          <w:b w:val="0"/>
+        </w:rPr>
+        <w:t xml:space="preserve">All </w:t>
+      </w:r>
+      <w:r>
+        <w:rPr>
+          <w:b/>
+        </w:rPr>
+        <w:t>input</w:t>
+      </w:r>
+      <w:r>
+        <w:rPr>
+          <w:b w:val="0"/>
+        </w:rPr>
+        <w:t>s and outcomes in this worked example are invented classroom data; no real model run is claimed.</w:t>
+      </w:r>
+    </w:p>
+    <w:p>
+      <w:pPr>
+        <w:spacing w:line="336" w:lineRule="auto" w:after="180"/>
+        <w:shd w:fill="F5F1FB"/>
+      </w:pPr>
+      <w:r>
+        <w:rPr>
+          <w:b w:val="0"/>
+        </w:rPr>
+        <w:t>Point to the given fact that matters most. Explain why it matters.</w:t>
+      </w:r>
+    </w:p>
+    <w:p>
+      <w:pPr>
+        <w:pStyle w:val="Heading3"/>
+      </w:pPr>
+      <w:r>
+        <w:t>Discuss while showing the picture</w:t>
+      </w:r>
+    </w:p>
+    <w:p>
+      <w:pPr>
+        <w:spacing w:line="336" w:lineRule="auto" w:after="180"/>
+        <w:shd w:fill="F1F6F8"/>
+      </w:pPr>
+      <w:r>
+        <w:rPr>
+          <w:b w:val="0"/>
+        </w:rPr>
+        <w:t>Teacher prompt: Point to the given fact that matters most. Explain why it matters. Ask learners to describe one label or arrow in ordinary words. Use the adjacent transcript if the image is difficult to see.</w:t>
+      </w:r>
+    </w:p>
+    <w:p>
+      <w:pPr>
+        <w:pStyle w:val="Heading3"/>
+      </w:pPr>
+      <w:r>
+        <w:t>02. Follow the deciding steps</w:t>
+      </w:r>
+    </w:p>
+    <w:p>
+      <w:r>
+        <w:drawing>
+          <wp:inline xmlns:a="http://schemas.openxmlformats.org/drawingml/2006/main" xmlns:pic="http://schemas.openxmlformats.org/drawingml/2006/picture">
+            <wp:extent cx="5486400" cy="3182112"/>
+            <wp:docPr id="3" name="Picture 3" descr="Construct area: Query area=2×4=8 cm². → Fit centering: Training mean=(2+6+10)/3=6 cm². → Apply unchanged transform: Centered query feature=8-6=2 cm²."/>
+            <wp:cNvGraphicFramePr>
+              <a:graphicFrameLocks noChangeAspect="1"/>
+            </wp:cNvGraphicFramePr>
+            <a:graphic>
+              <a:graphicData uri="http://schemas.openxmlformats.org/drawingml/2006/picture">
+                <pic:pic>
+                  <pic:nvPicPr>
+                    <pic:cNvPr id="0" name="academy-story-ai-4-29-02.png"/>
+                    <pic:cNvPicPr/>
+                  </pic:nvPicPr>
+                  <pic:blipFill>
+                    <a:blip r:embed="rId11"/>
+                    <a:stretch>
+                      <a:fillRect/>
+                    </a:stretch>
+                  </pic:blipFill>
+                  <pic:spPr>
+                    <a:xfrm>
+                      <a:off x="0" y="0"/>
+                      <a:ext cx="5486400" cy="3182112"/>
+                    </a:xfrm>
+                    <a:prstGeom prst="rect"/>
+                  </pic:spPr>
+                </pic:pic>
+              </a:graphicData>
+            </a:graphic>
+          </wp:inline>
+        </w:drawing>
+      </w:r>
+    </w:p>
+    <w:p>
+      <w:pPr>
+        <w:spacing w:line="336" w:lineRule="auto" w:after="180"/>
+      </w:pPr>
+      <w:r>
+        <w:rPr>
+          <w:b w:val="0"/>
+        </w:rPr>
+        <w:t xml:space="preserve">Construct area: Query area=2×4=8 cm². → Fit centering: </w:t>
+      </w:r>
+      <w:r>
+        <w:rPr>
+          <w:b/>
+        </w:rPr>
+        <w:t>Training</w:t>
+      </w:r>
+      <w:r>
+        <w:rPr>
+          <w:b w:val="0"/>
+        </w:rPr>
+        <w:t xml:space="preserve"> mean=(2+6+10)/3=6 cm². → Apply unchanged transform: Centered query feature=8-6=2 cm².</w:t>
+      </w:r>
+    </w:p>
+    <w:p>
+      <w:pPr>
+        <w:spacing w:line="336" w:lineRule="auto" w:after="180"/>
+        <w:shd w:fill="F5F1FB"/>
+      </w:pPr>
+      <w:r>
+        <w:rPr>
+          <w:b w:val="0"/>
+        </w:rPr>
+        <w:t xml:space="preserve">Point to each numbered stage and explain which recorded </w:t>
+      </w:r>
+      <w:r>
+        <w:rPr>
+          <w:b/>
+        </w:rPr>
+        <w:t>input</w:t>
+      </w:r>
+      <w:r>
+        <w:rPr>
+          <w:b w:val="0"/>
+        </w:rPr>
+        <w:t xml:space="preserve"> it uses.</w:t>
+      </w:r>
+    </w:p>
+    <w:p>
+      <w:pPr>
+        <w:pStyle w:val="Heading3"/>
+      </w:pPr>
+      <w:r>
+        <w:t>Discuss while showing the picture</w:t>
+      </w:r>
+    </w:p>
+    <w:p>
+      <w:pPr>
+        <w:spacing w:line="336" w:lineRule="auto" w:after="180"/>
+        <w:shd w:fill="F1F6F8"/>
+      </w:pPr>
+      <w:r>
+        <w:rPr>
+          <w:b w:val="0"/>
+        </w:rPr>
+        <w:t xml:space="preserve">Teacher prompt: Point to each numbered stage and explain which recorded </w:t>
+      </w:r>
+      <w:r>
+        <w:rPr>
+          <w:b/>
+        </w:rPr>
+        <w:t>input</w:t>
+      </w:r>
+      <w:r>
+        <w:rPr>
+          <w:b w:val="0"/>
+        </w:rPr>
+        <w:t xml:space="preserve"> it uses. Ask learners to describe one label or arrow in ordinary words. Use the adjacent transcript if the image is difficult to see.</w:t>
+      </w:r>
+    </w:p>
+    <w:p>
+      <w:pPr>
+        <w:pStyle w:val="Heading3"/>
+      </w:pPr>
+      <w:r>
+        <w:t>03. Follow the evidence</w:t>
+      </w:r>
+    </w:p>
+    <w:p>
+      <w:r>
+        <w:drawing>
+          <wp:inline xmlns:a="http://schemas.openxmlformats.org/drawingml/2006/main" xmlns:pic="http://schemas.openxmlformats.org/drawingml/2006/picture">
+            <wp:extent cx="5486400" cy="2834640"/>
+            <wp:docPr id="4" name="Picture 4" descr="Follow the evidence. Observed | More practice with higher scores | Association. Possible other factor | Prior experience | May affect both. Missing evidence | Comparable starting conditions | Limits causal claim"/>
+            <wp:cNvGraphicFramePr>
+              <a:graphicFrameLocks noChangeAspect="1"/>
+            </wp:cNvGraphicFramePr>
+            <a:graphic>
+              <a:graphicData uri="http://schemas.openxmlformats.org/drawingml/2006/picture">
+                <pic:pic>
+                  <pic:nvPicPr>
+                    <pic:cNvPr id="0" name="academy-story-ai-4-29-03.png"/>
+                    <pic:cNvPicPr/>
+                  </pic:nvPicPr>
+                  <pic:blipFill>
+                    <a:blip r:embed="rId12"/>
+                    <a:stretch>
+                      <a:fillRect/>
+                    </a:stretch>
+                  </pic:blipFill>
+                  <pic:spPr>
+                    <a:xfrm>
+                      <a:off x="0" y="0"/>
+                      <a:ext cx="5486400" cy="2834640"/>
+                    </a:xfrm>
+                    <a:prstGeom prst="rect"/>
+                  </pic:spPr>
+                </pic:pic>
+              </a:graphicData>
+            </a:graphic>
+          </wp:inline>
+        </w:drawing>
+      </w:r>
+    </w:p>
+    <w:p>
+      <w:pPr>
+        <w:spacing w:line="336" w:lineRule="auto" w:after="180"/>
+      </w:pPr>
+      <w:r>
+        <w:rPr>
+          <w:b w:val="0"/>
+        </w:rPr>
+        <w:t xml:space="preserve">Follow the </w:t>
+      </w:r>
+      <w:r>
+        <w:rPr>
+          <w:b/>
+        </w:rPr>
+        <w:t>evidence</w:t>
+      </w:r>
+      <w:r>
+        <w:rPr>
+          <w:b w:val="0"/>
+        </w:rPr>
+        <w:t xml:space="preserve">. Observed | More practice with higher scores | </w:t>
+      </w:r>
+      <w:r>
+        <w:rPr>
+          <w:b/>
+        </w:rPr>
+        <w:t>Association</w:t>
+      </w:r>
+      <w:r>
+        <w:rPr>
+          <w:b w:val="0"/>
+        </w:rPr>
+        <w:t xml:space="preserve">. Possible other factor | Prior experience | May affect both. Missing </w:t>
+      </w:r>
+      <w:r>
+        <w:rPr>
+          <w:b/>
+        </w:rPr>
+        <w:t>evidence</w:t>
+      </w:r>
+      <w:r>
+        <w:rPr>
+          <w:b w:val="0"/>
+        </w:rPr>
+        <w:t xml:space="preserve"> | Comparable starting conditions | Limits causal claim</w:t>
+      </w:r>
+    </w:p>
+    <w:p>
+      <w:pPr>
+        <w:spacing w:line="336" w:lineRule="auto" w:after="180"/>
+        <w:shd w:fill="F5F1FB"/>
+      </w:pPr>
+      <w:r>
+        <w:rPr>
+          <w:b w:val="0"/>
+        </w:rPr>
+        <w:t>Read the labels and values. Explain the relationship the model shows.</w:t>
+      </w:r>
+    </w:p>
+    <w:p>
+      <w:pPr>
+        <w:pStyle w:val="Heading3"/>
+      </w:pPr>
+      <w:r>
+        <w:t>Discuss while showing the picture</w:t>
+      </w:r>
+    </w:p>
+    <w:p>
+      <w:pPr>
+        <w:spacing w:line="336" w:lineRule="auto" w:after="180"/>
+        <w:shd w:fill="F1F6F8"/>
+      </w:pPr>
+      <w:r>
+        <w:rPr>
+          <w:b w:val="0"/>
+        </w:rPr>
+        <w:t>Teacher prompt: Read the labels and values. Explain the relationship the model shows. Ask learners to describe one label or arrow in ordinary words. Use the adjacent transcript if the image is difficult to see.</w:t>
+      </w:r>
+    </w:p>
+    <w:p>
+      <w:pPr>
+        <w:pStyle w:val="Heading3"/>
+      </w:pPr>
+      <w:r>
+        <w:t>04. Change one thing. Trace what follows.</w:t>
+      </w:r>
+    </w:p>
+    <w:p>
+      <w:r>
+        <w:drawing>
+          <wp:inline xmlns:a="http://schemas.openxmlformats.org/drawingml/2006/main" xmlns:pic="http://schemas.openxmlformats.org/drawingml/2006/picture">
+            <wp:extent cx="5486400" cy="3026664"/>
+            <wp:docPr id="5" name="Picture 5" descr="Original case: Centered query feature=8-6=2 cm². Changed condition: Include the query in the centering mean. Expected result: Mean becomes26/4=6.5 cm² and query feature1.5 cm²; this changes the fitted transformation. Reason: A held-out input should not silently redefine a training-fitted preprocessing step."/>
+            <wp:cNvGraphicFramePr>
+              <a:graphicFrameLocks noChangeAspect="1"/>
+            </wp:cNvGraphicFramePr>
+            <a:graphic>
+              <a:graphicData uri="http://schemas.openxmlformats.org/drawingml/2006/picture">
+                <pic:pic>
+                  <pic:nvPicPr>
+                    <pic:cNvPr id="0" name="academy-story-ai-4-29-04.png"/>
+                    <pic:cNvPicPr/>
+                  </pic:nvPicPr>
+                  <pic:blipFill>
+                    <a:blip r:embed="rId13"/>
+                    <a:stretch>
+                      <a:fillRect/>
+                    </a:stretch>
+                  </pic:blipFill>
+                  <pic:spPr>
+                    <a:xfrm>
+                      <a:off x="0" y="0"/>
+                      <a:ext cx="5486400" cy="3026664"/>
+                    </a:xfrm>
+                    <a:prstGeom prst="rect"/>
+                  </pic:spPr>
+                </pic:pic>
+              </a:graphicData>
+            </a:graphic>
+          </wp:inline>
+        </w:drawing>
+      </w:r>
+    </w:p>
+    <w:p>
+      <w:pPr>
+        <w:spacing w:line="336" w:lineRule="auto" w:after="180"/>
+      </w:pPr>
+      <w:r>
+        <w:rPr>
+          <w:b w:val="0"/>
+        </w:rPr>
+        <w:t xml:space="preserve">Original case: Centered query feature=8-6=2 cm². Changed condition: Include the query in the centering mean. Expected result: Mean becomes26/4=6.5 cm² and query feature1.5 cm²; this changes the fitted </w:t>
+      </w:r>
+      <w:r>
+        <w:rPr>
+          <w:b/>
+        </w:rPr>
+        <w:t>transformation</w:t>
+      </w:r>
+      <w:r>
+        <w:rPr>
+          <w:b w:val="0"/>
+        </w:rPr>
+        <w:t>.</w:t>
+      </w:r>
+    </w:p>
+    <w:p>
+      <w:pPr>
+        <w:spacing w:line="336" w:lineRule="auto" w:after="180"/>
+      </w:pPr>
+      <w:r>
+        <w:rPr>
+          <w:b w:val="0"/>
+        </w:rPr>
+        <w:t xml:space="preserve">Reason: A held-out </w:t>
+      </w:r>
+      <w:r>
+        <w:rPr>
+          <w:b/>
+        </w:rPr>
+        <w:t>input</w:t>
+      </w:r>
+      <w:r>
+        <w:rPr>
+          <w:b w:val="0"/>
+        </w:rPr>
+        <w:t xml:space="preserve"> should not silently redefine a </w:t>
+      </w:r>
+      <w:r>
+        <w:rPr>
+          <w:b/>
+        </w:rPr>
+        <w:t>training</w:t>
+      </w:r>
+      <w:r>
+        <w:rPr>
+          <w:b w:val="0"/>
+        </w:rPr>
+        <w:t>-fitted pre</w:t>
+      </w:r>
+      <w:r>
+        <w:rPr>
+          <w:b/>
+        </w:rPr>
+        <w:t>process</w:t>
+      </w:r>
+      <w:r>
+        <w:rPr>
+          <w:b w:val="0"/>
+        </w:rPr>
+        <w:t>ing step.</w:t>
+      </w:r>
+    </w:p>
+    <w:p>
+      <w:pPr>
+        <w:spacing w:line="336" w:lineRule="auto" w:after="180"/>
+        <w:shd w:fill="F5F1FB"/>
+      </w:pPr>
+      <w:r>
+        <w:rPr>
+          <w:b w:val="0"/>
+        </w:rPr>
+        <w:t>Predict before checking the worked changed-case result. Name what changed and what the supplied facts allow you to conclude.</w:t>
+      </w:r>
+    </w:p>
+    <w:p>
+      <w:pPr>
+        <w:pStyle w:val="Heading3"/>
+      </w:pPr>
+      <w:r>
+        <w:t>Discuss while showing the picture</w:t>
+      </w:r>
+    </w:p>
+    <w:p>
+      <w:pPr>
+        <w:spacing w:line="336" w:lineRule="auto" w:after="180"/>
+        <w:shd w:fill="F1F6F8"/>
+      </w:pPr>
+      <w:r>
+        <w:rPr>
+          <w:b w:val="0"/>
+        </w:rPr>
+        <w:t>Teacher prompt: Predict before checking the worked changed-case result. Name what changed and what the supplied facts allow you to conclude. Ask learners to describe one label or arrow in ordinary words.</w:t>
+      </w:r>
+    </w:p>
+    <w:p>
+      <w:pPr>
+        <w:spacing w:line="336" w:lineRule="auto" w:after="180"/>
+        <w:shd w:fill="F1F6F8"/>
+      </w:pPr>
+      <w:r>
+        <w:rPr>
+          <w:b w:val="0"/>
+        </w:rPr>
+        <w:t xml:space="preserve">Use the adjacent transcript if the image is difficult to see. Changed-case reasoning: A held-out </w:t>
+      </w:r>
+      <w:r>
+        <w:rPr>
+          <w:b/>
+        </w:rPr>
+        <w:t>input</w:t>
+      </w:r>
+      <w:r>
+        <w:rPr>
+          <w:b w:val="0"/>
+        </w:rPr>
+        <w:t xml:space="preserve"> should not silently redefine a </w:t>
+      </w:r>
+      <w:r>
+        <w:rPr>
+          <w:b/>
+        </w:rPr>
+        <w:t>training</w:t>
+      </w:r>
+      <w:r>
+        <w:rPr>
+          <w:b w:val="0"/>
+        </w:rPr>
+        <w:t>-fitted pre</w:t>
+      </w:r>
+      <w:r>
+        <w:rPr>
+          <w:b/>
+        </w:rPr>
+        <w:t>process</w:t>
+      </w:r>
+      <w:r>
+        <w:rPr>
+          <w:b w:val="0"/>
+        </w:rPr>
+        <w:t>ing step.</w:t>
+      </w:r>
+    </w:p>
+    <w:p>
+      <w:pPr>
+        <w:pStyle w:val="Heading3"/>
+      </w:pPr>
+      <w:r>
+        <w:t>05. Connect the explanation to its limit</w:t>
+      </w:r>
+    </w:p>
+    <w:p>
+      <w:r>
+        <w:drawing>
+          <wp:inline xmlns:a="http://schemas.openxmlformats.org/drawingml/2006/main" xmlns:pic="http://schemas.openxmlformats.org/drawingml/2006/picture">
+            <wp:extent cx="5486400" cy="2834640"/>
+            <wp:docPr id="6" name="Picture 6" descr="Read the picture in order. Centered query feature=8-6=2 cm². The arrows show which recorded input or intermediate result each decision uses. Explain the deciding step aloud before checking the changed case; pointing to the final answer alone does not show how it follows. Limit: Area is a geometric toy feature. Useful predictive relationships need separate evaluation, and real leaves need a suitable measurement definition."/>
+            <wp:cNvGraphicFramePr>
+              <a:graphicFrameLocks noChangeAspect="1"/>
+            </wp:cNvGraphicFramePr>
+            <a:graphic>
+              <a:graphicData uri="http://schemas.openxmlformats.org/drawingml/2006/picture">
+                <pic:pic>
+                  <pic:nvPicPr>
+                    <pic:cNvPr id="0" name="academy-story-ai-4-29-05.png"/>
+                    <pic:cNvPicPr/>
+                  </pic:nvPicPr>
+                  <pic:blipFill>
+                    <a:blip r:embed="rId14"/>
+                    <a:stretch>
+                      <a:fillRect/>
+                    </a:stretch>
+                  </pic:blipFill>
+                  <pic:spPr>
+                    <a:xfrm>
+                      <a:off x="0" y="0"/>
+                      <a:ext cx="5486400" cy="2834640"/>
+                    </a:xfrm>
+                    <a:prstGeom prst="rect"/>
+                  </pic:spPr>
+                </pic:pic>
+              </a:graphicData>
+            </a:graphic>
+          </wp:inline>
+        </w:drawing>
+      </w:r>
+    </w:p>
+    <w:p>
+      <w:pPr>
+        <w:spacing w:line="336" w:lineRule="auto" w:after="180"/>
+      </w:pPr>
+      <w:r>
+        <w:rPr>
+          <w:b w:val="0"/>
+        </w:rPr>
+        <w:t xml:space="preserve">Read the picture in order. Centered query feature=8-6=2 cm². The arrows show which recorded </w:t>
+      </w:r>
+      <w:r>
+        <w:rPr>
+          <w:b/>
+        </w:rPr>
+        <w:t>input</w:t>
+      </w:r>
+      <w:r>
+        <w:rPr>
+          <w:b w:val="0"/>
+        </w:rPr>
+        <w:t xml:space="preserve"> or intermediate result each decision uses.</w:t>
+      </w:r>
+    </w:p>
+    <w:p>
+      <w:pPr>
+        <w:spacing w:line="336" w:lineRule="auto" w:after="180"/>
+      </w:pPr>
+      <w:r>
+        <w:rPr>
+          <w:b w:val="0"/>
+        </w:rPr>
+        <w:t>Explain the deciding step aloud before checking the changed case; pointing to the final answer alone does not show how it follows. Limit: Area is a geometric toy feature.</w:t>
+      </w:r>
+    </w:p>
+    <w:p>
+      <w:pPr>
+        <w:spacing w:line="336" w:lineRule="auto" w:after="180"/>
+      </w:pPr>
+      <w:r>
+        <w:rPr>
+          <w:b w:val="0"/>
+        </w:rPr>
+        <w:t>Useful predictive relationships need separate evaluation, and real leaves need a suitable measurement definition.</w:t>
+      </w:r>
+    </w:p>
+    <w:p>
+      <w:pPr>
+        <w:spacing w:line="336" w:lineRule="auto" w:after="180"/>
+        <w:shd w:fill="F5F1FB"/>
+      </w:pPr>
+      <w:r>
+        <w:rPr>
+          <w:b w:val="0"/>
+        </w:rPr>
+        <w:t>Explain the case, then point to a limit on the claim.</w:t>
+      </w:r>
+    </w:p>
+    <w:p>
+      <w:pPr>
+        <w:pStyle w:val="Heading3"/>
+      </w:pPr>
+      <w:r>
+        <w:t>Discuss while showing the picture</w:t>
+      </w:r>
+    </w:p>
+    <w:p>
+      <w:pPr>
+        <w:spacing w:line="336" w:lineRule="auto" w:after="180"/>
+        <w:shd w:fill="F1F6F8"/>
+      </w:pPr>
+      <w:r>
+        <w:rPr>
+          <w:b w:val="0"/>
+        </w:rPr>
+        <w:t>Teacher prompt: Explain the case, then point to a limit on the claim. Ask learners to describe one label or arrow in ordinary words. Use the adjacent transcript if the image is difficult to see.</w:t>
+      </w:r>
+    </w:p>
+    <w:p>
+      <w:pPr>
+        <w:spacing w:line="336" w:lineRule="auto" w:after="180"/>
+        <w:shd w:fill="F1F6F8"/>
+      </w:pPr>
+      <w:r>
+        <w:rPr>
+          <w:b w:val="0"/>
+        </w:rPr>
+        <w:t>Keep the stated scope: Area is a geometric toy feature. Useful predictive relationships need separate evaluation, and real leaves need a suitable measurement definition.</w:t>
+      </w:r>
+    </w:p>
+    <w:p>
+      <w:pPr>
+        <w:pStyle w:val="Heading3"/>
+      </w:pPr>
+      <w:r>
+        <w:t>06. Make the idea visible in your project</w:t>
+      </w:r>
+    </w:p>
+    <w:p>
+      <w:r>
+        <w:drawing>
+          <wp:inline xmlns:a="http://schemas.openxmlformats.org/drawingml/2006/main" xmlns:pic="http://schemas.openxmlformats.org/drawingml/2006/picture">
+            <wp:extent cx="5486400" cy="3681984"/>
+            <wp:docPr id="7" name="Picture 7" descr="For your Responsible Plant Classifier, save the input, procedure, observed result and limitation of this check. Label this worked example as practice; use a different, previously unreviewed case when checking independent understanding. Draw your input, deciding step, result and limit. Supported question: What should be saved so another group transforms the query identically? Point to the relevant step in the picture, then write the changed result and the rule or evidence that supports it."/>
+            <wp:cNvGraphicFramePr>
+              <a:graphicFrameLocks noChangeAspect="1"/>
+            </wp:cNvGraphicFramePr>
+            <a:graphic>
+              <a:graphicData uri="http://schemas.openxmlformats.org/drawingml/2006/picture">
+                <pic:pic>
+                  <pic:nvPicPr>
+                    <pic:cNvPr id="0" name="academy-story-ai-4-29-06.png"/>
+                    <pic:cNvPicPr/>
+                  </pic:nvPicPr>
+                  <pic:blipFill>
+                    <a:blip r:embed="rId15"/>
+                    <a:stretch>
+                      <a:fillRect/>
+                    </a:stretch>
+                  </pic:blipFill>
+                  <pic:spPr>
+                    <a:xfrm>
+                      <a:off x="0" y="0"/>
+                      <a:ext cx="5486400" cy="3681984"/>
+                    </a:xfrm>
+                    <a:prstGeom prst="rect"/>
+                  </pic:spPr>
+                </pic:pic>
+              </a:graphicData>
+            </a:graphic>
+          </wp:inline>
+        </w:drawing>
+      </w:r>
+    </w:p>
+    <w:p>
+      <w:pPr>
+        <w:spacing w:line="336" w:lineRule="auto" w:after="180"/>
+      </w:pPr>
+      <w:r>
+        <w:rPr>
+          <w:b w:val="0"/>
+        </w:rPr>
+        <w:t xml:space="preserve">For your Responsible Plant Classifier, save the </w:t>
+      </w:r>
+      <w:r>
+        <w:rPr>
+          <w:b/>
+        </w:rPr>
+        <w:t>input</w:t>
+      </w:r>
+      <w:r>
+        <w:rPr>
+          <w:b w:val="0"/>
+        </w:rPr>
+        <w:t>, procedure, observed result and limitation of this check.</w:t>
+      </w:r>
+    </w:p>
+    <w:p>
+      <w:pPr>
+        <w:spacing w:line="336" w:lineRule="auto" w:after="180"/>
+      </w:pPr>
+      <w:r>
+        <w:rPr>
+          <w:b w:val="0"/>
+        </w:rPr>
+        <w:t xml:space="preserve">Label this worked example as practice; use a different, previously unreviewed case when checking independent understanding. Draw your </w:t>
+      </w:r>
+      <w:r>
+        <w:rPr>
+          <w:b/>
+        </w:rPr>
+        <w:t>input</w:t>
+      </w:r>
+      <w:r>
+        <w:rPr>
+          <w:b w:val="0"/>
+        </w:rPr>
+        <w:t>, deciding step, result and limit.</w:t>
+      </w:r>
+    </w:p>
+    <w:p>
+      <w:pPr>
+        <w:spacing w:line="336" w:lineRule="auto" w:after="180"/>
+      </w:pPr>
+      <w:r>
+        <w:rPr>
+          <w:b w:val="0"/>
+        </w:rPr>
+        <w:t xml:space="preserve">Supported question: What should be saved so another group transforms the query identically? Point to the relevant step in the picture, then write the changed result and the rule or </w:t>
+      </w:r>
+      <w:r>
+        <w:rPr>
+          <w:b/>
+        </w:rPr>
+        <w:t>evidence</w:t>
+      </w:r>
+      <w:r>
+        <w:rPr>
+          <w:b w:val="0"/>
+        </w:rPr>
+        <w:t xml:space="preserve"> that supports it.</w:t>
+      </w:r>
+    </w:p>
+    <w:p>
+      <w:pPr>
+        <w:spacing w:line="336" w:lineRule="auto" w:after="180"/>
+        <w:shd w:fill="F5F1FB"/>
+      </w:pPr>
+      <w:r>
+        <w:rPr>
+          <w:b w:val="0"/>
+        </w:rPr>
+        <w:t xml:space="preserve">Draw your project trace and justify the deciding step using </w:t>
+      </w:r>
+      <w:r>
+        <w:rPr>
+          <w:b/>
+        </w:rPr>
+        <w:t>evidence</w:t>
+      </w:r>
+      <w:r>
+        <w:rPr>
+          <w:b w:val="0"/>
+        </w:rPr>
+        <w:t>.</w:t>
+      </w:r>
+    </w:p>
+    <w:p>
+      <w:pPr>
+        <w:pStyle w:val="Heading3"/>
+      </w:pPr>
+      <w:r>
+        <w:t>Discuss while showing the picture</w:t>
+      </w:r>
+    </w:p>
+    <w:p>
+      <w:pPr>
+        <w:spacing w:line="336" w:lineRule="auto" w:after="180"/>
+        <w:shd w:fill="F1F6F8"/>
+      </w:pPr>
+      <w:r>
+        <w:rPr>
+          <w:b w:val="0"/>
+        </w:rPr>
+        <w:t xml:space="preserve">Teacher prompt: Draw your project trace and justify the deciding step using </w:t>
+      </w:r>
+      <w:r>
+        <w:rPr>
+          <w:b/>
+        </w:rPr>
+        <w:t>evidence</w:t>
+      </w:r>
+      <w:r>
+        <w:rPr>
+          <w:b w:val="0"/>
+        </w:rPr>
+        <w:t>. Ask learners to describe one label or arrow in ordinary words. Use the adjacent transcript if the image is difficult to see.</w:t>
+      </w:r>
+    </w:p>
+    <w:p>
+      <w:pPr>
+        <w:spacing w:line="336" w:lineRule="auto" w:after="180"/>
+        <w:shd w:fill="F1F6F8"/>
+      </w:pPr>
+      <w:r>
+        <w:rPr>
+          <w:b w:val="0"/>
+        </w:rPr>
+        <w:t xml:space="preserve">Supported practice key: The area definition, cm² units and </w:t>
+      </w:r>
+      <w:r>
+        <w:rPr>
+          <w:b/>
+        </w:rPr>
+        <w:t>training</w:t>
+      </w:r>
+      <w:r>
+        <w:rPr>
+          <w:b w:val="0"/>
+        </w:rPr>
+        <w:t xml:space="preserve"> mean 6; the correct declared centered feature is 2 cm².</w:t>
+      </w:r>
+    </w:p>
+    <w:p>
+      <w:pPr>
+        <w:spacing w:line="336" w:lineRule="auto" w:after="180"/>
+        <w:shd w:fill="F1F6F8"/>
+      </w:pPr>
+      <w:r>
+        <w:rPr>
+          <w:b w:val="0"/>
+        </w:rPr>
+        <w:t xml:space="preserve">Changed-case check: Mean becomes26/4=6.5 cm² and query feature1.5 cm²; this changes the fitted </w:t>
+      </w:r>
+      <w:r>
+        <w:rPr>
+          <w:b/>
+        </w:rPr>
+        <w:t>transformation</w:t>
+      </w:r>
+      <w:r>
+        <w:rPr>
+          <w:b w:val="0"/>
+        </w:rPr>
+        <w:t xml:space="preserve">. A held-out </w:t>
+      </w:r>
+      <w:r>
+        <w:rPr>
+          <w:b/>
+        </w:rPr>
+        <w:t>input</w:t>
+      </w:r>
+      <w:r>
+        <w:rPr>
+          <w:b w:val="0"/>
+        </w:rPr>
+        <w:t xml:space="preserve"> should not silently redefine a </w:t>
+      </w:r>
+      <w:r>
+        <w:rPr>
+          <w:b/>
+        </w:rPr>
+        <w:t>training</w:t>
+      </w:r>
+      <w:r>
+        <w:rPr>
+          <w:b w:val="0"/>
+        </w:rPr>
+        <w:t>-fitted pre</w:t>
+      </w:r>
+      <w:r>
+        <w:rPr>
+          <w:b/>
+        </w:rPr>
+        <w:t>process</w:t>
+      </w:r>
+      <w:r>
+        <w:rPr>
+          <w:b w:val="0"/>
+        </w:rPr>
+        <w:t>ing step.</w:t>
       </w:r>
     </w:p>
     <w:sectPr>

--- a/downloads/teacher/ai-4-week-29.docx
+++ b/downloads/teacher/ai-4-week-29.docx
@@ -201,7 +201,7 @@
           </w:tcPr>
           <w:p>
             <w:r>
-              <w:t>Sections 9 and 11–14. Give extra time to finish the full task set; use Section 15 when the week includes a coding lab.</w:t>
+              <w:t>Use “Run the investigation”, “Connect your project”, “Show what you know”, “Study a complete case” and “Try a new case independently”. Give extra time for the full task set. If this week has a coding lab, use its named section; section numbers can change when extra explanations are included.</w:t>
             </w:r>
           </w:p>
         </w:tc>
@@ -2687,6 +2687,26 @@
     <w:p>
       <w:r>
         <w:t>Demonstrate Feature Engineering, reduce support deliberately and check individual reasoning before discussing answers.</w:t>
+      </w:r>
+    </w:p>
+    <w:p>
+      <w:pPr>
+        <w:pStyle w:val="Heading3"/>
+      </w:pPr>
+      <w:r>
+        <w:t>Choose the pacing route</w:t>
+      </w:r>
+    </w:p>
+    <w:p>
+      <w:pPr>
+        <w:spacing w:line="336" w:lineRule="auto" w:after="180"/>
+        <w:shd w:fill="F1F6F8"/>
+      </w:pPr>
+      <w:r>
+        <w:rPr>
+          <w:b w:val="0"/>
+        </w:rPr>
+        <w:t>Compact alternative: this two-session sequence covers selected core tasks. Use the three-session weekly plan for the full lesson, independent transfer, feedback and project work; allow extra time for extensions.</w:t>
       </w:r>
     </w:p>
     <w:p>
@@ -7029,7 +7049,7 @@
           </w:tcPr>
           <w:p>
             <w:r>
-              <w:t>Sections 9 and 11–14. Give extra time to finish the full task set; use Section 15 when the week includes a coding lab.</w:t>
+              <w:t>Use “Run the investigation”, “Connect your project”, “Show what you know”, “Study a complete case” and “Try a new case independently”. Give extra time for the full task set. If this week has a coding lab, use its named section; section numbers can change when extra explanations are included.</w:t>
             </w:r>
           </w:p>
         </w:tc>

--- a/downloads/teacher/ai-4-week-29.docx
+++ b/downloads/teacher/ai-4-week-29.docx
@@ -25,20 +25,38 @@
         <w:pStyle w:val="Heading1"/>
       </w:pPr>
       <w:r>
-        <w:t>01. Feature Engineering</w:t>
-      </w:r>
-    </w:p>
-    <w:p>
-      <w:r>
-        <w:t>Prepare Feature Engineering: check the target, prerequisites, resources and adaptable teaching schedule.</w:t>
-      </w:r>
-    </w:p>
-    <w:p>
-      <w:pPr>
-        <w:pStyle w:val="Heading3"/>
-      </w:pPr>
-      <w:r>
-        <w:t>Teach the learning cycle</w:t>
+        <w:t>Teach a feature as an auditable transformation.</w:t>
+      </w:r>
+    </w:p>
+    <w:p>
+      <w:r>
+        <w:t>Supply all promised dimensions and comparison outputs,clarify reciprocal ratio names and preserve the association extension with its own evidence limits.</w:t>
+      </w:r>
+    </w:p>
+    <w:p>
+      <w:r>
+        <w:t>Require formula,unit,time,state and same-case evaluation before claiming benefit.</w:t>
+      </w:r>
+    </w:p>
+    <w:p>
+      <w:pPr>
+        <w:pStyle w:val="Heading1"/>
+      </w:pPr>
+      <w:r>
+        <w:t>01. Prepare the connected experiment</w:t>
+      </w:r>
+    </w:p>
+    <w:p>
+      <w:r>
+        <w:t>Keep prior exposure, shared practice and independent evidence distinct.</w:t>
+      </w:r>
+    </w:p>
+    <w:p>
+      <w:pPr>
+        <w:pStyle w:val="Heading2"/>
+      </w:pPr>
+      <w:r>
+        <w:t>Goal and main teaching plan</w:t>
       </w:r>
     </w:p>
     <w:p>
@@ -243,9 +261,424 @@
     </w:p>
     <w:p>
       <w:pPr>
+        <w:pStyle w:val="Heading2"/>
+      </w:pPr>
+      <w:r>
+        <w:t>Materials and prerequisite</w:t>
+      </w:r>
+    </w:p>
+    <w:p>
+      <w:pPr>
+        <w:spacing w:line="336" w:lineRule="auto" w:after="180"/>
+      </w:pPr>
+      <w:r>
+        <w:rPr>
+          <w:b w:val="0"/>
+        </w:rPr>
+        <w:t xml:space="preserve">Teach two 45-minute sessions. This week focuses on </w:t>
+      </w:r>
+      <w:r>
+        <w:rPr>
+          <w:b/>
+        </w:rPr>
+        <w:t>feature engineering</w:t>
+      </w:r>
+      <w:r>
+        <w:rPr>
+          <w:b w:val="0"/>
+        </w:rPr>
+        <w:t>. Model the worked example first, collect the new W 4 case independently before feedback, and use the fresh retry to check transfer.</w:t>
+      </w:r>
+    </w:p>
+    <w:p>
+      <w:pPr>
+        <w:spacing w:line="336" w:lineRule="auto" w:after="180"/>
+      </w:pPr>
+      <w:r>
+        <w:rPr>
+          <w:b w:val="0"/>
+        </w:rPr>
+        <w:t>Award credit for traceable reasoning and bounded claims, including justified uncertainty.</w:t>
+      </w:r>
+    </w:p>
+    <w:p>
+      <w:pPr>
+        <w:spacing w:line="336" w:lineRule="auto" w:after="180"/>
+      </w:pPr>
+      <w:r>
+        <w:rPr>
+          <w:b w:val="0"/>
+        </w:rPr>
+        <w:t>Use the supplied scenario, student illustrations and blank paper. For numeric work, offer counters or a calculator after learners show the setup. Fictional records are supplied; personal data and paid accounts are unnecessary.</w:t>
+      </w:r>
+    </w:p>
+    <w:p>
+      <w:pPr>
+        <w:spacing w:line="336" w:lineRule="auto" w:after="180"/>
+      </w:pPr>
+      <w:r>
+        <w:rPr>
+          <w:b w:val="0"/>
+        </w:rPr>
+        <w:t xml:space="preserve">Evaluation values must not influence the learned </w:t>
+      </w:r>
+      <w:r>
+        <w:rPr>
+          <w:b/>
+        </w:rPr>
+        <w:t>transformation</w:t>
+      </w:r>
+      <w:r>
+        <w:rPr>
+          <w:b w:val="0"/>
+        </w:rPr>
+        <w:t>.</w:t>
+      </w:r>
+    </w:p>
+    <w:p>
+      <w:pPr>
+        <w:spacing w:line="336" w:lineRule="auto" w:after="180"/>
+      </w:pPr>
+      <w:r>
+        <w:rPr>
+          <w:b w:val="0"/>
+        </w:rPr>
+        <w:t>Printed student lesson and workbook</w:t>
+      </w:r>
+    </w:p>
+    <w:p>
+      <w:pPr>
+        <w:spacing w:line="336" w:lineRule="auto" w:after="180"/>
+      </w:pPr>
+      <w:r>
+        <w:rPr>
+          <w:b w:val="0"/>
+        </w:rPr>
+        <w:t>Paper, pencils and a calculator for fractions</w:t>
+      </w:r>
+    </w:p>
+    <w:p>
+      <w:pPr>
+        <w:spacing w:line="336" w:lineRule="auto" w:after="180"/>
+      </w:pPr>
+      <w:r>
+        <w:rPr>
+          <w:b w:val="0"/>
+        </w:rPr>
+        <w:t xml:space="preserve">The fictional examples and a blank </w:t>
+      </w:r>
+      <w:r>
+        <w:rPr>
+          <w:b/>
+        </w:rPr>
+        <w:t>evidence</w:t>
+      </w:r>
+      <w:r>
+        <w:rPr>
+          <w:b w:val="0"/>
+        </w:rPr>
+        <w:t xml:space="preserve"> table</w:t>
+      </w:r>
+    </w:p>
+    <w:p>
+      <w:pPr>
+        <w:spacing w:line="336" w:lineRule="auto" w:after="180"/>
+      </w:pPr>
+      <w:r>
+        <w:rPr>
+          <w:b w:val="0"/>
+        </w:rPr>
+        <w:t>Saved classroom project records for critique; no personal student dataset required</w:t>
+      </w:r>
+    </w:p>
+    <w:p>
+      <w:pPr>
         <w:pStyle w:val="Heading3"/>
       </w:pPr>
       <w:r>
+        <w:t>Apply the connected idea: Relationships and confounding</w:t>
+      </w:r>
+    </w:p>
+    <w:p>
+      <w:pPr>
+        <w:spacing w:line="336" w:lineRule="auto" w:after="180"/>
+      </w:pPr>
+      <w:r>
+        <w:rPr>
+          <w:b w:val="0"/>
+        </w:rPr>
+        <w:t xml:space="preserve">Teach Week 21 as a two-session investigation using fictional data. In a fictional log, groups that practiced longer also scored higher: 1 hour with 4 points, 2 hours with 6 and 3 hours with 8. This pattern is an </w:t>
+      </w:r>
+      <w:r>
+        <w:rPr>
+          <w:b/>
+        </w:rPr>
+        <w:t>association</w:t>
+      </w:r>
+      <w:r>
+        <w:rPr>
+          <w:b w:val="0"/>
+        </w:rPr>
+        <w:t>.</w:t>
+      </w:r>
+    </w:p>
+    <w:p>
+      <w:pPr>
+        <w:spacing w:line="336" w:lineRule="auto" w:after="180"/>
+      </w:pPr>
+      <w:r>
+        <w:rPr>
+          <w:b w:val="0"/>
+        </w:rPr>
+        <w:t>Prior experience could affect both practice choices and scores. The table alone cannot establish the effect of adding practice time.</w:t>
+      </w:r>
+    </w:p>
+    <w:p>
+      <w:pPr>
+        <w:spacing w:line="336" w:lineRule="auto" w:after="180"/>
+      </w:pPr>
+      <w:r>
+        <w:rPr>
+          <w:b w:val="0"/>
+        </w:rPr>
+        <w:t>Assess the three stated outcomes through the independent task, not by copying the worked result.</w:t>
+      </w:r>
+    </w:p>
+    <w:p>
+      <w:pPr>
+        <w:pStyle w:val="Heading3"/>
+      </w:pPr>
+      <w:r>
+        <w:t>Readiness answer</w:t>
+      </w:r>
+    </w:p>
+    <w:p>
+      <w:pPr>
+        <w:spacing w:line="336" w:lineRule="auto" w:after="180"/>
+      </w:pPr>
+      <w:r>
+        <w:rPr>
+          <w:b w:val="0"/>
+        </w:rPr>
+        <w:t>No; selection and coverage limit the claim.</w:t>
+      </w:r>
+    </w:p>
+    <w:p>
+      <w:pPr>
+        <w:spacing w:line="336" w:lineRule="auto" w:after="180"/>
+      </w:pPr>
+      <w:r>
+        <w:rPr>
+          <w:b w:val="0"/>
+        </w:rPr>
+        <w:t>Python 3 editor with a fresh local practice file</w:t>
+      </w:r>
+    </w:p>
+    <w:p>
+      <w:pPr>
+        <w:spacing w:line="336" w:lineRule="auto" w:after="180"/>
+      </w:pPr>
+      <w:r>
+        <w:rPr>
+          <w:b w:val="0"/>
+        </w:rPr>
+        <w:t>Paper trace table and the student workbook</w:t>
+      </w:r>
+    </w:p>
+    <w:p>
+      <w:pPr>
+        <w:spacing w:line="336" w:lineRule="auto" w:after="180"/>
+      </w:pPr>
+      <w:r>
+        <w:rPr>
+          <w:b w:val="0"/>
+        </w:rPr>
+        <w:t xml:space="preserve">Fictional </w:t>
+      </w:r>
+      <w:r>
+        <w:rPr>
+          <w:b/>
+        </w:rPr>
+        <w:t>input</w:t>
+      </w:r>
+      <w:r>
+        <w:rPr>
+          <w:b w:val="0"/>
+        </w:rPr>
+        <w:t xml:space="preserve"> records from this lesson; no real student identifiers</w:t>
+      </w:r>
+    </w:p>
+    <w:p>
+      <w:pPr>
+        <w:pStyle w:val="Heading2"/>
+      </w:pPr>
+      <w:r>
+        <w:t>Opening retrieval</w:t>
+      </w:r>
+    </w:p>
+    <w:p>
+      <w:pPr>
+        <w:spacing w:line="336" w:lineRule="auto" w:after="180"/>
+      </w:pPr>
+      <w:r>
+        <w:rPr>
+          <w:b w:val="0"/>
+        </w:rPr>
+        <w:t>Without opening the old lesson, explain one key idea from Learning Curves. Give an example and a mistake that the idea helps you avoid.</w:t>
+      </w:r>
+    </w:p>
+    <w:p>
+      <w:pPr>
+        <w:spacing w:line="336" w:lineRule="auto" w:after="180"/>
+      </w:pPr>
+      <w:r>
+        <w:rPr>
+          <w:b w:val="0"/>
+        </w:rPr>
+        <w:t xml:space="preserve">Look for: Read </w:t>
+      </w:r>
+      <w:r>
+        <w:rPr>
+          <w:b/>
+        </w:rPr>
+        <w:t>training</w:t>
+      </w:r>
+      <w:r>
+        <w:rPr>
+          <w:b w:val="0"/>
+        </w:rPr>
+        <w:t>-size learning curves</w:t>
+      </w:r>
+    </w:p>
+    <w:p>
+      <w:pPr>
+        <w:spacing w:line="336" w:lineRule="auto" w:after="180"/>
+      </w:pPr>
+      <w:r>
+        <w:rPr>
+          <w:b w:val="0"/>
+        </w:rPr>
+        <w:t>Reference example, not the only acceptable wording: Teacher explanation: Mean(5+7+6)/3=6; range 7-5=2.</w:t>
+      </w:r>
+    </w:p>
+    <w:p>
+      <w:pPr>
+        <w:spacing w:line="336" w:lineRule="auto" w:after="180"/>
+      </w:pPr>
+      <w:r>
+        <w:rPr>
+          <w:b w:val="0"/>
+        </w:rPr>
+        <w:t>Without opening the old lesson, explain one key idea from Reproducible Experiments. Give an example and a mistake that the idea helps you avoid.</w:t>
+      </w:r>
+    </w:p>
+    <w:p>
+      <w:pPr>
+        <w:spacing w:line="336" w:lineRule="auto" w:after="180"/>
+      </w:pPr>
+      <w:r>
+        <w:rPr>
+          <w:b w:val="0"/>
+        </w:rPr>
+        <w:t>Look for: Record enough detail to reproduce a run</w:t>
+      </w:r>
+    </w:p>
+    <w:p>
+      <w:pPr>
+        <w:spacing w:line="336" w:lineRule="auto" w:after="180"/>
+      </w:pPr>
+      <w:r>
+        <w:rPr>
+          <w:b w:val="0"/>
+        </w:rPr>
+        <w:t>Reference example, not the only acceptable wording: Teacher explanation: Mean 70 percent; range 80-60=20 percentage points, across the three declared runs.</w:t>
+      </w:r>
+    </w:p>
+    <w:p>
+      <w:pPr>
+        <w:spacing w:line="336" w:lineRule="auto" w:after="180"/>
+      </w:pPr>
+      <w:r>
+        <w:rPr>
+          <w:b w:val="0"/>
+        </w:rPr>
+        <w:t>Without opening the old lesson, explain one key idea from Hold Out Test Data. Give an example and a mistake that the idea helps you avoid.</w:t>
+      </w:r>
+    </w:p>
+    <w:p>
+      <w:pPr>
+        <w:spacing w:line="336" w:lineRule="auto" w:after="180"/>
+      </w:pPr>
+      <w:r>
+        <w:rPr>
+          <w:b w:val="0"/>
+        </w:rPr>
+        <w:t>Look for: Freeze the full evaluation procedure before testing</w:t>
+      </w:r>
+    </w:p>
+    <w:p>
+      <w:pPr>
+        <w:spacing w:line="336" w:lineRule="auto" w:after="180"/>
+      </w:pPr>
+      <w:r>
+        <w:rPr>
+          <w:b w:val="0"/>
+        </w:rPr>
+        <w:t>Reference example, not the only acceptable wording: Teacher explanation: Accuracy 15/20, precision 3/5, recall 3/6. Report TN 12 FP 2 FN 3 TP 3 and blocked positive.</w:t>
+      </w:r>
+    </w:p>
+    <w:p>
+      <w:pPr>
+        <w:pStyle w:val="Heading2"/>
+      </w:pPr>
+      <w:r>
+        <w:t>End goal</w:t>
+      </w:r>
+    </w:p>
+    <w:p>
+      <w:pPr>
+        <w:spacing w:line="336" w:lineRule="auto" w:after="180"/>
+      </w:pPr>
+      <w:r>
+        <w:rPr>
+          <w:b w:val="0"/>
+        </w:rPr>
+        <w:t xml:space="preserve">By the end, I can explain </w:t>
+      </w:r>
+      <w:r>
+        <w:rPr>
+          <w:b/>
+        </w:rPr>
+        <w:t>feature engineering</w:t>
+      </w:r>
+      <w:r>
+        <w:rPr>
+          <w:b w:val="0"/>
+        </w:rPr>
+        <w:t xml:space="preserve"> using a traced example and a stated limitation.</w:t>
+      </w:r>
+    </w:p>
+    <w:p>
+      <w:pPr>
+        <w:pStyle w:val="Heading2"/>
+      </w:pPr>
+      <w:r>
+        <w:t>Earlier wording, alternatives and picture transcripts · reference / check after trying</w:t>
+      </w:r>
+    </w:p>
+    <w:p>
+      <w:pPr>
+        <w:pStyle w:val="Heading3"/>
+      </w:pPr>
+      <w:r>
+        <w:t>Teach the learning cycle</w:t>
+      </w:r>
+    </w:p>
+    <w:p>
+      <w:pPr>
+        <w:pStyle w:val="Heading3"/>
+      </w:pPr>
+      <w:r>
         <w:t>Retrieval answer guidance</w:t>
       </w:r>
     </w:p>
@@ -259,51 +692,6 @@
     </w:p>
     <w:p>
       <w:pPr>
-        <w:spacing w:line="336" w:lineRule="auto" w:after="180"/>
-      </w:pPr>
-      <w:r>
-        <w:rPr>
-          <w:b w:val="0"/>
-        </w:rPr>
-        <w:t>Without opening the old lesson, explain one key idea from Learning Curves. Give an example and a mistake that the idea helps you avoid.</w:t>
-      </w:r>
-    </w:p>
-    <w:p>
-      <w:pPr>
-        <w:spacing w:line="336" w:lineRule="auto" w:after="180"/>
-      </w:pPr>
-      <w:r>
-        <w:rPr>
-          <w:b w:val="0"/>
-        </w:rPr>
-        <w:t xml:space="preserve">Look for: Read </w:t>
-      </w:r>
-      <w:r>
-        <w:rPr>
-          <w:b/>
-        </w:rPr>
-        <w:t>training</w:t>
-      </w:r>
-      <w:r>
-        <w:rPr>
-          <w:b w:val="0"/>
-        </w:rPr>
-        <w:t>-size learning curves</w:t>
-      </w:r>
-    </w:p>
-    <w:p>
-      <w:pPr>
-        <w:spacing w:line="336" w:lineRule="auto" w:after="180"/>
-      </w:pPr>
-      <w:r>
-        <w:rPr>
-          <w:b w:val="0"/>
-        </w:rPr>
-        <w:t>Reference example, not the only acceptable wording: Teacher explanation: Mean(5+7+6)/3=6; range 7-5=2.</w:t>
-      </w:r>
-    </w:p>
-    <w:p>
-      <w:pPr>
         <w:pStyle w:val="Heading3"/>
       </w:pPr>
       <w:r>
@@ -312,76 +700,10 @@
     </w:p>
     <w:p>
       <w:pPr>
-        <w:spacing w:line="336" w:lineRule="auto" w:after="180"/>
-      </w:pPr>
-      <w:r>
-        <w:rPr>
-          <w:b w:val="0"/>
-        </w:rPr>
-        <w:t>Without opening the old lesson, explain one key idea from Reproducible Experiments. Give an example and a mistake that the idea helps you avoid.</w:t>
-      </w:r>
-    </w:p>
-    <w:p>
-      <w:pPr>
-        <w:spacing w:line="336" w:lineRule="auto" w:after="180"/>
-      </w:pPr>
-      <w:r>
-        <w:rPr>
-          <w:b w:val="0"/>
-        </w:rPr>
-        <w:t>Look for: Record enough detail to reproduce a run</w:t>
-      </w:r>
-    </w:p>
-    <w:p>
-      <w:pPr>
-        <w:spacing w:line="336" w:lineRule="auto" w:after="180"/>
-      </w:pPr>
-      <w:r>
-        <w:rPr>
-          <w:b w:val="0"/>
-        </w:rPr>
-        <w:t>Reference example, not the only acceptable wording: Teacher explanation: Mean 70 percent; range 80-60=20 percentage points, across the three declared runs.</w:t>
-      </w:r>
-    </w:p>
-    <w:p>
-      <w:pPr>
         <w:pStyle w:val="Heading3"/>
       </w:pPr>
       <w:r>
         <w:t>Hold Out Test Data</w:t>
-      </w:r>
-    </w:p>
-    <w:p>
-      <w:pPr>
-        <w:spacing w:line="336" w:lineRule="auto" w:after="180"/>
-      </w:pPr>
-      <w:r>
-        <w:rPr>
-          <w:b w:val="0"/>
-        </w:rPr>
-        <w:t>Without opening the old lesson, explain one key idea from Hold Out Test Data. Give an example and a mistake that the idea helps you avoid.</w:t>
-      </w:r>
-    </w:p>
-    <w:p>
-      <w:pPr>
-        <w:spacing w:line="336" w:lineRule="auto" w:after="180"/>
-      </w:pPr>
-      <w:r>
-        <w:rPr>
-          <w:b w:val="0"/>
-        </w:rPr>
-        <w:t>Look for: Freeze the full evaluation procedure before testing</w:t>
-      </w:r>
-    </w:p>
-    <w:p>
-      <w:pPr>
-        <w:spacing w:line="336" w:lineRule="auto" w:after="180"/>
-      </w:pPr>
-      <w:r>
-        <w:rPr>
-          <w:b w:val="0"/>
-        </w:rPr>
-        <w:t>Reference example, not the only acceptable wording: Teacher explanation: Accuracy 15/20, precision 3/5, recall 3/6. Report TN 12 FP 2 FN 3 TP 3 and blocked positive.</w:t>
       </w:r>
     </w:p>
     <w:p>
@@ -620,6 +942,11 @@
       </w:r>
     </w:p>
     <w:p>
+      <w:r>
+        <w:t>This compact option is not the full-week schedule. Use the main teaching cycle and allow extra sessions for the investigation, independent work and project.</w:t>
+      </w:r>
+    </w:p>
+    <w:p>
       <w:pPr>
         <w:spacing w:line="336" w:lineRule="auto" w:after="180"/>
       </w:pPr>
@@ -627,7 +954,7 @@
         <w:rPr>
           <w:b w:val="0"/>
         </w:rPr>
-        <w:t>Use the supplied scenario, student illustrations and blank paper. For numeric work, offer counters or a calculator after learners show the setup. Fictional records are supplied; personal data and paid accounts are unnecessary.</w:t>
+        <w:t>Allow 80 minutes: recall 8; explanation 12; worked demonstration 15; guided practice 20; independent assessment 15; project and reflection 10. Extend the lab into a second session when needed.</w:t>
       </w:r>
     </w:p>
     <w:p>
@@ -635,32 +962,55 @@
         <w:pStyle w:val="Heading3"/>
       </w:pPr>
       <w:r>
-        <w:t>Alternative compact allocation</w:t>
-      </w:r>
-    </w:p>
-    <w:p>
-      <w:r>
-        <w:t>This compact option is not the full-week schedule. Use the main teaching cycle and allow extra sessions for the investigation, independent work and project.</w:t>
+        <w:t>Preparation for the connected explanation</w:t>
+      </w:r>
+    </w:p>
+    <w:p>
+      <w:pPr>
+        <w:pStyle w:val="Heading3"/>
+      </w:pPr>
+      <w:r>
+        <w:t>Readiness answer</w:t>
+      </w:r>
+    </w:p>
+    <w:p>
+      <w:pPr>
+        <w:pStyle w:val="Heading3"/>
+      </w:pPr>
+      <w:r>
+        <w:t>End goal for the pictorial case</w:t>
       </w:r>
     </w:p>
     <w:p>
       <w:pPr>
         <w:spacing w:line="336" w:lineRule="auto" w:after="180"/>
-        <w:shd w:fill="F1F6F8"/>
-      </w:pPr>
-      <w:r>
-        <w:rPr>
-          <w:b w:val="0"/>
-        </w:rPr>
-        <w:t>Allow 80 minutes: recall 8; explanation 12; worked demonstration 15; guided practice 20; independent assessment 15; project and reflection 10. Extend the lab into a second session when needed.</w:t>
-      </w:r>
-    </w:p>
-    <w:p>
-      <w:pPr>
-        <w:pStyle w:val="Heading3"/>
-      </w:pPr>
-      <w:r>
-        <w:t>Preparation for the connected explanation</w:t>
+      </w:pPr>
+      <w:r>
+        <w:rPr>
+          <w:b w:val="0"/>
+        </w:rPr>
+        <w:t>This added worked case illustrates the week’s main idea. Retain all original and connected topics; schedule its practice within the teaching cycle.</w:t>
+      </w:r>
+    </w:p>
+    <w:p>
+      <w:pPr>
+        <w:pStyle w:val="Heading1"/>
+      </w:pPr>
+      <w:r>
+        <w:t>02. Teach explicit feature formulas and training-only state</w:t>
+      </w:r>
+    </w:p>
+    <w:p>
+      <w:r>
+        <w:t>Keep reciprocal ratios,main/pictured means and geometry/biology claims distinct.</w:t>
+      </w:r>
+    </w:p>
+    <w:p>
+      <w:pPr>
+        <w:pStyle w:val="Heading2"/>
+      </w:pPr>
+      <w:r>
+        <w:t>Main availability and complete unit contract</w:t>
       </w:r>
     </w:p>
     <w:p>
@@ -671,38 +1021,312 @@
         <w:rPr>
           <w:b w:val="0"/>
         </w:rPr>
-        <w:t xml:space="preserve">Teach two 45-minute sessions. This week focuses on </w:t>
+        <w:t xml:space="preserve">A useful feature represents information available when the </w:t>
       </w:r>
       <w:r>
         <w:rPr>
           <w:b/>
         </w:rPr>
+        <w:t>prediction</w:t>
+      </w:r>
+      <w:r>
+        <w:rPr>
+          <w:b w:val="0"/>
+        </w:rPr>
+        <w:t xml:space="preserve"> is made. In a fictional parcel task, length and width are measured before packing, so area=length*width is available.</w:t>
+      </w:r>
+    </w:p>
+    <w:p>
+      <w:pPr>
+        <w:spacing w:line="336" w:lineRule="auto" w:after="180"/>
+      </w:pPr>
+      <w:r>
+        <w:rPr>
+          <w:b w:val="0"/>
+        </w:rPr>
+        <w:t>The final delivery delay is not available when predicting dispatch time. A strong correlation cannot make a future value legitimate.</w:t>
+      </w:r>
+    </w:p>
+    <w:p>
+      <w:pPr>
+        <w:spacing w:line="336" w:lineRule="auto" w:after="180"/>
+      </w:pPr>
+      <w:r>
+        <w:rPr>
+          <w:b w:val="0"/>
+        </w:rPr>
+        <w:t>Use fictional classroom data throughout this investigation. Keep the task, units, reference labels and data split visible as you reason.</w:t>
+      </w:r>
+    </w:p>
+    <w:p>
+      <w:pPr>
+        <w:spacing w:line="336" w:lineRule="auto" w:after="180"/>
+      </w:pPr>
+      <w:r>
+        <w:rPr>
+          <w:b w:val="0"/>
+        </w:rPr>
+        <w:t xml:space="preserve">Earlier weeks supplied the model-building </w:t>
+      </w:r>
+      <w:r>
+        <w:rPr>
+          <w:b/>
+        </w:rPr>
+        <w:t>process</w:t>
+      </w:r>
+      <w:r>
+        <w:rPr>
+          <w:b w:val="0"/>
+        </w:rPr>
+        <w:t xml:space="preserve">; this week examines </w:t>
+      </w:r>
+      <w:r>
+        <w:rPr>
+          <w:b/>
+        </w:rPr>
         <w:t>feature engineering</w:t>
       </w:r>
       <w:r>
         <w:rPr>
           <w:b w:val="0"/>
         </w:rPr>
-        <w:t>. Model the worked example first, collect the new W 4 case independently before feedback, and use the fresh retry to check transfer.</w:t>
-      </w:r>
-    </w:p>
+        <w:t>.</w:t>
+      </w:r>
+    </w:p>
+    <w:tbl>
+      <w:tblPr>
+        <w:tblStyle w:val="LightShading-Accent1"/>
+        <w:tblW w:type="auto" w:w="0"/>
+        <w:tblLook w:firstColumn="1" w:firstRow="1" w:lastColumn="0" w:lastRow="0" w:noHBand="0" w:noVBand="1" w:val="04A0"/>
+      </w:tblPr>
+      <w:tblGrid>
+        <w:gridCol w:w="3408"/>
+        <w:gridCol w:w="3408"/>
+        <w:gridCol w:w="3408"/>
+      </w:tblGrid>
+      <w:tr>
+        <w:trPr>
+          <w:tblHeader/>
+        </w:trPr>
+        <w:tc>
+          <w:tcPr>
+            <w:tcW w:type="dxa" w:w="3408"/>
+          </w:tcPr>
+          <w:p>
+            <w:r>
+              <w:t>Feature step</w:t>
+            </w:r>
+          </w:p>
+        </w:tc>
+        <w:tc>
+          <w:tcPr>
+            <w:tcW w:type="dxa" w:w="3408"/>
+          </w:tcPr>
+          <w:p>
+            <w:r>
+              <w:t>Complete main dimensions / rule</w:t>
+            </w:r>
+          </w:p>
+        </w:tc>
+        <w:tc>
+          <w:tcPr>
+            <w:tcW w:type="dxa" w:w="3408"/>
+          </w:tcPr>
+          <w:p>
+            <w:r>
+              <w:t>Unit or boundary</w:t>
+            </w:r>
+          </w:p>
+        </w:tc>
+      </w:tr>
+      <w:tr>
+        <w:tc>
+          <w:tcPr>
+            <w:tcW w:type="dxa" w:w="3408"/>
+          </w:tcPr>
+          <w:p>
+            <w:r>
+              <w:t>Training rows</w:t>
+            </w:r>
+          </w:p>
+        </w:tc>
+        <w:tc>
+          <w:tcPr>
+            <w:tcW w:type="dxa" w:w="3408"/>
+          </w:tcPr>
+          <w:p>
+            <w:r>
+              <w:t>T1 length2, width 3; T2 length4, width 2; T3 length6, width 1, both dimensionscm</w:t>
+            </w:r>
+          </w:p>
+        </w:tc>
+        <w:tc>
+          <w:tcPr>
+            <w:tcW w:type="dxa" w:w="3408"/>
+          </w:tcPr>
+          <w:p>
+            <w:r>
+              <w:t>Areas6, 8, 6cm²</w:t>
+            </w:r>
+          </w:p>
+        </w:tc>
+      </w:tr>
+      <w:tr>
+        <w:tc>
+          <w:tcPr>
+            <w:tcW w:type="dxa" w:w="3408"/>
+          </w:tcPr>
+          <w:p>
+            <w:r>
+              <w:t>Fit centering state</w:t>
+            </w:r>
+          </w:p>
+        </w:tc>
+        <w:tc>
+          <w:tcPr>
+            <w:tcW w:type="dxa" w:w="3408"/>
+          </w:tcPr>
+          <w:p>
+            <w:r>
+              <w:t>Training mean area(6+8+6)/3=20/3</w:t>
+            </w:r>
+          </w:p>
+        </w:tc>
+        <w:tc>
+          <w:tcPr>
+            <w:tcW w:type="dxa" w:w="3408"/>
+          </w:tcPr>
+          <w:p>
+            <w:r>
+              <w:t>cm²; learned from training only</w:t>
+            </w:r>
+          </w:p>
+        </w:tc>
+      </w:tr>
+      <w:tr>
+        <w:tc>
+          <w:tcPr>
+            <w:tcW w:type="dxa" w:w="3408"/>
+          </w:tcPr>
+          <w:p>
+            <w:r>
+              <w:t>Validation V1</w:t>
+            </w:r>
+          </w:p>
+        </w:tc>
+        <w:tc>
+          <w:tcPr>
+            <w:tcW w:type="dxa" w:w="3408"/>
+          </w:tcPr>
+          <w:p>
+            <w:r>
+              <w:t>Length5 cm, width 2 cm→area 10cm²</w:t>
+            </w:r>
+          </w:p>
+        </w:tc>
+        <w:tc>
+          <w:tcPr>
+            <w:tcW w:type="dxa" w:w="3408"/>
+          </w:tcPr>
+          <w:p>
+            <w:r>
+              <w:t>Centered area 10-20/3=10/3cm²</w:t>
+            </w:r>
+          </w:p>
+        </w:tc>
+      </w:tr>
+      <w:tr>
+        <w:tc>
+          <w:tcPr>
+            <w:tcW w:type="dxa" w:w="3408"/>
+          </w:tcPr>
+          <w:p>
+            <w:r>
+              <w:t>Separate ratio example</w:t>
+            </w:r>
+          </w:p>
+        </w:tc>
+        <w:tc>
+          <w:tcPr>
+            <w:tcW w:type="dxa" w:w="3408"/>
+          </w:tcPr>
+          <w:p>
+            <w:r>
+              <w:t>Length12 cm, width 30 mm=3 cm→length_over_width4</w:t>
+            </w:r>
+          </w:p>
+        </w:tc>
+        <w:tc>
+          <w:tcPr>
+            <w:tcW w:type="dxa" w:w="3408"/>
+          </w:tcPr>
+          <w:p>
+            <w:r>
+              <w:t>Dimensionless ratio with declared order</w:t>
+            </w:r>
+          </w:p>
+        </w:tc>
+      </w:tr>
+      <w:tr>
+        <w:tc>
+          <w:tcPr>
+            <w:tcW w:type="dxa" w:w="3408"/>
+          </w:tcPr>
+          <w:p>
+            <w:r>
+              <w:t>Zero/missing width</w:t>
+            </w:r>
+          </w:p>
+        </w:tc>
+        <w:tc>
+          <w:tcPr>
+            <w:tcW w:type="dxa" w:w="3408"/>
+          </w:tcPr>
+          <w:p>
+            <w:r>
+              <w:t>Area formula permits measured 0 width→area 0; length/width cannot divide by0. Missing width is unobserved.</w:t>
+            </w:r>
+          </w:p>
+        </w:tc>
+        <w:tc>
+          <w:tcPr>
+            <w:tcW w:type="dxa" w:w="3408"/>
+          </w:tcPr>
+          <w:p>
+            <w:r>
+              <w:t>Return ratio unavailable for 0; request/reject missing dimensions under this contract.</w:t>
+            </w:r>
+          </w:p>
+        </w:tc>
+      </w:tr>
+    </w:tbl>
     <w:p>
       <w:pPr>
         <w:spacing w:line="336" w:lineRule="auto" w:after="180"/>
       </w:pPr>
       <w:r>
         <w:rPr>
-          <w:b w:val="0"/>
-        </w:rPr>
-        <w:t>Award credit for traceable reasoning and bounded claims, including justified uncertainty.</w:t>
-      </w:r>
-    </w:p>
-    <w:p>
-      <w:pPr>
-        <w:pStyle w:val="Heading3"/>
-      </w:pPr>
-      <w:r>
-        <w:t>Readiness answer</w:t>
+          <w:b/>
+        </w:rPr>
+        <w:t>Training</w:t>
+      </w:r>
+      <w:r>
+        <w:rPr>
+          <w:b w:val="0"/>
+        </w:rPr>
+        <w:t xml:space="preserve"> rectangles have lengths [2, 4, 6] and widths [3, 2, 1], so areas are[6, 8, 6] square cm. </w:t>
+      </w:r>
+      <w:r>
+        <w:rPr>
+          <w:b/>
+        </w:rPr>
+        <w:t>Training</w:t>
+      </w:r>
+      <w:r>
+        <w:rPr>
+          <w:b w:val="0"/>
+        </w:rPr>
+        <w:t xml:space="preserve"> mean area is 20/3. A validation rectangle length 5 width 2 has area 10 and centered area 10-20/3=10/3.</w:t>
       </w:r>
     </w:p>
     <w:p>
@@ -713,19 +1337,19 @@
         <w:rPr>
           <w:b w:val="0"/>
         </w:rPr>
-        <w:t xml:space="preserve">Evaluation values must not influence the learned </w:t>
+        <w:t xml:space="preserve">Freeze the </w:t>
       </w:r>
       <w:r>
         <w:rPr>
           <w:b/>
         </w:rPr>
-        <w:t>transformation</w:t>
-      </w:r>
-      <w:r>
-        <w:rPr>
-          <w:b w:val="0"/>
-        </w:rPr>
-        <w:t>.</w:t>
+        <w:t>training</w:t>
+      </w:r>
+      <w:r>
+        <w:rPr>
+          <w:b w:val="0"/>
+        </w:rPr>
+        <w:t xml:space="preserve"> mean; do not recompute it with validation.</w:t>
       </w:r>
     </w:p>
     <w:p>
@@ -736,7 +1360,19 @@
         <w:rPr>
           <w:b w:val="0"/>
         </w:rPr>
-        <w:t>Printed student lesson and workbook</w:t>
+        <w:t xml:space="preserve">Before continuing, underline the decision rule and circle the </w:t>
+      </w:r>
+      <w:r>
+        <w:rPr>
+          <w:b/>
+        </w:rPr>
+        <w:t>evidence</w:t>
+      </w:r>
+      <w:r>
+        <w:rPr>
+          <w:b w:val="0"/>
+        </w:rPr>
+        <w:t xml:space="preserve"> that supports the conclusion. Explain the example to a partner without replacing the counts or conditions with a stronger claim.</w:t>
       </w:r>
     </w:p>
     <w:p>
@@ -747,832 +1383,7 @@
         <w:rPr>
           <w:b w:val="0"/>
         </w:rPr>
-        <w:t>Paper, pencils and a calculator for fractions</w:t>
-      </w:r>
-    </w:p>
-    <w:p>
-      <w:pPr>
-        <w:spacing w:line="336" w:lineRule="auto" w:after="180"/>
-      </w:pPr>
-      <w:r>
-        <w:rPr>
-          <w:b w:val="0"/>
-        </w:rPr>
-        <w:t xml:space="preserve">The fictional examples and a blank </w:t>
-      </w:r>
-      <w:r>
-        <w:rPr>
-          <w:b/>
-        </w:rPr>
-        <w:t>evidence</w:t>
-      </w:r>
-      <w:r>
-        <w:rPr>
-          <w:b w:val="0"/>
-        </w:rPr>
-        <w:t xml:space="preserve"> table</w:t>
-      </w:r>
-    </w:p>
-    <w:p>
-      <w:pPr>
-        <w:spacing w:line="336" w:lineRule="auto" w:after="180"/>
-      </w:pPr>
-      <w:r>
-        <w:rPr>
-          <w:b w:val="0"/>
-        </w:rPr>
-        <w:t>Saved classroom project records for critique; no personal student dataset required</w:t>
-      </w:r>
-    </w:p>
-    <w:p>
-      <w:pPr>
-        <w:pStyle w:val="Heading3"/>
-      </w:pPr>
-      <w:r>
-        <w:t>Apply the connected idea: Relationships and confounding</w:t>
-      </w:r>
-    </w:p>
-    <w:p>
-      <w:pPr>
-        <w:spacing w:line="336" w:lineRule="auto" w:after="180"/>
-      </w:pPr>
-      <w:r>
-        <w:rPr>
-          <w:b w:val="0"/>
-        </w:rPr>
-        <w:t xml:space="preserve">Teach Week 21 as a two-session investigation using fictional data. In a fictional log, groups that practiced longer also scored higher: 1 hour with 4 points, 2 hours with 6 and 3 hours with 8. This pattern is an </w:t>
-      </w:r>
-      <w:r>
-        <w:rPr>
-          <w:b/>
-        </w:rPr>
-        <w:t>association</w:t>
-      </w:r>
-      <w:r>
-        <w:rPr>
-          <w:b w:val="0"/>
-        </w:rPr>
-        <w:t>.</w:t>
-      </w:r>
-    </w:p>
-    <w:p>
-      <w:pPr>
-        <w:spacing w:line="336" w:lineRule="auto" w:after="180"/>
-      </w:pPr>
-      <w:r>
-        <w:rPr>
-          <w:b w:val="0"/>
-        </w:rPr>
-        <w:t>Prior experience could affect both practice choices and scores. The table alone cannot establish the effect of adding practice time.</w:t>
-      </w:r>
-    </w:p>
-    <w:p>
-      <w:pPr>
-        <w:spacing w:line="336" w:lineRule="auto" w:after="180"/>
-      </w:pPr>
-      <w:r>
-        <w:rPr>
-          <w:b w:val="0"/>
-        </w:rPr>
-        <w:t>Assess the three stated outcomes through the independent task, not by copying the worked result.</w:t>
-      </w:r>
-    </w:p>
-    <w:p>
-      <w:pPr>
-        <w:pStyle w:val="Heading3"/>
-      </w:pPr>
-      <w:r>
-        <w:t>Readiness answer</w:t>
-      </w:r>
-    </w:p>
-    <w:p>
-      <w:pPr>
-        <w:spacing w:line="336" w:lineRule="auto" w:after="180"/>
-      </w:pPr>
-      <w:r>
-        <w:rPr>
-          <w:b w:val="0"/>
-        </w:rPr>
-        <w:t>No; selection and coverage limit the claim.</w:t>
-      </w:r>
-    </w:p>
-    <w:p>
-      <w:pPr>
-        <w:spacing w:line="336" w:lineRule="auto" w:after="180"/>
-      </w:pPr>
-      <w:r>
-        <w:rPr>
-          <w:b w:val="0"/>
-        </w:rPr>
-        <w:t>Python 3 editor with a fresh local practice file</w:t>
-      </w:r>
-    </w:p>
-    <w:p>
-      <w:pPr>
-        <w:spacing w:line="336" w:lineRule="auto" w:after="180"/>
-      </w:pPr>
-      <w:r>
-        <w:rPr>
-          <w:b w:val="0"/>
-        </w:rPr>
-        <w:t>Paper trace table and the student workbook</w:t>
-      </w:r>
-    </w:p>
-    <w:p>
-      <w:pPr>
-        <w:spacing w:line="336" w:lineRule="auto" w:after="180"/>
-      </w:pPr>
-      <w:r>
-        <w:rPr>
-          <w:b w:val="0"/>
-        </w:rPr>
-        <w:t xml:space="preserve">Fictional </w:t>
-      </w:r>
-      <w:r>
-        <w:rPr>
-          <w:b/>
-        </w:rPr>
-        <w:t>input</w:t>
-      </w:r>
-      <w:r>
-        <w:rPr>
-          <w:b w:val="0"/>
-        </w:rPr>
-        <w:t xml:space="preserve"> records from this lesson; no real student identifiers</w:t>
-      </w:r>
-    </w:p>
-    <w:p>
-      <w:pPr>
-        <w:pStyle w:val="Heading3"/>
-      </w:pPr>
-      <w:r>
-        <w:t>End goal for the pictorial case</w:t>
-      </w:r>
-    </w:p>
-    <w:p>
-      <w:pPr>
-        <w:spacing w:line="336" w:lineRule="auto" w:after="180"/>
-      </w:pPr>
-      <w:r>
-        <w:rPr>
-          <w:b w:val="0"/>
-        </w:rPr>
-        <w:t xml:space="preserve">By the end, I can explain </w:t>
-      </w:r>
-      <w:r>
-        <w:rPr>
-          <w:b/>
-        </w:rPr>
-        <w:t>feature engineering</w:t>
-      </w:r>
-      <w:r>
-        <w:rPr>
-          <w:b w:val="0"/>
-        </w:rPr>
-        <w:t xml:space="preserve"> using a traced example and a stated limitation.</w:t>
-      </w:r>
-    </w:p>
-    <w:p>
-      <w:pPr>
-        <w:spacing w:line="336" w:lineRule="auto" w:after="180"/>
-      </w:pPr>
-      <w:r>
-        <w:rPr>
-          <w:b w:val="0"/>
-        </w:rPr>
-        <w:t>This added worked case illustrates the week’s main idea. Retain all original and connected topics; schedule its practice within the teaching cycle.</w:t>
-      </w:r>
-    </w:p>
-    <w:p>
-      <w:pPr>
-        <w:pStyle w:val="Heading1"/>
-      </w:pPr>
-      <w:r>
-        <w:t>02. Explain the mechanism</w:t>
-      </w:r>
-    </w:p>
-    <w:p>
-      <w:r>
-        <w:t>Model Feature Engineering using the supplied case, labelled mechanism and reasoning. Make the scope of each conclusion explicit.</w:t>
-      </w:r>
-    </w:p>
-    <w:p>
-      <w:pPr>
-        <w:spacing w:line="336" w:lineRule="auto" w:after="180"/>
-      </w:pPr>
-      <w:r>
-        <w:rPr>
-          <w:b w:val="0"/>
-        </w:rPr>
-        <w:t>Trace the information, fitted behavior, and evaluation proof separately.</w:t>
-      </w:r>
-    </w:p>
-    <w:p>
-      <w:pPr>
-        <w:pStyle w:val="Heading3"/>
-      </w:pPr>
-      <w:r>
-        <w:t>Question to explain</w:t>
-      </w:r>
-    </w:p>
-    <w:p>
-      <w:pPr>
-        <w:spacing w:line="336" w:lineRule="auto" w:after="180"/>
-        <w:shd w:fill="F5F1FB"/>
-      </w:pPr>
-      <w:r>
-        <w:rPr>
-          <w:b w:val="0"/>
-        </w:rPr>
-        <w:t>QUESTION Create and justify two plant measurement features.</w:t>
-      </w:r>
-    </w:p>
-    <w:p>
-      <w:pPr>
-        <w:spacing w:line="336" w:lineRule="auto" w:after="180"/>
-      </w:pPr>
-      <w:r>
-        <w:rPr>
-          <w:b w:val="0"/>
-        </w:rPr>
-        <w:t xml:space="preserve">MODEL IDEA </w:t>
-      </w:r>
-      <w:r>
-        <w:rPr>
-          <w:b/>
-        </w:rPr>
-        <w:t>Feature engineering</w:t>
-      </w:r>
-      <w:r>
-        <w:rPr>
-          <w:b w:val="0"/>
-        </w:rPr>
-        <w:t xml:space="preserve"> transforms raw </w:t>
-      </w:r>
-      <w:r>
-        <w:rPr>
-          <w:b/>
-        </w:rPr>
-        <w:t>input</w:t>
-      </w:r>
-      <w:r>
-        <w:rPr>
-          <w:b w:val="0"/>
-        </w:rPr>
-        <w:t xml:space="preserve">s into useful structure while preserving </w:t>
-      </w:r>
-      <w:r>
-        <w:rPr>
-          <w:b/>
-        </w:rPr>
-        <w:t>prediction</w:t>
-      </w:r>
-      <w:r>
-        <w:rPr>
-          <w:b w:val="0"/>
-        </w:rPr>
-        <w:t xml:space="preserve">-time </w:t>
-      </w:r>
-      <w:r>
-        <w:rPr>
-          <w:b/>
-        </w:rPr>
-        <w:t>availability</w:t>
-      </w:r>
-      <w:r>
-        <w:rPr>
-          <w:b w:val="0"/>
-        </w:rPr>
-        <w:t xml:space="preserve"> and avoiding </w:t>
-      </w:r>
-      <w:r>
-        <w:rPr>
-          <w:b/>
-        </w:rPr>
-        <w:t>leakage</w:t>
-      </w:r>
-      <w:r>
-        <w:rPr>
-          <w:b w:val="0"/>
-        </w:rPr>
-        <w:t>.</w:t>
-      </w:r>
-    </w:p>
-    <w:p>
-      <w:pPr>
-        <w:spacing w:line="336" w:lineRule="auto" w:after="180"/>
-      </w:pPr>
-      <w:r>
-        <w:rPr>
-          <w:b w:val="0"/>
-        </w:rPr>
-        <w:t>PROOF NEEDED Use an unseen case, visible calculation, error analysis, and a stated limitation.</w:t>
-      </w:r>
-    </w:p>
-    <w:p>
-      <w:pPr>
-        <w:pStyle w:val="Heading3"/>
-      </w:pPr>
-      <w:r>
-        <w:t>How the mechanism works</w:t>
-      </w:r>
-    </w:p>
-    <w:p>
-      <w:pPr>
-        <w:spacing w:line="336" w:lineRule="auto" w:after="180"/>
-        <w:shd w:fill="F1F6F8"/>
-      </w:pPr>
-      <w:r>
-        <w:rPr>
-          <w:b w:val="0"/>
-        </w:rPr>
-        <w:t>UNDER THE HOOD Raw leaf length=8 cm and width=4 cm. Derived aspect_ratio = 4 ÷ 8 = 0.5.</w:t>
-      </w:r>
-    </w:p>
-    <w:p>
-      <w:pPr>
-        <w:spacing w:line="336" w:lineRule="auto" w:after="180"/>
-      </w:pPr>
-      <w:r>
-        <w:rPr>
-          <w:b w:val="0"/>
-        </w:rPr>
-        <w:t xml:space="preserve">Draw a fresh data → model → </w:t>
-      </w:r>
-      <w:r>
-        <w:rPr>
-          <w:b/>
-        </w:rPr>
-        <w:t>prediction</w:t>
-      </w:r>
-      <w:r>
-        <w:rPr>
-          <w:b w:val="0"/>
-        </w:rPr>
-        <w:t xml:space="preserve"> → evaluation trace:</w:t>
-      </w:r>
-    </w:p>
-    <w:p>
-      <w:pPr>
-        <w:spacing w:line="336" w:lineRule="auto" w:after="180"/>
-      </w:pPr>
-      <w:r>
-        <w:rPr>
-          <w:b w:val="0"/>
-        </w:rPr>
-        <w:t xml:space="preserve">Predict first. Then check each step. A correct answer without visible </w:t>
-      </w:r>
-      <w:r>
-        <w:rPr>
-          <w:b/>
-        </w:rPr>
-        <w:t>evidence</w:t>
-      </w:r>
-      <w:r>
-        <w:rPr>
-          <w:b w:val="0"/>
-        </w:rPr>
-        <w:t xml:space="preserve"> cannot be audited.</w:t>
-      </w:r>
-    </w:p>
-    <w:p>
-      <w:pPr>
-        <w:pStyle w:val="Heading3"/>
-      </w:pPr>
-      <w:r>
-        <w:t>Step 1</w:t>
-      </w:r>
-    </w:p>
-    <w:p>
-      <w:pPr>
-        <w:spacing w:line="336" w:lineRule="auto" w:after="180"/>
-        <w:shd w:fill="F4F9FC"/>
-      </w:pPr>
-      <w:r>
-        <w:rPr>
-          <w:b w:val="0"/>
-        </w:rPr>
-        <w:t>STEP 1 Raw leaf length=8 cm and width=4 cm.</w:t>
-      </w:r>
-    </w:p>
-    <w:p>
-      <w:pPr>
-        <w:pStyle w:val="Heading3"/>
-      </w:pPr>
-      <w:r>
-        <w:t>Step 2</w:t>
-      </w:r>
-    </w:p>
-    <w:p>
-      <w:pPr>
-        <w:spacing w:line="336" w:lineRule="auto" w:after="180"/>
-        <w:shd w:fill="F4F9FC"/>
-      </w:pPr>
-      <w:r>
-        <w:rPr>
-          <w:b w:val="0"/>
-        </w:rPr>
-        <w:t>STEP 2 Derived aspect_ratio = 4 ÷ 8 = 0.5.</w:t>
-      </w:r>
-    </w:p>
-    <w:p>
-      <w:pPr>
-        <w:pStyle w:val="Heading3"/>
-      </w:pPr>
-      <w:r>
-        <w:t>Step 3</w:t>
-      </w:r>
-    </w:p>
-    <w:p>
-      <w:pPr>
-        <w:spacing w:line="336" w:lineRule="auto" w:after="180"/>
-        <w:shd w:fill="F4F9FC"/>
-      </w:pPr>
-      <w:r>
-        <w:rPr>
-          <w:b w:val="0"/>
-        </w:rPr>
-        <w:t>STEP 3 Color histogram summarizes pixel ranges without using the target label.</w:t>
-      </w:r>
-    </w:p>
-    <w:p>
-      <w:pPr>
-        <w:pStyle w:val="Heading3"/>
-      </w:pPr>
-      <w:r>
-        <w:t>Step 4</w:t>
-      </w:r>
-    </w:p>
-    <w:p>
-      <w:pPr>
-        <w:spacing w:line="336" w:lineRule="auto" w:after="180"/>
-        <w:shd w:fill="F4F9FC"/>
-      </w:pPr>
-      <w:r>
-        <w:rPr>
-          <w:b w:val="0"/>
-        </w:rPr>
-        <w:t xml:space="preserve">STEP 4 Fit </w:t>
-      </w:r>
-      <w:r>
-        <w:rPr>
-          <w:b/>
-        </w:rPr>
-        <w:t>transformation</w:t>
-      </w:r>
-      <w:r>
-        <w:rPr>
-          <w:b w:val="0"/>
-        </w:rPr>
-        <w:t xml:space="preserve"> settings on </w:t>
-      </w:r>
-      <w:r>
-        <w:rPr>
-          <w:b/>
-        </w:rPr>
-        <w:t>training</w:t>
-      </w:r>
-      <w:r>
-        <w:rPr>
-          <w:b w:val="0"/>
-        </w:rPr>
-        <w:t xml:space="preserve"> data only; document unit, purpose, </w:t>
-      </w:r>
-      <w:r>
-        <w:rPr>
-          <w:b/>
-        </w:rPr>
-        <w:t>availability</w:t>
-      </w:r>
-      <w:r>
-        <w:rPr>
-          <w:b w:val="0"/>
-        </w:rPr>
-        <w:t xml:space="preserve">, and </w:t>
-      </w:r>
-      <w:r>
-        <w:rPr>
-          <w:b/>
-        </w:rPr>
-        <w:t>leakage</w:t>
-      </w:r>
-      <w:r>
-        <w:rPr>
-          <w:b w:val="0"/>
-        </w:rPr>
-        <w:t xml:space="preserve"> check.</w:t>
-      </w:r>
-    </w:p>
-    <w:p>
-      <w:pPr>
-        <w:spacing w:line="336" w:lineRule="auto" w:after="180"/>
-      </w:pPr>
-      <w:r>
-        <w:rPr>
-          <w:b w:val="0"/>
-        </w:rPr>
-        <w:t>CHECK Verify the denominator, unit, split, class definition, and data version before interpreting a score.</w:t>
-      </w:r>
-    </w:p>
-    <w:p>
-      <w:pPr>
-        <w:spacing w:line="336" w:lineRule="auto" w:after="180"/>
-      </w:pPr>
-      <w:r>
-        <w:rPr>
-          <w:b w:val="0"/>
-        </w:rPr>
-        <w:t xml:space="preserve">Recalculate, retrace, or restate the </w:t>
-      </w:r>
-      <w:r>
-        <w:rPr>
-          <w:b/>
-        </w:rPr>
-        <w:t>evidence</w:t>
-      </w:r>
-      <w:r>
-        <w:rPr>
-          <w:b w:val="0"/>
-        </w:rPr>
-        <w:t xml:space="preserve"> independently:</w:t>
-      </w:r>
-    </w:p>
-    <w:p>
-      <w:pPr>
-        <w:pStyle w:val="Heading3"/>
-      </w:pPr>
-      <w:r>
-        <w:t>Concrete teaching case</w:t>
-      </w:r>
-    </w:p>
-    <w:p>
-      <w:pPr>
-        <w:pStyle w:val="Heading3"/>
-      </w:pPr>
-      <w:r>
-        <w:t>The teaching case</w:t>
-      </w:r>
-    </w:p>
-    <w:p>
-      <w:pPr>
-        <w:spacing w:line="336" w:lineRule="auto" w:after="180"/>
-        <w:shd w:fill="F1F6FC"/>
-      </w:pPr>
-      <w:r>
-        <w:rPr>
-          <w:b w:val="0"/>
-        </w:rPr>
-        <w:t>Features are leaf length and width in cm; add length/width.</w:t>
-      </w:r>
-    </w:p>
-    <w:p>
-      <w:pPr>
-        <w:pStyle w:val="Heading3"/>
-      </w:pPr>
-      <w:r>
-        <w:t>The teaching case</w:t>
-      </w:r>
-    </w:p>
-    <w:p>
-      <w:pPr>
-        <w:spacing w:line="336" w:lineRule="auto" w:after="180"/>
-        <w:shd w:fill="F1F6FC"/>
-      </w:pPr>
-      <w:r>
-        <w:rPr>
-          <w:b w:val="0"/>
-        </w:rPr>
-        <w:t>Compute for8 and2; state boundary checks.</w:t>
-      </w:r>
-    </w:p>
-    <w:p>
-      <w:pPr>
-        <w:pStyle w:val="Heading3"/>
-      </w:pPr>
-      <w:r>
-        <w:t>Exact explanation to model</w:t>
-      </w:r>
-    </w:p>
-    <w:p>
-      <w:pPr>
-        <w:pStyle w:val="Heading3"/>
-      </w:pPr>
-      <w:r>
-        <w:t>Why the result follows</w:t>
-      </w:r>
-    </w:p>
-    <w:p>
-      <w:pPr>
-        <w:spacing w:line="336" w:lineRule="auto" w:after="180"/>
-        <w:shd w:fill="F1F6FC"/>
-      </w:pPr>
-      <w:r>
-        <w:rPr>
-          <w:b w:val="0"/>
-        </w:rPr>
-        <w:t xml:space="preserve">Ratio=4, unitless with matching units. Guard zero/missing width; fit learned transforms on </w:t>
-      </w:r>
-      <w:r>
-        <w:rPr>
-          <w:b/>
-        </w:rPr>
-        <w:t>training</w:t>
-      </w:r>
-      <w:r>
-        <w:rPr>
-          <w:b w:val="0"/>
-        </w:rPr>
-        <w:t xml:space="preserve"> only.</w:t>
-      </w:r>
-    </w:p>
-    <w:p>
-      <w:pPr>
-        <w:pStyle w:val="Heading3"/>
-      </w:pPr>
-      <w:r>
-        <w:t>Explain the added worked example</w:t>
-      </w:r>
-    </w:p>
-    <w:p>
-      <w:pPr>
-        <w:pStyle w:val="Heading3"/>
-      </w:pPr>
-      <w:r>
-        <w:t>Explain the added worked example · 1</w:t>
-      </w:r>
-    </w:p>
-    <w:p>
-      <w:pPr>
-        <w:spacing w:line="336" w:lineRule="auto" w:after="180"/>
-      </w:pPr>
-      <w:r>
-        <w:rPr>
-          <w:b w:val="0"/>
-        </w:rPr>
-        <w:t xml:space="preserve">A useful feature represents information available when the </w:t>
-      </w:r>
-      <w:r>
-        <w:rPr>
-          <w:b/>
-        </w:rPr>
-        <w:t>prediction</w:t>
-      </w:r>
-      <w:r>
-        <w:rPr>
-          <w:b w:val="0"/>
-        </w:rPr>
-        <w:t xml:space="preserve"> is made. In a fictional parcel task, length and width are measured before packing, so area=length*width is available.</w:t>
-      </w:r>
-    </w:p>
-    <w:p>
-      <w:pPr>
-        <w:spacing w:line="336" w:lineRule="auto" w:after="180"/>
-      </w:pPr>
-      <w:r>
-        <w:rPr>
-          <w:b w:val="0"/>
-        </w:rPr>
-        <w:t>The final delivery delay is not available when predicting dispatch time. A strong correlation cannot make a future value legitimate.</w:t>
-      </w:r>
-    </w:p>
-    <w:p>
-      <w:pPr>
-        <w:spacing w:line="336" w:lineRule="auto" w:after="180"/>
-      </w:pPr>
-      <w:r>
-        <w:rPr>
-          <w:b w:val="0"/>
-        </w:rPr>
-        <w:t>Use fictional classroom data throughout this investigation. Keep the task, units, reference labels and data split visible as you reason.</w:t>
-      </w:r>
-    </w:p>
-    <w:p>
-      <w:pPr>
-        <w:spacing w:line="336" w:lineRule="auto" w:after="180"/>
-      </w:pPr>
-      <w:r>
-        <w:rPr>
-          <w:b w:val="0"/>
-        </w:rPr>
-        <w:t xml:space="preserve">Earlier weeks supplied the model-building </w:t>
-      </w:r>
-      <w:r>
-        <w:rPr>
-          <w:b/>
-        </w:rPr>
-        <w:t>process</w:t>
-      </w:r>
-      <w:r>
-        <w:rPr>
-          <w:b w:val="0"/>
-        </w:rPr>
-        <w:t xml:space="preserve">; this week examines </w:t>
-      </w:r>
-      <w:r>
-        <w:rPr>
-          <w:b/>
-        </w:rPr>
-        <w:t>feature engineering</w:t>
-      </w:r>
-      <w:r>
-        <w:rPr>
-          <w:b w:val="0"/>
-        </w:rPr>
-        <w:t>.</w:t>
-      </w:r>
-    </w:p>
-    <w:p>
-      <w:pPr>
-        <w:spacing w:line="336" w:lineRule="auto" w:after="180"/>
-      </w:pPr>
-      <w:r>
-        <w:rPr>
-          <w:b/>
-        </w:rPr>
-        <w:t>Training</w:t>
-      </w:r>
-      <w:r>
-        <w:rPr>
-          <w:b w:val="0"/>
-        </w:rPr>
-        <w:t xml:space="preserve"> rectangles have lengths [2, 4, 6] and widths [3, 2, 1], so areas are[6, 8, 6] square cm. </w:t>
-      </w:r>
-      <w:r>
-        <w:rPr>
-          <w:b/>
-        </w:rPr>
-        <w:t>Training</w:t>
-      </w:r>
-      <w:r>
-        <w:rPr>
-          <w:b w:val="0"/>
-        </w:rPr>
-        <w:t xml:space="preserve"> mean area is 20/3. A validation rectangle length 5 width 2 has area 10 and centered area 10-20/3=10/3.</w:t>
-      </w:r>
-    </w:p>
-    <w:p>
-      <w:pPr>
-        <w:spacing w:line="336" w:lineRule="auto" w:after="180"/>
-      </w:pPr>
-      <w:r>
-        <w:rPr>
-          <w:b w:val="0"/>
-        </w:rPr>
-        <w:t xml:space="preserve">Freeze the </w:t>
-      </w:r>
-      <w:r>
-        <w:rPr>
-          <w:b/>
-        </w:rPr>
-        <w:t>training</w:t>
-      </w:r>
-      <w:r>
-        <w:rPr>
-          <w:b w:val="0"/>
-        </w:rPr>
-        <w:t xml:space="preserve"> mean; do not recompute it with validation.</w:t>
-      </w:r>
-    </w:p>
-    <w:p>
-      <w:pPr>
-        <w:spacing w:line="336" w:lineRule="auto" w:after="180"/>
-      </w:pPr>
-      <w:r>
-        <w:rPr>
-          <w:b w:val="0"/>
-        </w:rPr>
-        <w:t xml:space="preserve">Before continuing, underline the decision rule and circle the </w:t>
-      </w:r>
-      <w:r>
-        <w:rPr>
-          <w:b/>
-        </w:rPr>
-        <w:t>evidence</w:t>
-      </w:r>
-      <w:r>
-        <w:rPr>
-          <w:b w:val="0"/>
-        </w:rPr>
-        <w:t xml:space="preserve"> that supports the conclusion. Explain the example to a partner without replacing the counts or conditions with a stronger claim.</w:t>
-      </w:r>
-    </w:p>
-    <w:p>
-      <w:pPr>
-        <w:spacing w:line="336" w:lineRule="auto" w:after="180"/>
-      </w:pPr>
-      <w:r>
-        <w:rPr>
-          <w:b w:val="0"/>
-        </w:rPr>
         <w:t>Keep the distinction between an observed result and a proposed next step.</w:t>
-      </w:r>
-    </w:p>
-    <w:p>
-      <w:pPr>
-        <w:pStyle w:val="Heading3"/>
-      </w:pPr>
-      <w:r>
-        <w:t>Key terms</w:t>
       </w:r>
     </w:p>
     <w:tbl>
@@ -1699,162 +1510,6 @@
         </w:tc>
       </w:tr>
     </w:tbl>
-    <w:p>
-      <w:pPr>
-        <w:pStyle w:val="Heading3"/>
-      </w:pPr>
-      <w:r>
-        <w:t>Apply the connected idea: Relationships and confounding</w:t>
-      </w:r>
-    </w:p>
-    <w:p>
-      <w:pPr>
-        <w:pStyle w:val="Heading3"/>
-      </w:pPr>
-      <w:r>
-        <w:t>Apply the connected idea: Relationships and confounding · 2</w:t>
-      </w:r>
-    </w:p>
-    <w:p>
-      <w:pPr>
-        <w:spacing w:line="336" w:lineRule="auto" w:after="180"/>
-      </w:pPr>
-      <w:r>
-        <w:rPr>
-          <w:b w:val="0"/>
-        </w:rPr>
-        <w:t xml:space="preserve">In a fictional log, groups that practiced longer also scored higher: 1 hour with 4 points, 2 hours with 6 and 3 hours with 8. This pattern is an </w:t>
-      </w:r>
-      <w:r>
-        <w:rPr>
-          <w:b/>
-        </w:rPr>
-        <w:t>association</w:t>
-      </w:r>
-      <w:r>
-        <w:rPr>
-          <w:b w:val="0"/>
-        </w:rPr>
-        <w:t>. Prior experience could affect both practice choices and scores.</w:t>
-      </w:r>
-    </w:p>
-    <w:p>
-      <w:pPr>
-        <w:spacing w:line="336" w:lineRule="auto" w:after="180"/>
-      </w:pPr>
-      <w:r>
-        <w:rPr>
-          <w:b w:val="0"/>
-        </w:rPr>
-        <w:t>The table alone cannot establish the effect of adding practice time.</w:t>
-      </w:r>
-    </w:p>
-    <w:p>
-      <w:pPr>
-        <w:pStyle w:val="Heading3"/>
-      </w:pPr>
-      <w:r>
-        <w:t>Apply the connected idea: Relationships and confounding · 3</w:t>
-      </w:r>
-    </w:p>
-    <w:p>
-      <w:pPr>
-        <w:spacing w:line="336" w:lineRule="auto" w:after="180"/>
-      </w:pPr>
-      <w:r>
-        <w:rPr>
-          <w:b w:val="0"/>
-        </w:rPr>
-        <w:t xml:space="preserve">The numbers rise together in these three invented records. A description such as higher practice hours went with higher scores is supported. A claim that one extra hour guarantees two more points goes beyond the </w:t>
-      </w:r>
-      <w:r>
-        <w:rPr>
-          <w:b/>
-        </w:rPr>
-        <w:t>observation</w:t>
-      </w:r>
-      <w:r>
-        <w:rPr>
-          <w:b w:val="0"/>
-        </w:rPr>
-        <w:t>s.</w:t>
-      </w:r>
-    </w:p>
-    <w:p>
-      <w:pPr>
-        <w:spacing w:line="336" w:lineRule="auto" w:after="180"/>
-      </w:pPr>
-      <w:r>
-        <w:rPr>
-          <w:b w:val="0"/>
-        </w:rPr>
-        <w:t>No statistical calculation is required to see this limit.</w:t>
-      </w:r>
-    </w:p>
-    <w:p>
-      <w:pPr>
-        <w:spacing w:line="336" w:lineRule="auto" w:after="180"/>
-      </w:pPr>
-      <w:r>
-        <w:rPr>
-          <w:b w:val="0"/>
-        </w:rPr>
-        <w:t>Prior experience, motivation or available support could plausibly affect both. Explain the connection to each.</w:t>
-      </w:r>
-    </w:p>
-    <w:p>
-      <w:pPr>
-        <w:spacing w:line="336" w:lineRule="auto" w:after="180"/>
-      </w:pPr>
-      <w:r>
-        <w:rPr>
-          <w:b w:val="0"/>
-        </w:rPr>
-        <w:t>Exit: Small size, constructed data, conditions and measured outcome; do not generalize broadly or claim classroom effectiveness.</w:t>
-      </w:r>
-    </w:p>
-    <w:p>
-      <w:pPr>
-        <w:pStyle w:val="Heading3"/>
-      </w:pPr>
-      <w:r>
-        <w:t>Model the reasoning aloud</w:t>
-      </w:r>
-    </w:p>
-    <w:p>
-      <w:pPr>
-        <w:spacing w:line="336" w:lineRule="auto" w:after="180"/>
-      </w:pPr>
-      <w:r>
-        <w:rPr>
-          <w:b w:val="0"/>
-        </w:rPr>
-        <w:t xml:space="preserve">Use the complete worked example below before asking learners to complete W2. Reveal a small part, invite a </w:t>
-      </w:r>
-      <w:r>
-        <w:rPr>
-          <w:b/>
-        </w:rPr>
-        <w:t>prediction</w:t>
-      </w:r>
-      <w:r>
-        <w:rPr>
-          <w:b w:val="0"/>
-        </w:rPr>
-        <w:t>, then explain the deciding step.</w:t>
-      </w:r>
-    </w:p>
-    <w:p>
-      <w:pPr>
-        <w:spacing w:line="336" w:lineRule="auto" w:after="180"/>
-      </w:pPr>
-      <w:r>
-        <w:rPr>
-          <w:b w:val="0"/>
-        </w:rPr>
-        <w:t>These teacher notes contain solutions; do not reveal the independent case answer during modelling.</w:t>
-      </w:r>
-    </w:p>
     <w:p>
       <w:pPr>
         <w:pStyle w:val="Heading3"/>
@@ -2039,6 +1694,941 @@
         <w:t>________________________________________________________________</w:t>
       </w:r>
     </w:p>
+    <w:p>
+      <w:pPr>
+        <w:pStyle w:val="Heading2"/>
+      </w:pPr>
+      <w:r>
+        <w:t>Read separate pictured centering inputs</w:t>
+      </w:r>
+    </w:p>
+    <w:p>
+      <w:pPr>
+        <w:spacing w:line="336" w:lineRule="auto" w:after="180"/>
+      </w:pPr>
+      <w:r>
+        <w:rPr>
+          <w:b w:val="0"/>
+        </w:rPr>
+        <w:t xml:space="preserve">Engineer a feature with a </w:t>
+      </w:r>
+      <w:r>
+        <w:rPr>
+          <w:b/>
+        </w:rPr>
+        <w:t>transformation</w:t>
+      </w:r>
+      <w:r>
+        <w:rPr>
+          <w:b w:val="0"/>
+        </w:rPr>
+        <w:t xml:space="preserve"> defined before evaluating a new leaf.</w:t>
+      </w:r>
+    </w:p>
+    <w:p>
+      <w:pPr>
+        <w:spacing w:line="336" w:lineRule="auto" w:after="180"/>
+      </w:pPr>
+      <w:r>
+        <w:rPr>
+          <w:b/>
+        </w:rPr>
+        <w:t>Training</w:t>
+      </w:r>
+      <w:r>
+        <w:rPr>
+          <w:b w:val="0"/>
+        </w:rPr>
+        <w:t xml:space="preserve"> rectangular leaf cards have areas [2, 6, 10] cm². Area=length×width; center by </w:t>
+      </w:r>
+      <w:r>
+        <w:rPr>
+          <w:b/>
+        </w:rPr>
+        <w:t>training</w:t>
+      </w:r>
+      <w:r>
+        <w:rPr>
+          <w:b w:val="0"/>
+        </w:rPr>
+        <w:t xml:space="preserve"> mean. Query length 2, width 4 cm.</w:t>
+      </w:r>
+    </w:p>
+    <w:p>
+      <w:pPr>
+        <w:spacing w:line="336" w:lineRule="auto" w:after="180"/>
+      </w:pPr>
+      <w:r>
+        <w:rPr>
+          <w:b w:val="0"/>
+        </w:rPr>
+        <w:t xml:space="preserve">All </w:t>
+      </w:r>
+      <w:r>
+        <w:rPr>
+          <w:b/>
+        </w:rPr>
+        <w:t>input</w:t>
+      </w:r>
+      <w:r>
+        <w:rPr>
+          <w:b w:val="0"/>
+        </w:rPr>
+        <w:t>s and outcomes in this worked example are invented classroom data; no real model run is claimed.</w:t>
+      </w:r>
+    </w:p>
+    <w:p>
+      <w:pPr>
+        <w:spacing w:line="336" w:lineRule="auto" w:after="180"/>
+      </w:pPr>
+      <w:r>
+        <w:rPr>
+          <w:b w:val="0"/>
+        </w:rPr>
+        <w:t>Main training areas 6, 8, 6cm²give mean 20/3 and V1 area10 centered10/3. Picture is separate:training areas 2, 6, 10 give mean 6cm²; query 2×4=8cm²centers to2cm². Including that query in its mean gives(2+6+10+8)/4=6.5cm²and query 1.5cm², showing evaluation information changed fitted preprocessing. Centering preserves square-area units; it is not a unitless ratio.</w:t>
+      </w:r>
+    </w:p>
+    <w:p>
+      <w:pPr>
+        <w:spacing w:line="336" w:lineRule="auto" w:after="180"/>
+      </w:pPr>
+      <w:r>
+        <w:rPr>
+          <w:b w:val="0"/>
+        </w:rPr>
+        <w:t>These rectangle/bounding-card examples do not establish actual leaf area, disease diagnosis or feature benefit.</w:t>
+      </w:r>
+    </w:p>
+    <w:p>
+      <w:pPr>
+        <w:pStyle w:val="Heading2"/>
+      </w:pPr>
+      <w:r>
+        <w:t>Trace unchanged mean and the query-in-mean defect</w:t>
+      </w:r>
+    </w:p>
+    <w:p>
+      <w:r>
+        <w:drawing>
+          <wp:inline xmlns:a="http://schemas.openxmlformats.org/drawingml/2006/main" xmlns:pic="http://schemas.openxmlformats.org/drawingml/2006/picture">
+            <wp:extent cx="5486400" cy="3182112"/>
+            <wp:docPr id="1" name="Picture 1" descr="Construct area: Query area=2×4=8 cm². → Fit centering: Training mean=(2+6+10)/3=6 cm². → Apply unchanged transform: Centered query feature=8-6=2 cm²."/>
+            <wp:cNvGraphicFramePr>
+              <a:graphicFrameLocks noChangeAspect="1"/>
+            </wp:cNvGraphicFramePr>
+            <a:graphic>
+              <a:graphicData uri="http://schemas.openxmlformats.org/drawingml/2006/picture">
+                <pic:pic>
+                  <pic:nvPicPr>
+                    <pic:cNvPr id="0" name="academy-story-ai-4-29-02.png"/>
+                    <pic:cNvPicPr/>
+                  </pic:nvPicPr>
+                  <pic:blipFill>
+                    <a:blip r:embed="rId9"/>
+                    <a:stretch>
+                      <a:fillRect/>
+                    </a:stretch>
+                  </pic:blipFill>
+                  <pic:spPr>
+                    <a:xfrm>
+                      <a:off x="0" y="0"/>
+                      <a:ext cx="5486400" cy="3182112"/>
+                    </a:xfrm>
+                    <a:prstGeom prst="rect"/>
+                  </pic:spPr>
+                </pic:pic>
+              </a:graphicData>
+            </a:graphic>
+          </wp:inline>
+        </w:drawing>
+      </w:r>
+    </w:p>
+    <w:p>
+      <w:pPr>
+        <w:pStyle w:val="Heading3"/>
+      </w:pPr>
+      <w:r>
+        <w:t>Read the picture one step at a time</w:t>
+      </w:r>
+    </w:p>
+    <w:tbl>
+      <w:tblPr>
+        <w:tblStyle w:val="LightShading-Accent1"/>
+        <w:tblW w:type="auto" w:w="0"/>
+        <w:tblLook w:firstColumn="1" w:firstRow="1" w:lastColumn="0" w:lastRow="0" w:noHBand="0" w:noVBand="1" w:val="04A0"/>
+      </w:tblPr>
+      <w:tblGrid>
+        <w:gridCol w:w="5112"/>
+        <w:gridCol w:w="5112"/>
+      </w:tblGrid>
+      <w:tr>
+        <w:trPr>
+          <w:tblHeader/>
+        </w:trPr>
+        <w:tc>
+          <w:tcPr>
+            <w:tcW w:type="dxa" w:w="5112"/>
+          </w:tcPr>
+          <w:p>
+            <w:r>
+              <w:t>Step</w:t>
+            </w:r>
+          </w:p>
+        </w:tc>
+        <w:tc>
+          <w:tcPr>
+            <w:tcW w:type="dxa" w:w="5112"/>
+          </w:tcPr>
+          <w:p>
+            <w:r>
+              <w:t>What happens and why</w:t>
+            </w:r>
+          </w:p>
+        </w:tc>
+      </w:tr>
+      <w:tr>
+        <w:tc>
+          <w:tcPr>
+            <w:tcW w:type="dxa" w:w="5112"/>
+          </w:tcPr>
+          <w:p>
+            <w:r>
+              <w:t>1. Construct area</w:t>
+            </w:r>
+          </w:p>
+        </w:tc>
+        <w:tc>
+          <w:tcPr>
+            <w:tcW w:type="dxa" w:w="5112"/>
+          </w:tcPr>
+          <w:p>
+            <w:r>
+              <w:t>Query area=2×4=8 cm².</w:t>
+            </w:r>
+          </w:p>
+        </w:tc>
+      </w:tr>
+      <w:tr>
+        <w:tc>
+          <w:tcPr>
+            <w:tcW w:type="dxa" w:w="5112"/>
+          </w:tcPr>
+          <w:p>
+            <w:r>
+              <w:t>2. Fit centering</w:t>
+            </w:r>
+          </w:p>
+        </w:tc>
+        <w:tc>
+          <w:tcPr>
+            <w:tcW w:type="dxa" w:w="5112"/>
+          </w:tcPr>
+          <w:p>
+            <w:r>
+              <w:t>Training mean=(2+6+10)/3=6 cm².</w:t>
+            </w:r>
+          </w:p>
+        </w:tc>
+      </w:tr>
+      <w:tr>
+        <w:tc>
+          <w:tcPr>
+            <w:tcW w:type="dxa" w:w="5112"/>
+          </w:tcPr>
+          <w:p>
+            <w:r>
+              <w:t>3. Apply unchanged transform</w:t>
+            </w:r>
+          </w:p>
+        </w:tc>
+        <w:tc>
+          <w:tcPr>
+            <w:tcW w:type="dxa" w:w="5112"/>
+          </w:tcPr>
+          <w:p>
+            <w:r>
+              <w:t>Centered query feature=8-6=2 cm².</w:t>
+            </w:r>
+          </w:p>
+        </w:tc>
+      </w:tr>
+    </w:tbl>
+    <w:p>
+      <w:r>
+        <w:t>Match each pictured step to the supplied facts. This is a worked teaching case, not an independent assessment.</w:t>
+      </w:r>
+    </w:p>
+    <w:p>
+      <w:pPr>
+        <w:spacing w:line="336" w:lineRule="auto" w:after="180"/>
+      </w:pPr>
+      <w:r>
+        <w:rPr>
+          <w:b w:val="0"/>
+        </w:rPr>
+        <w:t xml:space="preserve">Read the picture in order. Centered query feature=8-6=2 cm². The arrows show which recorded </w:t>
+      </w:r>
+      <w:r>
+        <w:rPr>
+          <w:b/>
+        </w:rPr>
+        <w:t>input</w:t>
+      </w:r>
+      <w:r>
+        <w:rPr>
+          <w:b w:val="0"/>
+        </w:rPr>
+        <w:t xml:space="preserve"> or intermediate result each decision uses.</w:t>
+      </w:r>
+    </w:p>
+    <w:p>
+      <w:pPr>
+        <w:spacing w:line="336" w:lineRule="auto" w:after="180"/>
+      </w:pPr>
+      <w:r>
+        <w:rPr>
+          <w:b w:val="0"/>
+        </w:rPr>
+        <w:t>Explain the deciding step aloud before checking the changed case; pointing to the final answer alone does not show how it follows.</w:t>
+      </w:r>
+    </w:p>
+    <w:p>
+      <w:pPr>
+        <w:spacing w:line="336" w:lineRule="auto" w:after="180"/>
+      </w:pPr>
+      <w:r>
+        <w:rPr>
+          <w:b w:val="0"/>
+        </w:rPr>
+        <w:t>Area is a geometric toy feature. Useful predictive relationships need separate evaluation, and real leaves need a suitable measurement definition.</w:t>
+      </w:r>
+    </w:p>
+    <w:p>
+      <w:pPr>
+        <w:spacing w:line="336" w:lineRule="auto" w:after="180"/>
+      </w:pPr>
+      <w:r>
+        <w:rPr>
+          <w:b w:val="0"/>
+        </w:rPr>
+        <w:t>Change: Include the query in the centering mean.</w:t>
+      </w:r>
+    </w:p>
+    <w:p>
+      <w:pPr>
+        <w:spacing w:line="336" w:lineRule="auto" w:after="180"/>
+      </w:pPr>
+      <w:r>
+        <w:rPr>
+          <w:b/>
+        </w:rPr>
+        <w:t>Prediction</w:t>
+      </w:r>
+      <w:r>
+        <w:rPr>
+          <w:b w:val="0"/>
+        </w:rPr>
+        <w:t xml:space="preserve">: Mean becomes26/4=6.5 cm² and query feature1.5 cm²; this changes the fitted </w:t>
+      </w:r>
+      <w:r>
+        <w:rPr>
+          <w:b/>
+        </w:rPr>
+        <w:t>transformation</w:t>
+      </w:r>
+      <w:r>
+        <w:rPr>
+          <w:b w:val="0"/>
+        </w:rPr>
+        <w:t>.</w:t>
+      </w:r>
+    </w:p>
+    <w:p>
+      <w:pPr>
+        <w:spacing w:line="336" w:lineRule="auto" w:after="180"/>
+      </w:pPr>
+      <w:r>
+        <w:rPr>
+          <w:b w:val="0"/>
+        </w:rPr>
+        <w:t xml:space="preserve">Reason: A held-out </w:t>
+      </w:r>
+      <w:r>
+        <w:rPr>
+          <w:b/>
+        </w:rPr>
+        <w:t>input</w:t>
+      </w:r>
+      <w:r>
+        <w:rPr>
+          <w:b w:val="0"/>
+        </w:rPr>
+        <w:t xml:space="preserve"> should not silently redefine a </w:t>
+      </w:r>
+      <w:r>
+        <w:rPr>
+          <w:b/>
+        </w:rPr>
+        <w:t>training</w:t>
+      </w:r>
+      <w:r>
+        <w:rPr>
+          <w:b w:val="0"/>
+        </w:rPr>
+        <w:t>-fitted pre</w:t>
+      </w:r>
+      <w:r>
+        <w:rPr>
+          <w:b/>
+        </w:rPr>
+        <w:t>process</w:t>
+      </w:r>
+      <w:r>
+        <w:rPr>
+          <w:b w:val="0"/>
+        </w:rPr>
+        <w:t>ing step.</w:t>
+      </w:r>
+    </w:p>
+    <w:p>
+      <w:pPr>
+        <w:pStyle w:val="Heading2"/>
+      </w:pPr>
+      <w:r>
+        <w:t>Additional explicitly defined reciprocal ratio · reference / check after trying</w:t>
+      </w:r>
+    </w:p>
+    <w:p>
+      <w:pPr>
+        <w:spacing w:line="336" w:lineRule="auto" w:after="180"/>
+      </w:pPr>
+      <w:r>
+        <w:rPr>
+          <w:b w:val="0"/>
+        </w:rPr>
+        <w:t>Earlier ratio example explicitly defines width_to_length=4/8=0.5 for length8cm,width4cm. The reciprocal length_over_width would be2. A ratio name alone is ambiguous;keep its numerator and denominator.</w:t>
+      </w:r>
+    </w:p>
+    <w:p>
+      <w:pPr>
+        <w:spacing w:line="336" w:lineRule="auto" w:after="180"/>
+      </w:pPr>
+      <w:r>
+        <w:rPr>
+          <w:b w:val="0"/>
+        </w:rPr>
+        <w:t>For this earlier width_to_length definition,4cm/8cm=0.5. Do not substitute the length_over_width formula used in the other exercise.</w:t>
+      </w:r>
+    </w:p>
+    <w:p>
+      <w:pPr>
+        <w:pStyle w:val="Heading2"/>
+      </w:pPr>
+      <w:r>
+        <w:t>Optional association/confounding explanation · reference / check after trying</w:t>
+      </w:r>
+    </w:p>
+    <w:p>
+      <w:pPr>
+        <w:spacing w:line="336" w:lineRule="auto" w:after="180"/>
+      </w:pPr>
+      <w:r>
+        <w:rPr>
+          <w:b w:val="0"/>
+        </w:rPr>
+        <w:t xml:space="preserve">In a fictional log, groups that practiced longer also scored higher: 1 hour with 4 points, 2 hours with 6 and 3 hours with 8. This pattern is an </w:t>
+      </w:r>
+      <w:r>
+        <w:rPr>
+          <w:b/>
+        </w:rPr>
+        <w:t>association</w:t>
+      </w:r>
+      <w:r>
+        <w:rPr>
+          <w:b w:val="0"/>
+        </w:rPr>
+        <w:t>. Prior experience could affect both practice choices and scores.</w:t>
+      </w:r>
+    </w:p>
+    <w:p>
+      <w:pPr>
+        <w:spacing w:line="336" w:lineRule="auto" w:after="180"/>
+      </w:pPr>
+      <w:r>
+        <w:rPr>
+          <w:b w:val="0"/>
+        </w:rPr>
+        <w:t>The table alone cannot establish the effect of adding practice time.</w:t>
+      </w:r>
+    </w:p>
+    <w:p>
+      <w:pPr>
+        <w:spacing w:line="336" w:lineRule="auto" w:after="180"/>
+      </w:pPr>
+      <w:r>
+        <w:rPr>
+          <w:b w:val="0"/>
+        </w:rPr>
+        <w:t xml:space="preserve">The numbers rise together in these three invented records. A description such as higher practice hours went with higher scores is supported. A claim that one extra hour guarantees two more points goes beyond the </w:t>
+      </w:r>
+      <w:r>
+        <w:rPr>
+          <w:b/>
+        </w:rPr>
+        <w:t>observation</w:t>
+      </w:r>
+      <w:r>
+        <w:rPr>
+          <w:b w:val="0"/>
+        </w:rPr>
+        <w:t>s.</w:t>
+      </w:r>
+    </w:p>
+    <w:p>
+      <w:pPr>
+        <w:spacing w:line="336" w:lineRule="auto" w:after="180"/>
+      </w:pPr>
+      <w:r>
+        <w:rPr>
+          <w:b w:val="0"/>
+        </w:rPr>
+        <w:t>No statistical calculation is required to see this limit.</w:t>
+      </w:r>
+    </w:p>
+    <w:p>
+      <w:pPr>
+        <w:spacing w:line="336" w:lineRule="auto" w:after="180"/>
+      </w:pPr>
+      <w:r>
+        <w:rPr>
+          <w:b w:val="0"/>
+        </w:rPr>
+        <w:t>Prior experience, motivation or available support could plausibly affect both. Explain the connection to each.</w:t>
+      </w:r>
+    </w:p>
+    <w:p>
+      <w:pPr>
+        <w:spacing w:line="336" w:lineRule="auto" w:after="180"/>
+      </w:pPr>
+      <w:r>
+        <w:rPr>
+          <w:b w:val="0"/>
+        </w:rPr>
+        <w:t>Exit: Small size, constructed data, conditions and measured outcome; do not generalize broadly or claim classroom effectiveness.</w:t>
+      </w:r>
+    </w:p>
+    <w:p>
+      <w:pPr>
+        <w:pStyle w:val="Heading2"/>
+      </w:pPr>
+      <w:r>
+        <w:t>Earlier wording, alternatives and picture transcripts · reference / check after trying</w:t>
+      </w:r>
+    </w:p>
+    <w:p>
+      <w:pPr>
+        <w:spacing w:line="336" w:lineRule="auto" w:after="180"/>
+      </w:pPr>
+      <w:r>
+        <w:rPr>
+          <w:b w:val="0"/>
+        </w:rPr>
+        <w:t>Explain the mechanism</w:t>
+      </w:r>
+    </w:p>
+    <w:p>
+      <w:pPr>
+        <w:spacing w:line="336" w:lineRule="auto" w:after="180"/>
+      </w:pPr>
+      <w:r>
+        <w:rPr>
+          <w:b w:val="0"/>
+        </w:rPr>
+        <w:t>Trace the information, fitted behavior, and evaluation proof separately.</w:t>
+      </w:r>
+    </w:p>
+    <w:p>
+      <w:pPr>
+        <w:spacing w:line="336" w:lineRule="auto" w:after="180"/>
+      </w:pPr>
+      <w:r>
+        <w:rPr>
+          <w:b w:val="0"/>
+        </w:rPr>
+        <w:t>QUESTION Create and justify two plant measurement features.</w:t>
+      </w:r>
+    </w:p>
+    <w:p>
+      <w:pPr>
+        <w:spacing w:line="336" w:lineRule="auto" w:after="180"/>
+      </w:pPr>
+      <w:r>
+        <w:rPr>
+          <w:b w:val="0"/>
+        </w:rPr>
+        <w:t xml:space="preserve">MODEL IDEA </w:t>
+      </w:r>
+      <w:r>
+        <w:rPr>
+          <w:b/>
+        </w:rPr>
+        <w:t>Feature engineering</w:t>
+      </w:r>
+      <w:r>
+        <w:rPr>
+          <w:b w:val="0"/>
+        </w:rPr>
+        <w:t xml:space="preserve"> transforms raw </w:t>
+      </w:r>
+      <w:r>
+        <w:rPr>
+          <w:b/>
+        </w:rPr>
+        <w:t>input</w:t>
+      </w:r>
+      <w:r>
+        <w:rPr>
+          <w:b w:val="0"/>
+        </w:rPr>
+        <w:t xml:space="preserve">s into useful structure while preserving </w:t>
+      </w:r>
+      <w:r>
+        <w:rPr>
+          <w:b/>
+        </w:rPr>
+        <w:t>prediction</w:t>
+      </w:r>
+      <w:r>
+        <w:rPr>
+          <w:b w:val="0"/>
+        </w:rPr>
+        <w:t xml:space="preserve">-time </w:t>
+      </w:r>
+      <w:r>
+        <w:rPr>
+          <w:b/>
+        </w:rPr>
+        <w:t>availability</w:t>
+      </w:r>
+      <w:r>
+        <w:rPr>
+          <w:b w:val="0"/>
+        </w:rPr>
+        <w:t xml:space="preserve"> and avoiding </w:t>
+      </w:r>
+      <w:r>
+        <w:rPr>
+          <w:b/>
+        </w:rPr>
+        <w:t>leakage</w:t>
+      </w:r>
+      <w:r>
+        <w:rPr>
+          <w:b w:val="0"/>
+        </w:rPr>
+        <w:t>.</w:t>
+      </w:r>
+    </w:p>
+    <w:p>
+      <w:pPr>
+        <w:spacing w:line="336" w:lineRule="auto" w:after="180"/>
+      </w:pPr>
+      <w:r>
+        <w:rPr>
+          <w:b w:val="0"/>
+        </w:rPr>
+        <w:t>PROOF NEEDED Use an unseen case, visible calculation, error analysis, and a stated limitation.</w:t>
+      </w:r>
+    </w:p>
+    <w:p>
+      <w:pPr>
+        <w:spacing w:line="336" w:lineRule="auto" w:after="180"/>
+      </w:pPr>
+      <w:r>
+        <w:rPr>
+          <w:b w:val="0"/>
+        </w:rPr>
+        <w:t xml:space="preserve">Draw a fresh data → model → </w:t>
+      </w:r>
+      <w:r>
+        <w:rPr>
+          <w:b/>
+        </w:rPr>
+        <w:t>prediction</w:t>
+      </w:r>
+      <w:r>
+        <w:rPr>
+          <w:b w:val="0"/>
+        </w:rPr>
+        <w:t xml:space="preserve"> → evaluation trace:</w:t>
+      </w:r>
+    </w:p>
+    <w:p>
+      <w:pPr>
+        <w:spacing w:line="336" w:lineRule="auto" w:after="180"/>
+      </w:pPr>
+      <w:r>
+        <w:rPr>
+          <w:b w:val="0"/>
+        </w:rPr>
+        <w:t xml:space="preserve">Predict first. Then check each step. A correct answer without visible </w:t>
+      </w:r>
+      <w:r>
+        <w:rPr>
+          <w:b/>
+        </w:rPr>
+        <w:t>evidence</w:t>
+      </w:r>
+      <w:r>
+        <w:rPr>
+          <w:b w:val="0"/>
+        </w:rPr>
+        <w:t xml:space="preserve"> cannot be audited.</w:t>
+      </w:r>
+    </w:p>
+    <w:p>
+      <w:pPr>
+        <w:spacing w:line="336" w:lineRule="auto" w:after="180"/>
+      </w:pPr>
+      <w:r>
+        <w:rPr>
+          <w:b w:val="0"/>
+        </w:rPr>
+        <w:t>STEP 1 Raw leaf length=8 cm and width=4 cm.</w:t>
+      </w:r>
+    </w:p>
+    <w:p>
+      <w:pPr>
+        <w:spacing w:line="336" w:lineRule="auto" w:after="180"/>
+      </w:pPr>
+      <w:r>
+        <w:rPr>
+          <w:b w:val="0"/>
+        </w:rPr>
+        <w:t>STEP 3 Color histogram summarizes pixel ranges without using the target label.</w:t>
+      </w:r>
+    </w:p>
+    <w:p>
+      <w:pPr>
+        <w:spacing w:line="336" w:lineRule="auto" w:after="180"/>
+      </w:pPr>
+      <w:r>
+        <w:rPr>
+          <w:b w:val="0"/>
+        </w:rPr>
+        <w:t xml:space="preserve">STEP 4 Fit </w:t>
+      </w:r>
+      <w:r>
+        <w:rPr>
+          <w:b/>
+        </w:rPr>
+        <w:t>transformation</w:t>
+      </w:r>
+      <w:r>
+        <w:rPr>
+          <w:b w:val="0"/>
+        </w:rPr>
+        <w:t xml:space="preserve"> settings on </w:t>
+      </w:r>
+      <w:r>
+        <w:rPr>
+          <w:b/>
+        </w:rPr>
+        <w:t>training</w:t>
+      </w:r>
+      <w:r>
+        <w:rPr>
+          <w:b w:val="0"/>
+        </w:rPr>
+        <w:t xml:space="preserve"> data only; document unit, purpose, </w:t>
+      </w:r>
+      <w:r>
+        <w:rPr>
+          <w:b/>
+        </w:rPr>
+        <w:t>availability</w:t>
+      </w:r>
+      <w:r>
+        <w:rPr>
+          <w:b w:val="0"/>
+        </w:rPr>
+        <w:t xml:space="preserve">, and </w:t>
+      </w:r>
+      <w:r>
+        <w:rPr>
+          <w:b/>
+        </w:rPr>
+        <w:t>leakage</w:t>
+      </w:r>
+      <w:r>
+        <w:rPr>
+          <w:b w:val="0"/>
+        </w:rPr>
+        <w:t xml:space="preserve"> check.</w:t>
+      </w:r>
+    </w:p>
+    <w:p>
+      <w:pPr>
+        <w:spacing w:line="336" w:lineRule="auto" w:after="180"/>
+      </w:pPr>
+      <w:r>
+        <w:rPr>
+          <w:b w:val="0"/>
+        </w:rPr>
+        <w:t>CHECK Verify the denominator, unit, split, class definition, and data version before interpreting a score.</w:t>
+      </w:r>
+    </w:p>
+    <w:p>
+      <w:pPr>
+        <w:spacing w:line="336" w:lineRule="auto" w:after="180"/>
+      </w:pPr>
+      <w:r>
+        <w:rPr>
+          <w:b w:val="0"/>
+        </w:rPr>
+        <w:t xml:space="preserve">Recalculate, retrace, or restate the </w:t>
+      </w:r>
+      <w:r>
+        <w:rPr>
+          <w:b/>
+        </w:rPr>
+        <w:t>evidence</w:t>
+      </w:r>
+      <w:r>
+        <w:rPr>
+          <w:b w:val="0"/>
+        </w:rPr>
+        <w:t xml:space="preserve"> independently:</w:t>
+      </w:r>
+    </w:p>
+    <w:p>
+      <w:pPr>
+        <w:pStyle w:val="Heading3"/>
+      </w:pPr>
+      <w:r>
+        <w:t>Concrete teaching case</w:t>
+      </w:r>
+    </w:p>
+    <w:p>
+      <w:pPr>
+        <w:spacing w:line="336" w:lineRule="auto" w:after="180"/>
+      </w:pPr>
+      <w:r>
+        <w:rPr>
+          <w:b w:val="0"/>
+        </w:rPr>
+        <w:t>Features are leaf length and width in cm; add length/width.</w:t>
+      </w:r>
+    </w:p>
+    <w:p>
+      <w:pPr>
+        <w:spacing w:line="336" w:lineRule="auto" w:after="180"/>
+      </w:pPr>
+      <w:r>
+        <w:rPr>
+          <w:b w:val="0"/>
+        </w:rPr>
+        <w:t>Compute for8 and2; state boundary checks.</w:t>
+      </w:r>
+    </w:p>
+    <w:p>
+      <w:pPr>
+        <w:pStyle w:val="Heading3"/>
+      </w:pPr>
+      <w:r>
+        <w:t>Exact explanation to model</w:t>
+      </w:r>
+    </w:p>
+    <w:p>
+      <w:pPr>
+        <w:spacing w:line="336" w:lineRule="auto" w:after="180"/>
+      </w:pPr>
+      <w:r>
+        <w:rPr>
+          <w:b w:val="0"/>
+        </w:rPr>
+        <w:t xml:space="preserve">Ratio=4, unitless with matching units. Guard zero/missing width; fit learned transforms on </w:t>
+      </w:r>
+      <w:r>
+        <w:rPr>
+          <w:b/>
+        </w:rPr>
+        <w:t>training</w:t>
+      </w:r>
+      <w:r>
+        <w:rPr>
+          <w:b w:val="0"/>
+        </w:rPr>
+        <w:t xml:space="preserve"> only.</w:t>
+      </w:r>
+    </w:p>
+    <w:p>
+      <w:pPr>
+        <w:pStyle w:val="Heading3"/>
+      </w:pPr>
+      <w:r>
+        <w:t>Explain the added worked example</w:t>
+      </w:r>
+    </w:p>
+    <w:p>
+      <w:pPr>
+        <w:pStyle w:val="Heading3"/>
+      </w:pPr>
+      <w:r>
+        <w:t>Key terms</w:t>
+      </w:r>
+    </w:p>
+    <w:p>
+      <w:pPr>
+        <w:pStyle w:val="Heading3"/>
+      </w:pPr>
+      <w:r>
+        <w:t>Apply the connected idea: Relationships and confounding</w:t>
+      </w:r>
+    </w:p>
+    <w:p>
+      <w:pPr>
+        <w:pStyle w:val="Heading3"/>
+      </w:pPr>
+      <w:r>
+        <w:t>Model the reasoning aloud</w:t>
+      </w:r>
+    </w:p>
+    <w:p>
+      <w:pPr>
+        <w:spacing w:line="336" w:lineRule="auto" w:after="180"/>
+      </w:pPr>
+      <w:r>
+        <w:rPr>
+          <w:b w:val="0"/>
+        </w:rPr>
+        <w:t xml:space="preserve">Use the complete worked example below before asking learners to complete W2. Reveal a small part, invite a </w:t>
+      </w:r>
+      <w:r>
+        <w:rPr>
+          <w:b/>
+        </w:rPr>
+        <w:t>prediction</w:t>
+      </w:r>
+      <w:r>
+        <w:rPr>
+          <w:b w:val="0"/>
+        </w:rPr>
+        <w:t>, then explain the deciding step.</w:t>
+      </w:r>
+    </w:p>
+    <w:p>
+      <w:pPr>
+        <w:spacing w:line="336" w:lineRule="auto" w:after="180"/>
+      </w:pPr>
+      <w:r>
+        <w:rPr>
+          <w:b w:val="0"/>
+        </w:rPr>
+        <w:t>These teacher notes contain solutions; do not reveal the independent case answer during modelling.</w:t>
+      </w:r>
+    </w:p>
     <w:tbl>
       <w:tblPr>
         <w:tblStyle w:val="LightShading-Accent1"/>
@@ -2162,103 +2752,10 @@
     </w:p>
     <w:p>
       <w:pPr>
-        <w:spacing w:line="336" w:lineRule="auto" w:after="180"/>
-      </w:pPr>
-      <w:r>
-        <w:rPr>
-          <w:b w:val="0"/>
-        </w:rPr>
-        <w:t xml:space="preserve">Engineer a feature with a </w:t>
-      </w:r>
-      <w:r>
-        <w:rPr>
-          <w:b/>
-        </w:rPr>
-        <w:t>transformation</w:t>
-      </w:r>
-      <w:r>
-        <w:rPr>
-          <w:b w:val="0"/>
-        </w:rPr>
-        <w:t xml:space="preserve"> defined before evaluating a new leaf.</w:t>
-      </w:r>
-    </w:p>
-    <w:p>
-      <w:pPr>
         <w:pStyle w:val="Heading3"/>
       </w:pPr>
       <w:r>
         <w:t>The facts we will use</w:t>
-      </w:r>
-    </w:p>
-    <w:p>
-      <w:pPr>
-        <w:pStyle w:val="Heading3"/>
-      </w:pPr>
-      <w:r>
-        <w:t>Supplied facts</w:t>
-      </w:r>
-    </w:p>
-    <w:p>
-      <w:pPr>
-        <w:spacing w:line="336" w:lineRule="auto" w:after="180"/>
-        <w:shd w:fill="F1F6FC"/>
-      </w:pPr>
-      <w:r>
-        <w:rPr>
-          <w:b/>
-        </w:rPr>
-        <w:t>Training</w:t>
-      </w:r>
-      <w:r>
-        <w:rPr>
-          <w:b w:val="0"/>
-        </w:rPr>
-        <w:t xml:space="preserve"> rectangular leaf cards have areas [2, 6, 10] cm². Area=length×width; center by </w:t>
-      </w:r>
-      <w:r>
-        <w:rPr>
-          <w:b/>
-        </w:rPr>
-        <w:t>training</w:t>
-      </w:r>
-      <w:r>
-        <w:rPr>
-          <w:b w:val="0"/>
-        </w:rPr>
-        <w:t xml:space="preserve"> mean. Query length 2, width 4 cm.</w:t>
-      </w:r>
-    </w:p>
-    <w:p>
-      <w:pPr>
-        <w:pStyle w:val="Heading3"/>
-      </w:pPr>
-      <w:r>
-        <w:t>Supplied facts</w:t>
-      </w:r>
-    </w:p>
-    <w:p>
-      <w:pPr>
-        <w:spacing w:line="336" w:lineRule="auto" w:after="180"/>
-        <w:shd w:fill="F1F6FC"/>
-      </w:pPr>
-      <w:r>
-        <w:rPr>
-          <w:b w:val="0"/>
-        </w:rPr>
-        <w:t xml:space="preserve">All </w:t>
-      </w:r>
-      <w:r>
-        <w:rPr>
-          <w:b/>
-        </w:rPr>
-        <w:t>input</w:t>
-      </w:r>
-      <w:r>
-        <w:rPr>
-          <w:b w:val="0"/>
-        </w:rPr>
-        <w:t>s and outcomes in this worked example are invented classroom data; no real model run is claimed.</w:t>
       </w:r>
     </w:p>
     <w:p>
@@ -2266,7 +2763,7 @@
         <w:drawing>
           <wp:inline xmlns:a="http://schemas.openxmlformats.org/drawingml/2006/main" xmlns:pic="http://schemas.openxmlformats.org/drawingml/2006/picture">
             <wp:extent cx="5486400" cy="5145314"/>
-            <wp:docPr id="1" name="Picture 1" descr="Feature Engineering. Construct area: Query area=2×4=8 cm².. Fit centering: Training mean=(2+6+10)/3=6 cm².. Apply unchanged transform: Centered query feature=8-6=2 cm²."/>
+            <wp:docPr id="2" name="Picture 2" descr="Feature Engineering. Construct area: Query area=2×4=8 cm².. Fit centering: Training mean=(2+6+10)/3=6 cm².. Apply unchanged transform: Centered query feature=8-6=2 cm²."/>
             <wp:cNvGraphicFramePr>
               <a:graphicFrameLocks noChangeAspect="1"/>
             </wp:cNvGraphicFramePr>
@@ -2278,7 +2775,7 @@
                     <pic:cNvPicPr/>
                   </pic:nvPicPr>
                   <pic:blipFill>
-                    <a:blip r:embed="rId9"/>
+                    <a:blip r:embed="rId10"/>
                     <a:stretch>
                       <a:fillRect/>
                     </a:stretch>
@@ -2302,114 +2799,7 @@
         <w:pStyle w:val="Heading3"/>
       </w:pPr>
       <w:r>
-        <w:t>Read the picture one step at a time</w:t>
-      </w:r>
-    </w:p>
-    <w:tbl>
-      <w:tblPr>
-        <w:tblStyle w:val="LightShading-Accent1"/>
-        <w:tblW w:type="auto" w:w="0"/>
-        <w:tblLook w:firstColumn="1" w:firstRow="1" w:lastColumn="0" w:lastRow="0" w:noHBand="0" w:noVBand="1" w:val="04A0"/>
-      </w:tblPr>
-      <w:tblGrid>
-        <w:gridCol w:w="5112"/>
-        <w:gridCol w:w="5112"/>
-      </w:tblGrid>
-      <w:tr>
-        <w:trPr>
-          <w:tblHeader/>
-        </w:trPr>
-        <w:tc>
-          <w:tcPr>
-            <w:tcW w:type="dxa" w:w="5112"/>
-          </w:tcPr>
-          <w:p>
-            <w:r>
-              <w:t>Step</w:t>
-            </w:r>
-          </w:p>
-        </w:tc>
-        <w:tc>
-          <w:tcPr>
-            <w:tcW w:type="dxa" w:w="5112"/>
-          </w:tcPr>
-          <w:p>
-            <w:r>
-              <w:t>What happens and why</w:t>
-            </w:r>
-          </w:p>
-        </w:tc>
-      </w:tr>
-      <w:tr>
-        <w:tc>
-          <w:tcPr>
-            <w:tcW w:type="dxa" w:w="5112"/>
-          </w:tcPr>
-          <w:p>
-            <w:r>
-              <w:t>1. Construct area</w:t>
-            </w:r>
-          </w:p>
-        </w:tc>
-        <w:tc>
-          <w:tcPr>
-            <w:tcW w:type="dxa" w:w="5112"/>
-          </w:tcPr>
-          <w:p>
-            <w:r>
-              <w:t>Query area=2×4=8 cm².</w:t>
-            </w:r>
-          </w:p>
-        </w:tc>
-      </w:tr>
-      <w:tr>
-        <w:tc>
-          <w:tcPr>
-            <w:tcW w:type="dxa" w:w="5112"/>
-          </w:tcPr>
-          <w:p>
-            <w:r>
-              <w:t>2. Fit centering</w:t>
-            </w:r>
-          </w:p>
-        </w:tc>
-        <w:tc>
-          <w:tcPr>
-            <w:tcW w:type="dxa" w:w="5112"/>
-          </w:tcPr>
-          <w:p>
-            <w:r>
-              <w:t>Training mean=(2+6+10)/3=6 cm².</w:t>
-            </w:r>
-          </w:p>
-        </w:tc>
-      </w:tr>
-      <w:tr>
-        <w:tc>
-          <w:tcPr>
-            <w:tcW w:type="dxa" w:w="5112"/>
-          </w:tcPr>
-          <w:p>
-            <w:r>
-              <w:t>3. Apply unchanged transform</w:t>
-            </w:r>
-          </w:p>
-        </w:tc>
-        <w:tc>
-          <w:tcPr>
-            <w:tcW w:type="dxa" w:w="5112"/>
-          </w:tcPr>
-          <w:p>
-            <w:r>
-              <w:t>Centered query feature=8-6=2 cm².</w:t>
-            </w:r>
-          </w:p>
-        </w:tc>
-      </w:tr>
-    </w:tbl>
-    <w:p>
-      <w:r>
-        <w:t>Match each pictured step to the supplied facts. This is a worked teaching case, not an independent assessment.</w:t>
+        <w:t>Why this result follows</w:t>
       </w:r>
     </w:p>
     <w:p>
@@ -2417,7 +2807,7 @@
         <w:pStyle w:val="Heading3"/>
       </w:pPr>
       <w:r>
-        <w:t>Why this result follows</w:t>
+        <w:t>What this example does not establish</w:t>
       </w:r>
     </w:p>
     <w:p>
@@ -2425,19 +2815,26 @@
         <w:pStyle w:val="Heading3"/>
       </w:pPr>
       <w:r>
-        <w:t>Why the result follows</w:t>
+        <w:t>Change one thing in the pictured case</w:t>
+      </w:r>
+    </w:p>
+    <w:p>
+      <w:pPr>
+        <w:pStyle w:val="Heading3"/>
+      </w:pPr>
+      <w:r>
+        <w:t>Ask while showing the picture</w:t>
       </w:r>
     </w:p>
     <w:p>
       <w:pPr>
         <w:spacing w:line="336" w:lineRule="auto" w:after="180"/>
-        <w:shd w:fill="F1F6FC"/>
-      </w:pPr>
-      <w:r>
-        <w:rPr>
-          <w:b w:val="0"/>
-        </w:rPr>
-        <w:t xml:space="preserve">Read the picture in order. Centered query feature=8-6=2 cm². The arrows show which recorded </w:t>
+      </w:pPr>
+      <w:r>
+        <w:rPr>
+          <w:b w:val="0"/>
+        </w:rPr>
+        <w:t xml:space="preserve">Cover the result. Ask learners to name the </w:t>
       </w:r>
       <w:r>
         <w:rPr>
@@ -2449,19 +2846,485 @@
         <w:rPr>
           <w:b w:val="0"/>
         </w:rPr>
-        <w:t xml:space="preserve"> or intermediate result each decision uses.</w:t>
+        <w:t xml:space="preserve">s and predict the next step. Uncover one step, connect the icon to the actual procedure, and explain its </w:t>
+      </w:r>
+      <w:r>
+        <w:rPr>
+          <w:b/>
+        </w:rPr>
+        <w:t>evidence</w:t>
+      </w:r>
+      <w:r>
+        <w:rPr>
+          <w:b w:val="0"/>
+        </w:rPr>
+        <w:t>. Then change the supplied condition and compare.</w:t>
       </w:r>
     </w:p>
     <w:p>
       <w:pPr>
         <w:spacing w:line="336" w:lineRule="auto" w:after="180"/>
-        <w:shd w:fill="F1F6FC"/>
-      </w:pPr>
-      <w:r>
-        <w:rPr>
-          <w:b w:val="0"/>
-        </w:rPr>
-        <w:t>Explain the deciding step aloud before checking the changed case; pointing to the final answer alone does not show how it follows.</w:t>
+      </w:pPr>
+      <w:r>
+        <w:rPr>
+          <w:b w:val="0"/>
+        </w:rPr>
+        <w:t>The picture is a representation; it does not document execution of a real AI model.</w:t>
+      </w:r>
+    </w:p>
+    <w:p>
+      <w:pPr>
+        <w:pStyle w:val="Heading1"/>
+      </w:pPr>
+      <w:r>
+        <w:t>03. Guide the calculation, then remove help</w:t>
+      </w:r>
+    </w:p>
+    <w:p>
+      <w:r>
+        <w:t>Collect each learner’s prediction before showing its key.</w:t>
+      </w:r>
+    </w:p>
+    <w:p>
+      <w:pPr>
+        <w:pStyle w:val="Heading2"/>
+      </w:pPr>
+      <w:r>
+        <w:t>Current completion task and checked key</w:t>
+      </w:r>
+    </w:p>
+    <w:p>
+      <w:pPr>
+        <w:spacing w:line="336" w:lineRule="auto" w:after="180"/>
+      </w:pPr>
+      <w:r>
+        <w:rPr>
+          <w:b w:val="0"/>
+        </w:rPr>
+        <w:t xml:space="preserve">Completion task: Center the validation area using the frozen </w:t>
+      </w:r>
+      <w:r>
+        <w:rPr>
+          <w:b/>
+        </w:rPr>
+        <w:t>training</w:t>
+      </w:r>
+      <w:r>
+        <w:rPr>
+          <w:b w:val="0"/>
+        </w:rPr>
+        <w:t xml:space="preserve"> mean.</w:t>
+      </w:r>
+    </w:p>
+    <w:p>
+      <w:pPr>
+        <w:spacing w:line="336" w:lineRule="auto" w:after="180"/>
+      </w:pPr>
+      <w:r>
+        <w:rPr>
+          <w:b w:val="0"/>
+        </w:rPr>
+        <w:t>Teacher check: Teacher explanation: Area 10; centered 10-20/3=10/3 square cm. Validation does not change the fitted mean.</w:t>
+      </w:r>
+    </w:p>
+    <w:p>
+      <w:pPr>
+        <w:spacing w:line="336" w:lineRule="auto" w:after="180"/>
+      </w:pPr>
+      <w:r>
+        <w:rPr>
+          <w:b w:val="0"/>
+        </w:rPr>
+        <w:t xml:space="preserve">Start by identifying the given </w:t>
+      </w:r>
+      <w:r>
+        <w:rPr>
+          <w:b/>
+        </w:rPr>
+        <w:t>input</w:t>
+      </w:r>
+      <w:r>
+        <w:rPr>
+          <w:b w:val="0"/>
+        </w:rPr>
+        <w:t>s together. Leave the intermediate steps blank. If needed, model one step, then withdraw that help on the next step. Move to a full trace only when the partial trace is understood.</w:t>
+      </w:r>
+    </w:p>
+    <w:p>
+      <w:pPr>
+        <w:spacing w:line="336" w:lineRule="auto" w:after="180"/>
+      </w:pPr>
+      <w:r>
+        <w:rPr>
+          <w:b w:val="0"/>
+        </w:rPr>
+        <w:t>For partners, alternate explainer and checker; collect a response from every learner before discussion.</w:t>
+      </w:r>
+    </w:p>
+    <w:p>
+      <w:pPr>
+        <w:pStyle w:val="Heading2"/>
+      </w:pPr>
+      <w:r>
+        <w:t>Individual misconception check</w:t>
+      </w:r>
+    </w:p>
+    <w:p>
+      <w:pPr>
+        <w:spacing w:line="336" w:lineRule="auto" w:after="180"/>
+      </w:pPr>
+      <w:r>
+        <w:rPr>
+          <w:b w:val="0"/>
+        </w:rPr>
+        <w:t xml:space="preserve">Use the worked case for </w:t>
+      </w:r>
+      <w:r>
+        <w:rPr>
+          <w:b/>
+        </w:rPr>
+        <w:t>Feature engineering</w:t>
+      </w:r>
+      <w:r>
+        <w:rPr>
+          <w:b w:val="0"/>
+        </w:rPr>
+        <w:t>. Proposed explanation: “A final answer is enough”. Decide whether this explanation is supported. Point to the step or supplied fact that decides; explain your repair if needed.</w:t>
+      </w:r>
+    </w:p>
+    <w:p>
+      <w:pPr>
+        <w:spacing w:line="336" w:lineRule="auto" w:after="180"/>
+      </w:pPr>
+      <w:r>
+        <w:rPr>
+          <w:b w:val="0"/>
+        </w:rPr>
+        <w:t xml:space="preserve">Expected correction: Ask for the relevant counts, units, procedure or saved record. For this week: Areas 6, 8, 6 square cm; </w:t>
+      </w:r>
+      <w:r>
+        <w:rPr>
+          <w:b/>
+        </w:rPr>
+        <w:t>training</w:t>
+      </w:r>
+      <w:r>
+        <w:rPr>
+          <w:b w:val="0"/>
+        </w:rPr>
+        <w:t xml:space="preserve"> mean 20/3 square cm.</w:t>
+      </w:r>
+    </w:p>
+    <w:p>
+      <w:pPr>
+        <w:spacing w:line="336" w:lineRule="auto" w:after="180"/>
+      </w:pPr>
+      <w:r>
+        <w:rPr>
+          <w:b w:val="0"/>
+        </w:rPr>
+        <w:t>Collect explanations, not only yes/no votes. If a misunderstanding is common, re-model the relevant step for the class.</w:t>
+      </w:r>
+    </w:p>
+    <w:p>
+      <w:pPr>
+        <w:spacing w:line="336" w:lineRule="auto" w:after="180"/>
+      </w:pPr>
+      <w:r>
+        <w:rPr>
+          <w:b w:val="0"/>
+        </w:rPr>
+        <w:t>If it affects a few learners, give a short targeted group explanation while others solve a more demanding variation.</w:t>
+      </w:r>
+    </w:p>
+    <w:p>
+      <w:pPr>
+        <w:pStyle w:val="Heading2"/>
+      </w:pPr>
+      <w:r>
+        <w:t>Pictorial question and changed-case reasoning</w:t>
+      </w:r>
+    </w:p>
+    <w:p>
+      <w:pPr>
+        <w:spacing w:line="336" w:lineRule="auto" w:after="180"/>
+      </w:pPr>
+      <w:r>
+        <w:rPr>
+          <w:b w:val="0"/>
+        </w:rPr>
+        <w:t xml:space="preserve">What should be saved so another group transforms the query identically? Point to the relevant step in the picture, then write the changed result and the rule or </w:t>
+      </w:r>
+      <w:r>
+        <w:rPr>
+          <w:b/>
+        </w:rPr>
+        <w:t>evidence</w:t>
+      </w:r>
+      <w:r>
+        <w:rPr>
+          <w:b w:val="0"/>
+        </w:rPr>
+        <w:t xml:space="preserve"> that supports it.</w:t>
+      </w:r>
+    </w:p>
+    <w:p>
+      <w:pPr>
+        <w:spacing w:line="336" w:lineRule="auto" w:after="180"/>
+      </w:pPr>
+      <w:r>
+        <w:rPr>
+          <w:b w:val="0"/>
+        </w:rPr>
+        <w:t xml:space="preserve">The area definition, cm² units and </w:t>
+      </w:r>
+      <w:r>
+        <w:rPr>
+          <w:b/>
+        </w:rPr>
+        <w:t>training</w:t>
+      </w:r>
+      <w:r>
+        <w:rPr>
+          <w:b w:val="0"/>
+        </w:rPr>
+        <w:t xml:space="preserve"> mean 6; the correct declared centered feature is 2 cm². Changed-case check: Mean becomes26/4=6.5 cm² and query feature1.5 cm²; this changes the fitted </w:t>
+      </w:r>
+      <w:r>
+        <w:rPr>
+          <w:b/>
+        </w:rPr>
+        <w:t>transformation</w:t>
+      </w:r>
+      <w:r>
+        <w:rPr>
+          <w:b w:val="0"/>
+        </w:rPr>
+        <w:t>.</w:t>
+      </w:r>
+    </w:p>
+    <w:p>
+      <w:pPr>
+        <w:spacing w:line="336" w:lineRule="auto" w:after="180"/>
+      </w:pPr>
+      <w:r>
+        <w:rPr>
+          <w:b w:val="0"/>
+        </w:rPr>
+        <w:t xml:space="preserve">A held-out </w:t>
+      </w:r>
+      <w:r>
+        <w:rPr>
+          <w:b/>
+        </w:rPr>
+        <w:t>input</w:t>
+      </w:r>
+      <w:r>
+        <w:rPr>
+          <w:b w:val="0"/>
+        </w:rPr>
+        <w:t xml:space="preserve"> should not silently redefine a </w:t>
+      </w:r>
+      <w:r>
+        <w:rPr>
+          <w:b/>
+        </w:rPr>
+        <w:t>training</w:t>
+      </w:r>
+      <w:r>
+        <w:rPr>
+          <w:b w:val="0"/>
+        </w:rPr>
+        <w:t>-fitted pre</w:t>
+      </w:r>
+      <w:r>
+        <w:rPr>
+          <w:b/>
+        </w:rPr>
+        <w:t>process</w:t>
+      </w:r>
+      <w:r>
+        <w:rPr>
+          <w:b w:val="0"/>
+        </w:rPr>
+        <w:t>ing step.</w:t>
+      </w:r>
+    </w:p>
+    <w:p>
+      <w:pPr>
+        <w:spacing w:line="336" w:lineRule="auto" w:after="180"/>
+      </w:pPr>
+      <w:r>
+        <w:rPr>
+          <w:b w:val="0"/>
+        </w:rPr>
+        <w:t xml:space="preserve">Changed-case reasoning: Mean becomes26/4=6.5 cm² and query feature1.5 cm²; this changes the fitted </w:t>
+      </w:r>
+      <w:r>
+        <w:rPr>
+          <w:b/>
+        </w:rPr>
+        <w:t>transformation</w:t>
+      </w:r>
+      <w:r>
+        <w:rPr>
+          <w:b w:val="0"/>
+        </w:rPr>
+        <w:t xml:space="preserve">. A held-out </w:t>
+      </w:r>
+      <w:r>
+        <w:rPr>
+          <w:b/>
+        </w:rPr>
+        <w:t>input</w:t>
+      </w:r>
+      <w:r>
+        <w:rPr>
+          <w:b w:val="0"/>
+        </w:rPr>
+        <w:t xml:space="preserve"> should not silently redefine a </w:t>
+      </w:r>
+      <w:r>
+        <w:rPr>
+          <w:b/>
+        </w:rPr>
+        <w:t>training</w:t>
+      </w:r>
+      <w:r>
+        <w:rPr>
+          <w:b w:val="0"/>
+        </w:rPr>
+        <w:t>-fitted pre</w:t>
+      </w:r>
+      <w:r>
+        <w:rPr>
+          <w:b/>
+        </w:rPr>
+        <w:t>process</w:t>
+      </w:r>
+      <w:r>
+        <w:rPr>
+          <w:b w:val="0"/>
+        </w:rPr>
+        <w:t>ing step.</w:t>
+      </w:r>
+    </w:p>
+    <w:p>
+      <w:pPr>
+        <w:spacing w:line="336" w:lineRule="auto" w:after="180"/>
+      </w:pPr>
+      <w:r>
+        <w:rPr>
+          <w:b w:val="0"/>
+        </w:rPr>
+        <w:t xml:space="preserve">Collect each learner’s explanation before discussion. Use the first missing connection between </w:t>
+      </w:r>
+      <w:r>
+        <w:rPr>
+          <w:b/>
+        </w:rPr>
+        <w:t>input</w:t>
+      </w:r>
+      <w:r>
+        <w:rPr>
+          <w:b w:val="0"/>
+        </w:rPr>
+        <w:t xml:space="preserve">, deciding step and result to choose support. This question is worked-case practice, not fresh mastery </w:t>
+      </w:r>
+      <w:r>
+        <w:rPr>
+          <w:b/>
+        </w:rPr>
+        <w:t>evidence</w:t>
+      </w:r>
+      <w:r>
+        <w:rPr>
+          <w:b w:val="0"/>
+        </w:rPr>
+        <w:t>.</w:t>
+      </w:r>
+    </w:p>
+    <w:p>
+      <w:pPr>
+        <w:pStyle w:val="Heading2"/>
+      </w:pPr>
+      <w:r>
+        <w:t>Keep each learner explaining</w:t>
+      </w:r>
+    </w:p>
+    <w:p>
+      <w:pPr>
+        <w:spacing w:line="336" w:lineRule="auto" w:after="180"/>
+      </w:pPr>
+      <w:r>
+        <w:rPr>
+          <w:b w:val="0"/>
+        </w:rPr>
+        <w:t>Ask: Which facts are given, and which would we have to assume? Learners mark relevant details before discussing answers.</w:t>
+      </w:r>
+    </w:p>
+    <w:p>
+      <w:pPr>
+        <w:spacing w:line="336" w:lineRule="auto" w:after="180"/>
+      </w:pPr>
+      <w:r>
+        <w:rPr>
+          <w:b w:val="0"/>
+        </w:rPr>
+        <w:t>Say: Predict first. Show the rule, information path or calculation that would produce the result. A correct guess is not yet an explanation.</w:t>
+      </w:r>
+    </w:p>
+    <w:p>
+      <w:pPr>
+        <w:spacing w:line="336" w:lineRule="auto" w:after="180"/>
+      </w:pPr>
+      <w:r>
+        <w:rPr>
+          <w:b w:val="0"/>
+        </w:rPr>
+        <w:t xml:space="preserve">In pairs, one learner solves while the other checks </w:t>
+      </w:r>
+      <w:r>
+        <w:rPr>
+          <w:b/>
+        </w:rPr>
+        <w:t>evidence</w:t>
+      </w:r>
+      <w:r>
+        <w:rPr>
+          <w:b w:val="0"/>
+        </w:rPr>
+        <w:t>; exchange roles. Remove the worked answer before independent assessment.</w:t>
+      </w:r>
+    </w:p>
+    <w:p>
+      <w:pPr>
+        <w:pStyle w:val="Heading2"/>
+      </w:pPr>
+      <w:r>
+        <w:t>Earlier wording, alternatives and picture transcripts · reference / check after trying</w:t>
+      </w:r>
+    </w:p>
+    <w:p>
+      <w:pPr>
+        <w:spacing w:line="336" w:lineRule="auto" w:after="180"/>
+      </w:pPr>
+      <w:r>
+        <w:rPr>
+          <w:b w:val="0"/>
+        </w:rPr>
+        <w:t>Compact alternative: this two-session sequence covers selected core tasks. Use the three-session weekly plan for the full lesson, independent transfer, feedback and project work; allow extra time for extensions.</w:t>
+      </w:r>
+    </w:p>
+    <w:p>
+      <w:pPr>
+        <w:spacing w:line="336" w:lineRule="auto" w:after="180"/>
+      </w:pPr>
+      <w:r>
+        <w:rPr>
+          <w:b w:val="0"/>
+        </w:rPr>
+        <w:t>Demonstrate and guide practice</w:t>
       </w:r>
     </w:p>
     <w:p>
@@ -2469,7 +3332,75 @@
         <w:pStyle w:val="Heading3"/>
       </w:pPr>
       <w:r>
-        <w:t>What this example does not establish</w:t>
+        <w:t>Board sequence</w:t>
+      </w:r>
+    </w:p>
+    <w:p>
+      <w:pPr>
+        <w:spacing w:line="336" w:lineRule="auto" w:after="180"/>
+      </w:pPr>
+      <w:r>
+        <w:rPr>
+          <w:b w:val="0"/>
+        </w:rPr>
+        <w:t>Write the given facts: Features are leaf length and width in cm; add length/width.</w:t>
+      </w:r>
+    </w:p>
+    <w:p>
+      <w:pPr>
+        <w:spacing w:line="336" w:lineRule="auto" w:after="180"/>
+      </w:pPr>
+      <w:r>
+        <w:rPr>
+          <w:b w:val="0"/>
+        </w:rPr>
+        <w:t>Write the question to explain: Compute for8 and2; state boundary checks.</w:t>
+      </w:r>
+    </w:p>
+    <w:p>
+      <w:pPr>
+        <w:spacing w:line="336" w:lineRule="auto" w:after="180"/>
+      </w:pPr>
+      <w:r>
+        <w:rPr>
+          <w:b w:val="0"/>
+        </w:rPr>
+        <w:t xml:space="preserve">Reveal after </w:t>
+      </w:r>
+      <w:r>
+        <w:rPr>
+          <w:b/>
+        </w:rPr>
+        <w:t>prediction</w:t>
+      </w:r>
+      <w:r>
+        <w:rPr>
+          <w:b w:val="0"/>
+        </w:rPr>
+        <w:t xml:space="preserve">s: Ratio=4, unitless with matching units. Guard zero/missing width; fit learned transforms on </w:t>
+      </w:r>
+      <w:r>
+        <w:rPr>
+          <w:b/>
+        </w:rPr>
+        <w:t>training</w:t>
+      </w:r>
+      <w:r>
+        <w:rPr>
+          <w:b w:val="0"/>
+        </w:rPr>
+        <w:t xml:space="preserve"> only.</w:t>
+      </w:r>
+    </w:p>
+    <w:p>
+      <w:pPr>
+        <w:spacing w:line="336" w:lineRule="auto" w:after="180"/>
+      </w:pPr>
+      <w:r>
+        <w:rPr>
+          <w:b w:val="0"/>
+        </w:rPr>
+        <w:t>Use the earlier transfer question as additional practice. Reserve the selected fresh training-area4/8/12and3-by-4query task for the first individual attempt and record support used.</w:t>
       </w:r>
     </w:p>
     <w:p>
@@ -2477,442 +3408,18 @@
         <w:pStyle w:val="Heading3"/>
       </w:pPr>
       <w:r>
-        <w:t>Keep the stated limit</w:t>
+        <w:t>Classroom dialogue</w:t>
       </w:r>
     </w:p>
     <w:p>
       <w:pPr>
         <w:spacing w:line="336" w:lineRule="auto" w:after="180"/>
-        <w:shd w:fill="FFF5E6"/>
-      </w:pPr>
-      <w:r>
-        <w:rPr>
-          <w:b w:val="0"/>
-        </w:rPr>
-        <w:t>Area is a geometric toy feature. Useful predictive relationships need separate evaluation, and real leaves need a suitable measurement definition.</w:t>
-      </w:r>
-    </w:p>
-    <w:p>
-      <w:pPr>
-        <w:pStyle w:val="Heading3"/>
-      </w:pPr>
-      <w:r>
-        <w:t>Change one thing in the pictured case</w:t>
-      </w:r>
-    </w:p>
-    <w:p>
-      <w:pPr>
-        <w:pStyle w:val="Heading3"/>
-      </w:pPr>
-      <w:r>
-        <w:t>Change one thing</w:t>
-      </w:r>
-    </w:p>
-    <w:p>
-      <w:pPr>
-        <w:spacing w:line="336" w:lineRule="auto" w:after="180"/>
-        <w:shd w:fill="F5F1FB"/>
-      </w:pPr>
-      <w:r>
-        <w:rPr>
-          <w:b w:val="0"/>
-        </w:rPr>
-        <w:t>Change: Include the query in the centering mean.</w:t>
-      </w:r>
-    </w:p>
-    <w:p>
-      <w:pPr>
-        <w:pStyle w:val="Heading3"/>
-      </w:pPr>
-      <w:r>
-        <w:t>Predicted result</w:t>
-      </w:r>
-    </w:p>
-    <w:p>
-      <w:pPr>
-        <w:spacing w:line="336" w:lineRule="auto" w:after="180"/>
-        <w:shd w:fill="F1F6FC"/>
-      </w:pPr>
-      <w:r>
-        <w:rPr>
-          <w:b/>
-        </w:rPr>
-        <w:t>Prediction</w:t>
-      </w:r>
-      <w:r>
-        <w:rPr>
-          <w:b w:val="0"/>
-        </w:rPr>
-        <w:t xml:space="preserve">: Mean becomes26/4=6.5 cm² and query feature1.5 cm²; this changes the fitted </w:t>
-      </w:r>
-      <w:r>
-        <w:rPr>
-          <w:b/>
-        </w:rPr>
-        <w:t>transformation</w:t>
-      </w:r>
-      <w:r>
-        <w:rPr>
-          <w:b w:val="0"/>
-        </w:rPr>
-        <w:t>.</w:t>
-      </w:r>
-    </w:p>
-    <w:p>
-      <w:pPr>
-        <w:pStyle w:val="Heading3"/>
-      </w:pPr>
-      <w:r>
-        <w:t>Why the result follows</w:t>
-      </w:r>
-    </w:p>
-    <w:p>
-      <w:pPr>
-        <w:spacing w:line="336" w:lineRule="auto" w:after="180"/>
-        <w:shd w:fill="F1F6FC"/>
-      </w:pPr>
-      <w:r>
-        <w:rPr>
-          <w:b w:val="0"/>
-        </w:rPr>
-        <w:t xml:space="preserve">Reason: A held-out </w:t>
-      </w:r>
-      <w:r>
-        <w:rPr>
-          <w:b/>
-        </w:rPr>
-        <w:t>input</w:t>
-      </w:r>
-      <w:r>
-        <w:rPr>
-          <w:b w:val="0"/>
-        </w:rPr>
-        <w:t xml:space="preserve"> should not silently redefine a </w:t>
-      </w:r>
-      <w:r>
-        <w:rPr>
-          <w:b/>
-        </w:rPr>
-        <w:t>training</w:t>
-      </w:r>
-      <w:r>
-        <w:rPr>
-          <w:b w:val="0"/>
-        </w:rPr>
-        <w:t>-fitted pre</w:t>
-      </w:r>
-      <w:r>
-        <w:rPr>
-          <w:b/>
-        </w:rPr>
-        <w:t>process</w:t>
-      </w:r>
-      <w:r>
-        <w:rPr>
-          <w:b w:val="0"/>
-        </w:rPr>
-        <w:t>ing step.</w:t>
-      </w:r>
-    </w:p>
-    <w:p>
-      <w:pPr>
-        <w:pStyle w:val="Heading3"/>
-      </w:pPr>
-      <w:r>
-        <w:t>Ask while showing the picture</w:t>
-      </w:r>
-    </w:p>
-    <w:p>
-      <w:pPr>
-        <w:pStyle w:val="Heading3"/>
-      </w:pPr>
-      <w:r>
-        <w:t>Ask while showing the picture · 4</w:t>
-      </w:r>
-    </w:p>
-    <w:p>
-      <w:pPr>
-        <w:spacing w:line="336" w:lineRule="auto" w:after="180"/>
-      </w:pPr>
-      <w:r>
-        <w:rPr>
-          <w:b w:val="0"/>
-        </w:rPr>
-        <w:t xml:space="preserve">Cover the result. Ask learners to name the </w:t>
-      </w:r>
-      <w:r>
-        <w:rPr>
-          <w:b/>
-        </w:rPr>
-        <w:t>input</w:t>
-      </w:r>
-      <w:r>
-        <w:rPr>
-          <w:b w:val="0"/>
-        </w:rPr>
-        <w:t xml:space="preserve">s and predict the next step. Uncover one step, connect the icon to the actual procedure, and explain its </w:t>
-      </w:r>
-      <w:r>
-        <w:rPr>
-          <w:b/>
-        </w:rPr>
-        <w:t>evidence</w:t>
-      </w:r>
-      <w:r>
-        <w:rPr>
-          <w:b w:val="0"/>
-        </w:rPr>
-        <w:t>. Then change the supplied condition and compare.</w:t>
-      </w:r>
-    </w:p>
-    <w:p>
-      <w:pPr>
-        <w:spacing w:line="336" w:lineRule="auto" w:after="180"/>
-      </w:pPr>
-      <w:r>
-        <w:rPr>
-          <w:b w:val="0"/>
-        </w:rPr>
-        <w:t>The picture is a representation; it does not document execution of a real AI model.</w:t>
-      </w:r>
-    </w:p>
-    <w:p>
-      <w:pPr>
-        <w:pStyle w:val="Heading1"/>
-      </w:pPr>
-      <w:r>
-        <w:t>03. Demonstrate and guide practice</w:t>
-      </w:r>
-    </w:p>
-    <w:p>
-      <w:r>
-        <w:t>Demonstrate Feature Engineering, reduce support deliberately and check individual reasoning before discussing answers.</w:t>
-      </w:r>
-    </w:p>
-    <w:p>
-      <w:pPr>
-        <w:pStyle w:val="Heading3"/>
-      </w:pPr>
-      <w:r>
-        <w:t>Choose the pacing route</w:t>
-      </w:r>
-    </w:p>
-    <w:p>
-      <w:pPr>
-        <w:spacing w:line="336" w:lineRule="auto" w:after="180"/>
-        <w:shd w:fill="F1F6F8"/>
-      </w:pPr>
-      <w:r>
-        <w:rPr>
-          <w:b w:val="0"/>
-        </w:rPr>
-        <w:t>Compact alternative: this two-session sequence covers selected core tasks. Use the three-session weekly plan for the full lesson, independent transfer, feedback and project work; allow extra time for extensions.</w:t>
-      </w:r>
-    </w:p>
-    <w:p>
-      <w:pPr>
-        <w:pStyle w:val="Heading3"/>
-      </w:pPr>
-      <w:r>
-        <w:t>Board sequence</w:t>
-      </w:r>
-    </w:p>
-    <w:p>
-      <w:pPr>
-        <w:pStyle w:val="Heading3"/>
-      </w:pPr>
-      <w:r>
-        <w:t>1. Put the facts on the board</w:t>
-      </w:r>
-    </w:p>
-    <w:p>
-      <w:pPr>
-        <w:spacing w:line="336" w:lineRule="auto" w:after="180"/>
-        <w:shd w:fill="F4F9FC"/>
-      </w:pPr>
-      <w:r>
-        <w:rPr>
-          <w:b w:val="0"/>
-        </w:rPr>
-        <w:t>Write the given facts: Features are leaf length and width in cm; add length/width.</w:t>
-      </w:r>
-    </w:p>
-    <w:p>
-      <w:pPr>
-        <w:pStyle w:val="Heading3"/>
-      </w:pPr>
-      <w:r>
-        <w:t>2. State the decision to explain</w:t>
-      </w:r>
-    </w:p>
-    <w:p>
-      <w:pPr>
-        <w:spacing w:line="336" w:lineRule="auto" w:after="180"/>
-        <w:shd w:fill="F4F9FC"/>
-      </w:pPr>
-      <w:r>
-        <w:rPr>
-          <w:b w:val="0"/>
-        </w:rPr>
-        <w:t>Write the question to explain: Compute for8 and2; state boundary checks.</w:t>
-      </w:r>
-    </w:p>
-    <w:p>
-      <w:pPr>
-        <w:pStyle w:val="Heading3"/>
-      </w:pPr>
-      <w:r>
-        <w:t>3. Reveal the worked reasoning</w:t>
-      </w:r>
-    </w:p>
-    <w:p>
-      <w:pPr>
-        <w:spacing w:line="336" w:lineRule="auto" w:after="180"/>
-        <w:shd w:fill="F1F6FC"/>
-      </w:pPr>
-      <w:r>
-        <w:rPr>
-          <w:b w:val="0"/>
-        </w:rPr>
-        <w:t xml:space="preserve">Reveal after </w:t>
-      </w:r>
-      <w:r>
-        <w:rPr>
-          <w:b/>
-        </w:rPr>
-        <w:t>prediction</w:t>
-      </w:r>
-      <w:r>
-        <w:rPr>
-          <w:b w:val="0"/>
-        </w:rPr>
-        <w:t xml:space="preserve">s: Ratio=4, unitless with matching units. Guard zero/missing width; fit learned transforms on </w:t>
-      </w:r>
-      <w:r>
-        <w:rPr>
-          <w:b/>
-        </w:rPr>
-        <w:t>training</w:t>
-      </w:r>
-      <w:r>
-        <w:rPr>
-          <w:b w:val="0"/>
-        </w:rPr>
-        <w:t xml:space="preserve"> only.</w:t>
-      </w:r>
-    </w:p>
-    <w:p>
-      <w:pPr>
-        <w:pStyle w:val="Heading3"/>
-      </w:pPr>
-      <w:r>
-        <w:t>Hold back the independent task</w:t>
-      </w:r>
-    </w:p>
-    <w:p>
-      <w:pPr>
-        <w:spacing w:line="336" w:lineRule="auto" w:after="180"/>
-        <w:shd w:fill="F5F1FB"/>
-      </w:pPr>
-      <w:r>
-        <w:rPr>
-          <w:b w:val="0"/>
-        </w:rPr>
-        <w:t>Keep for an independent attempt: A feature is leaf_length divided by leaf_width. A row has width zero. What should the pre</w:t>
-      </w:r>
-      <w:r>
-        <w:rPr>
-          <w:b/>
-        </w:rPr>
-        <w:t>process</w:t>
-      </w:r>
-      <w:r>
-        <w:rPr>
-          <w:b w:val="0"/>
-        </w:rPr>
-        <w:t>ing rule do before division?</w:t>
-      </w:r>
-    </w:p>
-    <w:p>
-      <w:pPr>
-        <w:pStyle w:val="Heading3"/>
-      </w:pPr>
-      <w:r>
-        <w:t>Classroom dialogue</w:t>
-      </w:r>
-    </w:p>
-    <w:p>
-      <w:pPr>
-        <w:pStyle w:val="Heading3"/>
-      </w:pPr>
-      <w:r>
-        <w:t>Ask the class</w:t>
-      </w:r>
-    </w:p>
-    <w:p>
-      <w:pPr>
-        <w:spacing w:line="336" w:lineRule="auto" w:after="180"/>
-        <w:shd w:fill="F5F1FB"/>
-      </w:pPr>
-      <w:r>
-        <w:rPr>
-          <w:b w:val="0"/>
-        </w:rPr>
-        <w:t>Ask: Which facts are given, and which would we have to assume? Learners mark relevant details before discussing answers.</w:t>
-      </w:r>
-    </w:p>
-    <w:p>
-      <w:pPr>
-        <w:pStyle w:val="Heading3"/>
-      </w:pPr>
-      <w:r>
-        <w:t>Language to model</w:t>
-      </w:r>
-    </w:p>
-    <w:p>
-      <w:pPr>
-        <w:spacing w:line="336" w:lineRule="auto" w:after="180"/>
-        <w:shd w:fill="F1F6F8"/>
-      </w:pPr>
-      <w:r>
-        <w:rPr>
-          <w:b w:val="0"/>
-        </w:rPr>
-        <w:t>Say: Predict first. Show the rule, information path or calculation that would produce the result. A correct guess is not yet an explanation.</w:t>
-      </w:r>
-    </w:p>
-    <w:p>
-      <w:pPr>
-        <w:spacing w:line="336" w:lineRule="auto" w:after="180"/>
       </w:pPr>
       <w:r>
         <w:rPr>
           <w:b w:val="0"/>
         </w:rPr>
         <w:t>Reveal reasoning one step at a time. Explain why a tempting alternative fails. Write units and denominators for arithmetic, trace conditions for decisions, and identify supporting sources for claims.</w:t>
-      </w:r>
-    </w:p>
-    <w:p>
-      <w:pPr>
-        <w:spacing w:line="336" w:lineRule="auto" w:after="180"/>
-      </w:pPr>
-      <w:r>
-        <w:rPr>
-          <w:b w:val="0"/>
-        </w:rPr>
-        <w:t xml:space="preserve">In pairs, one learner solves while the other checks </w:t>
-      </w:r>
-      <w:r>
-        <w:rPr>
-          <w:b/>
-        </w:rPr>
-        <w:t>evidence</w:t>
-      </w:r>
-      <w:r>
-        <w:rPr>
-          <w:b w:val="0"/>
-        </w:rPr>
-        <w:t>; exchange roles. Remove the worked answer before independent assessment.</w:t>
       </w:r>
     </w:p>
     <w:p>
@@ -3446,51 +3953,79 @@
         <w:pStyle w:val="Heading3"/>
       </w:pPr>
       <w:r>
-        <w:t>Completion practice</w:t>
+        <w:t>Individual reasoning check</w:t>
+      </w:r>
+    </w:p>
+    <w:p>
+      <w:pPr>
+        <w:pStyle w:val="Heading3"/>
+      </w:pPr>
+      <w:r>
+        <w:t>Pictorial practice question</w:t>
+      </w:r>
+    </w:p>
+    <w:p>
+      <w:pPr>
+        <w:pStyle w:val="Heading3"/>
+      </w:pPr>
+      <w:r>
+        <w:t>Reasoned teacher answer</w:t>
+      </w:r>
+    </w:p>
+    <w:p>
+      <w:pPr>
+        <w:pStyle w:val="Heading2"/>
+      </w:pPr>
+      <w:r>
+        <w:t>Extension teaching cycles · reference / check after trying</w:t>
+      </w:r>
+    </w:p>
+    <w:p>
+      <w:pPr>
+        <w:pStyle w:val="Heading3"/>
+      </w:pPr>
+      <w:r>
+        <w:t>Connected teaching cycle: Relationships and confounding</w:t>
       </w:r>
     </w:p>
     <w:p>
       <w:pPr>
         <w:spacing w:line="336" w:lineRule="auto" w:after="180"/>
-        <w:shd w:fill="F5F1FB"/>
-      </w:pPr>
-      <w:r>
-        <w:rPr>
-          <w:b w:val="0"/>
-        </w:rPr>
-        <w:t xml:space="preserve">Completion task: Center the validation area using the frozen </w:t>
+      </w:pPr>
+      <w:r>
+        <w:rPr>
+          <w:b w:val="0"/>
+        </w:rPr>
+        <w:t xml:space="preserve">Target: Describe </w:t>
       </w:r>
       <w:r>
         <w:rPr>
           <w:b/>
         </w:rPr>
-        <w:t>training</w:t>
-      </w:r>
-      <w:r>
-        <w:rPr>
-          <w:b w:val="0"/>
-        </w:rPr>
-        <w:t xml:space="preserve"> mean.</w:t>
-      </w:r>
-    </w:p>
-    <w:p>
-      <w:pPr>
-        <w:pStyle w:val="Heading3"/>
-      </w:pPr>
-      <w:r>
-        <w:t>Reasoning to listen for</w:t>
+        <w:t>association</w:t>
+      </w:r>
+      <w:r>
+        <w:rPr>
+          <w:b w:val="0"/>
+        </w:rPr>
+        <w:t xml:space="preserve">s without claiming </w:t>
+      </w:r>
+      <w:r>
+        <w:rPr>
+          <w:b/>
+        </w:rPr>
+        <w:t>cause</w:t>
       </w:r>
     </w:p>
     <w:p>
       <w:pPr>
         <w:spacing w:line="336" w:lineRule="auto" w:after="180"/>
-        <w:shd w:fill="F1F6FC"/>
-      </w:pPr>
-      <w:r>
-        <w:rPr>
-          <w:b w:val="0"/>
-        </w:rPr>
-        <w:t>Teacher check: Teacher explanation: Area 10; centered 10-20/3=10/3 square cm. Validation does not change the fitted mean.</w:t>
+      </w:pPr>
+      <w:r>
+        <w:rPr>
+          <w:b w:val="0"/>
+        </w:rPr>
+        <w:t>Reserve further sessions for this topic; the 135-minute primary plan does not absorb all added content.</w:t>
       </w:r>
     </w:p>
     <w:p>
@@ -3501,19 +4036,52 @@
         <w:rPr>
           <w:b w:val="0"/>
         </w:rPr>
-        <w:t xml:space="preserve">Start by identifying the given </w:t>
+        <w:t>Completion practice: Explain how prior experience could relate to both practice time and score.</w:t>
+      </w:r>
+    </w:p>
+    <w:p>
+      <w:pPr>
+        <w:spacing w:line="336" w:lineRule="auto" w:after="180"/>
+      </w:pPr>
+      <w:r>
+        <w:rPr>
+          <w:b w:val="0"/>
+        </w:rPr>
+        <w:t>Teacher check: Experienced learners may choose different practice amounts and also score higher even without additional practice.</w:t>
+      </w:r>
+    </w:p>
+    <w:p>
+      <w:pPr>
+        <w:spacing w:line="336" w:lineRule="auto" w:after="180"/>
+      </w:pPr>
+      <w:r>
+        <w:rPr>
+          <w:b w:val="0"/>
+        </w:rPr>
+        <w:t>Individual check: For Relationships and confounding, use its worked case to evaluate this proposed explanation: “A successful run proves the conclusion”. Explain the deciding step.</w:t>
+      </w:r>
+    </w:p>
+    <w:p>
+      <w:pPr>
+        <w:spacing w:line="336" w:lineRule="auto" w:after="180"/>
+      </w:pPr>
+      <w:r>
+        <w:rPr>
+          <w:b w:val="0"/>
+        </w:rPr>
+        <w:t xml:space="preserve">Expected correction: A fairer </w:t>
       </w:r>
       <w:r>
         <w:rPr>
           <w:b/>
         </w:rPr>
-        <w:t>input</w:t>
-      </w:r>
-      <w:r>
-        <w:rPr>
-          <w:b w:val="0"/>
-        </w:rPr>
-        <w:t>s together. Leave the intermediate steps blank. If needed, model one step, then withdraw that help on the next step. Move to a full trace only when the partial trace is understood.</w:t>
+        <w:t>comparison</w:t>
+      </w:r>
+      <w:r>
+        <w:rPr>
+          <w:b w:val="0"/>
+        </w:rPr>
+        <w:t xml:space="preserve"> could offer the same task, instructions and assessment and randomly assign fictional groups to practice conditions.</w:t>
       </w:r>
     </w:p>
     <w:p>
@@ -3524,15 +4092,7 @@
         <w:rPr>
           <w:b w:val="0"/>
         </w:rPr>
-        <w:t>For partners, alternate explainer and checker; collect a response from every learner before discussion.</w:t>
-      </w:r>
-    </w:p>
-    <w:p>
-      <w:pPr>
-        <w:pStyle w:val="Heading3"/>
-      </w:pPr>
-      <w:r>
-        <w:t>Individual reasoning check</w:t>
+        <w:t>In real classrooms, a teacher must approve any activity and protect equal learning opportunities; this lesson uses a paper plan.</w:t>
       </w:r>
     </w:p>
     <w:p>
@@ -3543,51 +4103,39 @@
         <w:rPr>
           <w:b w:val="0"/>
         </w:rPr>
-        <w:t xml:space="preserve">Use the worked case for </w:t>
-      </w:r>
-      <w:r>
-        <w:rPr>
-          <w:b/>
-        </w:rPr>
-        <w:t>Feature engineering</w:t>
-      </w:r>
-      <w:r>
-        <w:rPr>
-          <w:b w:val="0"/>
-        </w:rPr>
-        <w:t>. Proposed explanation: “A final answer is enough”. Decide whether this explanation is supported. Point to the step or supplied fact that decides; explain your repair if needed.</w:t>
-      </w:r>
-    </w:p>
-    <w:p>
-      <w:pPr>
-        <w:pStyle w:val="Heading3"/>
-      </w:pPr>
-      <w:r>
-        <w:t>Expected repair</w:t>
+        <w:t>Apply the same support, independent transfer and delayed-review decisions to the named connected-topic workbook tasks.</w:t>
+      </w:r>
+    </w:p>
+    <w:p>
+      <w:pPr>
+        <w:pStyle w:val="Heading1"/>
+      </w:pPr>
+      <w:r>
+        <w:t>04. Run the complete supplied investigation</w:t>
+      </w:r>
+    </w:p>
+    <w:p>
+      <w:r>
+        <w:t>Keep predictions, observed or supplied outcomes and unmeasured cases separate.</w:t>
+      </w:r>
+    </w:p>
+    <w:p>
+      <w:pPr>
+        <w:pStyle w:val="Heading2"/>
+      </w:pPr>
+      <w:r>
+        <w:t>Supplied inputs and checked guidance</w:t>
       </w:r>
     </w:p>
     <w:p>
       <w:pPr>
         <w:spacing w:line="336" w:lineRule="auto" w:after="180"/>
-        <w:shd w:fill="F1F6FC"/>
-      </w:pPr>
-      <w:r>
-        <w:rPr>
-          <w:b w:val="0"/>
-        </w:rPr>
-        <w:t xml:space="preserve">Expected correction: Ask for the relevant counts, units, procedure or saved record. For this week: Areas 6, 8, 6 square cm; </w:t>
-      </w:r>
-      <w:r>
-        <w:rPr>
-          <w:b/>
-        </w:rPr>
-        <w:t>training</w:t>
-      </w:r>
-      <w:r>
-        <w:rPr>
-          <w:b w:val="0"/>
-        </w:rPr>
-        <w:t xml:space="preserve"> mean 20/3 square cm.</w:t>
+      </w:pPr>
+      <w:r>
+        <w:rPr>
+          <w:b w:val="0"/>
+        </w:rPr>
+        <w:t>Main area/centering, unit and missing policies as supplied; ratio numerator/denominator must be named explicitly. Source feature utility fixtureboth 3/4 differenterrors, not an executed training pipeline. Optional association hours 1/2/3, scores 4/6/8 doesnotprovepracticecausedgain; prior experience may confound. Independent trainingmean 8cm², queryarea 12cm², centered 4cm²; train-only fit andsquareunits required.</w:t>
       </w:r>
     </w:p>
     <w:p>
@@ -3598,528 +4146,63 @@
         <w:rPr>
           <w:b w:val="0"/>
         </w:rPr>
-        <w:t>Collect explanations, not only yes/no votes. If a misunderstanding is common, re-model the relevant step for the class.</w:t>
-      </w:r>
-    </w:p>
-    <w:p>
-      <w:pPr>
-        <w:spacing w:line="336" w:lineRule="auto" w:after="180"/>
-      </w:pPr>
-      <w:r>
-        <w:rPr>
-          <w:b w:val="0"/>
-        </w:rPr>
-        <w:t>If it affects a few learners, give a short targeted group explanation while others solve a more demanding variation.</w:t>
-      </w:r>
-    </w:p>
-    <w:p>
-      <w:pPr>
-        <w:pStyle w:val="Heading3"/>
-      </w:pPr>
-      <w:r>
-        <w:t>Connected teaching cycle: Relationships and confounding</w:t>
-      </w:r>
-    </w:p>
-    <w:p>
-      <w:pPr>
-        <w:spacing w:line="336" w:lineRule="auto" w:after="180"/>
-      </w:pPr>
-      <w:r>
-        <w:rPr>
-          <w:b w:val="0"/>
-        </w:rPr>
-        <w:t xml:space="preserve">Target: Describe </w:t>
-      </w:r>
-      <w:r>
-        <w:rPr>
-          <w:b/>
-        </w:rPr>
-        <w:t>association</w:t>
-      </w:r>
-      <w:r>
-        <w:rPr>
-          <w:b w:val="0"/>
-        </w:rPr>
-        <w:t xml:space="preserve">s without claiming </w:t>
-      </w:r>
-      <w:r>
-        <w:rPr>
-          <w:b/>
-        </w:rPr>
-        <w:t>cause</w:t>
-      </w:r>
-    </w:p>
-    <w:p>
-      <w:pPr>
-        <w:spacing w:line="336" w:lineRule="auto" w:after="180"/>
-      </w:pPr>
-      <w:r>
-        <w:rPr>
-          <w:b w:val="0"/>
-        </w:rPr>
-        <w:t>Reserve further sessions for this topic; the 135-minute primary plan does not absorb all added content.</w:t>
-      </w:r>
-    </w:p>
-    <w:p>
-      <w:pPr>
-        <w:spacing w:line="336" w:lineRule="auto" w:after="180"/>
-      </w:pPr>
-      <w:r>
-        <w:rPr>
-          <w:b w:val="0"/>
-        </w:rPr>
-        <w:t>Completion practice: Explain how prior experience could relate to both practice time and score.</w:t>
-      </w:r>
-    </w:p>
-    <w:p>
-      <w:pPr>
-        <w:pStyle w:val="Heading3"/>
-      </w:pPr>
-      <w:r>
-        <w:t>Reasoning to listen for</w:t>
-      </w:r>
-    </w:p>
-    <w:p>
-      <w:pPr>
-        <w:spacing w:line="336" w:lineRule="auto" w:after="180"/>
-        <w:shd w:fill="F1F6FC"/>
-      </w:pPr>
-      <w:r>
-        <w:rPr>
-          <w:b w:val="0"/>
-        </w:rPr>
-        <w:t>Teacher check: Experienced learners may choose different practice amounts and also score higher even without additional practice.</w:t>
-      </w:r>
-    </w:p>
-    <w:p>
-      <w:pPr>
-        <w:spacing w:line="336" w:lineRule="auto" w:after="180"/>
-      </w:pPr>
-      <w:r>
-        <w:rPr>
-          <w:b w:val="0"/>
-        </w:rPr>
-        <w:t>Individual check: For Relationships and confounding, use its worked case to evaluate this proposed explanation: “A successful run proves the conclusion”. Explain the deciding step.</w:t>
-      </w:r>
-    </w:p>
-    <w:p>
-      <w:pPr>
-        <w:pStyle w:val="Heading3"/>
-      </w:pPr>
-      <w:r>
-        <w:t>Expected repair</w:t>
-      </w:r>
-    </w:p>
-    <w:p>
-      <w:pPr>
-        <w:spacing w:line="336" w:lineRule="auto" w:after="180"/>
-        <w:shd w:fill="F1F6FC"/>
-      </w:pPr>
-      <w:r>
-        <w:rPr>
-          <w:b w:val="0"/>
-        </w:rPr>
-        <w:t xml:space="preserve">Expected correction: A fairer </w:t>
-      </w:r>
-      <w:r>
-        <w:rPr>
-          <w:b/>
-        </w:rPr>
-        <w:t>comparison</w:t>
-      </w:r>
-      <w:r>
-        <w:rPr>
-          <w:b w:val="0"/>
-        </w:rPr>
-        <w:t xml:space="preserve"> could offer the same task, instructions and assessment and randomly assign fictional groups to practice conditions.</w:t>
-      </w:r>
-    </w:p>
-    <w:p>
-      <w:pPr>
-        <w:spacing w:line="336" w:lineRule="auto" w:after="180"/>
-        <w:shd w:fill="F1F6FC"/>
-      </w:pPr>
-      <w:r>
-        <w:rPr>
-          <w:b w:val="0"/>
-        </w:rPr>
-        <w:t>In real classrooms, a teacher must approve any activity and protect equal learning opportunities; this lesson uses a paper plan.</w:t>
-      </w:r>
-    </w:p>
-    <w:p>
-      <w:pPr>
-        <w:spacing w:line="336" w:lineRule="auto" w:after="180"/>
-      </w:pPr>
-      <w:r>
-        <w:rPr>
-          <w:b w:val="0"/>
-        </w:rPr>
-        <w:t>Apply the same support, independent transfer and delayed-review decisions to the named connected-topic workbook tasks.</w:t>
-      </w:r>
-    </w:p>
-    <w:p>
-      <w:pPr>
-        <w:pStyle w:val="Heading3"/>
-      </w:pPr>
-      <w:r>
-        <w:t>Pictorial practice question</w:t>
-      </w:r>
-    </w:p>
-    <w:p>
-      <w:pPr>
-        <w:spacing w:line="336" w:lineRule="auto" w:after="180"/>
-      </w:pPr>
-      <w:r>
-        <w:rPr>
-          <w:b w:val="0"/>
-        </w:rPr>
-        <w:t xml:space="preserve">What should be saved so another group transforms the query identically? Point to the relevant step in the picture, then write the changed result and the rule or </w:t>
-      </w:r>
-      <w:r>
-        <w:rPr>
-          <w:b/>
-        </w:rPr>
-        <w:t>evidence</w:t>
-      </w:r>
-      <w:r>
-        <w:rPr>
-          <w:b w:val="0"/>
-        </w:rPr>
-        <w:t xml:space="preserve"> that supports it.</w:t>
-      </w:r>
-    </w:p>
-    <w:p>
-      <w:pPr>
-        <w:pStyle w:val="Heading3"/>
-      </w:pPr>
-      <w:r>
-        <w:t>Reasoned teacher answer</w:t>
-      </w:r>
-    </w:p>
-    <w:p>
-      <w:pPr>
-        <w:spacing w:line="336" w:lineRule="auto" w:after="180"/>
-      </w:pPr>
-      <w:r>
-        <w:rPr>
-          <w:b w:val="0"/>
-        </w:rPr>
-        <w:t xml:space="preserve">The area definition, cm² units and </w:t>
-      </w:r>
-      <w:r>
-        <w:rPr>
-          <w:b/>
-        </w:rPr>
-        <w:t>training</w:t>
-      </w:r>
-      <w:r>
-        <w:rPr>
-          <w:b w:val="0"/>
-        </w:rPr>
-        <w:t xml:space="preserve"> mean 6; the correct declared centered feature is 2 cm². Changed-case check: Mean becomes26/4=6.5 cm² and query feature1.5 cm²; this changes the fitted </w:t>
-      </w:r>
-      <w:r>
-        <w:rPr>
-          <w:b/>
-        </w:rPr>
-        <w:t>transformation</w:t>
-      </w:r>
-      <w:r>
-        <w:rPr>
-          <w:b w:val="0"/>
-        </w:rPr>
-        <w:t>.</w:t>
-      </w:r>
-    </w:p>
-    <w:p>
-      <w:pPr>
-        <w:spacing w:line="336" w:lineRule="auto" w:after="180"/>
-      </w:pPr>
-      <w:r>
-        <w:rPr>
-          <w:b w:val="0"/>
-        </w:rPr>
-        <w:t xml:space="preserve">A held-out </w:t>
-      </w:r>
-      <w:r>
-        <w:rPr>
-          <w:b/>
-        </w:rPr>
-        <w:t>input</w:t>
-      </w:r>
-      <w:r>
-        <w:rPr>
-          <w:b w:val="0"/>
-        </w:rPr>
-        <w:t xml:space="preserve"> should not silently redefine a </w:t>
-      </w:r>
-      <w:r>
-        <w:rPr>
-          <w:b/>
-        </w:rPr>
-        <w:t>training</w:t>
-      </w:r>
-      <w:r>
-        <w:rPr>
-          <w:b w:val="0"/>
-        </w:rPr>
-        <w:t>-fitted pre</w:t>
-      </w:r>
-      <w:r>
-        <w:rPr>
-          <w:b/>
-        </w:rPr>
-        <w:t>process</w:t>
-      </w:r>
-      <w:r>
-        <w:rPr>
-          <w:b w:val="0"/>
-        </w:rPr>
-        <w:t>ing step.</w:t>
-      </w:r>
-    </w:p>
-    <w:p>
-      <w:pPr>
-        <w:spacing w:line="336" w:lineRule="auto" w:after="180"/>
-      </w:pPr>
-      <w:r>
-        <w:rPr>
-          <w:b w:val="0"/>
-        </w:rPr>
-        <w:t xml:space="preserve">Changed-case reasoning: Mean becomes26/4=6.5 cm² and query feature1.5 cm²; this changes the fitted </w:t>
-      </w:r>
-      <w:r>
-        <w:rPr>
-          <w:b/>
-        </w:rPr>
-        <w:t>transformation</w:t>
-      </w:r>
-      <w:r>
-        <w:rPr>
-          <w:b w:val="0"/>
-        </w:rPr>
-        <w:t xml:space="preserve">. A held-out </w:t>
-      </w:r>
-      <w:r>
-        <w:rPr>
-          <w:b/>
-        </w:rPr>
-        <w:t>input</w:t>
-      </w:r>
-      <w:r>
-        <w:rPr>
-          <w:b w:val="0"/>
-        </w:rPr>
-        <w:t xml:space="preserve"> should not silently redefine a </w:t>
-      </w:r>
-      <w:r>
-        <w:rPr>
-          <w:b/>
-        </w:rPr>
-        <w:t>training</w:t>
-      </w:r>
-      <w:r>
-        <w:rPr>
-          <w:b w:val="0"/>
-        </w:rPr>
-        <w:t>-fitted pre</w:t>
-      </w:r>
-      <w:r>
-        <w:rPr>
-          <w:b/>
-        </w:rPr>
-        <w:t>process</w:t>
-      </w:r>
-      <w:r>
-        <w:rPr>
-          <w:b w:val="0"/>
-        </w:rPr>
-        <w:t>ing step.</w:t>
-      </w:r>
-    </w:p>
-    <w:p>
-      <w:pPr>
-        <w:spacing w:line="336" w:lineRule="auto" w:after="180"/>
-      </w:pPr>
-      <w:r>
-        <w:rPr>
-          <w:b w:val="0"/>
-        </w:rPr>
-        <w:t xml:space="preserve">Collect each learner’s explanation before discussion. Use the first missing connection between </w:t>
-      </w:r>
-      <w:r>
-        <w:rPr>
-          <w:b/>
-        </w:rPr>
-        <w:t>input</w:t>
-      </w:r>
-      <w:r>
-        <w:rPr>
-          <w:b w:val="0"/>
-        </w:rPr>
-        <w:t xml:space="preserve">, deciding step and result to choose support. This question is worked-case practice, not fresh mastery </w:t>
-      </w:r>
-      <w:r>
-        <w:rPr>
-          <w:b/>
-        </w:rPr>
-        <w:t>evidence</w:t>
-      </w:r>
-      <w:r>
-        <w:rPr>
-          <w:b w:val="0"/>
-        </w:rPr>
-        <w:t>.</w:t>
-      </w:r>
-    </w:p>
-    <w:p>
-      <w:pPr>
-        <w:pStyle w:val="Heading1"/>
-      </w:pPr>
-      <w:r>
-        <w:t>04. Run the weekly evidence lab</w:t>
-      </w:r>
-    </w:p>
-    <w:p>
-      <w:r>
-        <w:t>Run the Feature Engineering investigation and use the first unsupported step to choose a teaching response.</w:t>
-      </w:r>
-    </w:p>
-    <w:p>
-      <w:pPr>
-        <w:spacing w:line="336" w:lineRule="auto" w:after="180"/>
-      </w:pPr>
-      <w:r>
-        <w:rPr>
-          <w:b w:val="0"/>
-        </w:rPr>
-        <w:t>Keep the test conditions fixed, record every result, and change only one planned factor.</w:t>
-      </w:r>
-    </w:p>
-    <w:p>
-      <w:pPr>
-        <w:spacing w:line="336" w:lineRule="auto" w:after="180"/>
-        <w:shd w:fill="F4F9FC"/>
-      </w:pPr>
-      <w:r>
-        <w:rPr>
-          <w:b w:val="0"/>
-        </w:rPr>
-        <w:t xml:space="preserve">1. Write the hypothesis and expected </w:t>
-      </w:r>
-      <w:r>
-        <w:rPr>
-          <w:b/>
-        </w:rPr>
-        <w:t>evidence</w:t>
-      </w:r>
-      <w:r>
-        <w:rPr>
-          <w:b w:val="0"/>
-        </w:rPr>
-        <w:t xml:space="preserve"> before running.</w:t>
-      </w:r>
-    </w:p>
-    <w:p>
-      <w:pPr>
-        <w:spacing w:line="336" w:lineRule="auto" w:after="180"/>
-        <w:shd w:fill="F4F9FC"/>
-      </w:pPr>
-      <w:r>
-        <w:rPr>
-          <w:b w:val="0"/>
-        </w:rPr>
-        <w:t xml:space="preserve">2. Feature Workshop: design two </w:t>
-      </w:r>
-      <w:r>
-        <w:rPr>
-          <w:b/>
-        </w:rPr>
-        <w:t>transformation</w:t>
-      </w:r>
-      <w:r>
-        <w:rPr>
-          <w:b w:val="0"/>
-        </w:rPr>
-        <w:t xml:space="preserve">s, compute examples, audit </w:t>
-      </w:r>
-      <w:r>
-        <w:rPr>
-          <w:b/>
-        </w:rPr>
-        <w:t>leakage</w:t>
-      </w:r>
-      <w:r>
-        <w:rPr>
-          <w:b w:val="0"/>
-        </w:rPr>
-        <w:t>, and compare one controlled validation result.</w:t>
-      </w:r>
-    </w:p>
-    <w:p>
-      <w:pPr>
-        <w:spacing w:line="336" w:lineRule="auto" w:after="180"/>
-        <w:shd w:fill="F4F9FC"/>
-      </w:pPr>
-      <w:r>
-        <w:rPr>
-          <w:b w:val="0"/>
-        </w:rPr>
+        <w:t>No model outcome supplied for that arithmetic.</w:t>
+      </w:r>
+    </w:p>
+    <w:p>
+      <w:pPr>
+        <w:pStyle w:val="Heading2"/>
+      </w:pPr>
+      <w:r>
+        <w:t>Predict, investigate and record</w:t>
+      </w:r>
+    </w:p>
+    <w:p>
+      <w:pPr>
+        <w:pStyle w:val="ListNumber"/>
+      </w:pPr>
+      <w:r>
+        <w:t>1. Write the hypothesis and expected evidence before running.</w:t>
+      </w:r>
+    </w:p>
+    <w:p>
+      <w:pPr>
+        <w:pStyle w:val="ListNumber"/>
+      </w:pPr>
+      <w:r>
+        <w:t>2. Feature Workshop: design two transformations, compute examples, audit leakage, and compare one controlled validation result.</w:t>
+      </w:r>
+    </w:p>
+    <w:p>
+      <w:pPr>
+        <w:pStyle w:val="ListNumber"/>
+      </w:pPr>
+      <w:r>
         <w:t>3. Run one normal, one boundary, one missing, and one shifted case.</w:t>
       </w:r>
     </w:p>
     <w:p>
       <w:pPr>
-        <w:spacing w:line="336" w:lineRule="auto" w:after="180"/>
-        <w:shd w:fill="F4F9FC"/>
-      </w:pPr>
-      <w:r>
-        <w:rPr>
-          <w:b w:val="0"/>
-        </w:rPr>
+        <w:pStyle w:val="ListNumber"/>
+      </w:pPr>
+      <w:r>
         <w:t>4. Calculate the metric from raw counts or row-level errors.</w:t>
       </w:r>
     </w:p>
     <w:p>
       <w:pPr>
-        <w:spacing w:line="336" w:lineRule="auto" w:after="180"/>
-        <w:shd w:fill="F4F9FC"/>
-      </w:pPr>
-      <w:r>
-        <w:rPr>
-          <w:b w:val="0"/>
-        </w:rPr>
+        <w:pStyle w:val="ListNumber"/>
+      </w:pPr>
+      <w:r>
         <w:t>5. Interpret what changed, what did not, and what remains unsafe or unknown.</w:t>
       </w:r>
     </w:p>
     <w:p>
       <w:pPr>
-        <w:pStyle w:val="Heading3"/>
-      </w:pPr>
-      <w:r>
-        <w:t>Make the lab runnable</w:t>
-      </w:r>
-    </w:p>
-    <w:p>
-      <w:pPr>
-        <w:spacing w:line="336" w:lineRule="auto" w:after="180"/>
-      </w:pPr>
-      <w:r>
-        <w:rPr>
-          <w:b w:val="0"/>
-        </w:rPr>
-        <w:t>Use the concrete case as the shared normal case and the independent question as a second case. Each pair creates a boundary or missing-information case and predicts its result before testing.</w:t>
-      </w:r>
-    </w:p>
-    <w:p>
-      <w:pPr>
-        <w:spacing w:line="336" w:lineRule="auto" w:after="180"/>
-      </w:pPr>
-      <w:r>
-        <w:rPr>
-          <w:b w:val="0"/>
-        </w:rPr>
-        <w:t>Keep the expected result separate from an observed mistake.</w:t>
+        <w:pStyle w:val="Heading2"/>
+      </w:pPr>
+      <w:r>
+        <w:t>Keep the experiment ledger</w:t>
       </w:r>
     </w:p>
     <w:tbl>
@@ -4270,10 +4353,10 @@
     </w:tbl>
     <w:p>
       <w:pPr>
-        <w:pStyle w:val="Heading3"/>
-      </w:pPr>
-      <w:r>
-        <w:t>Diagnose and reteach</w:t>
+        <w:pStyle w:val="Heading2"/>
+      </w:pPr>
+      <w:r>
+        <w:t>Diagnose the current misconceptions</w:t>
       </w:r>
     </w:p>
     <w:p>
@@ -4284,7 +4367,19 @@
         <w:rPr>
           <w:b w:val="0"/>
         </w:rPr>
-        <w:t>MISCONCEPTION TO REPAIR Creating many features automatically gives the model more useful information.</w:t>
+        <w:t xml:space="preserve">A final answer is enough: Ask for the relevant counts, units, procedure or saved record. For this week: Areas 6, 8, 6 square cm; </w:t>
+      </w:r>
+      <w:r>
+        <w:rPr>
+          <w:b/>
+        </w:rPr>
+        <w:t>training</w:t>
+      </w:r>
+      <w:r>
+        <w:rPr>
+          <w:b w:val="0"/>
+        </w:rPr>
+        <w:t xml:space="preserve"> mean 20/3 square cm.</w:t>
       </w:r>
     </w:p>
     <w:p>
@@ -4295,7 +4390,55 @@
         <w:rPr>
           <w:b w:val="0"/>
         </w:rPr>
-        <w:t>For guessing, return to given facts and request a trace. For vocabulary without application, use one example and one non-example. For arithmetic errors, check the setup before the calculation.</w:t>
+        <w:t xml:space="preserve">A stronger claim makes a stronger project: Compare with and without area on the same validation records, </w:t>
+      </w:r>
+      <w:r>
+        <w:rPr>
+          <w:b/>
+        </w:rPr>
+        <w:t>fitting</w:t>
+      </w:r>
+      <w:r>
+        <w:rPr>
+          <w:b w:val="0"/>
+        </w:rPr>
+        <w:t xml:space="preserve"> all </w:t>
+      </w:r>
+      <w:r>
+        <w:rPr>
+          <w:b/>
+        </w:rPr>
+        <w:t>transformation</w:t>
+      </w:r>
+      <w:r>
+        <w:rPr>
+          <w:b w:val="0"/>
+        </w:rPr>
+        <w:t xml:space="preserve">s on </w:t>
+      </w:r>
+      <w:r>
+        <w:rPr>
+          <w:b/>
+        </w:rPr>
+        <w:t>training</w:t>
+      </w:r>
+      <w:r>
+        <w:rPr>
+          <w:b w:val="0"/>
+        </w:rPr>
+        <w:t xml:space="preserve"> and reporting the declared metric and feature </w:t>
+      </w:r>
+      <w:r>
+        <w:rPr>
+          <w:b/>
+        </w:rPr>
+        <w:t>availability</w:t>
+      </w:r>
+      <w:r>
+        <w:rPr>
+          <w:b w:val="0"/>
+        </w:rPr>
+        <w:t>.</w:t>
       </w:r>
     </w:p>
     <w:p>
@@ -4306,125 +4449,24 @@
         <w:rPr>
           <w:b w:val="0"/>
         </w:rPr>
-        <w:t>Finish with a different uncoached case before recording mastery.</w:t>
-      </w:r>
-    </w:p>
-    <w:p>
-      <w:pPr>
-        <w:pStyle w:val="Heading3"/>
-      </w:pPr>
-      <w:r>
-        <w:t>Address these additional misconceptions</w:t>
-      </w:r>
-    </w:p>
-    <w:p>
-      <w:pPr>
-        <w:spacing w:line="336" w:lineRule="auto" w:after="180"/>
-      </w:pPr>
-      <w:r>
-        <w:rPr>
-          <w:b w:val="0"/>
-        </w:rPr>
-        <w:t xml:space="preserve">A final answer is enough: Ask for the relevant counts, units, procedure or saved record. For this week: Areas 6, 8, 6 square cm; </w:t>
+        <w:t xml:space="preserve">The new case can be copied from the example: The independent task changes the </w:t>
       </w:r>
       <w:r>
         <w:rPr>
           <w:b/>
         </w:rPr>
-        <w:t>training</w:t>
-      </w:r>
-      <w:r>
-        <w:rPr>
-          <w:b w:val="0"/>
-        </w:rPr>
-        <w:t xml:space="preserve"> mean 20/3 square cm.</w:t>
-      </w:r>
-    </w:p>
-    <w:p>
-      <w:pPr>
-        <w:spacing w:line="336" w:lineRule="auto" w:after="180"/>
-      </w:pPr>
-      <w:r>
-        <w:rPr>
-          <w:b w:val="0"/>
-        </w:rPr>
-        <w:t xml:space="preserve">A stronger claim makes a stronger project: Compare with and without area on the same validation records, </w:t>
+        <w:t>evidence</w:t>
+      </w:r>
+      <w:r>
+        <w:rPr>
+          <w:b w:val="0"/>
+        </w:rPr>
+        <w:t xml:space="preserve">. Require a fresh explanation: </w:t>
       </w:r>
       <w:r>
         <w:rPr>
           <w:b/>
         </w:rPr>
-        <w:t>fitting</w:t>
-      </w:r>
-      <w:r>
-        <w:rPr>
-          <w:b w:val="0"/>
-        </w:rPr>
-        <w:t xml:space="preserve"> all </w:t>
-      </w:r>
-      <w:r>
-        <w:rPr>
-          <w:b/>
-        </w:rPr>
-        <w:t>transformation</w:t>
-      </w:r>
-      <w:r>
-        <w:rPr>
-          <w:b w:val="0"/>
-        </w:rPr>
-        <w:t xml:space="preserve">s on </w:t>
-      </w:r>
-      <w:r>
-        <w:rPr>
-          <w:b/>
-        </w:rPr>
-        <w:t>training</w:t>
-      </w:r>
-      <w:r>
-        <w:rPr>
-          <w:b w:val="0"/>
-        </w:rPr>
-        <w:t xml:space="preserve"> and reporting the declared metric and feature </w:t>
-      </w:r>
-      <w:r>
-        <w:rPr>
-          <w:b/>
-        </w:rPr>
-        <w:t>availability</w:t>
-      </w:r>
-      <w:r>
-        <w:rPr>
-          <w:b w:val="0"/>
-        </w:rPr>
-        <w:t>.</w:t>
-      </w:r>
-    </w:p>
-    <w:p>
-      <w:pPr>
-        <w:spacing w:line="336" w:lineRule="auto" w:after="180"/>
-      </w:pPr>
-      <w:r>
-        <w:rPr>
-          <w:b w:val="0"/>
-        </w:rPr>
-        <w:t xml:space="preserve">The new case can be copied from the example: The independent task changes the </w:t>
-      </w:r>
-      <w:r>
-        <w:rPr>
-          <w:b/>
-        </w:rPr>
-        <w:t>evidence</w:t>
-      </w:r>
-      <w:r>
-        <w:rPr>
-          <w:b w:val="0"/>
-        </w:rPr>
-        <w:t xml:space="preserve">. Require a fresh explanation: </w:t>
-      </w:r>
-      <w:r>
-        <w:rPr>
-          <w:b/>
-        </w:rPr>
         <w:t>Training</w:t>
       </w:r>
       <w:r>
@@ -4436,168 +4478,10 @@
     </w:p>
     <w:p>
       <w:pPr>
-        <w:pStyle w:val="Heading3"/>
-      </w:pPr>
-      <w:r>
-        <w:t>Check these misconceptions</w:t>
-      </w:r>
-    </w:p>
-    <w:p>
-      <w:pPr>
-        <w:spacing w:line="336" w:lineRule="auto" w:after="180"/>
-      </w:pPr>
-      <w:r>
-        <w:rPr>
-          <w:b w:val="0"/>
-        </w:rPr>
-        <w:t xml:space="preserve">A successful run proves the conclusion: A fairer </w:t>
-      </w:r>
-      <w:r>
-        <w:rPr>
-          <w:b/>
-        </w:rPr>
-        <w:t>comparison</w:t>
-      </w:r>
-      <w:r>
-        <w:rPr>
-          <w:b w:val="0"/>
-        </w:rPr>
-        <w:t xml:space="preserve"> could offer the same task, instructions and assessment and randomly assign fictional groups to practice conditions.</w:t>
-      </w:r>
-    </w:p>
-    <w:p>
-      <w:pPr>
-        <w:spacing w:line="336" w:lineRule="auto" w:after="180"/>
-      </w:pPr>
-      <w:r>
-        <w:rPr>
-          <w:b w:val="0"/>
-        </w:rPr>
-        <w:t>In real classrooms, a teacher must approve any activity and protect equal learning opportunities; this lesson uses a paper plan.</w:t>
-      </w:r>
-    </w:p>
-    <w:p>
-      <w:pPr>
-        <w:spacing w:line="336" w:lineRule="auto" w:after="180"/>
-      </w:pPr>
-      <w:r>
-        <w:rPr>
-          <w:b w:val="0"/>
-        </w:rPr>
-        <w:t xml:space="preserve">Matching the example is enough: Require the new W4 case, explicit </w:t>
-      </w:r>
-      <w:r>
-        <w:rPr>
-          <w:b/>
-        </w:rPr>
-        <w:t>prediction</w:t>
-      </w:r>
-      <w:r>
-        <w:rPr>
-          <w:b w:val="0"/>
-        </w:rPr>
-        <w:t>s and an explanation. Fresh retry: a log links more library visits with higher reading scores. Reading interest may influence both.</w:t>
-      </w:r>
-    </w:p>
-    <w:p>
-      <w:pPr>
-        <w:spacing w:line="336" w:lineRule="auto" w:after="180"/>
-      </w:pPr>
-      <w:r>
-        <w:rPr>
-          <w:b w:val="0"/>
-        </w:rPr>
-        <w:t xml:space="preserve">Require a supported </w:t>
-      </w:r>
-      <w:r>
-        <w:rPr>
-          <w:b/>
-        </w:rPr>
-        <w:t>association</w:t>
-      </w:r>
-      <w:r>
-        <w:rPr>
-          <w:b w:val="0"/>
-        </w:rPr>
-        <w:t xml:space="preserve"> statement and a fairer </w:t>
-      </w:r>
-      <w:r>
-        <w:rPr>
-          <w:b/>
-        </w:rPr>
-        <w:t>comparison</w:t>
-      </w:r>
-      <w:r>
-        <w:rPr>
-          <w:b w:val="0"/>
-        </w:rPr>
-        <w:t xml:space="preserve"> plan.</w:t>
-      </w:r>
-    </w:p>
-    <w:p>
-      <w:pPr>
-        <w:spacing w:line="336" w:lineRule="auto" w:after="180"/>
-      </w:pPr>
-      <w:r>
-        <w:rPr>
-          <w:b w:val="0"/>
-        </w:rPr>
-        <w:t xml:space="preserve">A convenient shortcut preserves meaning: A chart title Practice </w:t>
-      </w:r>
-      <w:r>
-        <w:rPr>
-          <w:b/>
-        </w:rPr>
-        <w:t>cause</w:t>
-      </w:r>
-      <w:r>
-        <w:rPr>
-          <w:b w:val="0"/>
-        </w:rPr>
-        <w:t xml:space="preserve">s success overstates the </w:t>
-      </w:r>
-      <w:r>
-        <w:rPr>
-          <w:b/>
-        </w:rPr>
-        <w:t>evidence</w:t>
-      </w:r>
-      <w:r>
-        <w:rPr>
-          <w:b w:val="0"/>
-        </w:rPr>
-        <w:t xml:space="preserve">. Replace it with Practice time and scores in three fictional records, and describe the possible </w:t>
-      </w:r>
-      <w:r>
-        <w:rPr>
-          <w:b/>
-        </w:rPr>
-        <w:t>confounder</w:t>
-      </w:r>
-      <w:r>
-        <w:rPr>
-          <w:b w:val="0"/>
-        </w:rPr>
-        <w:t>.</w:t>
-      </w:r>
-    </w:p>
-    <w:p>
-      <w:pPr>
-        <w:spacing w:line="336" w:lineRule="auto" w:after="180"/>
-      </w:pPr>
-      <w:r>
-        <w:rPr>
-          <w:b w:val="0"/>
-        </w:rPr>
-        <w:t>Better wording does not repair the study, but it makes the report honest.</w:t>
-      </w:r>
-    </w:p>
-    <w:p>
-      <w:pPr>
-        <w:pStyle w:val="Heading3"/>
-      </w:pPr>
-      <w:r>
-        <w:t>Match the support to the first error</w:t>
+        <w:pStyle w:val="Heading2"/>
+      </w:pPr>
+      <w:r>
+        <w:t>Choose accessible support</w:t>
       </w:r>
     </w:p>
     <w:tbl>
@@ -4770,15 +4654,774 @@
     </w:p>
     <w:p>
       <w:pPr>
+        <w:pStyle w:val="Heading2"/>
+      </w:pPr>
+      <w:r>
+        <w:t>Extension misconceptions · reference / check after trying</w:t>
+      </w:r>
+    </w:p>
+    <w:p>
+      <w:pPr>
+        <w:spacing w:line="336" w:lineRule="auto" w:after="180"/>
+      </w:pPr>
+      <w:r>
+        <w:rPr>
+          <w:b w:val="0"/>
+        </w:rPr>
+        <w:t xml:space="preserve">A successful run proves the conclusion: A fairer </w:t>
+      </w:r>
+      <w:r>
+        <w:rPr>
+          <w:b/>
+        </w:rPr>
+        <w:t>comparison</w:t>
+      </w:r>
+      <w:r>
+        <w:rPr>
+          <w:b w:val="0"/>
+        </w:rPr>
+        <w:t xml:space="preserve"> could offer the same task, instructions and assessment and randomly assign fictional groups to practice conditions.</w:t>
+      </w:r>
+    </w:p>
+    <w:p>
+      <w:pPr>
+        <w:spacing w:line="336" w:lineRule="auto" w:after="180"/>
+      </w:pPr>
+      <w:r>
+        <w:rPr>
+          <w:b w:val="0"/>
+        </w:rPr>
+        <w:t>In real classrooms, a teacher must approve any activity and protect equal learning opportunities; this lesson uses a paper plan.</w:t>
+      </w:r>
+    </w:p>
+    <w:p>
+      <w:pPr>
+        <w:spacing w:line="336" w:lineRule="auto" w:after="180"/>
+      </w:pPr>
+      <w:r>
+        <w:rPr>
+          <w:b w:val="0"/>
+        </w:rPr>
+        <w:t xml:space="preserve">Matching the example is enough: Require the new W4 case, explicit </w:t>
+      </w:r>
+      <w:r>
+        <w:rPr>
+          <w:b/>
+        </w:rPr>
+        <w:t>prediction</w:t>
+      </w:r>
+      <w:r>
+        <w:rPr>
+          <w:b w:val="0"/>
+        </w:rPr>
+        <w:t>s and an explanation. Fresh retry: a log links more library visits with higher reading scores. Reading interest may influence both.</w:t>
+      </w:r>
+    </w:p>
+    <w:p>
+      <w:pPr>
+        <w:spacing w:line="336" w:lineRule="auto" w:after="180"/>
+      </w:pPr>
+      <w:r>
+        <w:rPr>
+          <w:b w:val="0"/>
+        </w:rPr>
+        <w:t xml:space="preserve">Require a supported </w:t>
+      </w:r>
+      <w:r>
+        <w:rPr>
+          <w:b/>
+        </w:rPr>
+        <w:t>association</w:t>
+      </w:r>
+      <w:r>
+        <w:rPr>
+          <w:b w:val="0"/>
+        </w:rPr>
+        <w:t xml:space="preserve"> statement and a fairer </w:t>
+      </w:r>
+      <w:r>
+        <w:rPr>
+          <w:b/>
+        </w:rPr>
+        <w:t>comparison</w:t>
+      </w:r>
+      <w:r>
+        <w:rPr>
+          <w:b w:val="0"/>
+        </w:rPr>
+        <w:t xml:space="preserve"> plan.</w:t>
+      </w:r>
+    </w:p>
+    <w:p>
+      <w:pPr>
+        <w:spacing w:line="336" w:lineRule="auto" w:after="180"/>
+      </w:pPr>
+      <w:r>
+        <w:rPr>
+          <w:b w:val="0"/>
+        </w:rPr>
+        <w:t xml:space="preserve">A convenient shortcut preserves meaning: A chart title Practice </w:t>
+      </w:r>
+      <w:r>
+        <w:rPr>
+          <w:b/>
+        </w:rPr>
+        <w:t>cause</w:t>
+      </w:r>
+      <w:r>
+        <w:rPr>
+          <w:b w:val="0"/>
+        </w:rPr>
+        <w:t xml:space="preserve">s success overstates the </w:t>
+      </w:r>
+      <w:r>
+        <w:rPr>
+          <w:b/>
+        </w:rPr>
+        <w:t>evidence</w:t>
+      </w:r>
+      <w:r>
+        <w:rPr>
+          <w:b w:val="0"/>
+        </w:rPr>
+        <w:t xml:space="preserve">. Replace it with Practice time and scores in three fictional records, and describe the possible </w:t>
+      </w:r>
+      <w:r>
+        <w:rPr>
+          <w:b/>
+        </w:rPr>
+        <w:t>confounder</w:t>
+      </w:r>
+      <w:r>
+        <w:rPr>
+          <w:b w:val="0"/>
+        </w:rPr>
+        <w:t>.</w:t>
+      </w:r>
+    </w:p>
+    <w:p>
+      <w:pPr>
+        <w:spacing w:line="336" w:lineRule="auto" w:after="180"/>
+      </w:pPr>
+      <w:r>
+        <w:rPr>
+          <w:b w:val="0"/>
+        </w:rPr>
+        <w:t>Better wording does not repair the study, but it makes the report honest.</w:t>
+      </w:r>
+    </w:p>
+    <w:p>
+      <w:pPr>
+        <w:pStyle w:val="Heading2"/>
+      </w:pPr>
+      <w:r>
+        <w:t>Earlier wording, alternatives and picture transcripts · reference / check after trying</w:t>
+      </w:r>
+    </w:p>
+    <w:p>
+      <w:pPr>
+        <w:spacing w:line="336" w:lineRule="auto" w:after="180"/>
+      </w:pPr>
+      <w:r>
+        <w:rPr>
+          <w:b w:val="0"/>
+        </w:rPr>
+        <w:t>Run the weekly evidence lab</w:t>
+      </w:r>
+    </w:p>
+    <w:p>
+      <w:pPr>
+        <w:spacing w:line="336" w:lineRule="auto" w:after="180"/>
+      </w:pPr>
+      <w:r>
+        <w:rPr>
+          <w:b w:val="0"/>
+        </w:rPr>
+        <w:t>Keep the test conditions fixed, record every result, and change only one planned factor.</w:t>
+      </w:r>
+    </w:p>
+    <w:p>
+      <w:pPr>
+        <w:pStyle w:val="Heading3"/>
+      </w:pPr>
+      <w:r>
+        <w:t>Make the lab runnable</w:t>
+      </w:r>
+    </w:p>
+    <w:p>
+      <w:pPr>
+        <w:spacing w:line="336" w:lineRule="auto" w:after="180"/>
+      </w:pPr>
+      <w:r>
+        <w:rPr>
+          <w:b w:val="0"/>
+        </w:rPr>
+        <w:t>Use the supplied complete investigation for shared practice. Reserve the selected fresh training-area4/8/12and3-by-4query task for the individual first attempt before hints or feedback; earlier transfer questions remain additional practice.</w:t>
+      </w:r>
+    </w:p>
+    <w:p>
+      <w:pPr>
+        <w:pStyle w:val="Heading3"/>
+      </w:pPr>
+      <w:r>
+        <w:t>Diagnose and reteach</w:t>
+      </w:r>
+    </w:p>
+    <w:p>
+      <w:pPr>
+        <w:spacing w:line="336" w:lineRule="auto" w:after="180"/>
+      </w:pPr>
+      <w:r>
+        <w:rPr>
+          <w:b w:val="0"/>
+        </w:rPr>
+        <w:t>MISCONCEPTION TO REPAIR Creating many features automatically gives the model more useful information.</w:t>
+      </w:r>
+    </w:p>
+    <w:p>
+      <w:pPr>
+        <w:spacing w:line="336" w:lineRule="auto" w:after="180"/>
+      </w:pPr>
+      <w:r>
+        <w:rPr>
+          <w:b w:val="0"/>
+        </w:rPr>
+        <w:t>For guessing, return to given facts and request a trace. For vocabulary without application, use one example and one non-example. For arithmetic errors, check the setup before the calculation.</w:t>
+      </w:r>
+    </w:p>
+    <w:p>
+      <w:pPr>
+        <w:spacing w:line="336" w:lineRule="auto" w:after="180"/>
+      </w:pPr>
+      <w:r>
+        <w:rPr>
+          <w:b w:val="0"/>
+        </w:rPr>
+        <w:t>Finish with a different uncoached case before recording mastery.</w:t>
+      </w:r>
+    </w:p>
+    <w:p>
+      <w:pPr>
+        <w:pStyle w:val="Heading3"/>
+      </w:pPr>
+      <w:r>
+        <w:t>Address these additional misconceptions</w:t>
+      </w:r>
+    </w:p>
+    <w:p>
+      <w:pPr>
+        <w:pStyle w:val="Heading3"/>
+      </w:pPr>
+      <w:r>
+        <w:t>Check these misconceptions</w:t>
+      </w:r>
+    </w:p>
+    <w:p>
+      <w:pPr>
+        <w:pStyle w:val="Heading3"/>
+      </w:pPr>
+      <w:r>
+        <w:t>Match the support to the first error</w:t>
+      </w:r>
+    </w:p>
+    <w:p>
+      <w:pPr>
         <w:pStyle w:val="Heading1"/>
       </w:pPr>
       <w:r>
-        <w:t>05. Assess and explain the answers</w:t>
-      </w:r>
-    </w:p>
-    <w:p>
-      <w:r>
-        <w:t>Use the Feature Engineering questions, teacher keys and criteria after the relevant attempts. Previously discussed cases are practice; protect the separately selected independent task.</w:t>
+        <w:t>05. Assess the selected experiment transfer</w:t>
+      </w:r>
+    </w:p>
+    <w:p>
+      <w:r>
+        <w:t>Keep this key until after a first attempt; record any help and prior exposure.</w:t>
+      </w:r>
+    </w:p>
+    <w:p>
+      <w:pPr>
+        <w:pStyle w:val="Heading2"/>
+      </w:pPr>
+      <w:r>
+        <w:t>Selected independent task and checked key</w:t>
+      </w:r>
+    </w:p>
+    <w:p>
+      <w:pPr>
+        <w:spacing w:line="336" w:lineRule="auto" w:after="180"/>
+      </w:pPr>
+      <w:r>
+        <w:rPr>
+          <w:b w:val="0"/>
+        </w:rPr>
+        <w:t xml:space="preserve">Selected case: </w:t>
+      </w:r>
+      <w:r>
+        <w:rPr>
+          <w:b/>
+        </w:rPr>
+        <w:t>Training</w:t>
+      </w:r>
+      <w:r>
+        <w:rPr>
+          <w:b w:val="0"/>
+        </w:rPr>
+        <w:t xml:space="preserve"> areas [4, 8, 12]. A new rectangle has length 3 width 4. Compute the </w:t>
+      </w:r>
+      <w:r>
+        <w:rPr>
+          <w:b/>
+        </w:rPr>
+        <w:t>training</w:t>
+      </w:r>
+      <w:r>
+        <w:rPr>
+          <w:b w:val="0"/>
+        </w:rPr>
+        <w:t xml:space="preserve"> mean and centered new feature; state units.</w:t>
+      </w:r>
+    </w:p>
+    <w:p>
+      <w:pPr>
+        <w:spacing w:line="336" w:lineRule="auto" w:after="180"/>
+      </w:pPr>
+      <w:r>
+        <w:rPr>
+          <w:b w:val="0"/>
+        </w:rPr>
+        <w:t xml:space="preserve">Teacher explanation: </w:t>
+      </w:r>
+      <w:r>
+        <w:rPr>
+          <w:b/>
+        </w:rPr>
+        <w:t>Training</w:t>
+      </w:r>
+      <w:r>
+        <w:rPr>
+          <w:b w:val="0"/>
+        </w:rPr>
+        <w:t xml:space="preserve"> mean 8 square cm; new area 12 square cm; centered feature 4 square cm.</w:t>
+      </w:r>
+    </w:p>
+    <w:p>
+      <w:pPr>
+        <w:pStyle w:val="Heading2"/>
+      </w:pPr>
+      <w:r>
+        <w:t>Judge trace, scope and support</w:t>
+      </w:r>
+    </w:p>
+    <w:tbl>
+      <w:tblPr>
+        <w:tblStyle w:val="LightShading-Accent1"/>
+        <w:tblW w:type="auto" w:w="0"/>
+        <w:tblLook w:firstColumn="1" w:firstRow="1" w:lastColumn="0" w:lastRow="0" w:noHBand="0" w:noVBand="1" w:val="04A0"/>
+      </w:tblPr>
+      <w:tblGrid>
+        <w:gridCol w:w="5112"/>
+        <w:gridCol w:w="5112"/>
+      </w:tblGrid>
+      <w:tr>
+        <w:trPr>
+          <w:tblHeader/>
+        </w:trPr>
+        <w:tc>
+          <w:tcPr>
+            <w:tcW w:type="dxa" w:w="5112"/>
+          </w:tcPr>
+          <w:p>
+            <w:r>
+              <w:t>Dimension</w:t>
+            </w:r>
+          </w:p>
+        </w:tc>
+        <w:tc>
+          <w:tcPr>
+            <w:tcW w:type="dxa" w:w="5112"/>
+          </w:tcPr>
+          <w:p>
+            <w:r>
+              <w:t>Evidence required</w:t>
+            </w:r>
+          </w:p>
+        </w:tc>
+      </w:tr>
+      <w:tr>
+        <w:tc>
+          <w:tcPr>
+            <w:tcW w:type="dxa" w:w="5112"/>
+          </w:tcPr>
+          <w:p>
+            <w:r>
+              <w:t>Explanation</w:t>
+            </w:r>
+          </w:p>
+        </w:tc>
+        <w:tc>
+          <w:tcPr>
+            <w:tcW w:type="dxa" w:w="5112"/>
+          </w:tcPr>
+          <w:p>
+            <w:r>
+              <w:t>Names the applicable idea or procedure and ties it to the supplied facts.</w:t>
+            </w:r>
+          </w:p>
+        </w:tc>
+      </w:tr>
+      <w:tr>
+        <w:tc>
+          <w:tcPr>
+            <w:tcW w:type="dxa" w:w="5112"/>
+          </w:tcPr>
+          <w:p>
+            <w:r>
+              <w:t>Trace and result</w:t>
+            </w:r>
+          </w:p>
+        </w:tc>
+        <w:tc>
+          <w:tcPr>
+            <w:tcW w:type="dxa" w:w="5112"/>
+          </w:tcPr>
+          <w:p>
+            <w:r>
+              <w:t>Preserves the given inputs and shows the relevant intermediate steps; distinguishes a prediction from an observed execution.</w:t>
+            </w:r>
+          </w:p>
+        </w:tc>
+      </w:tr>
+      <w:tr>
+        <w:tc>
+          <w:tcPr>
+            <w:tcW w:type="dxa" w:w="5112"/>
+          </w:tcPr>
+          <w:p>
+            <w:r>
+              <w:t>Limits</w:t>
+            </w:r>
+          </w:p>
+        </w:tc>
+        <w:tc>
+          <w:tcPr>
+            <w:tcW w:type="dxa" w:w="5112"/>
+          </w:tcPr>
+          <w:p>
+            <w:r>
+              <w:t>States the assumptions, missing evidence or conditions under which the result would change.</w:t>
+            </w:r>
+          </w:p>
+        </w:tc>
+      </w:tr>
+    </w:tbl>
+    <w:p>
+      <w:pPr>
+        <w:spacing w:line="336" w:lineRule="auto" w:after="180"/>
+      </w:pPr>
+      <w:r>
+        <w:rPr>
+          <w:b w:val="0"/>
+        </w:rPr>
+        <w:t>Record each dimension as not yet, with support, or independent. Accept a valid alternative procedure with a defensible trace.</w:t>
+      </w:r>
+    </w:p>
+    <w:p>
+      <w:pPr>
+        <w:spacing w:line="336" w:lineRule="auto" w:after="180"/>
+      </w:pPr>
+      <w:r>
+        <w:rPr>
+          <w:b w:val="0"/>
+        </w:rPr>
+        <w:t xml:space="preserve">Do not penalise an honestly recorded model failure if the learner correctly explains its </w:t>
+      </w:r>
+      <w:r>
+        <w:rPr>
+          <w:b/>
+        </w:rPr>
+        <w:t>evidence</w:t>
+      </w:r>
+      <w:r>
+        <w:rPr>
+          <w:b w:val="0"/>
+        </w:rPr>
+        <w:t xml:space="preserve"> and limits.</w:t>
+      </w:r>
+    </w:p>
+    <w:p>
+      <w:pPr>
+        <w:pStyle w:val="Heading2"/>
+      </w:pPr>
+      <w:r>
+        <w:t>Give one repair action</w:t>
+      </w:r>
+    </w:p>
+    <w:p>
+      <w:pPr>
+        <w:spacing w:line="336" w:lineRule="auto" w:after="180"/>
+      </w:pPr>
+      <w:r>
+        <w:rPr>
+          <w:b w:val="0"/>
+        </w:rPr>
+        <w:t>Name the earliest unsupported step and give one action to repair it. Have the learner make that repair now and explain why. Then assess the relevant skill on a fresh, fully specified case.</w:t>
+      </w:r>
+    </w:p>
+    <w:p>
+      <w:pPr>
+        <w:spacing w:line="336" w:lineRule="auto" w:after="180"/>
+      </w:pPr>
+      <w:r>
+        <w:rPr>
+          <w:b w:val="0"/>
+        </w:rPr>
+        <w:t>Confirm it was not previously practised with feedback; solve and check the new case before assigning it. A follow-up design prompt is a starting brief, not automatically an equivalent test.</w:t>
+      </w:r>
+    </w:p>
+    <w:p>
+      <w:pPr>
+        <w:pStyle w:val="Heading2"/>
+      </w:pPr>
+      <w:r>
+        <w:t>W1 Compute features</w:t>
+      </w:r>
+    </w:p>
+    <w:p>
+      <w:pPr>
+        <w:spacing w:line="336" w:lineRule="auto" w:after="180"/>
+      </w:pPr>
+      <w:r>
+        <w:rPr>
+          <w:b w:val="0"/>
+        </w:rPr>
+        <w:t xml:space="preserve">Compute the worked areas and their </w:t>
+      </w:r>
+      <w:r>
+        <w:rPr>
+          <w:b/>
+        </w:rPr>
+        <w:t>training</w:t>
+      </w:r>
+      <w:r>
+        <w:rPr>
+          <w:b w:val="0"/>
+        </w:rPr>
+        <w:t xml:space="preserve"> mean.</w:t>
+      </w:r>
+    </w:p>
+    <w:p>
+      <w:pPr>
+        <w:spacing w:line="336" w:lineRule="auto" w:after="180"/>
+      </w:pPr>
+      <w:r>
+        <w:rPr>
+          <w:b w:val="0"/>
+        </w:rPr>
+        <w:t xml:space="preserve">Teacher explanation: Areas 6, 8, 6 square cm; </w:t>
+      </w:r>
+      <w:r>
+        <w:rPr>
+          <w:b/>
+        </w:rPr>
+        <w:t>training</w:t>
+      </w:r>
+      <w:r>
+        <w:rPr>
+          <w:b w:val="0"/>
+        </w:rPr>
+        <w:t xml:space="preserve"> mean 20/3 square cm.</w:t>
+      </w:r>
+    </w:p>
+    <w:p>
+      <w:pPr>
+        <w:pStyle w:val="Heading2"/>
+      </w:pPr>
+      <w:r>
+        <w:t>W2 Transform validation</w:t>
+      </w:r>
+    </w:p>
+    <w:p>
+      <w:pPr>
+        <w:spacing w:line="336" w:lineRule="auto" w:after="180"/>
+      </w:pPr>
+      <w:r>
+        <w:rPr>
+          <w:b w:val="0"/>
+        </w:rPr>
+        <w:t xml:space="preserve">Center the validation area using the frozen </w:t>
+      </w:r>
+      <w:r>
+        <w:rPr>
+          <w:b/>
+        </w:rPr>
+        <w:t>training</w:t>
+      </w:r>
+      <w:r>
+        <w:rPr>
+          <w:b w:val="0"/>
+        </w:rPr>
+        <w:t xml:space="preserve"> mean.</w:t>
+      </w:r>
+    </w:p>
+    <w:p>
+      <w:pPr>
+        <w:spacing w:line="336" w:lineRule="auto" w:after="180"/>
+      </w:pPr>
+      <w:r>
+        <w:rPr>
+          <w:b w:val="0"/>
+        </w:rPr>
+        <w:t>Teacher explanation: Area 10; centered 10-20/3=10/3 square cm. Validation does not change the fitted mean.</w:t>
+      </w:r>
+    </w:p>
+    <w:p>
+      <w:pPr>
+        <w:pStyle w:val="Heading2"/>
+      </w:pPr>
+      <w:r>
+        <w:t>W3 Reject leakage</w:t>
+      </w:r>
+    </w:p>
+    <w:p>
+      <w:pPr>
+        <w:spacing w:line="336" w:lineRule="auto" w:after="180"/>
+      </w:pPr>
+      <w:r>
+        <w:rPr>
+          <w:b w:val="0"/>
+        </w:rPr>
+        <w:t xml:space="preserve">Why is delivery delay invalid for a </w:t>
+      </w:r>
+      <w:r>
+        <w:rPr>
+          <w:b/>
+        </w:rPr>
+        <w:t>prediction</w:t>
+      </w:r>
+      <w:r>
+        <w:rPr>
+          <w:b w:val="0"/>
+        </w:rPr>
+        <w:t xml:space="preserve"> made before dispatch?</w:t>
+      </w:r>
+    </w:p>
+    <w:p>
+      <w:pPr>
+        <w:spacing w:line="336" w:lineRule="auto" w:after="180"/>
+      </w:pPr>
+      <w:r>
+        <w:rPr>
+          <w:b w:val="0"/>
+        </w:rPr>
+        <w:t xml:space="preserve">Teacher explanation: The value is only known later, so using it would not match the information available at </w:t>
+      </w:r>
+      <w:r>
+        <w:rPr>
+          <w:b/>
+        </w:rPr>
+        <w:t>prediction</w:t>
+      </w:r>
+      <w:r>
+        <w:rPr>
+          <w:b w:val="0"/>
+        </w:rPr>
+        <w:t xml:space="preserve"> time.</w:t>
+      </w:r>
+    </w:p>
+    <w:p>
+      <w:pPr>
+        <w:pStyle w:val="Heading2"/>
+      </w:pPr>
+      <w:r>
+        <w:t>W5 Plan a fair comparison</w:t>
+      </w:r>
+    </w:p>
+    <w:p>
+      <w:pPr>
+        <w:spacing w:line="336" w:lineRule="auto" w:after="180"/>
+      </w:pPr>
+      <w:r>
+        <w:rPr>
+          <w:b w:val="0"/>
+        </w:rPr>
+        <w:t>How would you test adding area without claiming it must help?</w:t>
+      </w:r>
+    </w:p>
+    <w:p>
+      <w:pPr>
+        <w:spacing w:line="336" w:lineRule="auto" w:after="180"/>
+      </w:pPr>
+      <w:r>
+        <w:rPr>
+          <w:b w:val="0"/>
+        </w:rPr>
+        <w:t xml:space="preserve">Teacher explanation: Compare with and without area on the same validation records, </w:t>
+      </w:r>
+      <w:r>
+        <w:rPr>
+          <w:b/>
+        </w:rPr>
+        <w:t>fitting</w:t>
+      </w:r>
+      <w:r>
+        <w:rPr>
+          <w:b w:val="0"/>
+        </w:rPr>
+        <w:t xml:space="preserve"> all </w:t>
+      </w:r>
+      <w:r>
+        <w:rPr>
+          <w:b/>
+        </w:rPr>
+        <w:t>transformation</w:t>
+      </w:r>
+      <w:r>
+        <w:rPr>
+          <w:b w:val="0"/>
+        </w:rPr>
+        <w:t xml:space="preserve">s on </w:t>
+      </w:r>
+      <w:r>
+        <w:rPr>
+          <w:b/>
+        </w:rPr>
+        <w:t>training</w:t>
+      </w:r>
+      <w:r>
+        <w:rPr>
+          <w:b w:val="0"/>
+        </w:rPr>
+        <w:t xml:space="preserve"> and reporting the declared metric and feature </w:t>
+      </w:r>
+      <w:r>
+        <w:rPr>
+          <w:b/>
+        </w:rPr>
+        <w:t>availability</w:t>
+      </w:r>
+      <w:r>
+        <w:rPr>
+          <w:b w:val="0"/>
+        </w:rPr>
+        <w:t>.</w:t>
+      </w:r>
+    </w:p>
+    <w:p>
+      <w:pPr>
+        <w:pStyle w:val="Heading2"/>
+      </w:pPr>
+      <w:r>
+        <w:t>Earlier wording, alternatives and picture transcripts · reference / check after trying</w:t>
+      </w:r>
+    </w:p>
+    <w:p>
+      <w:pPr>
+        <w:spacing w:line="336" w:lineRule="auto" w:after="180"/>
+      </w:pPr>
+      <w:r>
+        <w:rPr>
+          <w:b w:val="0"/>
+        </w:rPr>
+        <w:t>Assess and explain the answers</w:t>
       </w:r>
     </w:p>
     <w:p>
@@ -4791,34 +5434,56 @@
     </w:p>
     <w:p>
       <w:pPr>
+        <w:spacing w:line="336" w:lineRule="auto" w:after="180"/>
+      </w:pPr>
+      <w:r>
+        <w:rPr>
+          <w:b w:val="0"/>
+        </w:rPr>
+        <w:t xml:space="preserve">Ratio=4, unitless with matching units. Guard zero/missing width; fit learned transforms on </w:t>
+      </w:r>
+      <w:r>
+        <w:rPr>
+          <w:b/>
+        </w:rPr>
+        <w:t>training</w:t>
+      </w:r>
+      <w:r>
+        <w:rPr>
+          <w:b w:val="0"/>
+        </w:rPr>
+        <w:t xml:space="preserve"> only.</w:t>
+      </w:r>
+    </w:p>
+    <w:p>
+      <w:pPr>
         <w:pStyle w:val="Heading3"/>
       </w:pPr>
       <w:r>
-        <w:t>Teacher key · Worked case answer</w:t>
+        <w:t>Additional transfer practice question</w:t>
       </w:r>
     </w:p>
     <w:p>
       <w:pPr>
         <w:spacing w:line="336" w:lineRule="auto" w:after="180"/>
-        <w:shd w:fill="F1F6FC"/>
-      </w:pPr>
-      <w:r>
-        <w:rPr>
-          <w:b w:val="0"/>
-        </w:rPr>
-        <w:t xml:space="preserve">Ratio=4, unitless with matching units. Guard zero/missing width; fit learned transforms on </w:t>
+      </w:pPr>
+      <w:r>
+        <w:rPr>
+          <w:b w:val="0"/>
+        </w:rPr>
+        <w:t>A feature is leaf_length divided by leaf_width. A row has width zero. What should the pre</w:t>
       </w:r>
       <w:r>
         <w:rPr>
           <w:b/>
         </w:rPr>
-        <w:t>training</w:t>
-      </w:r>
-      <w:r>
-        <w:rPr>
-          <w:b w:val="0"/>
-        </w:rPr>
-        <w:t xml:space="preserve"> only.</w:t>
+        <w:t>process</w:t>
+      </w:r>
+      <w:r>
+        <w:rPr>
+          <w:b w:val="0"/>
+        </w:rPr>
+        <w:t>ing rule do before division?</w:t>
       </w:r>
     </w:p>
     <w:p>
@@ -4826,61 +5491,12 @@
         <w:pStyle w:val="Heading3"/>
       </w:pPr>
       <w:r>
-        <w:t>Independent question</w:t>
-      </w:r>
-    </w:p>
-    <w:p>
-      <w:pPr>
-        <w:pStyle w:val="Heading3"/>
-      </w:pPr>
-      <w:r>
-        <w:t>Independent question · withhold the key</w:t>
+        <w:t>Reasoned practice answer</w:t>
       </w:r>
     </w:p>
     <w:p>
       <w:pPr>
         <w:spacing w:line="336" w:lineRule="auto" w:after="180"/>
-        <w:shd w:fill="F5F1FB"/>
-      </w:pPr>
-      <w:r>
-        <w:rPr>
-          <w:b w:val="0"/>
-        </w:rPr>
-        <w:t>A feature is leaf_length divided by leaf_width. A row has width zero. What should the pre</w:t>
-      </w:r>
-      <w:r>
-        <w:rPr>
-          <w:b/>
-        </w:rPr>
-        <w:t>process</w:t>
-      </w:r>
-      <w:r>
-        <w:rPr>
-          <w:b w:val="0"/>
-        </w:rPr>
-        <w:t>ing rule do before division?</w:t>
-      </w:r>
-    </w:p>
-    <w:p>
-      <w:pPr>
-        <w:pStyle w:val="Heading3"/>
-      </w:pPr>
-      <w:r>
-        <w:t>Expected independent answer</w:t>
-      </w:r>
-    </w:p>
-    <w:p>
-      <w:pPr>
-        <w:pStyle w:val="Heading3"/>
-      </w:pPr>
-      <w:r>
-        <w:t>Teacher key · Expected independent answer</w:t>
-      </w:r>
-    </w:p>
-    <w:p>
-      <w:pPr>
-        <w:spacing w:line="336" w:lineRule="auto" w:after="180"/>
-        <w:shd w:fill="F1F6FC"/>
       </w:pPr>
       <w:r>
         <w:rPr>
@@ -5210,82 +5826,625 @@
     </w:p>
     <w:p>
       <w:pPr>
+        <w:spacing w:line="336" w:lineRule="auto" w:after="180"/>
+      </w:pPr>
+      <w:r>
+        <w:rPr>
+          <w:b w:val="0"/>
+        </w:rPr>
+        <w:t>Width=3 cm, ratio=4 and unitless. Zero width makes division undefined; missing width is not zero. Use a documented validation/fallback policy.</w:t>
+      </w:r>
+    </w:p>
+    <w:p>
+      <w:pPr>
+        <w:spacing w:line="336" w:lineRule="auto" w:after="180"/>
+      </w:pPr>
+      <w:r>
+        <w:rPr>
+          <w:b w:val="0"/>
+        </w:rPr>
+        <w:t xml:space="preserve">Fit learned scaling only on </w:t>
+      </w:r>
+      <w:r>
+        <w:rPr>
+          <w:b/>
+        </w:rPr>
+        <w:t>training</w:t>
+      </w:r>
+      <w:r>
+        <w:rPr>
+          <w:b w:val="0"/>
+        </w:rPr>
+        <w:t xml:space="preserve"> data and apply it unchanged to other partitions.</w:t>
+      </w:r>
+    </w:p>
+    <w:p>
+      <w:pPr>
         <w:pStyle w:val="Heading3"/>
       </w:pPr>
       <w:r>
-        <w:t>Teacher key · Original transfer answer</w:t>
+        <w:t>Explanations for the additional workbook examples</w:t>
+      </w:r>
+    </w:p>
+    <w:p>
+      <w:pPr>
+        <w:pStyle w:val="Heading3"/>
+      </w:pPr>
+      <w:r>
+        <w:t>W1 Compute features</w:t>
+      </w:r>
+    </w:p>
+    <w:p>
+      <w:pPr>
+        <w:pStyle w:val="Heading3"/>
+      </w:pPr>
+      <w:r>
+        <w:t>W2 Transform validation</w:t>
+      </w:r>
+    </w:p>
+    <w:p>
+      <w:pPr>
+        <w:pStyle w:val="Heading3"/>
+      </w:pPr>
+      <w:r>
+        <w:t>W3 Reject leakage</w:t>
+      </w:r>
+    </w:p>
+    <w:p>
+      <w:pPr>
+        <w:pStyle w:val="Heading3"/>
+      </w:pPr>
+      <w:r>
+        <w:t>W4 Apply independently</w:t>
       </w:r>
     </w:p>
     <w:p>
       <w:pPr>
         <w:spacing w:line="336" w:lineRule="auto" w:after="180"/>
-        <w:shd w:fill="F1F6FC"/>
-      </w:pPr>
-      <w:r>
-        <w:rPr>
-          <w:b w:val="0"/>
-        </w:rPr>
-        <w:t>Width=3 cm, ratio=4 and unitless. Zero width makes division undefined; missing width is not zero. Use a documented validation/fallback policy.</w:t>
+      </w:pPr>
+      <w:r>
+        <w:rPr>
+          <w:b/>
+        </w:rPr>
+        <w:t>Training</w:t>
+      </w:r>
+      <w:r>
+        <w:rPr>
+          <w:b w:val="0"/>
+        </w:rPr>
+        <w:t xml:space="preserve"> areas [4, 8, 12]. A new rectangle has length 3 width 4. Compute the </w:t>
+      </w:r>
+      <w:r>
+        <w:rPr>
+          <w:b/>
+        </w:rPr>
+        <w:t>training</w:t>
+      </w:r>
+      <w:r>
+        <w:rPr>
+          <w:b w:val="0"/>
+        </w:rPr>
+        <w:t xml:space="preserve"> mean and centered new feature; state units.</w:t>
       </w:r>
     </w:p>
     <w:p>
       <w:pPr>
         <w:spacing w:line="336" w:lineRule="auto" w:after="180"/>
-        <w:shd w:fill="F1F6FC"/>
-      </w:pPr>
-      <w:r>
-        <w:rPr>
-          <w:b w:val="0"/>
-        </w:rPr>
-        <w:t xml:space="preserve">Fit learned scaling only on </w:t>
+      </w:pPr>
+      <w:r>
+        <w:rPr>
+          <w:b w:val="0"/>
+        </w:rPr>
+        <w:t xml:space="preserve">Teacher explanation: </w:t>
       </w:r>
       <w:r>
         <w:rPr>
           <w:b/>
         </w:rPr>
+        <w:t>Training</w:t>
+      </w:r>
+      <w:r>
+        <w:rPr>
+          <w:b w:val="0"/>
+        </w:rPr>
+        <w:t xml:space="preserve"> mean 8 square cm; new area 12 square cm; centered feature 4 square cm.</w:t>
+      </w:r>
+    </w:p>
+    <w:p>
+      <w:pPr>
+        <w:pStyle w:val="Heading3"/>
+      </w:pPr>
+      <w:r>
+        <w:t>W5 Plan a fair comparison</w:t>
+      </w:r>
+    </w:p>
+    <w:p>
+      <w:pPr>
+        <w:pStyle w:val="Heading3"/>
+      </w:pPr>
+      <w:r>
+        <w:t>Assess independent transfer</w:t>
+      </w:r>
+    </w:p>
+    <w:p>
+      <w:pPr>
+        <w:pStyle w:val="Heading3"/>
+      </w:pPr>
+      <w:r>
+        <w:t>Selected case answer</w:t>
+      </w:r>
+    </w:p>
+    <w:p>
+      <w:pPr>
+        <w:pStyle w:val="Heading3"/>
+      </w:pPr>
+      <w:r>
+        <w:t>Feedback that the learner uses</w:t>
+      </w:r>
+    </w:p>
+    <w:p>
+      <w:pPr>
+        <w:pStyle w:val="Heading2"/>
+      </w:pPr>
+      <w:r>
+        <w:t>Extension questions and checked keys · reference / check after trying</w:t>
+      </w:r>
+    </w:p>
+    <w:p>
+      <w:pPr>
+        <w:pStyle w:val="Heading3"/>
+      </w:pPr>
+      <w:r>
+        <w:t>Relationships and confounding — W1 Describe the evidence</w:t>
+      </w:r>
+    </w:p>
+    <w:p>
+      <w:pPr>
+        <w:spacing w:line="336" w:lineRule="auto" w:after="180"/>
+      </w:pPr>
+      <w:r>
+        <w:rPr>
+          <w:b w:val="0"/>
+        </w:rPr>
+        <w:t xml:space="preserve">State the pattern in the three worked records without using </w:t>
+      </w:r>
+      <w:r>
+        <w:rPr>
+          <w:b/>
+        </w:rPr>
+        <w:t>cause</w:t>
+      </w:r>
+      <w:r>
+        <w:rPr>
+          <w:b w:val="0"/>
+        </w:rPr>
+        <w:t>d or guaranteed.</w:t>
+      </w:r>
+    </w:p>
+    <w:p>
+      <w:pPr>
+        <w:spacing w:line="336" w:lineRule="auto" w:after="180"/>
+      </w:pPr>
+      <w:r>
+        <w:rPr>
+          <w:b w:val="0"/>
+        </w:rPr>
+        <w:t>Higher recorded practice hours are associated with higher scores in these three records.</w:t>
+      </w:r>
+    </w:p>
+    <w:p>
+      <w:pPr>
+        <w:pStyle w:val="Heading3"/>
+      </w:pPr>
+      <w:r>
+        <w:t>Relationships and confounding — W2 Identify a confounder</w:t>
+      </w:r>
+    </w:p>
+    <w:p>
+      <w:pPr>
+        <w:spacing w:line="336" w:lineRule="auto" w:after="180"/>
+      </w:pPr>
+      <w:r>
+        <w:rPr>
+          <w:b w:val="0"/>
+        </w:rPr>
+        <w:t>Explain how prior experience could relate to both practice time and score.</w:t>
+      </w:r>
+    </w:p>
+    <w:p>
+      <w:pPr>
+        <w:spacing w:line="336" w:lineRule="auto" w:after="180"/>
+      </w:pPr>
+      <w:r>
+        <w:rPr>
+          <w:b w:val="0"/>
+        </w:rPr>
+        <w:t>Experienced learners may choose different practice amounts and also score higher even without additional practice.</w:t>
+      </w:r>
+    </w:p>
+    <w:p>
+      <w:pPr>
+        <w:pStyle w:val="Heading3"/>
+      </w:pPr>
+      <w:r>
+        <w:t>Relationships and confounding — W3 Repair an overclaim</w:t>
+      </w:r>
+    </w:p>
+    <w:p>
+      <w:pPr>
+        <w:spacing w:line="336" w:lineRule="auto" w:after="180"/>
+      </w:pPr>
+      <w:r>
+        <w:rPr>
+          <w:b w:val="0"/>
+        </w:rPr>
+        <w:t>A learner predicts every student gains 2 points per extra hour. Explain why that is unsupported.</w:t>
+      </w:r>
+    </w:p>
+    <w:p>
+      <w:pPr>
+        <w:spacing w:line="336" w:lineRule="auto" w:after="180"/>
+      </w:pPr>
+      <w:r>
+        <w:rPr>
+          <w:b w:val="0"/>
+        </w:rPr>
+        <w:t xml:space="preserve">The three </w:t>
+      </w:r>
+      <w:r>
+        <w:rPr>
+          <w:b/>
+        </w:rPr>
+        <w:t>observation</w:t>
+      </w:r>
+      <w:r>
+        <w:rPr>
+          <w:b w:val="0"/>
+        </w:rPr>
+        <w:t>s do not establish a universal causal rule or predict every individual; other factors and variation are unmeasured.</w:t>
+      </w:r>
+    </w:p>
+    <w:p>
+      <w:pPr>
+        <w:pStyle w:val="Heading3"/>
+      </w:pPr>
+      <w:r>
+        <w:t>Relationships and confounding — W4 Plan independently</w:t>
+      </w:r>
+    </w:p>
+    <w:p>
+      <w:pPr>
+        <w:spacing w:line="336" w:lineRule="auto" w:after="180"/>
+      </w:pPr>
+      <w:r>
+        <w:rPr>
+          <w:b w:val="0"/>
+        </w:rPr>
+        <w:t xml:space="preserve">A fictional dataset links more hints used with lower scores. Give a noncausal explanation and plan a fairer </w:t>
+      </w:r>
+      <w:r>
+        <w:rPr>
+          <w:b/>
+        </w:rPr>
+        <w:t>comparison</w:t>
+      </w:r>
+      <w:r>
+        <w:rPr>
+          <w:b w:val="0"/>
+        </w:rPr>
+        <w:t xml:space="preserve"> of whether hints help.</w:t>
+      </w:r>
+    </w:p>
+    <w:p>
+      <w:pPr>
+        <w:spacing w:line="336" w:lineRule="auto" w:after="180"/>
+      </w:pPr>
+      <w:r>
+        <w:rPr>
+          <w:b w:val="0"/>
+        </w:rPr>
+        <w:t>Learners finding tasks harder may use more hints and score lower.</w:t>
+      </w:r>
+    </w:p>
+    <w:p>
+      <w:pPr>
+        <w:spacing w:line="336" w:lineRule="auto" w:after="180"/>
+      </w:pPr>
+      <w:r>
+        <w:rPr>
+          <w:b w:val="0"/>
+        </w:rPr>
+        <w:t>Use comparable tasks and starting skill, a teacher-approved or paper random-assignment plan, same outcome measure and report uncertainty; do not deny needed support.</w:t>
+      </w:r>
+    </w:p>
+    <w:p>
+      <w:pPr>
+        <w:pStyle w:val="Heading3"/>
+      </w:pPr>
+      <w:r>
+        <w:t>Relationships and confounding — W5 State a remaining limit</w:t>
+      </w:r>
+    </w:p>
+    <w:p>
+      <w:pPr>
+        <w:spacing w:line="336" w:lineRule="auto" w:after="180"/>
+      </w:pPr>
+      <w:r>
+        <w:rPr>
+          <w:b w:val="0"/>
+        </w:rPr>
+        <w:t xml:space="preserve">Even a better </w:t>
+      </w:r>
+      <w:r>
+        <w:rPr>
+          <w:b/>
+        </w:rPr>
+        <w:t>comparison</w:t>
+      </w:r>
+      <w:r>
+        <w:rPr>
+          <w:b w:val="0"/>
+        </w:rPr>
+        <w:t xml:space="preserve"> has only four fictional groups. What should be reported?</w:t>
+      </w:r>
+    </w:p>
+    <w:p>
+      <w:pPr>
+        <w:spacing w:line="336" w:lineRule="auto" w:after="180"/>
+      </w:pPr>
+      <w:r>
+        <w:rPr>
+          <w:b w:val="0"/>
+        </w:rPr>
+        <w:t>Small size, constructed data, conditions and measured outcome; do not generalize broadly or claim classroom effectiveness.</w:t>
+      </w:r>
+    </w:p>
+    <w:p>
+      <w:pPr>
+        <w:pStyle w:val="Heading1"/>
+      </w:pPr>
+      <w:r>
+        <w:t>06. Connect, support and revisit the experiment</w:t>
+      </w:r>
+    </w:p>
+    <w:p>
+      <w:r>
+        <w:t>Retain failures and assess a fresh parallel case after help.</w:t>
+      </w:r>
+    </w:p>
+    <w:p>
+      <w:pPr>
+        <w:pStyle w:val="Heading2"/>
+      </w:pPr>
+      <w:r>
+        <w:t>Project evidence</w:t>
+      </w:r>
+    </w:p>
+    <w:p>
+      <w:pPr>
+        <w:spacing w:line="336" w:lineRule="auto" w:after="180"/>
+      </w:pPr>
+      <w:r>
+        <w:rPr>
+          <w:b w:val="0"/>
+        </w:rPr>
+        <w:t xml:space="preserve">Add only justified Plant Classifier features, with formula, source fields, expected benefit, and </w:t>
+      </w:r>
+      <w:r>
+        <w:rPr>
+          <w:b/>
+        </w:rPr>
+        <w:t>leakage</w:t>
+      </w:r>
+      <w:r>
+        <w:rPr>
+          <w:b w:val="0"/>
+        </w:rPr>
+        <w:t xml:space="preserve"> test.</w:t>
+      </w:r>
+    </w:p>
+    <w:p>
+      <w:pPr>
+        <w:spacing w:line="336" w:lineRule="auto" w:after="180"/>
+      </w:pPr>
+      <w:r>
+        <w:rPr>
+          <w:b w:val="0"/>
+        </w:rPr>
+        <w:t xml:space="preserve">Keep the decision, </w:t>
+      </w:r>
+      <w:r>
+        <w:rPr>
+          <w:b/>
+        </w:rPr>
+        <w:t>input</w:t>
+      </w:r>
+      <w:r>
+        <w:rPr>
+          <w:b w:val="0"/>
+        </w:rPr>
+        <w:t xml:space="preserve">, result, explanation and remaining limitation in the project </w:t>
+      </w:r>
+      <w:r>
+        <w:rPr>
+          <w:b/>
+        </w:rPr>
+        <w:t>evidence</w:t>
+      </w:r>
+      <w:r>
+        <w:rPr>
+          <w:b w:val="0"/>
+        </w:rPr>
+        <w:t xml:space="preserve"> record. Retrieve this record next week rather than restarting the project.</w:t>
+      </w:r>
+    </w:p>
+    <w:p>
+      <w:pPr>
+        <w:spacing w:line="336" w:lineRule="auto" w:after="180"/>
+      </w:pPr>
+      <w:r>
+        <w:rPr>
+          <w:b w:val="0"/>
+        </w:rPr>
+        <w:t xml:space="preserve">For your Responsible Plant Classifier, save the </w:t>
+      </w:r>
+      <w:r>
+        <w:rPr>
+          <w:b/>
+        </w:rPr>
+        <w:t>input</w:t>
+      </w:r>
+      <w:r>
+        <w:rPr>
+          <w:b w:val="0"/>
+        </w:rPr>
+        <w:t>, procedure, observed result and limitation of this check.</w:t>
+      </w:r>
+    </w:p>
+    <w:p>
+      <w:pPr>
+        <w:spacing w:line="336" w:lineRule="auto" w:after="180"/>
+      </w:pPr>
+      <w:r>
+        <w:rPr>
+          <w:b w:val="0"/>
+        </w:rPr>
+        <w:t>Label this worked example as practice; use a different, previously unreviewed case when checking independent understanding.</w:t>
+      </w:r>
+    </w:p>
+    <w:p>
+      <w:pPr>
+        <w:pStyle w:val="Heading2"/>
+      </w:pPr>
+      <w:r>
+        <w:t>Support and selected reassessment</w:t>
+      </w:r>
+    </w:p>
+    <w:p>
+      <w:pPr>
+        <w:spacing w:line="336" w:lineRule="auto" w:after="180"/>
+      </w:pPr>
+      <w:r>
+        <w:rPr>
+          <w:b w:val="0"/>
+        </w:rPr>
+        <w:t>Use a tiny labelled dataset, explicit units and a named positive class. Stretch: require a baseline, held-out evaluation and subgroup or shifted-condition analysis with denominators.</w:t>
+      </w:r>
+    </w:p>
+    <w:p>
+      <w:pPr>
+        <w:spacing w:line="336" w:lineRule="auto" w:after="180"/>
+      </w:pPr>
+      <w:r>
+        <w:rPr>
+          <w:b w:val="0"/>
+        </w:rPr>
+        <w:t xml:space="preserve">Provide a blank </w:t>
+      </w:r>
+      <w:r>
+        <w:rPr>
+          <w:b/>
+        </w:rPr>
+        <w:t>evidence</w:t>
+      </w:r>
+      <w:r>
+        <w:rPr>
+          <w:b w:val="0"/>
+        </w:rPr>
+        <w:t xml:space="preserve"> table and allow a verbal explanation before writing. Highlight the given conditions without supplying the W 4 conclusion. Use </w:t>
+      </w:r>
+      <w:r>
+        <w:rPr>
+          <w:b/>
+        </w:rPr>
+        <w:t>feature engineering</w:t>
+      </w:r>
+      <w:r>
+        <w:rPr>
+          <w:b w:val="0"/>
+        </w:rPr>
+        <w:t xml:space="preserve"> and </w:t>
+      </w:r>
+      <w:r>
+        <w:rPr>
+          <w:b/>
+        </w:rPr>
+        <w:t>derived feature</w:t>
+      </w:r>
+      <w:r>
+        <w:rPr>
+          <w:b w:val="0"/>
+        </w:rPr>
+        <w:t xml:space="preserve"> in full sentences.</w:t>
+      </w:r>
+    </w:p>
+    <w:p>
+      <w:pPr>
+        <w:spacing w:line="336" w:lineRule="auto" w:after="180"/>
+      </w:pPr>
+      <w:r>
+        <w:rPr>
+          <w:b w:val="0"/>
+        </w:rPr>
+        <w:t>Extension: alter one condition in the worked example and explain which conclusion changes and which remains supported.</w:t>
+      </w:r>
+    </w:p>
+    <w:p>
+      <w:pPr>
+        <w:spacing w:line="336" w:lineRule="auto" w:after="180"/>
+      </w:pPr>
+      <w:r>
+        <w:rPr>
+          <w:b w:val="0"/>
+        </w:rPr>
+        <w:t xml:space="preserve">For independent W 4, require: </w:t>
+      </w:r>
+      <w:r>
+        <w:rPr>
+          <w:b/>
+        </w:rPr>
+        <w:t>Training</w:t>
+      </w:r>
+      <w:r>
+        <w:rPr>
+          <w:b w:val="0"/>
+        </w:rPr>
+        <w:t xml:space="preserve"> mean 8 square cm; new area 12 square cm; centered feature 4 square cm. Fresh retry </w:t>
+      </w:r>
+      <w:r>
+        <w:rPr>
+          <w:b/>
+        </w:rPr>
         <w:t>training</w:t>
       </w:r>
       <w:r>
         <w:rPr>
           <w:b w:val="0"/>
         </w:rPr>
-        <w:t xml:space="preserve"> data and apply it unchanged to other partitions.</w:t>
-      </w:r>
-    </w:p>
-    <w:p>
-      <w:pPr>
-        <w:pStyle w:val="Heading3"/>
-      </w:pPr>
-      <w:r>
-        <w:t>Explanations for the additional workbook examples</w:t>
-      </w:r>
-    </w:p>
-    <w:p>
-      <w:pPr>
-        <w:pStyle w:val="Heading3"/>
-      </w:pPr>
-      <w:r>
-        <w:t>W1 Compute features</w:t>
-      </w:r>
-    </w:p>
-    <w:p>
-      <w:pPr>
-        <w:pStyle w:val="Heading3"/>
-      </w:pPr>
-      <w:r>
-        <w:t>Workbook question · W1</w:t>
+        <w:t xml:space="preserve"> areas [3, 6, 9], new rectangle 2 by 5: </w:t>
+      </w:r>
+      <w:r>
+        <w:rPr>
+          <w:b/>
+        </w:rPr>
+        <w:t>training</w:t>
+      </w:r>
+      <w:r>
+        <w:rPr>
+          <w:b w:val="0"/>
+        </w:rPr>
+        <w:t xml:space="preserve"> mean 6, new area 10, centered 4 square units.</w:t>
       </w:r>
     </w:p>
     <w:p>
       <w:pPr>
         <w:spacing w:line="336" w:lineRule="auto" w:after="180"/>
-        <w:shd w:fill="F5F1FB"/>
-      </w:pPr>
-      <w:r>
-        <w:rPr>
-          <w:b w:val="0"/>
-        </w:rPr>
-        <w:t xml:space="preserve">Compute the worked areas and their </w:t>
+      </w:pPr>
+      <w:r>
+        <w:rPr>
+          <w:b w:val="0"/>
+        </w:rPr>
+        <w:t xml:space="preserve">Require </w:t>
       </w:r>
       <w:r>
         <w:rPr>
@@ -5297,1297 +6456,27 @@
         <w:rPr>
           <w:b w:val="0"/>
         </w:rPr>
-        <w:t xml:space="preserve"> mean.</w:t>
-      </w:r>
-    </w:p>
-    <w:p>
-      <w:pPr>
-        <w:pStyle w:val="Heading3"/>
-      </w:pPr>
-      <w:r>
-        <w:t>Teacher reasoning · W1</w:t>
-      </w:r>
-    </w:p>
-    <w:p>
-      <w:pPr>
-        <w:spacing w:line="336" w:lineRule="auto" w:after="180"/>
-        <w:shd w:fill="F1F6FC"/>
-      </w:pPr>
-      <w:r>
-        <w:rPr>
-          <w:b w:val="0"/>
-        </w:rPr>
-        <w:t xml:space="preserve">Teacher explanation: Areas 6, 8, 6 square cm; </w:t>
+        <w:t xml:space="preserve">-only </w:t>
       </w:r>
       <w:r>
         <w:rPr>
           <w:b/>
         </w:rPr>
-        <w:t>training</w:t>
-      </w:r>
-      <w:r>
-        <w:rPr>
-          <w:b w:val="0"/>
-        </w:rPr>
-        <w:t xml:space="preserve"> mean 20/3 square cm.</w:t>
-      </w:r>
-    </w:p>
-    <w:p>
-      <w:pPr>
-        <w:pStyle w:val="Heading3"/>
-      </w:pPr>
-      <w:r>
-        <w:t>W2 Transform validation</w:t>
-      </w:r>
-    </w:p>
-    <w:p>
-      <w:pPr>
-        <w:pStyle w:val="Heading3"/>
-      </w:pPr>
-      <w:r>
-        <w:t>Workbook question · W2</w:t>
-      </w:r>
-    </w:p>
-    <w:p>
-      <w:pPr>
-        <w:spacing w:line="336" w:lineRule="auto" w:after="180"/>
-        <w:shd w:fill="F5F1FB"/>
-      </w:pPr>
-      <w:r>
-        <w:rPr>
-          <w:b w:val="0"/>
-        </w:rPr>
-        <w:t xml:space="preserve">Center the validation area using the frozen </w:t>
-      </w:r>
-      <w:r>
-        <w:rPr>
-          <w:b/>
-        </w:rPr>
-        <w:t>training</w:t>
-      </w:r>
-      <w:r>
-        <w:rPr>
-          <w:b w:val="0"/>
-        </w:rPr>
-        <w:t xml:space="preserve"> mean.</w:t>
-      </w:r>
-    </w:p>
-    <w:p>
-      <w:pPr>
-        <w:pStyle w:val="Heading3"/>
-      </w:pPr>
-      <w:r>
-        <w:t>Teacher reasoning · W2</w:t>
-      </w:r>
-    </w:p>
-    <w:p>
-      <w:pPr>
-        <w:spacing w:line="336" w:lineRule="auto" w:after="180"/>
-        <w:shd w:fill="F1F6FC"/>
-      </w:pPr>
-      <w:r>
-        <w:rPr>
-          <w:b w:val="0"/>
-        </w:rPr>
-        <w:t>Teacher explanation: Area 10; centered 10-20/3=10/3 square cm. Validation does not change the fitted mean.</w:t>
-      </w:r>
-    </w:p>
-    <w:p>
-      <w:pPr>
-        <w:pStyle w:val="Heading3"/>
-      </w:pPr>
-      <w:r>
-        <w:t>W3 Reject leakage</w:t>
-      </w:r>
-    </w:p>
-    <w:p>
-      <w:pPr>
-        <w:pStyle w:val="Heading3"/>
-      </w:pPr>
-      <w:r>
-        <w:t>Workbook question · W3</w:t>
-      </w:r>
-    </w:p>
-    <w:p>
-      <w:pPr>
-        <w:spacing w:line="336" w:lineRule="auto" w:after="180"/>
-        <w:shd w:fill="F5F1FB"/>
-      </w:pPr>
-      <w:r>
-        <w:rPr>
-          <w:b w:val="0"/>
-        </w:rPr>
-        <w:t xml:space="preserve">Why is delivery delay invalid for a </w:t>
-      </w:r>
-      <w:r>
-        <w:rPr>
-          <w:b/>
-        </w:rPr>
-        <w:t>prediction</w:t>
-      </w:r>
-      <w:r>
-        <w:rPr>
-          <w:b w:val="0"/>
-        </w:rPr>
-        <w:t xml:space="preserve"> made before dispatch?</w:t>
-      </w:r>
-    </w:p>
-    <w:p>
-      <w:pPr>
-        <w:pStyle w:val="Heading3"/>
-      </w:pPr>
-      <w:r>
-        <w:t>Teacher reasoning · W3</w:t>
-      </w:r>
-    </w:p>
-    <w:p>
-      <w:pPr>
-        <w:spacing w:line="336" w:lineRule="auto" w:after="180"/>
-        <w:shd w:fill="F1F6FC"/>
-      </w:pPr>
-      <w:r>
-        <w:rPr>
-          <w:b w:val="0"/>
-        </w:rPr>
-        <w:t xml:space="preserve">Teacher explanation: The value is only known later, so using it would not match the information available at </w:t>
-      </w:r>
-      <w:r>
-        <w:rPr>
-          <w:b/>
-        </w:rPr>
-        <w:t>prediction</w:t>
-      </w:r>
-      <w:r>
-        <w:rPr>
-          <w:b w:val="0"/>
-        </w:rPr>
-        <w:t xml:space="preserve"> time.</w:t>
-      </w:r>
-    </w:p>
-    <w:p>
-      <w:pPr>
-        <w:pStyle w:val="Heading3"/>
-      </w:pPr>
-      <w:r>
-        <w:t>W4 Apply independently</w:t>
-      </w:r>
-    </w:p>
-    <w:p>
-      <w:pPr>
-        <w:pStyle w:val="Heading3"/>
-      </w:pPr>
-      <w:r>
-        <w:t>Workbook question · W4</w:t>
-      </w:r>
-    </w:p>
-    <w:p>
-      <w:pPr>
-        <w:spacing w:line="336" w:lineRule="auto" w:after="180"/>
-        <w:shd w:fill="F5F1FB"/>
-      </w:pPr>
-      <w:r>
-        <w:rPr>
-          <w:b/>
-        </w:rPr>
-        <w:t>Training</w:t>
-      </w:r>
-      <w:r>
-        <w:rPr>
-          <w:b w:val="0"/>
-        </w:rPr>
-        <w:t xml:space="preserve"> areas [4, 8, 12]. A new rectangle has length 3 width 4. Compute the </w:t>
-      </w:r>
-      <w:r>
-        <w:rPr>
-          <w:b/>
-        </w:rPr>
-        <w:t>training</w:t>
-      </w:r>
-      <w:r>
-        <w:rPr>
-          <w:b w:val="0"/>
-        </w:rPr>
-        <w:t xml:space="preserve"> mean and centered new feature; state units.</w:t>
-      </w:r>
-    </w:p>
-    <w:p>
-      <w:pPr>
-        <w:pStyle w:val="Heading3"/>
-      </w:pPr>
-      <w:r>
-        <w:t>Teacher reasoning · W4</w:t>
-      </w:r>
-    </w:p>
-    <w:p>
-      <w:pPr>
-        <w:spacing w:line="336" w:lineRule="auto" w:after="180"/>
-        <w:shd w:fill="F1F6FC"/>
-      </w:pPr>
-      <w:r>
-        <w:rPr>
-          <w:b w:val="0"/>
-        </w:rPr>
-        <w:t xml:space="preserve">Teacher explanation: </w:t>
-      </w:r>
-      <w:r>
-        <w:rPr>
-          <w:b/>
-        </w:rPr>
-        <w:t>Training</w:t>
-      </w:r>
-      <w:r>
-        <w:rPr>
-          <w:b w:val="0"/>
-        </w:rPr>
-        <w:t xml:space="preserve"> mean 8 square cm; new area 12 square cm; centered feature 4 square cm.</w:t>
-      </w:r>
-    </w:p>
-    <w:p>
-      <w:pPr>
-        <w:pStyle w:val="Heading3"/>
-      </w:pPr>
-      <w:r>
-        <w:t>W5 Plan a fair comparison</w:t>
-      </w:r>
-    </w:p>
-    <w:p>
-      <w:pPr>
-        <w:pStyle w:val="Heading3"/>
-      </w:pPr>
-      <w:r>
-        <w:t>Workbook question · W5</w:t>
-      </w:r>
-    </w:p>
-    <w:p>
-      <w:pPr>
-        <w:spacing w:line="336" w:lineRule="auto" w:after="180"/>
-        <w:shd w:fill="F5F1FB"/>
-      </w:pPr>
-      <w:r>
-        <w:rPr>
-          <w:b w:val="0"/>
-        </w:rPr>
-        <w:t>How would you test adding area without claiming it must help?</w:t>
-      </w:r>
-    </w:p>
-    <w:p>
-      <w:pPr>
-        <w:pStyle w:val="Heading3"/>
-      </w:pPr>
-      <w:r>
-        <w:t>Teacher reasoning · W5</w:t>
-      </w:r>
-    </w:p>
-    <w:p>
-      <w:pPr>
-        <w:spacing w:line="336" w:lineRule="auto" w:after="180"/>
-        <w:shd w:fill="F1F6FC"/>
-      </w:pPr>
-      <w:r>
-        <w:rPr>
-          <w:b w:val="0"/>
-        </w:rPr>
-        <w:t xml:space="preserve">Teacher explanation: Compare with and without area on the same validation records, </w:t>
-      </w:r>
-      <w:r>
-        <w:rPr>
-          <w:b/>
-        </w:rPr>
         <w:t>fitting</w:t>
       </w:r>
       <w:r>
         <w:rPr>
           <w:b w:val="0"/>
         </w:rPr>
-        <w:t xml:space="preserve"> all </w:t>
-      </w:r>
-      <w:r>
-        <w:rPr>
-          <w:b/>
-        </w:rPr>
-        <w:t>transformation</w:t>
-      </w:r>
-      <w:r>
-        <w:rPr>
-          <w:b w:val="0"/>
-        </w:rPr>
-        <w:t xml:space="preserve">s on </w:t>
-      </w:r>
-      <w:r>
-        <w:rPr>
-          <w:b/>
-        </w:rPr>
-        <w:t>training</w:t>
-      </w:r>
-      <w:r>
-        <w:rPr>
-          <w:b w:val="0"/>
-        </w:rPr>
-        <w:t xml:space="preserve"> and reporting the declared metric and feature </w:t>
-      </w:r>
-      <w:r>
-        <w:rPr>
-          <w:b/>
-        </w:rPr>
-        <w:t>availability</w:t>
-      </w:r>
-      <w:r>
-        <w:rPr>
-          <w:b w:val="0"/>
-        </w:rPr>
-        <w:t>.</w:t>
-      </w:r>
-    </w:p>
-    <w:p>
-      <w:pPr>
-        <w:pStyle w:val="Heading3"/>
-      </w:pPr>
-      <w:r>
-        <w:t>Relationships and confounding — W1 Describe the evidence</w:t>
-      </w:r>
-    </w:p>
-    <w:p>
-      <w:pPr>
-        <w:spacing w:line="336" w:lineRule="auto" w:after="180"/>
-      </w:pPr>
-      <w:r>
-        <w:rPr>
-          <w:b w:val="0"/>
-        </w:rPr>
-        <w:t xml:space="preserve">State the pattern in the three worked records without using </w:t>
-      </w:r>
-      <w:r>
-        <w:rPr>
-          <w:b/>
-        </w:rPr>
-        <w:t>cause</w:t>
-      </w:r>
-      <w:r>
-        <w:rPr>
-          <w:b w:val="0"/>
-        </w:rPr>
-        <w:t>d or guaranteed.</w:t>
-      </w:r>
-    </w:p>
-    <w:p>
-      <w:pPr>
-        <w:spacing w:line="336" w:lineRule="auto" w:after="180"/>
-      </w:pPr>
-      <w:r>
-        <w:rPr>
-          <w:b w:val="0"/>
-        </w:rPr>
-        <w:t>Higher recorded practice hours are associated with higher scores in these three records.</w:t>
-      </w:r>
-    </w:p>
-    <w:p>
-      <w:pPr>
-        <w:pStyle w:val="Heading3"/>
-      </w:pPr>
-      <w:r>
-        <w:t>Relationships and confounding — W2 Identify a confounder</w:t>
-      </w:r>
-    </w:p>
-    <w:p>
-      <w:pPr>
-        <w:spacing w:line="336" w:lineRule="auto" w:after="180"/>
-      </w:pPr>
-      <w:r>
-        <w:rPr>
-          <w:b w:val="0"/>
-        </w:rPr>
-        <w:t>Explain how prior experience could relate to both practice time and score.</w:t>
-      </w:r>
-    </w:p>
-    <w:p>
-      <w:pPr>
-        <w:spacing w:line="336" w:lineRule="auto" w:after="180"/>
-      </w:pPr>
-      <w:r>
-        <w:rPr>
-          <w:b w:val="0"/>
-        </w:rPr>
-        <w:t>Experienced learners may choose different practice amounts and also score higher even without additional practice.</w:t>
-      </w:r>
-    </w:p>
-    <w:p>
-      <w:pPr>
-        <w:pStyle w:val="Heading3"/>
-      </w:pPr>
-      <w:r>
-        <w:t>Relationships and confounding — W3 Repair an overclaim</w:t>
-      </w:r>
-    </w:p>
-    <w:p>
-      <w:pPr>
-        <w:spacing w:line="336" w:lineRule="auto" w:after="180"/>
-      </w:pPr>
-      <w:r>
-        <w:rPr>
-          <w:b w:val="0"/>
-        </w:rPr>
-        <w:t>A learner predicts every student gains 2 points per extra hour. Explain why that is unsupported.</w:t>
-      </w:r>
-    </w:p>
-    <w:p>
-      <w:pPr>
-        <w:spacing w:line="336" w:lineRule="auto" w:after="180"/>
-      </w:pPr>
-      <w:r>
-        <w:rPr>
-          <w:b w:val="0"/>
-        </w:rPr>
-        <w:t xml:space="preserve">The three </w:t>
-      </w:r>
-      <w:r>
-        <w:rPr>
-          <w:b/>
-        </w:rPr>
-        <w:t>observation</w:t>
-      </w:r>
-      <w:r>
-        <w:rPr>
-          <w:b w:val="0"/>
-        </w:rPr>
-        <w:t>s do not establish a universal causal rule or predict every individual; other factors and variation are unmeasured.</w:t>
-      </w:r>
-    </w:p>
-    <w:p>
-      <w:pPr>
-        <w:pStyle w:val="Heading3"/>
-      </w:pPr>
-      <w:r>
-        <w:t>Relationships and confounding — W4 Plan independently</w:t>
-      </w:r>
-    </w:p>
-    <w:p>
-      <w:pPr>
-        <w:spacing w:line="336" w:lineRule="auto" w:after="180"/>
-      </w:pPr>
-      <w:r>
-        <w:rPr>
-          <w:b w:val="0"/>
-        </w:rPr>
-        <w:t xml:space="preserve">A fictional dataset links more hints used with lower scores. Give a noncausal explanation and plan a fairer </w:t>
-      </w:r>
-      <w:r>
-        <w:rPr>
-          <w:b/>
-        </w:rPr>
-        <w:t>comparison</w:t>
-      </w:r>
-      <w:r>
-        <w:rPr>
-          <w:b w:val="0"/>
-        </w:rPr>
-        <w:t xml:space="preserve"> of whether hints help.</w:t>
-      </w:r>
-    </w:p>
-    <w:p>
-      <w:pPr>
-        <w:spacing w:line="336" w:lineRule="auto" w:after="180"/>
-      </w:pPr>
-      <w:r>
-        <w:rPr>
-          <w:b w:val="0"/>
-        </w:rPr>
-        <w:t>Learners finding tasks harder may use more hints and score lower.</w:t>
-      </w:r>
-    </w:p>
-    <w:p>
-      <w:pPr>
-        <w:spacing w:line="336" w:lineRule="auto" w:after="180"/>
-      </w:pPr>
-      <w:r>
-        <w:rPr>
-          <w:b w:val="0"/>
-        </w:rPr>
-        <w:t>Use comparable tasks and starting skill, a teacher-approved or paper random-assignment plan, same outcome measure and report uncertainty; do not deny needed support.</w:t>
-      </w:r>
-    </w:p>
-    <w:p>
-      <w:pPr>
-        <w:pStyle w:val="Heading3"/>
-      </w:pPr>
-      <w:r>
-        <w:t>Relationships and confounding — W5 State a remaining limit</w:t>
-      </w:r>
-    </w:p>
-    <w:p>
-      <w:pPr>
-        <w:spacing w:line="336" w:lineRule="auto" w:after="180"/>
-        <w:shd w:fill="F5F1FB"/>
-      </w:pPr>
-      <w:r>
-        <w:rPr>
-          <w:b w:val="0"/>
-        </w:rPr>
-        <w:t xml:space="preserve">Even a better </w:t>
-      </w:r>
-      <w:r>
-        <w:rPr>
-          <w:b/>
-        </w:rPr>
-        <w:t>comparison</w:t>
-      </w:r>
-      <w:r>
-        <w:rPr>
-          <w:b w:val="0"/>
-        </w:rPr>
-        <w:t xml:space="preserve"> has only four fictional groups. What should be reported?</w:t>
-      </w:r>
-    </w:p>
-    <w:p>
-      <w:pPr>
-        <w:spacing w:line="336" w:lineRule="auto" w:after="180"/>
-      </w:pPr>
-      <w:r>
-        <w:rPr>
-          <w:b w:val="0"/>
-        </w:rPr>
-        <w:t>Small size, constructed data, conditions and measured outcome; do not generalize broadly or claim classroom effectiveness.</w:t>
-      </w:r>
-    </w:p>
-    <w:p>
-      <w:pPr>
-        <w:pStyle w:val="Heading3"/>
-      </w:pPr>
-      <w:r>
-        <w:t>Assess independent transfer</w:t>
-      </w:r>
-    </w:p>
-    <w:p>
-      <w:pPr>
-        <w:pStyle w:val="Heading3"/>
-      </w:pPr>
-      <w:r>
-        <w:t>Independent question · withhold the key</w:t>
-      </w:r>
-    </w:p>
-    <w:p>
-      <w:pPr>
-        <w:spacing w:line="336" w:lineRule="auto" w:after="180"/>
-        <w:shd w:fill="F5F1FB"/>
-      </w:pPr>
-      <w:r>
-        <w:rPr>
-          <w:b w:val="0"/>
-        </w:rPr>
-        <w:t xml:space="preserve">Selected case: </w:t>
-      </w:r>
-      <w:r>
-        <w:rPr>
-          <w:b/>
-        </w:rPr>
-        <w:t>Training</w:t>
-      </w:r>
-      <w:r>
-        <w:rPr>
-          <w:b w:val="0"/>
-        </w:rPr>
-        <w:t xml:space="preserve"> areas [4, 8, 12]. A new rectangle has length 3 width 4. Compute the </w:t>
-      </w:r>
-      <w:r>
-        <w:rPr>
-          <w:b/>
-        </w:rPr>
-        <w:t>training</w:t>
-      </w:r>
-      <w:r>
-        <w:rPr>
-          <w:b w:val="0"/>
-        </w:rPr>
-        <w:t xml:space="preserve"> mean and centered new feature; state units.</w:t>
-      </w:r>
-    </w:p>
-    <w:p>
-      <w:pPr>
-        <w:pStyle w:val="Heading3"/>
-      </w:pPr>
-      <w:r>
-        <w:t>Selected case answer</w:t>
-      </w:r>
-    </w:p>
-    <w:p>
-      <w:pPr>
-        <w:pStyle w:val="Heading3"/>
-      </w:pPr>
-      <w:r>
-        <w:t>Teacher key · Selected case answer</w:t>
-      </w:r>
-    </w:p>
-    <w:p>
-      <w:pPr>
-        <w:spacing w:line="336" w:lineRule="auto" w:after="180"/>
-        <w:shd w:fill="F1F6FC"/>
-      </w:pPr>
-      <w:r>
-        <w:rPr>
-          <w:b w:val="0"/>
-        </w:rPr>
-        <w:t xml:space="preserve">Teacher explanation: </w:t>
-      </w:r>
-      <w:r>
-        <w:rPr>
-          <w:b/>
-        </w:rPr>
-        <w:t>Training</w:t>
-      </w:r>
-      <w:r>
-        <w:rPr>
-          <w:b w:val="0"/>
-        </w:rPr>
-        <w:t xml:space="preserve"> mean 8 square cm; new area 12 square cm; centered feature 4 square cm.</w:t>
-      </w:r>
-    </w:p>
-    <w:tbl>
-      <w:tblPr>
-        <w:tblStyle w:val="LightShading-Accent1"/>
-        <w:tblW w:type="auto" w:w="0"/>
-        <w:tblLook w:firstColumn="1" w:firstRow="1" w:lastColumn="0" w:lastRow="0" w:noHBand="0" w:noVBand="1" w:val="04A0"/>
-      </w:tblPr>
-      <w:tblGrid>
-        <w:gridCol w:w="5112"/>
-        <w:gridCol w:w="5112"/>
-      </w:tblGrid>
-      <w:tr>
-        <w:trPr>
-          <w:tblHeader/>
-        </w:trPr>
-        <w:tc>
-          <w:tcPr>
-            <w:tcW w:type="dxa" w:w="5112"/>
-          </w:tcPr>
-          <w:p>
-            <w:r>
-              <w:t>Dimension</w:t>
-            </w:r>
-          </w:p>
-        </w:tc>
-        <w:tc>
-          <w:tcPr>
-            <w:tcW w:type="dxa" w:w="5112"/>
-          </w:tcPr>
-          <w:p>
-            <w:r>
-              <w:t>Evidence required</w:t>
-            </w:r>
-          </w:p>
-        </w:tc>
-      </w:tr>
-      <w:tr>
-        <w:tc>
-          <w:tcPr>
-            <w:tcW w:type="dxa" w:w="5112"/>
-          </w:tcPr>
-          <w:p>
-            <w:r>
-              <w:t>Explanation</w:t>
-            </w:r>
-          </w:p>
-        </w:tc>
-        <w:tc>
-          <w:tcPr>
-            <w:tcW w:type="dxa" w:w="5112"/>
-          </w:tcPr>
-          <w:p>
-            <w:r>
-              <w:t>Names the applicable idea or procedure and ties it to the supplied facts.</w:t>
-            </w:r>
-          </w:p>
-        </w:tc>
-      </w:tr>
-      <w:tr>
-        <w:tc>
-          <w:tcPr>
-            <w:tcW w:type="dxa" w:w="5112"/>
-          </w:tcPr>
-          <w:p>
-            <w:r>
-              <w:t>Trace and result</w:t>
-            </w:r>
-          </w:p>
-        </w:tc>
-        <w:tc>
-          <w:tcPr>
-            <w:tcW w:type="dxa" w:w="5112"/>
-          </w:tcPr>
-          <w:p>
-            <w:r>
-              <w:t>Preserves the given inputs and shows the relevant intermediate steps; distinguishes a prediction from an observed execution.</w:t>
-            </w:r>
-          </w:p>
-        </w:tc>
-      </w:tr>
-      <w:tr>
-        <w:tc>
-          <w:tcPr>
-            <w:tcW w:type="dxa" w:w="5112"/>
-          </w:tcPr>
-          <w:p>
-            <w:r>
-              <w:t>Limits</w:t>
-            </w:r>
-          </w:p>
-        </w:tc>
-        <w:tc>
-          <w:tcPr>
-            <w:tcW w:type="dxa" w:w="5112"/>
-          </w:tcPr>
-          <w:p>
-            <w:r>
-              <w:t>States the assumptions, missing evidence or conditions under which the result would change.</w:t>
-            </w:r>
-          </w:p>
-        </w:tc>
-      </w:tr>
-    </w:tbl>
-    <w:p>
-      <w:pPr>
-        <w:pStyle w:val="Heading3"/>
-      </w:pPr>
-      <w:r>
-        <w:t>Teacher key · Selected case answer</w:t>
-      </w:r>
-    </w:p>
-    <w:p>
-      <w:pPr>
-        <w:spacing w:line="336" w:lineRule="auto" w:after="180"/>
-        <w:shd w:fill="F1F6FC"/>
-      </w:pPr>
-      <w:r>
-        <w:rPr>
-          <w:b w:val="0"/>
-        </w:rPr>
-        <w:t>Record each dimension as not yet, with support, or independent. Accept a valid alternative procedure with a defensible trace.</w:t>
-      </w:r>
-    </w:p>
-    <w:p>
-      <w:pPr>
-        <w:spacing w:line="336" w:lineRule="auto" w:after="180"/>
-        <w:shd w:fill="F1F6FC"/>
-      </w:pPr>
-      <w:r>
-        <w:rPr>
-          <w:b w:val="0"/>
-        </w:rPr>
-        <w:t xml:space="preserve">Do not penalise an honestly recorded model failure if the learner correctly explains its </w:t>
-      </w:r>
-      <w:r>
-        <w:rPr>
-          <w:b/>
-        </w:rPr>
-        <w:t>evidence</w:t>
-      </w:r>
-      <w:r>
-        <w:rPr>
-          <w:b w:val="0"/>
-        </w:rPr>
-        <w:t xml:space="preserve"> and limits.</w:t>
-      </w:r>
-    </w:p>
-    <w:p>
-      <w:pPr>
-        <w:pStyle w:val="Heading3"/>
-      </w:pPr>
-      <w:r>
-        <w:t>Feedback that the learner uses</w:t>
-      </w:r>
-    </w:p>
-    <w:p>
-      <w:pPr>
-        <w:spacing w:line="336" w:lineRule="auto" w:after="180"/>
-      </w:pPr>
-      <w:r>
-        <w:rPr>
-          <w:b w:val="0"/>
-        </w:rPr>
-        <w:t>Name the earliest unsupported step and give one action to repair it. Have the learner make that repair now and explain why. Then assess the relevant skill on a fresh, fully specified case.</w:t>
-      </w:r>
-    </w:p>
-    <w:p>
-      <w:pPr>
-        <w:spacing w:line="336" w:lineRule="auto" w:after="180"/>
-      </w:pPr>
-      <w:r>
-        <w:rPr>
-          <w:b w:val="0"/>
-        </w:rPr>
-        <w:t>Confirm it was not previously practised with feedback; solve and check the new case before assigning it. A follow-up design prompt is a starting brief, not automatically an equivalent test.</w:t>
-      </w:r>
-    </w:p>
-    <w:p>
-      <w:pPr>
-        <w:pStyle w:val="Heading1"/>
-      </w:pPr>
-      <w:r>
-        <w:t>06. Connect and extend learning</w:t>
-      </w:r>
-    </w:p>
-    <w:p>
-      <w:r>
-        <w:t>Connect Feature Engineering to Responsible Plant Classifier, adapt support and plan a later changed-case check.</w:t>
-      </w:r>
-    </w:p>
-    <w:p>
-      <w:pPr>
-        <w:pStyle w:val="Heading3"/>
-      </w:pPr>
-      <w:r>
-        <w:t>Responsible Plant Classifier</w:t>
-      </w:r>
-    </w:p>
-    <w:p>
-      <w:pPr>
-        <w:spacing w:line="336" w:lineRule="auto" w:after="180"/>
-      </w:pPr>
-      <w:r>
-        <w:rPr>
-          <w:b w:val="0"/>
-        </w:rPr>
-        <w:t xml:space="preserve">Add only justified Plant Classifier features, with formula, source fields, expected benefit, and </w:t>
-      </w:r>
-      <w:r>
-        <w:rPr>
-          <w:b/>
-        </w:rPr>
-        <w:t>leakage</w:t>
-      </w:r>
-      <w:r>
-        <w:rPr>
-          <w:b w:val="0"/>
-        </w:rPr>
-        <w:t xml:space="preserve"> test.</w:t>
-      </w:r>
-    </w:p>
-    <w:p>
-      <w:pPr>
-        <w:spacing w:line="336" w:lineRule="auto" w:after="180"/>
-      </w:pPr>
-      <w:r>
-        <w:rPr>
-          <w:b w:val="0"/>
-        </w:rPr>
-        <w:t xml:space="preserve">Keep the decision, </w:t>
-      </w:r>
-      <w:r>
-        <w:rPr>
-          <w:b/>
-        </w:rPr>
-        <w:t>input</w:t>
-      </w:r>
-      <w:r>
-        <w:rPr>
-          <w:b w:val="0"/>
-        </w:rPr>
-        <w:t xml:space="preserve">, result, explanation and remaining limitation in the project </w:t>
-      </w:r>
-      <w:r>
-        <w:rPr>
-          <w:b/>
-        </w:rPr>
-        <w:t>evidence</w:t>
-      </w:r>
-      <w:r>
-        <w:rPr>
-          <w:b w:val="0"/>
-        </w:rPr>
-        <w:t xml:space="preserve"> record. Retrieve this record next week rather than restarting the project.</w:t>
-      </w:r>
-    </w:p>
-    <w:p>
-      <w:pPr>
-        <w:pStyle w:val="Heading3"/>
-      </w:pPr>
-      <w:r>
-        <w:t>Support and stretch</w:t>
-      </w:r>
-    </w:p>
-    <w:p>
-      <w:pPr>
-        <w:spacing w:line="336" w:lineRule="auto" w:after="180"/>
-      </w:pPr>
-      <w:r>
-        <w:rPr>
-          <w:b w:val="0"/>
-        </w:rPr>
-        <w:t>Use a tiny labelled dataset, explicit units and a named positive class. Stretch: require a baseline, held-out evaluation and subgroup or shifted-condition analysis with denominators.</w:t>
-      </w:r>
-    </w:p>
-    <w:p>
-      <w:pPr>
-        <w:pStyle w:val="Heading3"/>
-      </w:pPr>
-      <w:r>
-        <w:t>Exit reflection</w:t>
-      </w:r>
-    </w:p>
-    <w:p>
-      <w:pPr>
-        <w:spacing w:line="336" w:lineRule="auto" w:after="180"/>
-      </w:pPr>
-      <w:r>
-        <w:rPr>
-          <w:b w:val="0"/>
-        </w:rPr>
-        <w:t xml:space="preserve">Ask for one decision the learner can now justify and one situation requiring more </w:t>
-      </w:r>
-      <w:r>
-        <w:rPr>
-          <w:b/>
-        </w:rPr>
-        <w:t>evidence</w:t>
-      </w:r>
-      <w:r>
-        <w:rPr>
-          <w:b w:val="0"/>
-        </w:rPr>
-        <w:t xml:space="preserve"> or human review. Confidence ratings are separate from correct independent performance.</w:t>
-      </w:r>
-    </w:p>
-    <w:p>
-      <w:pPr>
-        <w:pStyle w:val="Heading3"/>
-      </w:pPr>
-      <w:r>
-        <w:t>Bridge to the next week</w:t>
-      </w:r>
-    </w:p>
-    <w:p>
-      <w:pPr>
-        <w:spacing w:line="336" w:lineRule="auto" w:after="180"/>
-      </w:pPr>
-      <w:r>
-        <w:rPr>
-          <w:b w:val="0"/>
-        </w:rPr>
-        <w:t xml:space="preserve">Next: Week 30: Improve Generalization. Retrieve today’s </w:t>
-      </w:r>
-      <w:r>
-        <w:rPr>
-          <w:b/>
-        </w:rPr>
-        <w:t>evidence</w:t>
-      </w:r>
-      <w:r>
-        <w:rPr>
-          <w:b w:val="0"/>
-        </w:rPr>
-        <w:t xml:space="preserve"> and identify what carries forward and what is new.</w:t>
-      </w:r>
-    </w:p>
-    <w:p>
-      <w:pPr>
-        <w:pStyle w:val="Heading3"/>
-      </w:pPr>
-      <w:r>
-        <w:t>Support and fresh reassessment</w:t>
-      </w:r>
-    </w:p>
-    <w:p>
-      <w:pPr>
-        <w:spacing w:line="336" w:lineRule="auto" w:after="180"/>
-      </w:pPr>
-      <w:r>
-        <w:rPr>
-          <w:b w:val="0"/>
-        </w:rPr>
-        <w:t xml:space="preserve">Provide a blank </w:t>
-      </w:r>
-      <w:r>
-        <w:rPr>
-          <w:b/>
-        </w:rPr>
-        <w:t>evidence</w:t>
-      </w:r>
-      <w:r>
-        <w:rPr>
-          <w:b w:val="0"/>
-        </w:rPr>
-        <w:t xml:space="preserve"> table and allow a verbal explanation before writing. Highlight the given conditions without supplying the W 4 conclusion. Use </w:t>
-      </w:r>
-      <w:r>
-        <w:rPr>
-          <w:b/>
-        </w:rPr>
-        <w:t>feature engineering</w:t>
-      </w:r>
-      <w:r>
-        <w:rPr>
-          <w:b w:val="0"/>
-        </w:rPr>
-        <w:t xml:space="preserve"> and </w:t>
-      </w:r>
-      <w:r>
-        <w:rPr>
-          <w:b/>
-        </w:rPr>
-        <w:t>derived feature</w:t>
-      </w:r>
-      <w:r>
-        <w:rPr>
-          <w:b w:val="0"/>
-        </w:rPr>
-        <w:t xml:space="preserve"> in full sentences.</w:t>
-      </w:r>
-    </w:p>
-    <w:p>
-      <w:pPr>
-        <w:spacing w:line="336" w:lineRule="auto" w:after="180"/>
-      </w:pPr>
-      <w:r>
-        <w:rPr>
-          <w:b w:val="0"/>
-        </w:rPr>
-        <w:t>Extension: alter one condition in the worked example and explain which conclusion changes and which remains supported.</w:t>
-      </w:r>
-    </w:p>
-    <w:p>
-      <w:pPr>
-        <w:spacing w:line="336" w:lineRule="auto" w:after="180"/>
-      </w:pPr>
-      <w:r>
-        <w:rPr>
-          <w:b w:val="0"/>
-        </w:rPr>
-        <w:t xml:space="preserve">For independent W 4, require: </w:t>
-      </w:r>
-      <w:r>
-        <w:rPr>
-          <w:b/>
-        </w:rPr>
-        <w:t>Training</w:t>
-      </w:r>
-      <w:r>
-        <w:rPr>
-          <w:b w:val="0"/>
-        </w:rPr>
-        <w:t xml:space="preserve"> mean 8 square cm; new area 12 square cm; centered feature 4 square cm. Fresh retry </w:t>
-      </w:r>
-      <w:r>
-        <w:rPr>
-          <w:b/>
-        </w:rPr>
-        <w:t>training</w:t>
-      </w:r>
-      <w:r>
-        <w:rPr>
-          <w:b w:val="0"/>
-        </w:rPr>
-        <w:t xml:space="preserve"> areas [3, 6, 9], new rectangle 2 by 5: </w:t>
-      </w:r>
-      <w:r>
-        <w:rPr>
-          <w:b/>
-        </w:rPr>
-        <w:t>training</w:t>
-      </w:r>
-      <w:r>
-        <w:rPr>
-          <w:b w:val="0"/>
-        </w:rPr>
-        <w:t xml:space="preserve"> mean 6, new area 10, centered 4 square units.</w:t>
-      </w:r>
-    </w:p>
-    <w:p>
-      <w:pPr>
-        <w:spacing w:line="336" w:lineRule="auto" w:after="180"/>
-      </w:pPr>
-      <w:r>
-        <w:rPr>
-          <w:b w:val="0"/>
-        </w:rPr>
-        <w:t xml:space="preserve">Require </w:t>
-      </w:r>
-      <w:r>
-        <w:rPr>
-          <w:b/>
-        </w:rPr>
-        <w:t>training</w:t>
-      </w:r>
-      <w:r>
-        <w:rPr>
-          <w:b w:val="0"/>
-        </w:rPr>
-        <w:t xml:space="preserve">-only </w:t>
-      </w:r>
-      <w:r>
-        <w:rPr>
-          <w:b/>
-        </w:rPr>
-        <w:t>fitting</w:t>
-      </w:r>
-      <w:r>
-        <w:rPr>
-          <w:b w:val="0"/>
-        </w:rPr>
         <w:t>. Mark each criterion as independent, supported or not yet demonstrated. Reassess the reasoning after feedback; do not replace the first attempt silently.</w:t>
       </w:r>
     </w:p>
     <w:p>
       <w:pPr>
-        <w:spacing w:line="336" w:lineRule="auto" w:after="180"/>
-      </w:pPr>
-      <w:r>
-        <w:rPr>
-          <w:b w:val="0"/>
-        </w:rPr>
-        <w:t xml:space="preserve">Next week: Experimental records and seeds. Carry forward the saved </w:t>
-      </w:r>
-      <w:r>
-        <w:rPr>
-          <w:b/>
-        </w:rPr>
-        <w:t>evidence</w:t>
-      </w:r>
-      <w:r>
-        <w:rPr>
-          <w:b w:val="0"/>
-        </w:rPr>
-        <w:t xml:space="preserve"> and the distinction between development choices and justified claims.</w:t>
-      </w:r>
-    </w:p>
-    <w:p>
-      <w:pPr>
-        <w:pStyle w:val="Heading3"/>
-      </w:pPr>
-      <w:r>
-        <w:t>Readiness and reassessment for Relationships and confounding</w:t>
-      </w:r>
-    </w:p>
-    <w:p>
-      <w:pPr>
-        <w:spacing w:line="336" w:lineRule="auto" w:after="180"/>
-      </w:pPr>
-      <w:r>
-        <w:rPr>
-          <w:b w:val="0"/>
-        </w:rPr>
-        <w:t xml:space="preserve">Draw arrows from the proposed </w:t>
-      </w:r>
-      <w:r>
-        <w:rPr>
-          <w:b/>
-        </w:rPr>
-        <w:t>confounder</w:t>
-      </w:r>
-      <w:r>
-        <w:rPr>
-          <w:b w:val="0"/>
-        </w:rPr>
-        <w:t xml:space="preserve"> to both observed variables. Extension: explain why reversing </w:t>
-      </w:r>
-      <w:r>
-        <w:rPr>
-          <w:b/>
-        </w:rPr>
-        <w:t>cause</w:t>
-      </w:r>
-      <w:r>
-        <w:rPr>
-          <w:b w:val="0"/>
-        </w:rPr>
-        <w:t xml:space="preserve"> and effect can also fit some </w:t>
-      </w:r>
-      <w:r>
-        <w:rPr>
-          <w:b/>
-        </w:rPr>
-        <w:t>observation</w:t>
-      </w:r>
-      <w:r>
-        <w:rPr>
-          <w:b w:val="0"/>
-        </w:rPr>
-        <w:t>al patterns.</w:t>
-      </w:r>
-    </w:p>
-    <w:p>
-      <w:pPr>
-        <w:spacing w:line="336" w:lineRule="auto" w:after="180"/>
-      </w:pPr>
-      <w:r>
-        <w:rPr>
-          <w:b w:val="0"/>
-        </w:rPr>
-        <w:t xml:space="preserve">Independent W4 </w:t>
-      </w:r>
-      <w:r>
-        <w:rPr>
-          <w:b/>
-        </w:rPr>
-        <w:t>evidence</w:t>
-      </w:r>
-      <w:r>
-        <w:rPr>
-          <w:b w:val="0"/>
-        </w:rPr>
-        <w:t>: Learners finding tasks harder may use more hints and score lower.</w:t>
-      </w:r>
-    </w:p>
-    <w:p>
-      <w:pPr>
-        <w:spacing w:line="336" w:lineRule="auto" w:after="180"/>
-      </w:pPr>
-      <w:r>
-        <w:rPr>
-          <w:b w:val="0"/>
-        </w:rPr>
-        <w:t>Use comparable tasks and starting skill, a teacher-approved or paper random-assignment plan, same outcome measure and report uncertainty; do not deny needed support.</w:t>
-      </w:r>
-    </w:p>
-    <w:p>
-      <w:pPr>
-        <w:spacing w:line="336" w:lineRule="auto" w:after="180"/>
-      </w:pPr>
-      <w:r>
-        <w:rPr>
-          <w:b w:val="0"/>
-        </w:rPr>
-        <w:t>Record whether the learner needed no help, a hint or explanation. Fresh retry: a log links more library visits with higher reading scores. Reading interest may influence both.</w:t>
-      </w:r>
-    </w:p>
-    <w:p>
-      <w:pPr>
-        <w:spacing w:line="336" w:lineRule="auto" w:after="180"/>
-      </w:pPr>
-      <w:r>
-        <w:rPr>
-          <w:b w:val="0"/>
-        </w:rPr>
-        <w:t xml:space="preserve">Require a supported </w:t>
-      </w:r>
-      <w:r>
-        <w:rPr>
-          <w:b/>
-        </w:rPr>
-        <w:t>association</w:t>
-      </w:r>
-      <w:r>
-        <w:rPr>
-          <w:b w:val="0"/>
-        </w:rPr>
-        <w:t xml:space="preserve"> statement and a fairer </w:t>
-      </w:r>
-      <w:r>
-        <w:rPr>
-          <w:b/>
-        </w:rPr>
-        <w:t>comparison</w:t>
-      </w:r>
-      <w:r>
-        <w:rPr>
-          <w:b w:val="0"/>
-        </w:rPr>
-        <w:t xml:space="preserve"> plan.</w:t>
-      </w:r>
-    </w:p>
-    <w:p>
-      <w:pPr>
-        <w:pStyle w:val="Heading3"/>
-      </w:pPr>
-      <w:r>
-        <w:t>Plan the delayed return</w:t>
+        <w:pStyle w:val="Heading2"/>
+      </w:pPr>
+      <w:r>
+        <w:t>Delayed return</w:t>
       </w:r>
     </w:p>
     <w:p>
@@ -6804,33 +6693,205 @@
     </w:p>
     <w:p>
       <w:pPr>
+        <w:pStyle w:val="Heading2"/>
+      </w:pPr>
+      <w:r>
+        <w:t>Bridge and reflection</w:t>
+      </w:r>
+    </w:p>
+    <w:p>
+      <w:pPr>
+        <w:spacing w:line="336" w:lineRule="auto" w:after="180"/>
+      </w:pPr>
+      <w:r>
+        <w:rPr>
+          <w:b w:val="0"/>
+        </w:rPr>
+        <w:t xml:space="preserve">Ask for one decision the learner can now justify and one situation requiring more </w:t>
+      </w:r>
+      <w:r>
+        <w:rPr>
+          <w:b/>
+        </w:rPr>
+        <w:t>evidence</w:t>
+      </w:r>
+      <w:r>
+        <w:rPr>
+          <w:b w:val="0"/>
+        </w:rPr>
+        <w:t xml:space="preserve"> or human review. Confidence ratings are separate from correct independent performance.</w:t>
+      </w:r>
+    </w:p>
+    <w:p>
+      <w:pPr>
+        <w:spacing w:line="336" w:lineRule="auto" w:after="180"/>
+      </w:pPr>
+      <w:r>
+        <w:rPr>
+          <w:b w:val="0"/>
+        </w:rPr>
+        <w:t xml:space="preserve">Next: Week 30: Improve Generalization. Retrieve today’s </w:t>
+      </w:r>
+      <w:r>
+        <w:rPr>
+          <w:b/>
+        </w:rPr>
+        <w:t>evidence</w:t>
+      </w:r>
+      <w:r>
+        <w:rPr>
+          <w:b w:val="0"/>
+        </w:rPr>
+        <w:t xml:space="preserve"> and identify what carries forward and what is new.</w:t>
+      </w:r>
+    </w:p>
+    <w:p>
+      <w:pPr>
+        <w:spacing w:line="336" w:lineRule="auto" w:after="180"/>
+      </w:pPr>
+      <w:r>
+        <w:rPr>
+          <w:b w:val="0"/>
+        </w:rPr>
+        <w:t>Next is Week 30: Improve Generalization. Carry forward feature formulas,units,prediction-time availability,training-fitted state and controlled same-case comparisons. Experiment records and seeds were introduced in Week 26.</w:t>
+      </w:r>
+    </w:p>
+    <w:p>
+      <w:pPr>
+        <w:pStyle w:val="Heading2"/>
+      </w:pPr>
+      <w:r>
+        <w:t>Earlier wording, alternatives and picture transcripts · reference / check after trying</w:t>
+      </w:r>
+    </w:p>
+    <w:p>
+      <w:pPr>
+        <w:spacing w:line="336" w:lineRule="auto" w:after="180"/>
+      </w:pPr>
+      <w:r>
+        <w:rPr>
+          <w:b w:val="0"/>
+        </w:rPr>
+        <w:t>Connect and extend learning</w:t>
+      </w:r>
+    </w:p>
+    <w:p>
+      <w:pPr>
         <w:pStyle w:val="Heading3"/>
       </w:pPr>
       <w:r>
+        <w:t>Responsible Plant Classifier</w:t>
+      </w:r>
+    </w:p>
+    <w:p>
+      <w:pPr>
+        <w:pStyle w:val="Heading3"/>
+      </w:pPr>
+      <w:r>
+        <w:t>Support and stretch</w:t>
+      </w:r>
+    </w:p>
+    <w:p>
+      <w:pPr>
+        <w:pStyle w:val="Heading3"/>
+      </w:pPr>
+      <w:r>
+        <w:t>Exit reflection</w:t>
+      </w:r>
+    </w:p>
+    <w:p>
+      <w:pPr>
+        <w:pStyle w:val="Heading3"/>
+      </w:pPr>
+      <w:r>
+        <w:t>Bridge to the next week</w:t>
+      </w:r>
+    </w:p>
+    <w:p>
+      <w:pPr>
+        <w:pStyle w:val="Heading3"/>
+      </w:pPr>
+      <w:r>
+        <w:t>Support and fresh reassessment</w:t>
+      </w:r>
+    </w:p>
+    <w:p>
+      <w:pPr>
+        <w:pStyle w:val="Heading3"/>
+      </w:pPr>
+      <w:r>
+        <w:t>Plan the delayed return</w:t>
+      </w:r>
+    </w:p>
+    <w:p>
+      <w:pPr>
+        <w:pStyle w:val="Heading3"/>
+      </w:pPr>
+      <w:r>
         <w:t>Project evidence from this case</w:t>
       </w:r>
     </w:p>
     <w:p>
       <w:pPr>
+        <w:pStyle w:val="Heading2"/>
+      </w:pPr>
+      <w:r>
+        <w:t>Extension support and reassessment · reference / check after trying</w:t>
+      </w:r>
+    </w:p>
+    <w:p>
+      <w:pPr>
+        <w:pStyle w:val="Heading3"/>
+      </w:pPr>
+      <w:r>
+        <w:t>Readiness and reassessment for Relationships and confounding</w:t>
+      </w:r>
+    </w:p>
+    <w:p>
+      <w:pPr>
         <w:spacing w:line="336" w:lineRule="auto" w:after="180"/>
       </w:pPr>
       <w:r>
         <w:rPr>
           <w:b w:val="0"/>
         </w:rPr>
-        <w:t xml:space="preserve">For your Responsible Plant Classifier, save the </w:t>
+        <w:t xml:space="preserve">Draw arrows from the proposed </w:t>
       </w:r>
       <w:r>
         <w:rPr>
           <w:b/>
         </w:rPr>
-        <w:t>input</w:t>
-      </w:r>
-      <w:r>
-        <w:rPr>
-          <w:b w:val="0"/>
-        </w:rPr>
-        <w:t>, procedure, observed result and limitation of this check.</w:t>
+        <w:t>confounder</w:t>
+      </w:r>
+      <w:r>
+        <w:rPr>
+          <w:b w:val="0"/>
+        </w:rPr>
+        <w:t xml:space="preserve"> to both observed variables. Extension: explain why reversing </w:t>
+      </w:r>
+      <w:r>
+        <w:rPr>
+          <w:b/>
+        </w:rPr>
+        <w:t>cause</w:t>
+      </w:r>
+      <w:r>
+        <w:rPr>
+          <w:b w:val="0"/>
+        </w:rPr>
+        <w:t xml:space="preserve"> and effect can also fit some </w:t>
+      </w:r>
+      <w:r>
+        <w:rPr>
+          <w:b/>
+        </w:rPr>
+        <w:t>observation</w:t>
+      </w:r>
+      <w:r>
+        <w:rPr>
+          <w:b w:val="0"/>
+        </w:rPr>
+        <w:t>al patterns.</w:t>
       </w:r>
     </w:p>
     <w:p>
@@ -6841,7 +6902,76 @@
         <w:rPr>
           <w:b w:val="0"/>
         </w:rPr>
-        <w:t>Label this worked example as practice; use a different, previously unreviewed case when checking independent understanding.</w:t>
+        <w:t xml:space="preserve">Independent W4 </w:t>
+      </w:r>
+      <w:r>
+        <w:rPr>
+          <w:b/>
+        </w:rPr>
+        <w:t>evidence</w:t>
+      </w:r>
+      <w:r>
+        <w:rPr>
+          <w:b w:val="0"/>
+        </w:rPr>
+        <w:t>: Learners finding tasks harder may use more hints and score lower.</w:t>
+      </w:r>
+    </w:p>
+    <w:p>
+      <w:pPr>
+        <w:spacing w:line="336" w:lineRule="auto" w:after="180"/>
+      </w:pPr>
+      <w:r>
+        <w:rPr>
+          <w:b w:val="0"/>
+        </w:rPr>
+        <w:t>Use comparable tasks and starting skill, a teacher-approved or paper random-assignment plan, same outcome measure and report uncertainty; do not deny needed support.</w:t>
+      </w:r>
+    </w:p>
+    <w:p>
+      <w:pPr>
+        <w:spacing w:line="336" w:lineRule="auto" w:after="180"/>
+      </w:pPr>
+      <w:r>
+        <w:rPr>
+          <w:b w:val="0"/>
+        </w:rPr>
+        <w:t>Record whether the learner needed no help, a hint or explanation. Fresh retry: a log links more library visits with higher reading scores. Reading interest may influence both.</w:t>
+      </w:r>
+    </w:p>
+    <w:p>
+      <w:pPr>
+        <w:spacing w:line="336" w:lineRule="auto" w:after="180"/>
+      </w:pPr>
+      <w:r>
+        <w:rPr>
+          <w:b w:val="0"/>
+        </w:rPr>
+        <w:t xml:space="preserve">Require a supported </w:t>
+      </w:r>
+      <w:r>
+        <w:rPr>
+          <w:b/>
+        </w:rPr>
+        <w:t>association</w:t>
+      </w:r>
+      <w:r>
+        <w:rPr>
+          <w:b w:val="0"/>
+        </w:rPr>
+        <w:t xml:space="preserve"> statement and a fairer </w:t>
+      </w:r>
+      <w:r>
+        <w:rPr>
+          <w:b/>
+        </w:rPr>
+        <w:t>comparison</w:t>
+      </w:r>
+      <w:r>
+        <w:rPr>
+          <w:b w:val="0"/>
+        </w:rPr>
+        <w:t xml:space="preserve"> plan.</w:t>
       </w:r>
     </w:p>
     <w:p>
@@ -6849,26 +6979,33 @@
         <w:pStyle w:val="Heading1"/>
       </w:pPr>
       <w:r>
-        <w:t>07. Prepare, teach and assess</w:t>
-      </w:r>
-    </w:p>
-    <w:p>
-      <w:r>
-        <w:t>Use this preparation summary alongside the detailed Feature Engineering lesson; it is a checklist rather than a replacement for the full sequence.</w:t>
-      </w:r>
-    </w:p>
-    <w:p>
-      <w:pPr>
-        <w:pStyle w:val="Heading3"/>
-      </w:pPr>
-      <w:r>
-        <w:t>Teaching target</w:t>
+        <w:t>Reference bank and extra practice</w:t>
+      </w:r>
+    </w:p>
+    <w:p>
+      <w:pPr>
+        <w:pStyle w:val="Heading1"/>
+      </w:pPr>
+      <w:r>
+        <w:t>07. Reference · Alternative planning checklist</w:t>
+      </w:r>
+    </w:p>
+    <w:p>
+      <w:r>
+        <w:t>Use alongside the main route without repeating the whole cycle.</w:t>
+      </w:r>
+    </w:p>
+    <w:p>
+      <w:pPr>
+        <w:pStyle w:val="Heading2"/>
+      </w:pPr>
+      <w:r>
+        <w:t>Planning and assessment reference</w:t>
       </w:r>
     </w:p>
     <w:p>
       <w:pPr>
         <w:spacing w:line="336" w:lineRule="auto" w:after="180"/>
-        <w:shd w:fill="EDF7F3"/>
       </w:pPr>
       <w:r>
         <w:rPr>
@@ -7080,16 +7217,7 @@
     </w:p>
     <w:p>
       <w:pPr>
-        <w:pStyle w:val="Heading3"/>
-      </w:pPr>
-      <w:r>
-        <w:t>Supported practice answer</w:t>
-      </w:r>
-    </w:p>
-    <w:p>
-      <w:pPr>
         <w:spacing w:line="336" w:lineRule="auto" w:after="180"/>
-        <w:shd w:fill="F1F6FC"/>
       </w:pPr>
       <w:r>
         <w:rPr>
@@ -7134,16 +7262,7 @@
     </w:p>
     <w:p>
       <w:pPr>
-        <w:pStyle w:val="Heading3"/>
-      </w:pPr>
-      <w:r>
-        <w:t>Repair the misconception</w:t>
-      </w:r>
-    </w:p>
-    <w:p>
-      <w:pPr>
         <w:spacing w:line="336" w:lineRule="auto" w:after="180"/>
-        <w:shd w:fill="FFF5E6"/>
       </w:pPr>
       <w:r>
         <w:rPr>
@@ -7166,16 +7285,7 @@
     </w:p>
     <w:p>
       <w:pPr>
-        <w:pStyle w:val="Heading3"/>
-      </w:pPr>
-      <w:r>
-        <w:t>Support without giving away the answer</w:t>
-      </w:r>
-    </w:p>
-    <w:p>
-      <w:pPr>
         <w:spacing w:line="336" w:lineRule="auto" w:after="180"/>
-        <w:shd w:fill="F1F6F8"/>
       </w:pPr>
       <w:r>
         <w:rPr>
@@ -7198,16 +7308,7 @@
     </w:p>
     <w:p>
       <w:pPr>
-        <w:pStyle w:val="Heading3"/>
-      </w:pPr>
-      <w:r>
-        <w:t>Extend the reasoning</w:t>
-      </w:r>
-    </w:p>
-    <w:p>
-      <w:pPr>
         <w:spacing w:line="336" w:lineRule="auto" w:after="180"/>
-        <w:shd w:fill="F5F1FB"/>
       </w:pPr>
       <w:r>
         <w:rPr>
@@ -7243,7 +7344,6 @@
     <w:p>
       <w:pPr>
         <w:spacing w:line="336" w:lineRule="auto" w:after="180"/>
-        <w:shd w:fill="F5F1FB"/>
       </w:pPr>
       <w:r>
         <w:rPr>
@@ -7290,16 +7390,7 @@
     </w:p>
     <w:p>
       <w:pPr>
-        <w:pStyle w:val="Heading3"/>
-      </w:pPr>
-      <w:r>
-        <w:t>Protect the independent attempt</w:t>
-      </w:r>
-    </w:p>
-    <w:p>
-      <w:pPr>
         <w:spacing w:line="336" w:lineRule="auto" w:after="180"/>
-        <w:shd w:fill="FFF5E6"/>
       </w:pPr>
       <w:r>
         <w:rPr>
@@ -7494,16 +7585,7 @@
     </w:tbl>
     <w:p>
       <w:pPr>
-        <w:pStyle w:val="Heading3"/>
-      </w:pPr>
-      <w:r>
-        <w:t>Project checkpoint</w:t>
-      </w:r>
-    </w:p>
-    <w:p>
-      <w:pPr>
         <w:spacing w:line="336" w:lineRule="auto" w:after="180"/>
-        <w:shd w:fill="EDF7F3"/>
       </w:pPr>
       <w:r>
         <w:rPr>
@@ -7552,12 +7634,20 @@
         <w:pStyle w:val="Heading1"/>
       </w:pPr>
       <w:r>
-        <w:t>08. Use feedback, labs and repair paths</w:t>
-      </w:r>
-    </w:p>
-    <w:p>
-      <w:r>
-        <w:t>Use feedback, earlier review and portfolios purposefully. Apply the coding routine only when this lesson has an executable lab.</w:t>
+        <w:t>08. Reference · Feedback and evidence records</w:t>
+      </w:r>
+    </w:p>
+    <w:p>
+      <w:r>
+        <w:t>Keep supported rehearsal separate from independent performance.</w:t>
+      </w:r>
+    </w:p>
+    <w:p>
+      <w:pPr>
+        <w:pStyle w:val="Heading2"/>
+      </w:pPr>
+      <w:r>
+        <w:t>Record and repair</w:t>
       </w:r>
     </w:p>
     <w:p>
@@ -7602,6 +7692,48 @@
         <w:rPr>
           <w:b w:val="0"/>
         </w:rPr>
+        <w:t>Use the earlier worked-explanation links to address a specific missing building block, then return to the current question. Adapt this suggestion after observing the learner; it is not an automatic diagnosis.</w:t>
+      </w:r>
+    </w:p>
+    <w:p>
+      <w:pPr>
+        <w:spacing w:line="336" w:lineRule="auto" w:after="180"/>
+      </w:pPr>
+      <w:r>
+        <w:rPr>
+          <w:b w:val="0"/>
+        </w:rPr>
+        <w:t xml:space="preserve">Collect the completed-work portfolio as </w:t>
+      </w:r>
+      <w:r>
+        <w:rPr>
+          <w:b/>
+        </w:rPr>
+        <w:t>evidence</w:t>
+      </w:r>
+      <w:r>
+        <w:rPr>
+          <w:b w:val="0"/>
+        </w:rPr>
+        <w:t>. Record support separately from correctness, and assess explanation, trace/test and limitations. Progress ticks and quiz selections alone do not establish mastery.</w:t>
+      </w:r>
+    </w:p>
+    <w:p>
+      <w:pPr>
+        <w:pStyle w:val="Heading2"/>
+      </w:pPr>
+      <w:r>
+        <w:t>Earlier wording, alternatives and picture transcripts · reference / check after trying</w:t>
+      </w:r>
+    </w:p>
+    <w:p>
+      <w:pPr>
+        <w:spacing w:line="336" w:lineRule="auto" w:after="180"/>
+      </w:pPr>
+      <w:r>
+        <w:rPr>
+          <w:b w:val="0"/>
+        </w:rPr>
         <w:t xml:space="preserve">Ask students to predict before running code. Preserve errors and actual </w:t>
       </w:r>
       <w:r>
@@ -7619,77 +7751,20 @@
     </w:p>
     <w:p>
       <w:pPr>
-        <w:spacing w:line="336" w:lineRule="auto" w:after="180"/>
-      </w:pPr>
-      <w:r>
-        <w:rPr>
-          <w:b w:val="0"/>
-        </w:rPr>
-        <w:t>Use the earlier worked-explanation links to address a specific missing building block, then return to the current question. Adapt this suggestion after observing the learner; it is not an automatic diagnosis.</w:t>
-      </w:r>
-    </w:p>
-    <w:p>
-      <w:pPr>
-        <w:spacing w:line="336" w:lineRule="auto" w:after="180"/>
-      </w:pPr>
-      <w:r>
-        <w:rPr>
-          <w:b w:val="0"/>
-        </w:rPr>
-        <w:t xml:space="preserve">Collect the completed-work portfolio as </w:t>
-      </w:r>
-      <w:r>
-        <w:rPr>
-          <w:b/>
-        </w:rPr>
-        <w:t>evidence</w:t>
-      </w:r>
-      <w:r>
-        <w:rPr>
-          <w:b w:val="0"/>
-        </w:rPr>
-        <w:t>. Record support separately from correctness, and assess explanation, trace/test and limitations. Progress ticks and quiz selections alone do not establish mastery.</w:t>
-      </w:r>
-    </w:p>
-    <w:p>
-      <w:pPr>
         <w:pStyle w:val="Heading1"/>
       </w:pPr>
       <w:r>
-        <w:t>09. Visual concept journey</w:t>
-      </w:r>
-    </w:p>
-    <w:p>
-      <w:r>
-        <w:t>Show one Feature Engineering graphic at a time, request a prediction and discuss its trace before the independent assessment.</w:t>
-      </w:r>
-    </w:p>
-    <w:p>
-      <w:pPr>
-        <w:spacing w:line="336" w:lineRule="auto" w:after="180"/>
-      </w:pPr>
-      <w:r>
-        <w:rPr>
-          <w:b w:val="0"/>
-        </w:rPr>
-        <w:t xml:space="preserve">Use one picture at a time. Hide a worked result before asking for a </w:t>
-      </w:r>
-      <w:r>
-        <w:rPr>
-          <w:b/>
-        </w:rPr>
-        <w:t>prediction</w:t>
-      </w:r>
-      <w:r>
-        <w:rPr>
-          <w:b w:val="0"/>
-        </w:rPr>
-        <w:t>, then reveal it for feedback. These are supported teaching cases; retain the separate independent assessment for a fresh first attempt.</w:t>
-      </w:r>
-    </w:p>
-    <w:p>
-      <w:pPr>
-        <w:pStyle w:val="Heading3"/>
+        <w:t>09. Reference · Teach with the six pictures</w:t>
+      </w:r>
+    </w:p>
+    <w:p>
+      <w:r>
+        <w:t>Choose one picture for a specific reasoning move.</w:t>
+      </w:r>
+    </w:p>
+    <w:p>
+      <w:pPr>
+        <w:pStyle w:val="Heading2"/>
       </w:pPr>
       <w:r>
         <w:t>01. Feature Engineering: the case</w:t>
@@ -7700,7 +7775,7 @@
         <w:drawing>
           <wp:inline xmlns:a="http://schemas.openxmlformats.org/drawingml/2006/main" xmlns:pic="http://schemas.openxmlformats.org/drawingml/2006/picture">
             <wp:extent cx="5486400" cy="2990088"/>
-            <wp:docPr id="2" name="Picture 2" descr="Engineer a feature with a transformation defined before evaluating a new leaf. Supplied facts: Training rectangular leaf cards have areas [2, 6, 10] cm². Area=length×width; center by training mean. Query length 2, width 4 cm. All inputs and outcomes in this worked example are invented classroom data; no real model run is claimed."/>
+            <wp:docPr id="3" name="Picture 3" descr="Engineer a feature with a transformation defined before evaluating a new leaf. Supplied facts: Training rectangular leaf cards have areas [2, 6, 10] cm². Area=length×width; center by training mean. Query length 2, width 4 cm. All inputs and outcomes in this worked example are invented classroom data; no real model run is claimed."/>
             <wp:cNvGraphicFramePr>
               <a:graphicFrameLocks noChangeAspect="1"/>
             </wp:cNvGraphicFramePr>
@@ -7712,7 +7787,7 @@
                     <pic:cNvPicPr/>
                   </pic:nvPicPr>
                   <pic:blipFill>
-                    <a:blip r:embed="rId10"/>
+                    <a:blip r:embed="rId11"/>
                     <a:stretch>
                       <a:fillRect/>
                     </a:stretch>
@@ -7804,7 +7879,6 @@
     <w:p>
       <w:pPr>
         <w:spacing w:line="336" w:lineRule="auto" w:after="180"/>
-        <w:shd w:fill="F5F1FB"/>
       </w:pPr>
       <w:r>
         <w:rPr>
@@ -7815,16 +7889,7 @@
     </w:p>
     <w:p>
       <w:pPr>
-        <w:pStyle w:val="Heading3"/>
-      </w:pPr>
-      <w:r>
-        <w:t>Discuss while showing the picture</w:t>
-      </w:r>
-    </w:p>
-    <w:p>
-      <w:pPr>
         <w:spacing w:line="336" w:lineRule="auto" w:after="180"/>
-        <w:shd w:fill="F1F6F8"/>
       </w:pPr>
       <w:r>
         <w:rPr>
@@ -7835,7 +7900,7 @@
     </w:p>
     <w:p>
       <w:pPr>
-        <w:pStyle w:val="Heading3"/>
+        <w:pStyle w:val="Heading2"/>
       </w:pPr>
       <w:r>
         <w:t>02. Follow the deciding steps</w:t>
@@ -7846,7 +7911,7 @@
         <w:drawing>
           <wp:inline xmlns:a="http://schemas.openxmlformats.org/drawingml/2006/main" xmlns:pic="http://schemas.openxmlformats.org/drawingml/2006/picture">
             <wp:extent cx="5486400" cy="3182112"/>
-            <wp:docPr id="3" name="Picture 3" descr="Construct area: Query area=2×4=8 cm². → Fit centering: Training mean=(2+6+10)/3=6 cm². → Apply unchanged transform: Centered query feature=8-6=2 cm²."/>
+            <wp:docPr id="4" name="Picture 4" descr="Construct area: Query area=2×4=8 cm². → Fit centering: Training mean=(2+6+10)/3=6 cm². → Apply unchanged transform: Centered query feature=8-6=2 cm²."/>
             <wp:cNvGraphicFramePr>
               <a:graphicFrameLocks noChangeAspect="1"/>
             </wp:cNvGraphicFramePr>
@@ -7858,7 +7923,7 @@
                     <pic:cNvPicPr/>
                   </pic:nvPicPr>
                   <pic:blipFill>
-                    <a:blip r:embed="rId11"/>
+                    <a:blip r:embed="rId9"/>
                     <a:stretch>
                       <a:fillRect/>
                     </a:stretch>
@@ -7903,7 +7968,6 @@
     <w:p>
       <w:pPr>
         <w:spacing w:line="336" w:lineRule="auto" w:after="180"/>
-        <w:shd w:fill="F5F1FB"/>
       </w:pPr>
       <w:r>
         <w:rPr>
@@ -7926,16 +7990,7 @@
     </w:p>
     <w:p>
       <w:pPr>
-        <w:pStyle w:val="Heading3"/>
-      </w:pPr>
-      <w:r>
-        <w:t>Discuss while showing the picture</w:t>
-      </w:r>
-    </w:p>
-    <w:p>
-      <w:pPr>
         <w:spacing w:line="336" w:lineRule="auto" w:after="180"/>
-        <w:shd w:fill="F1F6F8"/>
       </w:pPr>
       <w:r>
         <w:rPr>
@@ -7958,7 +8013,7 @@
     </w:p>
     <w:p>
       <w:pPr>
-        <w:pStyle w:val="Heading3"/>
+        <w:pStyle w:val="Heading2"/>
       </w:pPr>
       <w:r>
         <w:t>03. Follow the evidence</w:t>
@@ -7969,7 +8024,7 @@
         <w:drawing>
           <wp:inline xmlns:a="http://schemas.openxmlformats.org/drawingml/2006/main" xmlns:pic="http://schemas.openxmlformats.org/drawingml/2006/picture">
             <wp:extent cx="5486400" cy="2834640"/>
-            <wp:docPr id="4" name="Picture 4" descr="Follow the evidence. Observed | More practice with higher scores | Association. Possible other factor | Prior experience | May affect both. Missing evidence | Comparable starting conditions | Limits causal claim"/>
+            <wp:docPr id="5" name="Picture 5" descr="Follow the evidence. Observed | More practice with higher scores | Association. Possible other factor | Prior experience | May affect both. Missing evidence | Comparable starting conditions | Limits causal claim"/>
             <wp:cNvGraphicFramePr>
               <a:graphicFrameLocks noChangeAspect="1"/>
             </wp:cNvGraphicFramePr>
@@ -8050,7 +8105,6 @@
     <w:p>
       <w:pPr>
         <w:spacing w:line="336" w:lineRule="auto" w:after="180"/>
-        <w:shd w:fill="F5F1FB"/>
       </w:pPr>
       <w:r>
         <w:rPr>
@@ -8061,16 +8115,7 @@
     </w:p>
     <w:p>
       <w:pPr>
-        <w:pStyle w:val="Heading3"/>
-      </w:pPr>
-      <w:r>
-        <w:t>Discuss while showing the picture</w:t>
-      </w:r>
-    </w:p>
-    <w:p>
-      <w:pPr>
         <w:spacing w:line="336" w:lineRule="auto" w:after="180"/>
-        <w:shd w:fill="F1F6F8"/>
       </w:pPr>
       <w:r>
         <w:rPr>
@@ -8081,7 +8126,7 @@
     </w:p>
     <w:p>
       <w:pPr>
-        <w:pStyle w:val="Heading3"/>
+        <w:pStyle w:val="Heading2"/>
       </w:pPr>
       <w:r>
         <w:t>04. Change one thing. Trace what follows.</w:t>
@@ -8092,7 +8137,7 @@
         <w:drawing>
           <wp:inline xmlns:a="http://schemas.openxmlformats.org/drawingml/2006/main" xmlns:pic="http://schemas.openxmlformats.org/drawingml/2006/picture">
             <wp:extent cx="5486400" cy="3026664"/>
-            <wp:docPr id="5" name="Picture 5" descr="Original case: Centered query feature=8-6=2 cm². Changed condition: Include the query in the centering mean. Expected result: Mean becomes26/4=6.5 cm² and query feature1.5 cm²; this changes the fitted transformation. Reason: A held-out input should not silently redefine a training-fitted preprocessing step."/>
+            <wp:docPr id="6" name="Picture 6" descr="Original case: Centered query feature=8-6=2 cm². Changed condition: Include the query in the centering mean. Expected result: Mean becomes26/4=6.5 cm² and query feature1.5 cm²; this changes the fitted transformation. Reason: A held-out input should not silently redefine a training-fitted preprocessing step."/>
             <wp:cNvGraphicFramePr>
               <a:graphicFrameLocks noChangeAspect="1"/>
             </wp:cNvGraphicFramePr>
@@ -8196,7 +8241,6 @@
     <w:p>
       <w:pPr>
         <w:spacing w:line="336" w:lineRule="auto" w:after="180"/>
-        <w:shd w:fill="F5F1FB"/>
       </w:pPr>
       <w:r>
         <w:rPr>
@@ -8207,16 +8251,7 @@
     </w:p>
     <w:p>
       <w:pPr>
-        <w:pStyle w:val="Heading3"/>
-      </w:pPr>
-      <w:r>
-        <w:t>Discuss while showing the picture</w:t>
-      </w:r>
-    </w:p>
-    <w:p>
-      <w:pPr>
         <w:spacing w:line="336" w:lineRule="auto" w:after="180"/>
-        <w:shd w:fill="F1F6F8"/>
       </w:pPr>
       <w:r>
         <w:rPr>
@@ -8228,7 +8263,6 @@
     <w:p>
       <w:pPr>
         <w:spacing w:line="336" w:lineRule="auto" w:after="180"/>
-        <w:shd w:fill="F1F6F8"/>
       </w:pPr>
       <w:r>
         <w:rPr>
@@ -8275,7 +8309,7 @@
     </w:p>
     <w:p>
       <w:pPr>
-        <w:pStyle w:val="Heading3"/>
+        <w:pStyle w:val="Heading2"/>
       </w:pPr>
       <w:r>
         <w:t>05. Connect the explanation to its limit</w:t>
@@ -8286,7 +8320,7 @@
         <w:drawing>
           <wp:inline xmlns:a="http://schemas.openxmlformats.org/drawingml/2006/main" xmlns:pic="http://schemas.openxmlformats.org/drawingml/2006/picture">
             <wp:extent cx="5486400" cy="2834640"/>
-            <wp:docPr id="6" name="Picture 6" descr="Read the picture in order. Centered query feature=8-6=2 cm². The arrows show which recorded input or intermediate result each decision uses. Explain the deciding step aloud before checking the changed case; pointing to the final answer alone does not show how it follows. Limit: Area is a geometric toy feature. Useful predictive relationships need separate evaluation, and real leaves need a suitable measurement definition."/>
+            <wp:docPr id="7" name="Picture 7" descr="Read the picture in order. Centered query feature=8-6=2 cm². The arrows show which recorded input or intermediate result each decision uses. Explain the deciding step aloud before checking the changed case; pointing to the final answer alone does not show how it follows. Limit: Area is a geometric toy feature. Useful predictive relationships need separate evaluation, and real leaves need a suitable measurement definition."/>
             <wp:cNvGraphicFramePr>
               <a:graphicFrameLocks noChangeAspect="1"/>
             </wp:cNvGraphicFramePr>
@@ -8365,7 +8399,6 @@
     <w:p>
       <w:pPr>
         <w:spacing w:line="336" w:lineRule="auto" w:after="180"/>
-        <w:shd w:fill="F5F1FB"/>
       </w:pPr>
       <w:r>
         <w:rPr>
@@ -8376,16 +8409,7 @@
     </w:p>
     <w:p>
       <w:pPr>
-        <w:pStyle w:val="Heading3"/>
-      </w:pPr>
-      <w:r>
-        <w:t>Discuss while showing the picture</w:t>
-      </w:r>
-    </w:p>
-    <w:p>
-      <w:pPr>
         <w:spacing w:line="336" w:lineRule="auto" w:after="180"/>
-        <w:shd w:fill="F1F6F8"/>
       </w:pPr>
       <w:r>
         <w:rPr>
@@ -8397,7 +8421,6 @@
     <w:p>
       <w:pPr>
         <w:spacing w:line="336" w:lineRule="auto" w:after="180"/>
-        <w:shd w:fill="F1F6F8"/>
       </w:pPr>
       <w:r>
         <w:rPr>
@@ -8408,7 +8431,7 @@
     </w:p>
     <w:p>
       <w:pPr>
-        <w:pStyle w:val="Heading3"/>
+        <w:pStyle w:val="Heading2"/>
       </w:pPr>
       <w:r>
         <w:t>06. Make the idea visible in your project</w:t>
@@ -8419,7 +8442,7 @@
         <w:drawing>
           <wp:inline xmlns:a="http://schemas.openxmlformats.org/drawingml/2006/main" xmlns:pic="http://schemas.openxmlformats.org/drawingml/2006/picture">
             <wp:extent cx="5486400" cy="3681984"/>
-            <wp:docPr id="7" name="Picture 7" descr="For your Responsible Plant Classifier, save the input, procedure, observed result and limitation of this check. Label this worked example as practice; use a different, previously unreviewed case when checking independent understanding. Draw your input, deciding step, result and limit. Supported question: What should be saved so another group transforms the query identically? Point to the relevant step in the picture, then write the changed result and the rule or evidence that supports it."/>
+            <wp:docPr id="8" name="Picture 8" descr="For your Responsible Plant Classifier, save the input, procedure, observed result and limitation of this check. Label this worked example as practice; use a different, previously unreviewed case when checking independent understanding. Draw your input, deciding step, result and limit. Supported question: What should be saved so another group transforms the query identically? Point to the relevant step in the picture, then write the changed result and the rule or evidence that supports it."/>
             <wp:cNvGraphicFramePr>
               <a:graphicFrameLocks noChangeAspect="1"/>
             </wp:cNvGraphicFramePr>
@@ -8522,7 +8545,6 @@
     <w:p>
       <w:pPr>
         <w:spacing w:line="336" w:lineRule="auto" w:after="180"/>
-        <w:shd w:fill="F5F1FB"/>
       </w:pPr>
       <w:r>
         <w:rPr>
@@ -8545,118 +8567,186 @@
     </w:p>
     <w:p>
       <w:pPr>
+        <w:spacing w:line="336" w:lineRule="auto" w:after="180"/>
+      </w:pPr>
+      <w:r>
+        <w:rPr>
+          <w:b w:val="0"/>
+        </w:rPr>
+        <w:t xml:space="preserve">Teacher prompt: Draw your project trace and justify the deciding step using </w:t>
+      </w:r>
+      <w:r>
+        <w:rPr>
+          <w:b/>
+        </w:rPr>
+        <w:t>evidence</w:t>
+      </w:r>
+      <w:r>
+        <w:rPr>
+          <w:b w:val="0"/>
+        </w:rPr>
+        <w:t>. Ask learners to describe one label or arrow in ordinary words. Use the adjacent transcript if the image is difficult to see.</w:t>
+      </w:r>
+    </w:p>
+    <w:p>
+      <w:pPr>
+        <w:spacing w:line="336" w:lineRule="auto" w:after="180"/>
+      </w:pPr>
+      <w:r>
+        <w:rPr>
+          <w:b w:val="0"/>
+        </w:rPr>
+        <w:t xml:space="preserve">Supported practice key: The area definition, cm² units and </w:t>
+      </w:r>
+      <w:r>
+        <w:rPr>
+          <w:b/>
+        </w:rPr>
+        <w:t>training</w:t>
+      </w:r>
+      <w:r>
+        <w:rPr>
+          <w:b w:val="0"/>
+        </w:rPr>
+        <w:t xml:space="preserve"> mean 6; the correct declared centered feature is 2 cm².</w:t>
+      </w:r>
+    </w:p>
+    <w:p>
+      <w:pPr>
+        <w:spacing w:line="336" w:lineRule="auto" w:after="180"/>
+      </w:pPr>
+      <w:r>
+        <w:rPr>
+          <w:b w:val="0"/>
+        </w:rPr>
+        <w:t xml:space="preserve">Changed-case check: Mean becomes26/4=6.5 cm² and query feature1.5 cm²; this changes the fitted </w:t>
+      </w:r>
+      <w:r>
+        <w:rPr>
+          <w:b/>
+        </w:rPr>
+        <w:t>transformation</w:t>
+      </w:r>
+      <w:r>
+        <w:rPr>
+          <w:b w:val="0"/>
+        </w:rPr>
+        <w:t xml:space="preserve">. A held-out </w:t>
+      </w:r>
+      <w:r>
+        <w:rPr>
+          <w:b/>
+        </w:rPr>
+        <w:t>input</w:t>
+      </w:r>
+      <w:r>
+        <w:rPr>
+          <w:b w:val="0"/>
+        </w:rPr>
+        <w:t xml:space="preserve"> should not silently redefine a </w:t>
+      </w:r>
+      <w:r>
+        <w:rPr>
+          <w:b/>
+        </w:rPr>
+        <w:t>training</w:t>
+      </w:r>
+      <w:r>
+        <w:rPr>
+          <w:b w:val="0"/>
+        </w:rPr>
+        <w:t>-fitted pre</w:t>
+      </w:r>
+      <w:r>
+        <w:rPr>
+          <w:b/>
+        </w:rPr>
+        <w:t>process</w:t>
+      </w:r>
+      <w:r>
+        <w:rPr>
+          <w:b w:val="0"/>
+        </w:rPr>
+        <w:t>ing step.</w:t>
+      </w:r>
+    </w:p>
+    <w:p>
+      <w:pPr>
+        <w:pStyle w:val="Heading2"/>
+      </w:pPr>
+      <w:r>
+        <w:t>Earlier wording, alternatives and picture transcripts · reference / check after trying</w:t>
+      </w:r>
+    </w:p>
+    <w:p>
+      <w:pPr>
+        <w:spacing w:line="336" w:lineRule="auto" w:after="180"/>
+      </w:pPr>
+      <w:r>
+        <w:rPr>
+          <w:b w:val="0"/>
+        </w:rPr>
+        <w:t xml:space="preserve">Use one picture at a time. Hide a worked result before asking for a </w:t>
+      </w:r>
+      <w:r>
+        <w:rPr>
+          <w:b/>
+        </w:rPr>
+        <w:t>prediction</w:t>
+      </w:r>
+      <w:r>
+        <w:rPr>
+          <w:b w:val="0"/>
+        </w:rPr>
+        <w:t>, then reveal it for feedback. These are supported teaching cases; retain the separate independent assessment for a fresh first attempt.</w:t>
+      </w:r>
+    </w:p>
+    <w:p>
+      <w:pPr>
         <w:pStyle w:val="Heading3"/>
       </w:pPr>
       <w:r>
-        <w:t>Discuss while showing the picture</w:t>
-      </w:r>
-    </w:p>
-    <w:p>
-      <w:pPr>
-        <w:spacing w:line="336" w:lineRule="auto" w:after="180"/>
-        <w:shd w:fill="F1F6F8"/>
-      </w:pPr>
-      <w:r>
-        <w:rPr>
-          <w:b w:val="0"/>
-        </w:rPr>
-        <w:t xml:space="preserve">Teacher prompt: Draw your project trace and justify the deciding step using </w:t>
-      </w:r>
-      <w:r>
-        <w:rPr>
-          <w:b/>
-        </w:rPr>
-        <w:t>evidence</w:t>
-      </w:r>
-      <w:r>
-        <w:rPr>
-          <w:b w:val="0"/>
-        </w:rPr>
-        <w:t>. Ask learners to describe one label or arrow in ordinary words. Use the adjacent transcript if the image is difficult to see.</w:t>
-      </w:r>
-    </w:p>
-    <w:p>
-      <w:pPr>
-        <w:spacing w:line="336" w:lineRule="auto" w:after="180"/>
-        <w:shd w:fill="F1F6F8"/>
-      </w:pPr>
-      <w:r>
-        <w:rPr>
-          <w:b w:val="0"/>
-        </w:rPr>
-        <w:t xml:space="preserve">Supported practice key: The area definition, cm² units and </w:t>
-      </w:r>
-      <w:r>
-        <w:rPr>
-          <w:b/>
-        </w:rPr>
-        <w:t>training</w:t>
-      </w:r>
-      <w:r>
-        <w:rPr>
-          <w:b w:val="0"/>
-        </w:rPr>
-        <w:t xml:space="preserve"> mean 6; the correct declared centered feature is 2 cm².</w:t>
-      </w:r>
-    </w:p>
-    <w:p>
-      <w:pPr>
-        <w:spacing w:line="336" w:lineRule="auto" w:after="180"/>
-        <w:shd w:fill="F1F6F8"/>
-      </w:pPr>
-      <w:r>
-        <w:rPr>
-          <w:b w:val="0"/>
-        </w:rPr>
-        <w:t xml:space="preserve">Changed-case check: Mean becomes26/4=6.5 cm² and query feature1.5 cm²; this changes the fitted </w:t>
-      </w:r>
-      <w:r>
-        <w:rPr>
-          <w:b/>
-        </w:rPr>
-        <w:t>transformation</w:t>
-      </w:r>
-      <w:r>
-        <w:rPr>
-          <w:b w:val="0"/>
-        </w:rPr>
-        <w:t xml:space="preserve">. A held-out </w:t>
-      </w:r>
-      <w:r>
-        <w:rPr>
-          <w:b/>
-        </w:rPr>
-        <w:t>input</w:t>
-      </w:r>
-      <w:r>
-        <w:rPr>
-          <w:b w:val="0"/>
-        </w:rPr>
-        <w:t xml:space="preserve"> should not silently redefine a </w:t>
-      </w:r>
-      <w:r>
-        <w:rPr>
-          <w:b/>
-        </w:rPr>
-        <w:t>training</w:t>
-      </w:r>
-      <w:r>
-        <w:rPr>
-          <w:b w:val="0"/>
-        </w:rPr>
-        <w:t>-fitted pre</w:t>
-      </w:r>
-      <w:r>
-        <w:rPr>
-          <w:b/>
-        </w:rPr>
-        <w:t>process</w:t>
-      </w:r>
-      <w:r>
-        <w:rPr>
-          <w:b w:val="0"/>
-        </w:rPr>
-        <w:t>ing step.</w:t>
+        <w:t>01. Feature Engineering: the case</w:t>
+      </w:r>
+    </w:p>
+    <w:p>
+      <w:pPr>
+        <w:pStyle w:val="Heading3"/>
+      </w:pPr>
+      <w:r>
+        <w:t>02. Follow the deciding steps</w:t>
+      </w:r>
+    </w:p>
+    <w:p>
+      <w:pPr>
+        <w:pStyle w:val="Heading3"/>
+      </w:pPr>
+      <w:r>
+        <w:t>03. Follow the evidence</w:t>
+      </w:r>
+    </w:p>
+    <w:p>
+      <w:pPr>
+        <w:pStyle w:val="Heading3"/>
+      </w:pPr>
+      <w:r>
+        <w:t>04. Change one thing. Trace what follows.</w:t>
+      </w:r>
+    </w:p>
+    <w:p>
+      <w:pPr>
+        <w:pStyle w:val="Heading3"/>
+      </w:pPr>
+      <w:r>
+        <w:t>05. Connect the explanation to its limit</w:t>
+      </w:r>
+    </w:p>
+    <w:p>
+      <w:pPr>
+        <w:pStyle w:val="Heading3"/>
+      </w:pPr>
+      <w:r>
+        <w:t>06. Make the idea visible in your project</w:t>
       </w:r>
     </w:p>
     <w:sectPr>
